--- a/docs/studienskripte/word-rohfassungen/wirkungsmanagement-v8.docx
+++ b/docs/studienskripte/word-rohfassungen/wirkungsmanagement-v8.docx
@@ -29,47 +29,7 @@
     </w:p>
     <w:p>
       <w:r>
-        <w:t>Track: Wirkungsmanagement</w:t>
-      </w:r>
-    </w:p>
-    <w:p>
-      <w:r>
-        <w:t>Kurscode: wirkungsmanagement</w:t>
-      </w:r>
-    </w:p>
-    <w:p>
-      <w:r>
-        <w:t>Vorlesungscode: WM-V8</w:t>
-      </w:r>
-    </w:p>
-    <w:p>
-      <w:r>
-        <w:t>Modul/Abschnitt: WM</w:t>
-      </w:r>
-    </w:p>
-    <w:p>
-      <w:r>
-        <w:t>Titel: Wirkungsstrategie im Unternehmen</w:t>
-      </w:r>
-    </w:p>
-    <w:p>
-      <w:r>
-        <w:t>Status: Rohfassung V0 · Sprint-Produktionslauf · muss im nächsten Tiefensprint auf 40-50 Seiten erweitert werden</w:t>
-      </w:r>
-    </w:p>
-    <w:p>
-      <w:r>
-        <w:t>Quelle: woek-akademie-app/docs/lehrgaenge/wirkungsmanagement-v8-wirkungsstrategie.md</w:t>
-      </w:r>
-    </w:p>
-    <w:p>
-      <w:r>
-        <w:t>Ablage: Markdown-Master in content/studienskripte/wirkungsmanagement-v8.md, Word-Rohfassung in docs/studienskripte/word-rohfassungen/wirkungsmanagement-v8.docx</w:t>
-      </w:r>
-    </w:p>
-    <w:p>
-      <w:r>
-        <w:t>Wissensbasis: aktuelles Grundlagenwerk, Website-Korpus inklusive Journal, Akademie-Quelltexte, Glossar, interne Dossiers und externe Fachquellen</w:t>
+        <w:t>Track: Wirkungsmanagement Kurscode: wirkungsmanagement Vorlesungscode: WM-V8 Modul/Abschnitt: WM Titel: Wirkungsstrategie im Unternehmen Status: Rohfassung V0 · Sprint-Produktionslauf · muss im nächsten Tiefensprint auf 40-50 Seiten erweitert werden Quelle: woek-akademie-app/docs/lehrgaenge/wirkungsmanagement-v8-wirkungsstrategie.md Ablage: Markdown-Master in content/studienskripte/wirkungsmanagement-v8.md, Word-Rohfassung in docs/studienskripte/word-rohfassungen/wirkungsmanagement-v8.docx Wissensbasis: aktuelles Grundlagenwerk, Website-Korpus inklusive Journal, Akademie-Quelltexte, Glossar, interne Dossiers und externe Fachquellen</w:t>
       </w:r>
     </w:p>
     <w:p>
@@ -171,27 +131,7 @@
     </w:p>
     <w:p>
       <w:r>
-        <w:t>Track / Kurscode: wirkungsmanagement</w:t>
-      </w:r>
-    </w:p>
-    <w:p>
-      <w:r>
-        <w:t>Vorlesungscode: WM-V8</w:t>
-      </w:r>
-    </w:p>
-    <w:p>
-      <w:r>
-        <w:t>Empfohlene Dauer: ~50 Min · Videolänge: ~15 Min</w:t>
-      </w:r>
-    </w:p>
-    <w:p>
-      <w:r>
-        <w:t>Voraussetzung: WM-V7</w:t>
-      </w:r>
-    </w:p>
-    <w:p>
-      <w:r>
-        <w:t>Führende Quellen (Repo): source-assets/originals/WOeK_Begriffsleitfaden_fuehrend_v1.0.md (§5 Stufen 11–13) · docs/grundlagen/Wirkungsoekonomie_Kurzfassung_v1.1.md · Glossar begriffe/</w:t>
+        <w:t>Track / Kurscode: wirkungsmanagement Vorlesungscode: WM-V8 Empfohlene Dauer: ~50 Min · Videolänge: ~15 Min Voraussetzung: WM-V7 Führende Quellen (Repo): source-assets/originals/WOeK_Begriffsleitfaden_fuehrend_v1.0.md (§5 Stufen 11–13) · docs/grundlagen/Wirkungsoekonomie_Kurzfassung_v1.1.md · Glossar begriffe/</w:t>
       </w:r>
     </w:p>
     <w:p>
@@ -1122,42 +1062,7 @@
     </w:p>
     <w:p>
       <w:r>
-        <w:t>```chart-spec</w:t>
-      </w:r>
-    </w:p>
-    <w:p>
-      <w:r>
-        <w:t>slug: wirkungsmanagement-v8-wirkpfad</w:t>
-      </w:r>
-    </w:p>
-    <w:p>
-      <w:r>
-        <w:t>type: wirkpfad</w:t>
-      </w:r>
-    </w:p>
-    <w:p>
-      <w:r>
-        <w:t>reuse_first: true</w:t>
-      </w:r>
-    </w:p>
-    <w:p>
-      <w:r>
-        <w:t>preferred_asset: content/studienskripte/assets/wirkungsmanagement-v8/wirkungsmanagement-v8-wirkpfad.svg</w:t>
-      </w:r>
-    </w:p>
-    <w:p>
-      <w:r>
-        <w:t>message: Wirkungsstrategie im Unternehmen wird als Wirkpfad von Auslöser über Mechanismus, Wirkungsempfänger und Zustandsveränderung bis zur Rückkopplung dargestellt.</w:t>
-      </w:r>
-    </w:p>
-    <w:p>
-      <w:r>
-        <w:t>source: WÖk-Grundlagenwerk, Website-Korpus, Akademie-Quelltexte, Glossar</w:t>
-      </w:r>
-    </w:p>
-    <w:p>
-      <w:r>
-        <w:t>```</w:t>
+        <w:t>``chart-spec slug: wirkungsmanagement-v8-wirkpfad type: wirkpfad reuse_first: true preferred_asset: content/studienskripte/assets/wirkungsmanagement-v8/wirkungsmanagement-v8-wirkpfad.svg message: Wirkungsstrategie im Unternehmen wird als Wirkpfad von Auslöser über Mechanismus, Wirkungsempfänger und Zustandsveränderung bis zur Rückkopplung dargestellt. source: WÖk-Grundlagenwerk, Website-Korpus, Akademie-Quelltexte, Glossar ``</w:t>
       </w:r>
     </w:p>
     <w:p>

--- a/docs/studienskripte/word-rohfassungen/wirkungsmanagement-v8.docx
+++ b/docs/studienskripte/word-rohfassungen/wirkungsmanagement-v8.docx
@@ -29,7 +29,7 @@
     </w:p>
     <w:p>
       <w:r>
-        <w:t>Track: Wirkungsmanagement Kurscode: wirkungsmanagement Vorlesungscode: WM-V8 Modul/Abschnitt: WM Titel: Wirkungsstrategie im Unternehmen Status: Rohfassung V0 · Sprint-Produktionslauf · muss im nächsten Tiefensprint auf 40-50 Seiten erweitert werden Quelle: woek-akademie-app/docs/lehrgaenge/wirkungsmanagement-v8-wirkungsstrategie.md Ablage: Markdown-Master in content/studienskripte/wirkungsmanagement-v8.md, Word-Rohfassung in docs/studienskripte/word-rohfassungen/wirkungsmanagement-v8.docx Wissensbasis: aktuelles Grundlagenwerk, Website-Korpus inklusive Journal, Akademie-Quelltexte, Glossar, interne Dossiers und externe Fachquellen</w:t>
+        <w:t>Track: Wirkungsmanagement Kurscode: wirkungsmanagement Vorlesungscode: WM-V8 Modul/Abschnitt: WM Titel: Wirkungsstrategie im Unternehmen Status: Tiefenskript-Sprint 8 · substanzielle Arbeitsfassung, Claude-CI/CD-Finalisierung offen Quelle: woek-akademie-app/docs/lehrgaenge/wirkungsmanagement-v8-wirkungsstrategie.md Ablage: Markdown-Master in content/studienskripte/wirkungsmanagement-v8.md, Word-Rohfassung in docs/studienskripte/word-rohfassungen/wirkungsmanagement-v8.docx Wissensbasis: aktuelles Grundlagenwerk, Website-Korpus inklusive Journal, Akademie-Quelltexte, Glossar, interne Dossiers und externe Fachquellen</w:t>
       </w:r>
     </w:p>
     <w:p>
@@ -1415,17 +1415,1334 @@
         <w:pStyle w:val="Heading2"/>
       </w:pPr>
       <w:r>
-        <w:t>7. Prüfungsrelevanz</w:t>
-      </w:r>
-    </w:p>
-    <w:p>
-      <w:r>
-        <w:t>Diese Vorlesung ist prüfungsrelevant, aber die eigentliche Antwortlogik gehört nicht in das öffentliche Studienskript. Zertifikatsfragen, CorrectAnswer, Scoring-Regeln und Fallrubrics werden separat in der geschützten App-Lane unter woek-akademie-app/content/pruefungen/ gepflegt.</w:t>
-      </w:r>
-    </w:p>
-    <w:p>
-      <w:r>
-        <w:t>Für den Fragenpool sind besonders geeignet:</w:t>
+        <w:t>7. Tiefenskript-Erweiterung Sprint 8</w:t>
+      </w:r>
+    </w:p>
+    <w:p>
+      <w:r>
+        <w:t>Status dieser Erweiterung: ausgebaute Arbeitsfassung für Claude-CI/CD, Word-Rohfassung und Reader-Spiegel. Sie ersetzt noch nicht die spätere Satz-, Quellen- und PDF-Finalisierung, bringt die Vorlesung aber aus der Kurzfassung in eine substanzielle Studienskriptfassung.</w:t>
+      </w:r>
+    </w:p>
+    <w:p>
+      <w:pPr>
+        <w:pStyle w:val="Heading3"/>
+      </w:pPr>
+      <w:r>
+        <w:t>7.1 Leitthese</w:t>
+      </w:r>
+    </w:p>
+    <w:p>
+      <w:r>
+        <w:t>Wirkungsstrategie im Unternehmen übersetzt die Wirkungsökonomie in Führungs-, Strategie- und Organisationspraxis. Wirkungsmanagement heißt: Wirkung nicht nur berichten, sondern Ziele, Rollen, Entscheidungen, Kultur und Rückkopplung danach ausrichten.</w:t>
+      </w:r>
+    </w:p>
+    <w:p>
+      <w:r>
+        <w:t>Die Vorlesung bleibt dabei an die Grundregel gebunden: Wirkung ist neutral und relational. Erst die Bewertung im Referenzrahmen Mensch, Planet, Demokratie, SDGs, Agenda 2030 und SDG+ entscheidet, ob eine Veränderung positiv, negativ oder ambivalent einzuordnen ist. Wenn eine Zielgröße gemeint ist, sprechen wir von positiver Netto-Wirkung.</w:t>
+      </w:r>
+    </w:p>
+    <w:p>
+      <w:pPr>
+        <w:pStyle w:val="Heading3"/>
+      </w:pPr>
+      <w:r>
+        <w:t>7.2 Didaktische Einordnung im Studiengang</w:t>
+      </w:r>
+    </w:p>
+    <w:p>
+      <w:r>
+        <w:t>WM-V8 liegt an der Schwelle zwischen begrifflicher Grundlegung und Bewertungsarchitektur. Die Studierenden sollen nicht nur Begriffe wiedergeben, sondern an Fällen erkennen, welche Aussage schon Wirkung behauptet, welche nur Wirkungspotenzial beschreibt und wo ein Wirkungsrisiko offenliegt. Der Tiefensinn dieser Vorlesung liegt deshalb nicht in zusätzlicher Komplexität, sondern in besserer Unterscheidungsfähigkeit.</w:t>
+      </w:r>
+    </w:p>
+    <w:p>
+      <w:r>
+        <w:t>Für die spätere Praxis ist entscheidend, dass jede Analyse vier Ebenen getrennt hält:</w:t>
+      </w:r>
+    </w:p>
+    <w:p>
+      <w:r>
+        <w:t>1. Beschreibung: Was geschieht tatsächlich oder soll geschehen?</w:t>
+      </w:r>
+    </w:p>
+    <w:p>
+      <w:r>
+        <w:t>2. Kausalannahme: Über welchen Mechanismus könnte daraus eine Zustandsveränderung entstehen?</w:t>
+      </w:r>
+    </w:p>
+    <w:p>
+      <w:r>
+        <w:t>3. Bewertung: Welche Richtung hat diese Veränderung im Referenzrahmen?</w:t>
+      </w:r>
+    </w:p>
+    <w:p>
+      <w:r>
+        <w:t>4. Rückkopplung: Welche Entscheidung, Regel, Ressource oder Kommunikation wird dadurch verändert?</w:t>
+      </w:r>
+    </w:p>
+    <w:p>
+      <w:r>
+        <w:t>Wo diese Ebenen vermischt werden, entstehen typische WÖk-Fehler: Aktivität wird als Wirkung ausgegeben, Reichweite ersetzt Zustandsveränderung, gute Absicht verdeckt Nebenwirkungen oder Reporting wird mit Lernen verwechselt.</w:t>
+      </w:r>
+    </w:p>
+    <w:p>
+      <w:pPr>
+        <w:pStyle w:val="Heading3"/>
+      </w:pPr>
+      <w:r>
+        <w:t>7.3 Analysemodell</w:t>
+      </w:r>
+    </w:p>
+    <w:tbl>
+      <w:tblPr>
+        <w:tblStyle w:val="TableGrid"/>
+        <w:tblW w:type="auto" w:w="0"/>
+        <w:jc w:val="left"/>
+        <w:tblLook w:firstColumn="1" w:firstRow="1" w:lastColumn="0" w:lastRow="0" w:noHBand="0" w:noVBand="1" w:val="04A0"/>
+      </w:tblPr>
+      <w:tblGrid>
+        <w:gridCol w:w="2340"/>
+        <w:gridCol w:w="2340"/>
+        <w:gridCol w:w="2340"/>
+        <w:gridCol w:w="2340"/>
+      </w:tblGrid>
+      <w:tr>
+        <w:tc>
+          <w:tcPr>
+            <w:tcW w:type="dxa" w:w="2340"/>
+            <w:vAlign w:val="center"/>
+          </w:tcPr>
+          <w:p>
+            <w:r>
+              <w:rPr>
+                <w:b/>
+              </w:rPr>
+              <w:t>Analyseobjekt</w:t>
+            </w:r>
+          </w:p>
+        </w:tc>
+        <w:tc>
+          <w:tcPr>
+            <w:tcW w:type="dxa" w:w="2340"/>
+            <w:vAlign w:val="center"/>
+          </w:tcPr>
+          <w:p>
+            <w:r>
+              <w:rPr>
+                <w:b/>
+              </w:rPr>
+              <w:t>Woran es wirkt</w:t>
+            </w:r>
+          </w:p>
+        </w:tc>
+        <w:tc>
+          <w:tcPr>
+            <w:tcW w:type="dxa" w:w="2340"/>
+            <w:vAlign w:val="center"/>
+          </w:tcPr>
+          <w:p>
+            <w:r>
+              <w:rPr>
+                <w:b/>
+              </w:rPr>
+              <w:t>Typischer Fehler</w:t>
+            </w:r>
+          </w:p>
+        </w:tc>
+        <w:tc>
+          <w:tcPr>
+            <w:tcW w:type="dxa" w:w="2340"/>
+            <w:vAlign w:val="center"/>
+          </w:tcPr>
+          <w:p>
+            <w:r>
+              <w:rPr>
+                <w:b/>
+              </w:rPr>
+              <w:t>Saubere WÖk-Lesart</w:t>
+            </w:r>
+          </w:p>
+        </w:tc>
+      </w:tr>
+      <w:tr>
+        <w:tc>
+          <w:tcPr>
+            <w:tcW w:type="dxa" w:w="2340"/>
+            <w:vAlign w:val="center"/>
+          </w:tcPr>
+          <w:p>
+            <w:r>
+              <w:t>Managementebene</w:t>
+            </w:r>
+          </w:p>
+        </w:tc>
+        <w:tc>
+          <w:tcPr>
+            <w:tcW w:type="dxa" w:w="2340"/>
+            <w:vAlign w:val="center"/>
+          </w:tcPr>
+          <w:p>
+            <w:r>
+              <w:t>WÖk-Frage</w:t>
+            </w:r>
+          </w:p>
+        </w:tc>
+        <w:tc>
+          <w:tcPr>
+            <w:tcW w:type="dxa" w:w="2340"/>
+            <w:vAlign w:val="center"/>
+          </w:tcPr>
+          <w:p>
+            <w:r>
+              <w:t>Typischer Fehler</w:t>
+            </w:r>
+          </w:p>
+        </w:tc>
+        <w:tc>
+          <w:tcPr>
+            <w:tcW w:type="dxa" w:w="2340"/>
+            <w:vAlign w:val="center"/>
+          </w:tcPr>
+          <w:p>
+            <w:r>
+              <w:t>Praxisanforderung</w:t>
+            </w:r>
+          </w:p>
+        </w:tc>
+      </w:tr>
+      <w:tr>
+        <w:tc>
+          <w:tcPr>
+            <w:tcW w:type="dxa" w:w="2340"/>
+            <w:vAlign w:val="center"/>
+          </w:tcPr>
+          <w:p>
+            <w:r>
+              <w:t>Strategie</w:t>
+            </w:r>
+          </w:p>
+        </w:tc>
+        <w:tc>
+          <w:tcPr>
+            <w:tcW w:type="dxa" w:w="2340"/>
+            <w:vAlign w:val="center"/>
+          </w:tcPr>
+          <w:p>
+            <w:r>
+              <w:t>Welche positive Netto-Wirkung wird angestrebt?</w:t>
+            </w:r>
+          </w:p>
+        </w:tc>
+        <w:tc>
+          <w:tcPr>
+            <w:tcW w:type="dxa" w:w="2340"/>
+            <w:vAlign w:val="center"/>
+          </w:tcPr>
+          <w:p>
+            <w:r>
+              <w:t>Purpose-Satz ohne Steuerung</w:t>
+            </w:r>
+          </w:p>
+        </w:tc>
+        <w:tc>
+          <w:tcPr>
+            <w:tcW w:type="dxa" w:w="2340"/>
+            <w:vAlign w:val="center"/>
+          </w:tcPr>
+          <w:p>
+            <w:r>
+              <w:t>Ziel, Wirkpfad und Entscheidung koppeln</w:t>
+            </w:r>
+          </w:p>
+        </w:tc>
+      </w:tr>
+      <w:tr>
+        <w:tc>
+          <w:tcPr>
+            <w:tcW w:type="dxa" w:w="2340"/>
+            <w:vAlign w:val="center"/>
+          </w:tcPr>
+          <w:p>
+            <w:r>
+              <w:t>Organisation</w:t>
+            </w:r>
+          </w:p>
+        </w:tc>
+        <w:tc>
+          <w:tcPr>
+            <w:tcW w:type="dxa" w:w="2340"/>
+            <w:vAlign w:val="center"/>
+          </w:tcPr>
+          <w:p>
+            <w:r>
+              <w:t>Wer trägt welche Wirkung?</w:t>
+            </w:r>
+          </w:p>
+        </w:tc>
+        <w:tc>
+          <w:tcPr>
+            <w:tcW w:type="dxa" w:w="2340"/>
+            <w:vAlign w:val="center"/>
+          </w:tcPr>
+          <w:p>
+            <w:r>
+              <w:t>Verantwortung diffus lassen</w:t>
+            </w:r>
+          </w:p>
+        </w:tc>
+        <w:tc>
+          <w:tcPr>
+            <w:tcW w:type="dxa" w:w="2340"/>
+            <w:vAlign w:val="center"/>
+          </w:tcPr>
+          <w:p>
+            <w:r>
+              <w:t>Rollen, Routinen und Eskalationswege definieren</w:t>
+            </w:r>
+          </w:p>
+        </w:tc>
+      </w:tr>
+      <w:tr>
+        <w:tc>
+          <w:tcPr>
+            <w:tcW w:type="dxa" w:w="2340"/>
+            <w:vAlign w:val="center"/>
+          </w:tcPr>
+          <w:p>
+            <w:r>
+              <w:t>Risiko</w:t>
+            </w:r>
+          </w:p>
+        </w:tc>
+        <w:tc>
+          <w:tcPr>
+            <w:tcW w:type="dxa" w:w="2340"/>
+            <w:vAlign w:val="center"/>
+          </w:tcPr>
+          <w:p>
+            <w:r>
+              <w:t>Welche Nebenwirkungen und Zielkonflikte entstehen?</w:t>
+            </w:r>
+          </w:p>
+        </w:tc>
+        <w:tc>
+          <w:tcPr>
+            <w:tcW w:type="dxa" w:w="2340"/>
+            <w:vAlign w:val="center"/>
+          </w:tcPr>
+          <w:p>
+            <w:r>
+              <w:t>nur positive Wirkung erzählen</w:t>
+            </w:r>
+          </w:p>
+        </w:tc>
+        <w:tc>
+          <w:tcPr>
+            <w:tcW w:type="dxa" w:w="2340"/>
+            <w:vAlign w:val="center"/>
+          </w:tcPr>
+          <w:p>
+            <w:r>
+              <w:t>Wirkungsrisiken eigenständig analysieren</w:t>
+            </w:r>
+          </w:p>
+        </w:tc>
+      </w:tr>
+      <w:tr>
+        <w:tc>
+          <w:tcPr>
+            <w:tcW w:type="dxa" w:w="2340"/>
+            <w:vAlign w:val="center"/>
+          </w:tcPr>
+          <w:p>
+            <w:r>
+              <w:t>Lernen</w:t>
+            </w:r>
+          </w:p>
+        </w:tc>
+        <w:tc>
+          <w:tcPr>
+            <w:tcW w:type="dxa" w:w="2340"/>
+            <w:vAlign w:val="center"/>
+          </w:tcPr>
+          <w:p>
+            <w:r>
+              <w:t>Wie verändert Bewertung die Praxis?</w:t>
+            </w:r>
+          </w:p>
+        </w:tc>
+        <w:tc>
+          <w:tcPr>
+            <w:tcW w:type="dxa" w:w="2340"/>
+            <w:vAlign w:val="center"/>
+          </w:tcPr>
+          <w:p>
+            <w:r>
+              <w:t>Reporting als Abschluss</w:t>
+            </w:r>
+          </w:p>
+        </w:tc>
+        <w:tc>
+          <w:tcPr>
+            <w:tcW w:type="dxa" w:w="2340"/>
+            <w:vAlign w:val="center"/>
+          </w:tcPr>
+          <w:p>
+            <w:r>
+              <w:t>Rückkopplung in Budget, Prozesse und Führung</w:t>
+            </w:r>
+          </w:p>
+        </w:tc>
+      </w:tr>
+    </w:tbl>
+    <w:p/>
+    <w:p>
+      <w:pPr>
+        <w:pStyle w:val="Heading3"/>
+      </w:pPr>
+      <w:r>
+        <w:t>7.4 Modellformel</w:t>
+      </w:r>
+    </w:p>
+    <w:p>
+      <w:r>
+        <w:t>Die folgende Formel ist ein didaktisches Denkmodell, kein amtlicher Bewertungsstandard:</w:t>
+      </w:r>
+    </w:p>
+    <w:p>
+      <w:r>
+        <w:t>Managementwirkung = Zielklarheit + Verantwortlichkeit + Daten + Entscheidung + Rueckkopplung</w:t>
+      </w:r>
+    </w:p>
+    <w:p>
+      <w:r>
+        <w:t>Die Formel ist ein Arbeitsmodell: Management wirkt, wenn Ziel, Verantwortung, Daten, Entscheidung und Rückkopplung zusammenkommen.</w:t>
+      </w:r>
+    </w:p>
+    <w:p>
+      <w:r>
+        <w:t>Die Formel soll gerade keine Scheingenauigkeit erzeugen. Sie zwingt dazu, die Faktoren offen zu legen, die eine Aussage tragen. In einem echten Bewertungsprozess müssten Datenquelle, Aktualität, Datenqualitätsklasse, Unsicherheitsgrad und Rückkopplungsregel ergänzt werden.</w:t>
+      </w:r>
+    </w:p>
+    <w:p>
+      <w:pPr>
+        <w:pStyle w:val="Heading3"/>
+      </w:pPr>
+      <w:r>
+        <w:t>7.5 Fallfenster</w:t>
+      </w:r>
+    </w:p>
+    <w:p>
+      <w:r>
+        <w:t>Fall 1. Ein Unternehmen kann Wirkungsstrategie im Unternehmen als Workshop-Thema behandeln und danach unverändert weiterarbeiten. Wirkungsmanagement beginnt erst, wenn Entscheidungen, Verantwortlichkeiten und Budgets tatsächlich angepasst werden.</w:t>
+      </w:r>
+    </w:p>
+    <w:p>
+      <w:r>
+        <w:t>Fall 2. Ein Team erkennt eine negative Nebenwirkung seines Produkts. Die WÖk-Frage lautet nicht, wer schuld ist, sondern welcher Wirkpfad korrigiert werden muss und welche Trägerstruktur Lernen ermöglicht.</w:t>
+      </w:r>
+    </w:p>
+    <w:p>
+      <w:pPr>
+        <w:pStyle w:val="Heading3"/>
+      </w:pPr>
+      <w:r>
+        <w:t>7.6 Prüfungsnahe Fallfragen ohne geschützte Antwortlogik</w:t>
+      </w:r>
+    </w:p>
+    <w:p>
+      <w:r>
+        <w:t>Diese Fragen sind öffentlich und dienen dem Lernen. Die geschützte Antwortlogik, Scoring-Regeln und CorrectAnswer-Felder bleiben in der Prüfungs-Lane der App.</w:t>
+      </w:r>
+    </w:p>
+    <w:p>
+      <w:r>
+        <w:t>1. Beschreibe den Auslöser im Fall und trenne ihn von Absicht, Image oder Reichweite.</w:t>
+      </w:r>
+    </w:p>
+    <w:p>
+      <w:r>
+        <w:t>2. Formuliere einen plausiblen Wirkpfad mit Wirkungsempfängern, Zustandsveränderung und Rückkopplung.</w:t>
+      </w:r>
+    </w:p>
+    <w:p>
+      <w:r>
+        <w:t>3. Benenne mindestens ein Wirkungspotenzial und ein Wirkungsrisiko.</w:t>
+      </w:r>
+    </w:p>
+    <w:p>
+      <w:r>
+        <w:t>4. Zeige, welche Quelle oder Datenart nötig wäre, um von Potenzial zu belastbarer Wirkungsaussage zu kommen.</w:t>
+      </w:r>
+    </w:p>
+    <w:p>
+      <w:r>
+        <w:t>5. Prüfe, ob Nichtkompensation oder Reverse Merit Order einschlägig sein könnten.</w:t>
+      </w:r>
+    </w:p>
+    <w:p>
+      <w:r>
+        <w:t>6. Formuliere eine saubere Wirkungsaussage in einem Satz: Was wissen wir, was nehmen wir an, was bleibt offen?</w:t>
+      </w:r>
+    </w:p>
+    <w:p>
+      <w:pPr>
+        <w:pStyle w:val="Heading3"/>
+      </w:pPr>
+      <w:r>
+        <w:t>7.7 Auswertung aus der lebenden Website-Referenz</w:t>
+      </w:r>
+    </w:p>
+    <w:p>
+      <w:pPr>
+        <w:pStyle w:val="Heading3"/>
+      </w:pPr>
+      <w:r>
+        <w:t>Quellenanker: Kapitel 42 - Unternehmen als Wirkungssysteme</w:t>
+      </w:r>
+    </w:p>
+    <w:p>
+      <w:r>
+        <w:t>Interne Quelle: referenz/kapitel-042-unternehmen-als-wirkungssysteme/index.html</w:t>
+      </w:r>
+    </w:p>
+    <w:p>
+      <w:r>
+        <w:t>Ein Unternehmen ist dann nicht mehr nur eine Einheit zur Gewinnerzielung. Es ist ein organisierter Wirkungsraum, der Zustände verändert.</w:t>
+      </w:r>
+    </w:p>
+    <w:p>
+      <w:r>
+        <w:t>Unternehmen erzeugen Produkte, Dienstleistungen, Arbeitsbedingungen, Lieferketten, Daten, Kapitalflüsse, Innovationen, Routinen, Deutungen, Kultur und gesellschaftliche Rückwirkungen. Sie beeinflussen Klima, Wasser, Ressourcen, Gesundheit, Sicherheit, Einkommen, Kompetenzen, Regionen, Familien, demokratische Öffentlichkeit und künftige Entwicklungspfade. Sie stehen nicht außerhalb der Gesellschaft. Sie sind Teil ihrer Wirkungsarchitektur.</w:t>
+      </w:r>
+    </w:p>
+    <w:p>
+      <w:r>
+        <w:t>Das bedeutet nicht, Gewinn, Markt oder Wettbewerb abzuschaffen. Es bedeutet, sie an den richtigen Ort zu stellen. Gewinn bleibt notwendig, aber er ist nicht der letzte Maßstab. Er zeigt, dass ein Unternehmen wirtschaftlich tragfähig sein kann. Er beweist nicht, dass seine Wirkung positiv ist. Ein Unternehmen kann profitabel sein und zugleich Mensch, Planet oder Demokratie schwächen. Es kann auch wirtschaftlich erfolgreich sein, weil es reale Probleme löst, Resilienz stärkt und Zukunft ermöglicht.</w:t>
+      </w:r>
+    </w:p>
+    <w:p>
+      <w:r>
+        <w:t>Der Leitgedanke dieses Kapitels lautet: Ein Unternehmen ist nicht nur eine Einheit zur Gewinnerzielung. Es ist ein organisierter Wirkungsraum, der Zustände verändert.</w:t>
+      </w:r>
+    </w:p>
+    <w:p>
+      <w:pPr>
+        <w:pStyle w:val="Heading3"/>
+      </w:pPr>
+      <w:r>
+        <w:t>42.1 Unternehmenszweck</w:t>
+      </w:r>
+    </w:p>
+    <w:p>
+      <w:r>
+        <w:t>Der Zweck eines Unternehmens kann nicht länger nur aus Kapitalvermehrung abgeleitet werden. Ein Unternehmen organisiert Menschen, Ressourcen, Wissen, Kapital, Technologie und Beziehungen, um etwas in der Welt hervorzubringen. Dieses Hervorbringen verändert Zustände. Genau dort beginnt der wirkungsökonomische Unternehmenszweck.</w:t>
+      </w:r>
+    </w:p>
+    <w:p>
+      <w:r>
+        <w:t>Der klassische Unternehmenszweck wurde lange eng gelesen: Kapital einsetzen, Produkte oder Dienstleistungen verkaufen, Gewinne erzielen, Eigentümerinteressen erfüllen. Diese Sicht hat betriebswirtschaftliche Klarheit. Sie erklärt, warum Unternehmen investieren, kalkulieren, Risiken eingehen und Effizienz suchen. Sie greift aber zu kurz, wenn sie die tatsächliche Wirkung des Unternehmens ausblendet.</w:t>
+      </w:r>
+    </w:p>
+    <w:p>
+      <w:r>
+        <w:t>Ein Unternehmen existiert nicht nur in seiner Bilanz. Es existiert in Wirkungsräumen: in seinen Lieferketten, Produktionsstandorten, Arbeitsbeziehungen, Produkten, Datenstrukturen, Kundenerfahrungen, Innovationspfaden und öffentlichen Signalen. Deshalb muss Unternehmenszweck mehr bedeuten als wirtschaftliche Selbsterhaltung. Er muss beantworten, welche positive Netto-Wirkung das Unternehmen ermöglicht und welche negativen Wirkungen es begrenzt.</w:t>
+      </w:r>
+    </w:p>
+    <w:p>
+      <w:r>
+        <w:t>Das Systemmodell der Wirkungsökonomie beschreibt Wirtschaft als Wirkungssystem: Wertschöpfung soll nicht aus Ressourcenentzug, sondern aus Wirkung entstehen; Unternehmen sollen positive Netto-Wirkung erzeugen, Mensch, Planet und Demokratie stärken, Ressourcen regenerieren und gesellschaftliche Transformation unterstützen. Diese Formulierung benennt die Richtung: Unternehmen werden nicht nur danach gelesen, was sie verkaufen, sondern danach, welche Zustände sie verändern.</w:t>
+      </w:r>
+    </w:p>
+    <w:p>
+      <w:r>
+        <w:t>Damit grenzt sich die Wirkungsökonomie auch von bloßem Purpose-Marketing ab. Ein Unternehmenszweck ist kein Slogan, keine Kampagne und kein Leitbild auf der Website. Wirkung ist nicht die Behauptung eines guten Zwecks. Wirkung ist die tatsächliche Veränderung von Zuständen. Ein Unternehmen kann „Purpose“ kommunizieren und dennoch geringe oder negative Wirkung erzeugen. Umgekehrt kann ein Unternehmen ohne große Sprache hohe Wirkung leisten, wenn seine Produkte, Prozesse, Arbeitsbedingungen und Lieferketten reale Zustände verbessern.</w:t>
+      </w:r>
+    </w:p>
+    <w:p>
+      <w:r>
+        <w:t>Ein wirkungsökonomischer Unternehmenszweck muss daher überprüfbar sein. Er muss in Strategie, Governance, Investitionen, Produktentwicklung, Beschaffung, Personal, Daten, Risiko und Entscheidungen wieder auftauchen. Er darf nicht neben dem Geschäftsmodell stehen. Er muss das Geschäftsmodell ordnen.</w:t>
+      </w:r>
+    </w:p>
+    <w:p>
+      <w:r>
+        <w:t>Externe Unternehmensdebatten haben diese Verschiebung vorbereitet. Die Stakeholder-Theorie machte sichtbar, dass Unternehmen nicht nur gegenüber Anteilseigner:innen, sondern gegenüber vielen Anspruchsgruppen in Beziehung stehen. Neuere Arbeiten zum Unternehmenszweck betonen, dass Unternehmen Probleme profitabel lösen sollen, statt Profit aus der Erzeugung von Problemen zu ziehen. Die Wirkungsökonomie geht darüber hinaus, indem sie diese Einsicht nicht nur als Governance-Frage, sondern als Wirkungsarchitektur versteht: Zweck wird erst dann real, wenn Wirkung gemessen, bewertet und rückgekoppelt wird.</w:t>
+      </w:r>
+    </w:p>
+    <w:p>
+      <w:pPr>
+        <w:pStyle w:val="Heading3"/>
+      </w:pPr>
+      <w:r>
+        <w:t>42.2 Gewinn als Ergebnis, nicht Ziel</w:t>
+      </w:r>
+    </w:p>
+    <w:p>
+      <w:r>
+        <w:t>Gewinn ist nicht der Feind der Wirkungsökonomie. Ein Unternehmen, das dauerhaft Verluste erzeugt, kann seine Wirkung kaum stabil erhalten. Es kann keine Löhne zahlen, keine Innovation finanzieren, keine Lieferanten sichern, keine Infrastruktur pflegen und keine Risiken auffangen. Wirtschaftliche Tragfähigkeit ist notwendig.</w:t>
+      </w:r>
+    </w:p>
+    <w:p>
+      <w:r>
+        <w:t>Aber Gewinn ist Ergebnis, nicht Ziel.</w:t>
+      </w:r>
+    </w:p>
+    <w:p>
+      <w:r>
+        <w:t>Wenn Gewinn zum obersten Ziel wird, ordnet sich das Unternehmen der Kapitalvermehrung unter. Dann werden Produkte, Arbeit, Lieferketten, Kund:innen, Natur, Daten und Öffentlichkeit nach ihrer Fähigkeit gelesen, Gewinn zu erzeugen. Wirkungen, die nicht im Preis erscheinen, werden leichter ausgelagert. Negative Wirkung kann rational erscheinen, wenn sie Kosten senkt oder Erlöse erhöht. Positive Wirkung kann benachteiligt werden, wenn sie kurzfristig teurer ist.</w:t>
+      </w:r>
+    </w:p>
+    <w:p>
+      <w:r>
+        <w:t>Die Wirkungsökonomie verschiebt diese Logik. Ein Unternehmen soll nicht zufällig positive Wirkung erzeugen, während Gewinn das Ziel bleibt. Es soll Gewinn durch gute Wirkung ermöglichen. Der Gewinn zeigt dann nicht, dass das Unternehmen gut ist. Er zeigt nur, dass seine Lösung wirtschaftlich besteht. Ob sie wirkungsökonomisch tragfähig ist, entscheidet sich an Mensch, Planet und Demokratie.</w:t>
+      </w:r>
+    </w:p>
+    <w:p>
+      <w:r>
+        <w:t>Diese Unterscheidung ist wichtig, weil sonst zwei Fehler entstehen. Der erste Fehler ist Gewinnfeindlichkeit. Dann wird wirtschaftliche Tragfähigkeit unterschätzt. Der zweite Fehler ist Gewinnvergötzung. Dann wird jedes profitable Geschäftsmodell als wertvoll behandelt, selbst wenn es negative Zustände erzeugt. Die Wirkungsökonomie vermeidet beide Fehler. Sie ordnet Gewinn in eine größere Wirkungslogik ein.</w:t>
+      </w:r>
+    </w:p>
+    <w:p>
+      <w:r>
+        <w:t>Ein Gewinn kann aus Wirkleistung entstehen. Dann löst ein Unternehmen reale Probleme, verbessert Zustände, begrenzt Risiken, schafft gute Arbeit, entwickelt nützliche Technologien, stärkt Regeneration oder erhöht Lebensqualität. Ein Gewinn kann aber auch aus Scheinleistung, Blindleistung oder Verlustleistung entstehen. Dann verkauft ein Unternehmen Produkte, die Folgekosten verschieben, Aufmerksamkeit ausbeuten, Naturkapital verbrauchen, Beschäftigte überlasten oder demokratische Räume beschädigen.</w:t>
+      </w:r>
+    </w:p>
+    <w:p>
+      <w:r>
+        <w:t>In der alten Ordnung sehen beide Gewinne in der Bilanz ähnlich aus. In der Wirkungsökonomie werden sie verschieden gelesen.</w:t>
+      </w:r>
+    </w:p>
+    <w:p>
+      <w:r>
+        <w:t>Das bedeutet nicht, dass Unternehmen moralisch sortiert werden. Es bedeutet, dass wirtschaftliche Erfolge nicht ohne Wirkungsprüfung verstanden werden dürfen. Gewinn bleibt ein wichtiges Signal. Aber er ist ein Tragfähigkeitssignal, kein Wahrheitsbeweis. Ein Unternehmen ist nicht erfolgreich, weil es Gewinn macht. Es ist wirkungsökonomisch erfolgreich, wenn es Gewinn auf eine Weise erzielt, die positive Netto-Wirkung erzeugt und negative Wirkung begrenzt.</w:t>
+      </w:r>
+    </w:p>
+    <w:p>
+      <w:pPr>
+        <w:pStyle w:val="Heading3"/>
+      </w:pPr>
+      <w:r>
+        <w:t>42.3 Wirkung in Strategie und Governance</w:t>
+      </w:r>
+    </w:p>
+    <w:p>
+      <w:r>
+        <w:t>Wenn Unternehmen Wirkungssysteme sind, darf Wirkung nicht in einer Nachhaltigkeitsabteilung enden. Sie muss in Strategie und Governance eingehen. Strategie entscheidet, wohin ein Unternehmen seine Fähigkeiten, Investitionen, Produkte, Märkte, Daten, Talente und Kapitalströme lenkt. Governance entscheidet, wer Verantwortung übernimmt, welche Informationen im Entscheidungsraum erscheinen, wie Risiken behandelt werden und welche Ziele Priorität erhalten.</w:t>
+      </w:r>
+    </w:p>
+    <w:p>
+      <w:r>
+        <w:t>Wirkung in Strategie bedeutet, dass ein Unternehmen seine Zukunft nicht nur nach Umsatz, Marge, Marktanteil oder Wachstum plant. Es fragt auch, welche Zustände durch seine Strategie verändert werden. Welche Probleme löst das Unternehmen? Welche Risiken erzeugt es? Welche Ressourcen verbraucht es? Welche Abhängigkeiten schafft es? Welche Fähigkeiten baut es auf? Welche Wirkungsräume stärkt oder schwächt es? Welche Wirkungspotenziale entstehen durch neue Produkte, Daten, Technologien oder Märkte?</w:t>
+      </w:r>
+    </w:p>
+    <w:p>
+      <w:r>
+        <w:t>Wirkung in Governance bedeutet, dass diese Fragen in die Entscheidungsarchitektur eingehen. Wirkung darf nicht als Bericht nach der Entscheidung erscheinen. Sie muss vor der Entscheidung in den Raum. Vorstand, Geschäftsführung, Aufsichtsgremien, Risikofunktionen, Controlling, Einkauf, Produktentwicklung, Personal, Recht, Kommunikation und Nachhaltigkeit müssen mit einer gemeinsamen Wirkungslogik arbeiten. Sonst entstehen Silos: Eine Abteilung optimiert Kosten, eine andere berichtet Nachhaltigkeit, eine dritte verwaltet Risiko, eine vierte kommuniziert Purpose.</w:t>
+      </w:r>
+    </w:p>
+    <w:p>
+      <w:r>
+        <w:t>Die Wirkungsökonomie verlangt Verbindung. Das Begriffssystem der Wirkungsökonomie liefert dafür die Sprache: Wirkung, Wirkungspotenzial, Wirkungsträger, Wirkungsempfänger, Wirkungsraum, systemischer Wert, normativer Wert, Wirkleistung, Netto-Wirkung, Wirkungsrisiko, Wirkungsresilienz, Wirkungsdaten, Wirkungskapital und Wirkungskompetenz. Diese Begriffe sind nicht für das Buch allein geschrieben. Sie müssen in Organisationen handlungsfähig werden.</w:t>
+      </w:r>
+    </w:p>
+    <w:p>
+      <w:r>
+        <w:t>Wirkung in Governance heißt deshalb: Entscheidungen werden nicht nur nach finanzieller Zielerreichung geprüft, sondern nach Wirkungszusammenhang. Welche direkte Wirkung entsteht? Welche indirekte Wirkung? Welche verzögerte Wirkung? Welche systemische Wirkung? Welche Nebenwirkung? Welche Gegenwirkung? Welche Datenqualität liegt vor? Welche Unsicherheit bleibt? Welche Rückkopplung ist vorgesehen?</w:t>
+      </w:r>
+    </w:p>
+    <w:p>
+      <w:r>
+        <w:t>Hier verbindet sich Teil VII mit der Systemlogik der Wirkungsökonomie. Unternehmen brauchen ein eigenes Wirkungsrad: Handlung, Wirkung oder Wirkungspotenzial, Zustandsveränderung, systemischer Wert, normativer Wert, Wirkungslenkung, veränderte Anreize, neue Handlung, Rückkopplung und Lernen. Wenn diese Logik nicht in Unternehmensentscheidungen zurückkehrt, bleibt Wirkung externes Reporting. Wenn sie zurückkehrt, wird das Unternehmen lernfähig.</w:t>
+      </w:r>
+    </w:p>
+    <w:p>
+      <w:r>
+        <w:t>Damit ist auch klar, was dieses Kapitel noch nicht leistet. Es entfaltet noch keine Führungslehre. Das folgt im nächsten Kapitel. Es baut noch kein Wirkungscontrolling auf. Das folgt später in diesem Teil. Es erklärt noch keine Lieferkettensteuerung im Detail. Auch das folgt später. Es legt nur die grundlegende Unternehmenslogik fest: Wirkung muss in Strategie und Governance erscheinen, sonst bleibt sie Kommunikation.</w:t>
+      </w:r>
+    </w:p>
+    <w:p>
+      <w:pPr>
+        <w:pStyle w:val="Heading3"/>
+      </w:pPr>
+      <w:r>
+        <w:t>42.4 Verantwortung über die Bilanz hinaus</w:t>
+      </w:r>
+    </w:p>
+    <w:p>
+      <w:r>
+        <w:t>Die Bilanz zeigt Vermögen, Schulden, Eigenkapital, Erträge, Aufwendungen und finanzielle Lage. Sie ist unverzichtbar. Aber sie zeigt nicht vollständig, welche Zustände ein Unternehmen verändert. Viele Wirkungen erscheinen nicht in der Bilanz, obwohl sie real sind: Emissionen, Wasserstress, Arbeitsbelastung, Vertrauen, Gesundheitsfolgen, Lieferkettenrisiken, Datenmissbrauch, demokratische Rückwirkungen, Resilienzverluste, soziale Folgekosten, Naturkapitalverbrauch und künftige Haftungsrisiken.</w:t>
+      </w:r>
+    </w:p>
+    <w:p>
+      <w:r>
+        <w:t>Verantwortung über die Bilanz hinaus bedeutet nicht, dass Unternehmen für alles verantwortlich sind. Es bedeutet, dass die Reichweite unternehmerischer Wirkung größer ist als die Reichweite der klassischen Rechnungslegung. Unternehmen wirken direkt, wenn sie produzieren, beschäftigen, investieren, kommunizieren und verkaufen. Sie wirken indirekt über Lieferketten, Kapital, Kundennutzung, technische Standards, Datenräume, Vertrieb, Lobbyarbeit und Branchenlogiken. Sie wirken verzögert, wenn Produkte, Infrastrukturen, Gewohnheiten oder Risiken erst später Folgen zeigen. Sie wirken systemisch, wenn sie Märkte, Normen, Technologien, Erwartungen und politische Möglichkeitsräume verändern.</w:t>
+      </w:r>
+    </w:p>
+    <w:p>
+      <w:r>
+        <w:t>Diese Wirkung kann nicht vollständig in eine klassische Bilanz gepresst werden. Aber sie darf auch nicht außerhalb der Verantwortung bleiben.</w:t>
+      </w:r>
+    </w:p>
+    <w:p>
+      <w:r>
+        <w:t>Die externe Debatte zur nichtfinanziellen Berichterstattung, zur doppelten Wesentlichkeit, zu Stakeholdern und zu Unternehmensverantwortung hat bereits gezeigt, dass finanzielle Berichte allein nicht mehr ausreichen. Die Wirkungsökonomie nimmt diesen Befund auf und entwickelt ihn weiter: Es genügt nicht, Wirkung zusätzlich offenzulegen. Wirkung muss in Strategie, Governance und Entscheidung zurückkehren.</w:t>
+      </w:r>
+    </w:p>
+    <w:p>
+      <w:r>
+        <w:t>Verantwortung über die Bilanz hinaus bedeutet auch, Wirkung nicht an Unternehmensgrenzen enden zu lassen. Ein Unternehmen kann nicht nur auf die eigene Fabrik schauen, wenn ein großer Teil seiner Wirkung in Vorleistungen liegt. Es kann nicht nur den Verkauf erfassen, wenn die Nutzung des Produkts zentrale Wirkungen erzeugt. Es kann nicht nur den direkten Arbeitsplatz betrachten, wenn sein Geschäftsmodell ganze Arbeitsmärkte, Regionen oder Kommunikationsräume verändert.</w:t>
+      </w:r>
+    </w:p>
+    <w:p>
+      <w:r>
+        <w:t>Das heißt nicht, jede Folge vollständig einem Unternehmen zuzurechnen. Die systemischen Teile haben gezeigt, dass Wirkung in nichttrivialen Systemen entsteht. Verantwortung braucht deshalb Differenzierung: Wissen, Einfluss, Rolle, Macht, Reichweite, Zumutbarkeit, Datenlage und Nähe zur Wirkung. Ein Unternehmen mit hoher Wirkungskraft, hoher Marktmacht, tiefen Lieferketten, großen Datenbeständen oder starkem öffentlichen Einfluss hat andere Verantwortung als ein kleines Unternehmen mit begrenzter Reichweite.</w:t>
+      </w:r>
+    </w:p>
+    <w:p>
+      <w:r>
+        <w:t>Verantwortung über die Bilanz hinaus heißt daher: Unternehmen müssen die Wirkungen in den Räumen prüfen, die sie real gestalten können. Sie müssen nicht die Welt allein retten. Sie müssen aber ihre eigenen Wirkungsräume ernst nehmen.</w:t>
+      </w:r>
+    </w:p>
+    <w:p>
+      <w:pPr>
+        <w:pStyle w:val="Heading3"/>
+      </w:pPr>
+      <w:r>
+        <w:t>Quellenanker: Kapitel 43 - Wirkungsorientierte Unternehmensführung</w:t>
+      </w:r>
+    </w:p>
+    <w:p>
+      <w:r>
+        <w:t>Interne Quelle: referenz/kapitel-043-wirkungsorientierte-unternehmensfuehrung/index.html</w:t>
+      </w:r>
+    </w:p>
+    <w:p>
+      <w:r>
+        <w:t>Kapitel 42 hat Unternehmen als Wirkungssysteme beschrieben. Ein Unternehmen ist nicht nur eine Einheit zur Gewinnerzielung, sondern ein organisierter Wirkungsraum. Daraus folgt eine neue Führungsfrage: Wie werden Wahrnehmung, Entscheidung, Verantwortung und Korrektur so gestaltet, dass ein Unternehmen positive Wirkung erzeugen und negative Wirkung begrenzen kann?</w:t>
+      </w:r>
+    </w:p>
+    <w:p>
+      <w:r>
+        <w:t>Wirkungsorientierte Unternehmensführung ist keine weichere Variante klassischer Führung. Sie ist anspruchsvoller. Sie behandelt Führung nicht als Kontrolle von Menschen, sondern als Gestaltung von Rückkopplungen. Führung schafft die Bedingungen, unter denen Menschen, Teams, Daten, Technologien, Lieferanten, Prozesse und Entscheidungen auf Wirkung ausgerichtet werden können.</w:t>
+      </w:r>
+    </w:p>
+    <w:p>
+      <w:r>
+        <w:t>Der Leitgedanke dieses Kapitels lautet: Wirkungsorientierte Führung kontrolliert nicht jedes Detail. Sie gestaltet Rückkopplungen, in denen ein Unternehmen lernen und Verantwortung übernehmen kann.</w:t>
+      </w:r>
+    </w:p>
+    <w:p>
+      <w:pPr>
+        <w:pStyle w:val="Heading3"/>
+      </w:pPr>
+      <w:r>
+        <w:t>43.1 Führung als Systemsteuerung</w:t>
+      </w:r>
+    </w:p>
+    <w:p>
+      <w:r>
+        <w:t>Führung wird in der Wirkungsökonomie als Verantwortung für Orientierung, Entscheidung, Beziehung, Rückkopplung und Ermöglichung verstanden. Diese Verantwortung kann an formale Positionen gebunden sein, muss es aber nicht. Geschäftsführung, Projektleitung, Einkauf, Produktentwicklung, Betriebsrat, Qualitätsmanagement, Risikofunktion, Fachkräfte, Moderation, Pflegekoordination oder Community Management können Führungswirkung erzeugen, wenn sie Bedingungen gemeinsamer Wirkung gestalten.</w:t>
+      </w:r>
+    </w:p>
+    <w:p>
+      <w:r>
+        <w:t>Das unterscheidet Führung von bloßer Anweisung. Eine Anweisung sagt, was getan werden soll. Führung als Systemsteuerung fragt, welche Bedingungen dazu führen, dass Menschen richtig wahrnehmen, relevante Daten ernst nehmen, Zielkonflikte aussprechen, Fehler melden, Verantwortung teilen und Entscheidungen korrigieren können. In komplexen Organisationen reicht Kontrolle nicht aus. Kontrolle sieht, was gemeldet wird. Führung muss auch ermöglichen, dass das Richtige gemeldet wird.</w:t>
+      </w:r>
+    </w:p>
+    <w:p>
+      <w:r>
+        <w:t>Die systemischen Teile haben gezeigt, warum das nötig ist. Unternehmen sind nichttriviale Systeme. Gleiche Vorgaben erzeugen in verschiedenen Bereichen unterschiedliche Wirkung. Ein Ziel kann Innovation auslösen oder Angst. Ein Bonus kann Fokus schaffen oder Wirkung verdrängen. Eine Kennzahl kann Orientierung geben oder Manipulation erzeugen. Eine Entscheidung kann Kosten senken und später Qualität, Vertrauen oder Resilienz beschädigen.</w:t>
+      </w:r>
+    </w:p>
+    <w:p>
+      <w:r>
+        <w:t>Führung als Systemsteuerung bedeutet daher: Die Organisation muss lernen, wie ihre eigenen Entscheidungen wirken. Sie muss erkennen, welche Wirkungsräume sie öffnet, welche Nebenwirkungen entstehen und welche Rückkopplungen fehlen. Dazu braucht sie mehr als Hierarchie. Sie braucht Wahrnehmung, Transparenz, Widerspruch, Datenqualität, Rollenklärung, Konfliktfähigkeit und psychische Sicherheit.</w:t>
+      </w:r>
+    </w:p>
+    <w:p>
+      <w:r>
+        <w:t>Eine Führungskraft entscheidet nicht nur über Ziele. Sie entscheidet, welche Wirklichkeit in den Entscheidungsraum gelangt. Werden schlechte Nachrichten gehört oder abgewehrt? Werden Zielkonflikte offen bearbeitet oder verschwiegen? Werden Daten geschönt oder geprüft? Wird kurzfristige Zielerreichung belohnt, obwohl negative Wirkung entsteht? Werden Menschen als Ressource verbraucht oder als Wirkungswesen verstanden?</w:t>
+      </w:r>
+    </w:p>
+    <w:p>
+      <w:r>
+        <w:t>Diese Fragen sind nicht nebensächlich. Sie bestimmen, ob ein Unternehmen seine Wirkung überhaupt sehen kann.</w:t>
+      </w:r>
+    </w:p>
+    <w:p>
+      <w:pPr>
+        <w:pStyle w:val="Heading3"/>
+      </w:pPr>
+      <w:r>
+        <w:t>43.2 St. Gallen, Malik und Beer</w:t>
+      </w:r>
+    </w:p>
+    <w:p>
+      <w:r>
+        <w:t>Die Wirkungsökonomie erfindet den systemischen Blick auf Organisationen nicht neu. Sie schließt an Linien an, die Unternehmen seit Jahrzehnten nicht nur als Maschinen, sondern als komplexe soziale Systeme beschreiben. St. Gallen, Hans Ulrich, Fredmund Malik und Stafford Beer liefern dafür wichtige Bezugspunkte. Sie erklären die Wirkungsökonomie nicht vollständig, aber sie helfen, ihre Unternehmenslogik präziser zu fassen.</w:t>
+      </w:r>
+    </w:p>
+    <w:p>
+      <w:r>
+        <w:t>Hans Ulrich und die St. Galler Schule haben die Unternehmung als produktives soziales System verstanden. Eine Unternehmung ist in dieser Sicht nicht nur ein Produktionsapparat, sondern ein offenes System in Austausch mit Märkten, Gesellschaft, Technik, Natur und Institutionen. Für die Wirkungsökonomie ist das anschlussfähig, weil Unternehmen ihre Wirkung nicht in der Bilanzgrenze einschließen können. Sie stehen in Wirkungsräumen, die Arbeit, Produkte, Lieferketten, Kapital, Kultur, Umwelt und Demokratie verbinden.</w:t>
+      </w:r>
+    </w:p>
+    <w:p>
+      <w:r>
+        <w:t>Fredmund Malik betont Management als Umgang mit Komplexität. Gute Führung besteht nicht im heroischen Durchgriff, sondern in wirksamen Regeln, klaren Aufgaben, tragfähigen Strukturen, Feedback, Kommunikation und der Fähigkeit, Organisationen lebensfähig zu halten. In der Wirkungsökonomie wird diese Lebensfähigkeit an Mensch, Planet und Demokratie zurückgebunden. Ein Unternehmen ist nicht lebensfähig, wenn es nur finanziell stabil bleibt, aber seine ökologischen, sozialen oder demokratischen Grundlagen schwächt.</w:t>
+      </w:r>
+    </w:p>
+    <w:p>
+      <w:r>
+        <w:t>Stafford Beer liefert mit dem Viable System Model eine kybernetische Sicht auf Organisationen. Lebensfähige Systeme brauchen operative Einheiten, Koordination, Steuerung, Umweltbeobachtung und Grundsatzorientierung. Sie brauchen Rekursion: Jede Einheit muss in ihrem Bereich handlungsfähig sein, während das Gesamtsystem kohärent bleibt. Für die Wirkungsökonomie heißt das: Verantwortung darf nicht an der Spitze gesammelt werden. Wirkung entsteht in Beschaffung, Produktion, Daten, Vertrieb, Personal, Kommunikation, Produktentwicklung und Lieferketten. Jede Einheit braucht die Fähigkeit, Wirkung zu erkennen und zurückzumelden.</w:t>
+      </w:r>
+    </w:p>
+    <w:p>
+      <w:r>
+        <w:t>Diese drei Linien verbinden sich in der Wirkungsökonomie zu einer Führungslogik: Unternehmen sind offene, lernende, lebensfähige Systeme. Sie brauchen dezentrale Verantwortung, Rückkopplung und Orientierung an Wirkung. Sie brauchen Führung, die Komplexität nicht durch Scheinvereinfachung verdrängt, sondern handhabbar macht.</w:t>
+      </w:r>
+    </w:p>
+    <w:p>
+      <w:r>
+        <w:t>Das ist keine Managementmode. Es ist die Konsequenz aus der Systemlogik der Wirkungsökonomie. Wer Unternehmen als nichttriviale Systeme versteht, kann Führung nicht mehr als bloßes Befehlsverhältnis behandeln.</w:t>
+      </w:r>
+    </w:p>
+    <w:p>
+      <w:pPr>
+        <w:pStyle w:val="Heading3"/>
+      </w:pPr>
+      <w:r>
+        <w:t>43.3 Kybernetische Unternehmenslogik</w:t>
+      </w:r>
+    </w:p>
+    <w:p>
+      <w:r>
+        <w:t>Kybernetische Unternehmenslogik bedeutet, dass Führung auf Rückkopplung, Selbstbeobachtung und Korrektur angewiesen ist. Ein Unternehmen entscheidet nicht in einem stabilen Raum. Es verändert durch Entscheidungen den Raum, auf den es später wieder reagiert. Deshalb muss es lernen, was seine Entscheidungen auslösen.</w:t>
+      </w:r>
+    </w:p>
+    <w:p>
+      <w:r>
+        <w:t>In einer einfachen Maschinenlogik gibt es eine Anweisung, eine Ausführung und eine Kontrolle. In einer Wirkungslogik gibt es Wahrnehmung, Entscheidung, Handlung, Wirkung, Rückmeldung und Anpassung. Ein Unternehmen, das nur kontrolliert, prüft nachträglich, ob Vorgaben eingehalten wurden. Ein Unternehmen, das rückkoppelt, prüft, ob die Vorgaben selbst die richtige Wirkung erzeugen.</w:t>
+      </w:r>
+    </w:p>
+    <w:p>
+      <w:r>
+        <w:t>Dieser Unterschied ist maßgeblich für Führung. Eine Führung, die nur Einhaltung überwacht, kann formal erfolgreich sein und dennoch negative Wirkung stabilisieren. Ein Einkauf kann Zielpreise einhalten und Lieferkettenrisiken erhöhen. Ein Vertrieb kann Absatzziele erreichen und Manipulationsrisiken verstärken. Eine Produktentwicklung kann Kosten senken und Reparierbarkeit verschlechtern. Eine Kommunikationsabteilung kann Reichweite erhöhen und Vertrauen beschädigen. Ein Personalbereich kann Effizienzprogramme erfüllen und Erschöpfung steigern.</w:t>
+      </w:r>
+    </w:p>
+    <w:p>
+      <w:r>
+        <w:t>Rückkopplung statt bloßer Kontrolle heißt: Nicht nur die Abweichung vom Plan wird geprüft. Auch der Plan wird an seiner Wirkung gemessen. Die Organisation fragt, ob ihre Ziele, Daten, Anreize, Prozesse und Machtbeziehungen positive Wirkung ermöglichen oder verhindern.</w:t>
+      </w:r>
+    </w:p>
+    <w:p>
+      <w:r>
+        <w:t>Dafür braucht Führung drei Fähigkeiten. Erstens muss sie Wahrnehmung ordnen. Sie muss sicherstellen, dass relevante Wirkungsdaten, Risiken, Erfahrungen und Widersprüche in den Entscheidungsraum gelangen. Eine Organisation, die schlechte Nachrichten nicht hören will, kann keine Wirkungsökonomie betreiben. Zweitens muss sie Entscheidung ordnen. Sie muss klären, wer welche Entscheidung trifft, welche Wirkung berücksichtigt wird und wie Zielkonflikte bearbeitet werden. Dezentrale Verantwortung bedeutet nicht Unordnung. Sie bedeutet, dass Entscheidungen dort getroffen werden, wo Wissen vorhanden ist, und dass sie mit dem Gesamtsystem verbunden bleiben. Drittens muss sie Korrektur ordnen. Fehler, Nebenwirkungen und neue Daten müssen zu Anpassung führen. Eine Organisation, die Korrektur als Gesichtsverlust behandelt, wird Wirkungssimulation erzeugen. Eine Organisation, die Korrektur als Lernprozess versteht, kann mit Unsicherheit arbeiten.</w:t>
+      </w:r>
+    </w:p>
+    <w:p>
+      <w:r>
+        <w:t>Kybernetische Unternehmenslogik ist damit keine technische Kontrolllehre. Sie ist die Führungsform lernender Wirkungssysteme.</w:t>
+      </w:r>
+    </w:p>
+    <w:p>
+      <w:pPr>
+        <w:pStyle w:val="Heading3"/>
+      </w:pPr>
+      <w:r>
+        <w:t>43.4 Führung ohne patriarchale Kontrollillusion</w:t>
+      </w:r>
+    </w:p>
+    <w:p>
+      <w:r>
+        <w:t>Die Wirkungsökonomie kritisiert eine Form von Führung, die man patriarchale Kontrollillusion nennen kann. Gemeint ist nicht nur männliche Führung im engeren Sinn. Gemeint ist ein Muster: Führung versteht sich als Dominanz, Durchgriff, Besitz von Wahrheit, Kontrolle über Abweichung, Loyalität durch Schweigen und Status durch Unterordnung.</w:t>
+      </w:r>
+    </w:p>
+    <w:p>
+      <w:r>
+        <w:t>Dieses Muster passt schlecht zu nichttrivialen Systemen. Es erzeugt Gehorsam, aber keine Wahrheit. Es erzeugt Beruhigung nach oben, aber keine ehrliche Rückkopplung. Es erzeugt Machtkonzentration, aber keine Systemintelligenz. Es erzeugt Entscheidungstempo, aber unterdrückt Nebenwirkungen, Zielkonflikte und abweichendes Wissen.</w:t>
+      </w:r>
+    </w:p>
+    <w:p>
+      <w:r>
+        <w:t>Eine solche Führung kann kurzfristig erfolgreich erscheinen. Sie kann Entscheidungen beschleunigen, Kosten drücken, Widerstand disziplinieren und Verantwortung zentral bündeln. Langfristig erzeugt sie Blindleistung: Angst, politische Spiele, doppelte Arbeit, Datenkosmetik, Silodenken, Konfliktvermeidung, Machtkämpfe und innere Kündigung.</w:t>
+      </w:r>
+    </w:p>
+    <w:p>
+      <w:r>
+        <w:t>Wirkungsorientierte Führung arbeitet anders. Sie verwechselt Autorität nicht mit Kontrolle. Autorität entsteht durch Klarheit, Verantwortung, Kompetenz, Fairness, Rückkopplungsfähigkeit und die Bereitschaft, sich an Wirkung messen zu lassen. Sie braucht keine künstliche Härte. Sie braucht verlässliche Orientierung.</w:t>
+      </w:r>
+    </w:p>
+    <w:p>
+      <w:r>
+        <w:t>Heterarchie und Netzwerklogik sind dafür wichtig. Heterarchie bedeutet, dass Verantwortung nicht ausschließlich entlang einer steilen Befehlskette verläuft. Unterschiedliche Funktionen können je nach Problem führen: Fachwissen, Kundennähe, Datenkompetenz, Lieferkettenwissen, Risikowahrnehmung, technische Erfahrung, soziale Sensibilität. Eine Organisation muss erkennen können, wo relevantes Wissen sitzt. Wer immer nur nach oben fragt, verliert seitliches und lokales Wissen.</w:t>
+      </w:r>
+    </w:p>
+    <w:p>
+      <w:r>
+        <w:t>Selbstorganisation gehört ebenfalls dazu. Teams und Einheiten müssen innerhalb klarer Wirkungsziele eigenständig handeln können. Selbstorganisation ist keine Beliebigkeit. Sie braucht Richtung, Daten, Grenzen, Rollen und Rückkopplung. Ohne diese Bedingungen wird sie chaotisch. Mit ihnen wird sie zur Quelle von Lernfähigkeit.</w:t>
+      </w:r>
+    </w:p>
+    <w:p>
+      <w:r>
+        <w:t>Führung ohne patriarchale Kontrollillusion bedeutet daher nicht führungslos. Sie bedeutet: weniger Herrschaft über Menschen, mehr Verantwortung für Bedingungen. Weniger Inszenierung von Stärke, mehr Klarheit über Wirkung. Weniger Loyalität durch Schweigen, mehr Wahrheit durch sichere Rückmeldung. Weniger Fixierung auf Status, mehr Systemintelligenz.</w:t>
+      </w:r>
+    </w:p>
+    <w:p>
+      <w:r>
+        <w:t>Damit wird Wirkung selbst zum Führungsmaßstab. Eine Führung ist nicht gut, weil sie durchsetzungsstark wirkt, hohe Präsenz zeigt oder kurzfristige Zahlen erreicht. Sie ist gut, wenn sie Bedingungen schafft, unter denen ein Unternehmen Mensch, Planet und Demokratie stärkt, ohne Menschen, Ressourcen oder demokratische Räume zu verbrauchen.</w:t>
+      </w:r>
+    </w:p>
+    <w:p>
+      <w:pPr>
+        <w:pStyle w:val="Heading3"/>
+      </w:pPr>
+      <w:r>
+        <w:t>43.5 Zwischenfazit</w:t>
+      </w:r>
+    </w:p>
+    <w:p>
+      <w:r>
+        <w:t>Wirkungsorientierte Unternehmensführung versteht Führung als Gestaltung von Rückkopplung, Verantwortung, Lernfähigkeit und Systemintelligenz. Sie baut auf der Einsicht auf: Unternehmen sind nichttriviale, vernetzte und lernbedürftige Systeme. Sie reagieren nicht nur auf Vorgaben. Sie verarbeiten Vorgaben aus ihrer eigenen Kultur, Struktur, Datenlage, Machtordnung und Geschichte.</w:t>
+      </w:r>
+    </w:p>
+    <w:p>
+      <w:r>
+        <w:t>St. Gallen, Hans Ulrich, Malik und Beer helfen, diese Logik zu erklären. Unternehmen sind offene soziale Systeme. Management ist Umgang mit Komplexität. Lebensfähige Systeme brauchen Rückkopplung, Umweltbeobachtung, dezentrale Verantwortung und rekursive Ordnung. Die Wirkungsökonomie bindet diese Linien an ihren eigenen Maßstab: Wirkung auf Mensch, Planet und Demokratie.</w:t>
+      </w:r>
+    </w:p>
+    <w:p>
+      <w:r>
+        <w:t>Führung heißt in dieser Logik nicht Kontrolle jedes Details. Führung heißt, Wahrnehmung, Entscheidung und Korrektur so zu gestalten, dass Wirkung sichtbar, bearbeitbar und lernfähig wird. Eine Organisation, in der schlechte Nachrichten gefährlich sind, kann keine gute Wirkungsorganisation sein. Eine Organisation, in der Ziele Wirkung verdrängen, bleibt blind. Eine Organisation, die Verantwortung nur nach oben zieht, verliert dezentrale Intelligenz.</w:t>
+      </w:r>
+    </w:p>
+    <w:p>
+      <w:pPr>
+        <w:pStyle w:val="Heading3"/>
+      </w:pPr>
+      <w:r>
+        <w:t>Quellenanker: Kapitel 46 - Interne Wertschöpfung und Lieferkettensteuerung</w:t>
+      </w:r>
+    </w:p>
+    <w:p>
+      <w:r>
+        <w:t>Interne Quelle: referenz/kapitel-046-interne-wertschoepfung-und-lieferkettensteuerung/index.html</w:t>
+      </w:r>
+    </w:p>
+    <w:p>
+      <w:r>
+        <w:t>Kapitel 45 hat gezeigt, dass Wirkung in Unternehmen an Organisation, Rollen, Kultur und Lernfähigkeit gebunden ist. Dieses Kapitel richtet den Blick auf die interne Wertschöpfung und auf Lieferketten. Denn ein Unternehmen wirkt nicht nur durch das, was es im eigenen Werk, Büro oder Geschäftsmodell sichtbar tut. Es wirkt durch das, was es einkauft, ermöglicht, verlangt, duldet und weitergibt.</w:t>
+      </w:r>
+    </w:p>
+    <w:p>
+      <w:r>
+        <w:t>Lieferketten sind keine vorgelagerten Nebenzonen. Sie sind Wirkungsräume. In ihnen entstehen Rohstoffwirkungen, Arbeitsbedingungen, Wasserverbrauch, Emissionen, Energieabhängigkeiten, Qualitätsrisiken, Menschenrechtsrisiken, Datenlücken, politische Abhängigkeiten und Resilienzprobleme. Wer Lieferketten ausschließlich als Kosten- und Verfügbarkeitsfrage behandelt, unterschätzt einen zentralen Hebel unternehmerischer Wirkung [I-K46-1; I-K46-2].</w:t>
+      </w:r>
+    </w:p>
+    <w:p>
+      <w:r>
+        <w:t>Dieses Kapitel bleibt auf der Ebene der Unternehmenslogik. Es entwickelt keine Produktsteuerarchitektur, keine globale Handelsordnung und keine detaillierte Regulierungsdogmatik. Es beschreibt, wie Unternehmen Beschaffung, Lieferantenbewertung, Supply-Chain-Resilienz und interne Datenflüsse so organisieren können, dass Wirkung nicht an der Unternehmensgrenze endet.</w:t>
+      </w:r>
+    </w:p>
+    <w:p>
+      <w:r>
+        <w:t>Der Leitgedanke lautet: Ein Unternehmen wirkt nicht nur durch das, was es selbst tut. Es wirkt durch das, was es einkauft, ermöglicht, verlangt, duldet und weitergibt.</w:t>
+      </w:r>
+    </w:p>
+    <w:p>
+      <w:pPr>
+        <w:pStyle w:val="Heading3"/>
+      </w:pPr>
+      <w:r>
+        <w:t>46.1 Beschaffung als Wirkungshebel</w:t>
+      </w:r>
+    </w:p>
+    <w:p>
+      <w:r>
+        <w:t>Beschaffung gehört zu den wirksamsten Steuerungsstellen eines Unternehmens. Einkaufsentscheidungen bestimmen, welche Rohstoffe genutzt werden, welche Produktionsweisen wirtschaftlich bestehen können, welche Lieferanten wachsen, welche Arbeitsbedingungen stabilisiert werden und welche ökologischen Belastungen entlang der Wertschöpfungskette entstehen.</w:t>
+      </w:r>
+    </w:p>
+    <w:p>
+      <w:r>
+        <w:t>In vielen Unternehmen wird Einkauf primär über Preis, Qualität, Lieferfähigkeit und Vertragsbedingungen gesteuert. Diese Kriterien bleiben notwendig. Ein Unternehmen muss wirtschaftlich einkaufen können. Wirkung verschwindet jedoch aus dem Entscheidungsraum, wenn Beschaffung ausschließlich auf kurzfristige Kostenreduktion reduziert wird.</w:t>
+      </w:r>
+    </w:p>
+    <w:p>
+      <w:r>
+        <w:t>Die internen Lieferkettenarbeiten der Wirkungsökonomie zeigen, dass erhebliche ökologische und soziale Wirkungen nicht am eigenen Standort entstehen, sondern in Vorstufen, Rohstoffketten, Zulieferbetrieben, Transportstrukturen und ausgelagerten Produktionsschritten. Unternehmen können deshalb lokal effizient wirken und gleichzeitig systemische Schäden entlang ihrer Vorleistungen verstärken.</w:t>
+      </w:r>
+    </w:p>
+    <w:p>
+      <w:r>
+        <w:t>Beschaffung wird damit zu einer Form unternehmerischer Wirkungslenkung. Einkaufsentscheidungen beeinflussen Wasserverbrauch, Emissionen, Arbeitsbedingungen, Biodiversität, Energieabhängigkeiten, Resilienz und regionale Stabilität. Sie beeinflussen außerdem, welche Standards sich in Märkten durchsetzen.</w:t>
+      </w:r>
+    </w:p>
+    <w:p>
+      <w:r>
+        <w:t>Wirkungsorientierte Beschaffung bedeutet nicht, jede problematische Lieferbeziehung sofort zu beenden. Eine solche Logik würde viele Probleme lediglich verlagern. Lieferantenentwicklung kann wirksamer sein als kurzfristiger Austausch. Unternehmen können Wirkung verbessern, indem sie bessere Datenstandards verlangen, langfristige Verträge anbieten, technische Unterstützung ermöglichen oder realistische Übergänge organisieren [E-K46-1; E-K46-2].</w:t>
+      </w:r>
+    </w:p>
+    <w:p>
+      <w:r>
+        <w:t>Dadurch verändert sich die Rolle des Einkaufs. Einkauf bewertet nicht nur Preise, sondern Wirkungsbedingungen. Lieferanten werden nicht allein nach Kosten beurteilt, sondern auch nach Menschenrechten, Klima, Ressourcenverbrauch, Datenqualität, Resilienz und Entwicklungsfähigkeit.</w:t>
+      </w:r>
+    </w:p>
+    <w:p>
+      <w:r>
+        <w:t>Ein Einkaufssystem, das ausschließlich niedrigste Preise belohnt, erzeugt strukturell andere Ergebnisse als ein Einkaufssystem, das auch Wirkungsqualität berücksichtigt. Die Zielsysteme des Einkaufs müssen deshalb erweitert werden. Preis, Qualität und Verfügbarkeit bleiben relevant, werden aber um Wirkung ergänzt.</w:t>
+      </w:r>
+    </w:p>
+    <w:p>
+      <w:r>
+        <w:t>Beschaffung wird damit zu einem praktischen Anwendungsfeld der Wirkungslenkung aus den methodischen Teilen dieses Buches. Lieferanten mit belastbaren Wirkungsdaten, stabileren Standards und höherer Resilienz erhalten bessere Anschlussfähigkeit. Negative Wirkung wird schwieriger auslagerbar.</w:t>
+      </w:r>
+    </w:p>
+    <w:p>
+      <w:pPr>
+        <w:pStyle w:val="Heading3"/>
+      </w:pPr>
+      <w:r>
+        <w:t>46.2 Lieferantenbewertung</w:t>
+      </w:r>
+    </w:p>
+    <w:p>
+      <w:r>
+        <w:t>Lieferantenbewertung verbindet Beschaffung mit Wirkungsmessung. Sie übersetzt Lieferanteninformationen in Entscheidungsfähigkeit.</w:t>
+      </w:r>
+    </w:p>
+    <w:p>
+      <w:r>
+        <w:t>Klassische Lieferantenbewertungen konzentrieren sich häufig auf Preis, Qualität, Liefertreue und Vertragsstabilität. Eine wirkungsorientierte Bewertung erweitert diese Perspektive um zusätzliche Wirkungsfelder: Menschenrechte, Arbeitsbedingungen, Gesundheit, Sicherheit, Klima, Wasser, Ressourcenverbrauch, Biodiversität, Energie, Datenintegrität, Korruptionsrisiken, politische Abhängigkeiten und Resilienz.</w:t>
+      </w:r>
+    </w:p>
+    <w:p>
+      <w:r>
+        <w:t>Nicht jeder Lieferant ist in jedem Wirkungsfeld gleich relevant. Ein Rohstofflieferant erzeugt andere Wirkungen als ein Softwaredienstleister, ein Logistikpartner oder ein Reinigungsunternehmen. Wirkungsbewertung muss deshalb kontextbezogen bleiben.</w:t>
+      </w:r>
+    </w:p>
+    <w:p>
+      <w:r>
+        <w:t>Die Verbindung zu den methodischen Teilen des Buches ist unmittelbar. WÖk-IDs machen Indikatoren adressierbar. Scorecards strukturieren Bewertung. Datenräume und digitale Produktpässe verbinden Informationen über Lieferstufen hinweg. T-SROI kann ergänzend genutzt werden, wenn größere Transformationsprojekte oder systemische Wirkungen bewertet werden sollen [I-K46-3; I-K46-4].</w:t>
+      </w:r>
+    </w:p>
+    <w:p>
+      <w:r>
+        <w:t>Lieferantenbewertung darf jedoch nicht zu einer reinen Dokumentationsbürokratie werden. Lange Fragebögen ersetzen keine Wirkung. Kleine Lieferanten verfügen häufig nicht über dieselben Berichtskapazitäten wie große Konzerne. Eine belastbare Lieferantenbewertung braucht daher risikobasierte Tiefe, Datenqualität und Entwicklungsperspektiven.</w:t>
+      </w:r>
+    </w:p>
+    <w:p>
+      <w:r>
+        <w:t>Risikobasierte Tiefe bedeutet: Hohe Wirkungs- oder Risikofelder werden intensiver geprüft. Rohstoffe aus Wasserstressregionen, Lieferanten in Konfliktregionen oder sensible Technologieanbieter benötigen andere Prüfintensitäten als risikoarme Standardleistungen.</w:t>
+      </w:r>
+    </w:p>
+    <w:p>
+      <w:r>
+        <w:t>Lieferantenentwicklung ist ein zweiter zentraler Bestandteil. Unternehmen können ihre eigene Wirkung verbessern, indem sie Lieferanten beim Aufbau von Datenqualität, Arbeitsstandards, Ressourceneffizienz und Resilienz unterstützen. Lieferanten dürfen nicht ausschließlich als austauschbare Kostenposition erscheinen.</w:t>
+      </w:r>
+    </w:p>
+    <w:p>
+      <w:r>
+        <w:t>Lieferantenbewertung muss daher zwischen unterschiedlichen Situationen unterscheiden:</w:t>
+      </w:r>
+    </w:p>
+    <w:p>
+      <w:r>
+        <w:t>Lieferanten mit positiver oder klar verbesserbarer Wirkung</w:t>
+      </w:r>
+    </w:p>
+    <w:p>
+      <w:r>
+        <w:t>Lieferanten mit ambivalenter Wirkung und notwendigem Entwicklungsplan</w:t>
+      </w:r>
+    </w:p>
+    <w:p>
+      <w:r>
+        <w:t>Lieferanten mit schweren Mindeststandardverletzungen oder roten Linien</w:t>
+      </w:r>
+    </w:p>
+    <w:p>
+      <w:r>
+        <w:t>Diese Differenzierung verhindert sowohl naive Loyalität als auch reflexhaften Ausschluss.</w:t>
+      </w:r>
+    </w:p>
+    <w:p>
+      <w:r>
+        <w:t>Menschenrechte bilden dabei eine nicht verhandelbare Grenze. Die UN-Leitprinzipien für Wirtschaft und Menschenrechte sowie die OECD-Leitsätze zur Sorgfaltspflicht verpflichten Unternehmen zur Identifikation, Vermeidung und Minderung menschenrechtlicher Risiken entlang ihrer Wertschöpfungsketten [E-K46-1; E-K46-2]. Die Wirkungsökonomie integriert diese Prinzipien in ihre eigene Wirkungslogik von Mensch, Planet und Demokratie.</w:t>
+      </w:r>
+    </w:p>
+    <w:p>
+      <w:pPr>
+        <w:pStyle w:val="Heading3"/>
+      </w:pPr>
+      <w:r>
+        <w:t>46.3 Supply-Chain-Resilienz</w:t>
+      </w:r>
+    </w:p>
+    <w:p>
+      <w:r>
+        <w:t>Lieferkettenwirkung ist nicht nur Nachhaltigkeitsfrage. Sie ist Resilienzfrage.</w:t>
+      </w:r>
+    </w:p>
+    <w:p>
+      <w:r>
+        <w:t>Eine Lieferkette kann kurzfristig effizient und gleichzeitig hochgradig verletzlich sein. Wasserstress, Energieabhängigkeiten, politische Konflikte, Rohstoffkonzentration, Arbeitsrechtsverletzungen, Cyberrisiken oder Datenlücken können Lieferfähigkeit, Kostenstruktur, Reputation und Geschäftsmodellstabilität erheblich beeinflussen [Kap. 23; I-K46-5].</w:t>
+      </w:r>
+    </w:p>
+    <w:p>
+      <w:r>
+        <w:t>Supply-Chain-Resilienz beschreibt deshalb mehr als Notfallplanung oder Lagerhaltung. Gemeint ist die Fähigkeit einer Wertschöpfungskette, Störungen zu begrenzen, Alternativen zu aktivieren, kritische Funktionen aufrechtzuerhalten und aus Rückkopplung zu lernen.</w:t>
+      </w:r>
+    </w:p>
+    <w:p>
+      <w:r>
+        <w:t>Resilienz entsteht nicht dadurch, dass Risiken an schwächere Glieder der Kette ausgelagert werden. Eine Lieferkette bleibt verletzlich, wenn ihre Stabilität nur auf Kosten anderer Akteure gesichert wird.</w:t>
+      </w:r>
+    </w:p>
+    <w:p>
+      <w:r>
+        <w:t>Hier entsteht ein typischer Wahrnehmungskonflikt. Frühzeitige Lieferantenentwicklung, Datenaufbau, faire Vertragslogiken oder regionale Alternativen wirken im Alltag weniger sichtbar als Krisenreaktionen nach Lieferkettenbrüchen. Prävention bleibt häufig unsichtbar, gerade weil sie funktioniert.</w:t>
+      </w:r>
+    </w:p>
+    <w:p>
+      <w:r>
+        <w:t>Wirkungsorientierte Lieferkettensteuerung muss diese Verzerrung korrigieren. Sie bewertet nicht nur die Geschwindigkeit der Krisenreaktion, sondern auch die Fähigkeit, Störungen frühzeitig zu vermeiden oder abzumildern.</w:t>
+      </w:r>
+    </w:p>
+    <w:p>
+      <w:r>
+        <w:t>Die vermiedene Lieferunterbrechung, der früh erkannte Wasserstress, die stabile Ersatzquelle oder die rechtzeitig verbesserte Datenqualität sind ebenfalls Wirkleistung.</w:t>
+      </w:r>
+    </w:p>
+    <w:p>
+      <w:r>
+        <w:t>Frühes Handeln erweitert außerdem die Zahl der Handlungsoptionen. Unternehmen, die früh alternative Bezugsquellen, bessere Datenstandards oder resiliente Lieferantenbeziehungen aufbauen, verfügen im Krisenfall über größere Entscheidungsspielräume. Unternehmen, die erst unter Schock reagieren, handeln unter höherem Zeitdruck, höheren Preisen und geringerer Auswahl.</w:t>
+      </w:r>
+    </w:p>
+    <w:p>
+      <w:r>
+        <w:t>Supply-Chain-Resilienz verlangt deshalb die Verbindung verschiedener Perspektiven: Einkauf, Nachhaltigkeit, Recht, Risikomanagement, Produktentwicklung, IT, Controlling und Management müssen dieselben kritischen Wirkungsräume erkennen können.</w:t>
+      </w:r>
+    </w:p>
+    <w:p>
+      <w:pPr>
+        <w:pStyle w:val="Heading3"/>
+      </w:pPr>
+      <w:r>
+        <w:t>Quellenanker: Kapitel 47 - Unternehmensrisiko und Transformation</w:t>
+      </w:r>
+    </w:p>
+    <w:p>
+      <w:r>
+        <w:t>Interne Quelle: referenz/kapitel-047-unternehmensrisiko-und-transformation/index.html</w:t>
+      </w:r>
+    </w:p>
+    <w:p>
+      <w:r>
+        <w:t>Kapitel 46 hat Lieferketten und interne Wertschöpfung als Wirkungsräume des Unternehmens beschrieben. Dieses Kapitel schließt Teil VII ab. Es verbindet Unternehmenszweck, Führung, Controlling, Organisation und Lieferkettensteuerung mit der Frage der Zukunftsfähigkeit. Wirkung ist für Unternehmen nicht nur Verantwortung. Wirkung ist Risiko, Resilienz und Transformationsfrage.</w:t>
+      </w:r>
+    </w:p>
+    <w:p>
+      <w:r>
+        <w:t>Ein Unternehmen ist zukunftsfähig, wenn es seine Wirkung, seine Risiken und seine Transformationsfähigkeit als zusammenhängendes System versteht.</w:t>
+      </w:r>
+    </w:p>
+    <w:p>
+      <w:r>
+        <w:t>Klassisches Risikomanagement fragt nach Eintrittswahrscheinlichkeit, Schadenshöhe, Liquidität, Haftung, Compliance, Marktentwicklung, operativen Störungen und finanziellen Verlusten. Das bleibt notwendig. Doch in der Wirkungsökonomie beginnt Risiko früher. Wirkungsrisiko entsteht dort, wo ein Unternehmen negative Zustandsveränderungen möglich macht oder von negativen Zustandsveränderungen abhängig wird. Solche Risiken können finanziell relevant werden, bevor sie in der Bilanz sichtbar sind: durch Regulierung, Reputationsverlust, Lieferkettenbrüche, Versicherungsprobleme, Kapitalzugang, Fachkräftemangel, Klagen, Kundenabwanderung, Transformationsdruck oder Wertverluste alter Anlagen [Kap. 23; I-K47-1; I-K47-2].</w:t>
+      </w:r>
+    </w:p>
+    <w:p>
+      <w:r>
+        <w:t>Damit wird Wirkung zur strategischen Risikofrage und zugleich zur strategischen Chance. Wer negative Wirkung verdrängt, baut Zukunftsrisiko auf. Wer positive Wirkung systematisch erzeugt, baut Resilienz, Vertrauen, Zugang, Innovationsfähigkeit und Transformationsfähigkeit auf.</w:t>
+      </w:r>
+    </w:p>
+    <w:p>
+      <w:pPr>
+        <w:pStyle w:val="Heading3"/>
+      </w:pPr>
+      <w:r>
+        <w:t>47.1 Wirkungsrisiko im Enterprise Risk Management</w:t>
+      </w:r>
+    </w:p>
+    <w:p>
+      <w:r>
+        <w:t>Enterprise Risk Management, kurz ERM, soll Risiken nicht isoliert verwalten, sondern mit Strategie und Leistung verbinden. Das COSO-ERM-Framework beschreibt Risiko ausdrücklich als Bestandteil von Strategieentwicklung und Performance-Steuerung. Die Wirkungsökonomie erweitert diesen Gedanken: Unternehmensrisiken sind nicht nur finanzielle, operative oder rechtliche Risiken. Sie sind auch Wirkungsrisiken.</w:t>
+      </w:r>
+    </w:p>
+    <w:p>
+      <w:r>
+        <w:t>Wirkungsrisiko im ERM heißt, dass die Wirkung eines Geschäftsmodells, einer Lieferkette, eines Produkts, einer Technologie, eines Standortes oder einer Kommunikationspraxis als Risikofeld betrachtet wird. Ein Unternehmen fragt nicht nur: Was kann uns passieren? Es fragt auch: Welche Wirkung erzeugen wir, die später auf uns, unsere Stakeholder, unsere Finanzierung, unsere Märkte, unsere Mitarbeitenden und unsere Legitimität zurückkehrt?</w:t>
+      </w:r>
+    </w:p>
+    <w:p>
+      <w:r>
+        <w:t>Diese Perspektive verändert die Risikolandkarte. Klimarisiko ist nicht nur die Frage, ob Extremwetter einen Standort trifft. Es ist auch die Frage, ob das eigene Geschäftsmodell planetare Belastungen erhöht und dadurch regulatorische, reputative, versicherungsbezogene oder marktliche Risiken aufbaut. Lieferkettenrisiko ist nicht nur die Frage, ob ein Zulieferer ausfällt. Es ist auch die Frage, ob Menschenrechtsverletzungen, Wasserstress, geopolitische Abhängigkeiten oder Datenlücken in der Kette entstehen. Reputationsrisiko ist nicht nur die Angst vor schlechter Presse. Es ist häufig das sichtbare Signal eines tieferen Wirkungsrisikos: Die Öffentlichkeit erkennt eine Diskrepanz zwischen Behauptung und Wirkung.</w:t>
+      </w:r>
+    </w:p>
+    <w:p>
+      <w:r>
+        <w:t>Wirkungsrisiko umfasst ökologische Risiken wie Klima, Wasser, Boden, Biodiversität, Ressourcen und Kreislauffähigkeit. Es umfasst soziale Risiken wie Arbeitsbedingungen, Gesundheit, Sicherheit, Diskriminierung, regionale Wirkung und Menschenrechte. Es umfasst demokratische Risiken wie Lobbytransparenz, Medienwirkung, Datenmacht, Desinformation, Polarisierung und institutionelles Vertrauen. Es umfasst Lieferkettenrisiken, technologische Risiken, Finanzierungs- und Versicherungsrisiken sowie Transformationsrisiken durch Pfadabhängigkeit, alte Anlagen, falsche Kompetenzen oder Geschäftsmodelle, die an neuen Wirkungsvorgaben scheitern [I-K47-2; I-K47-3].</w:t>
+      </w:r>
+    </w:p>
+    <w:p>
+      <w:r>
+        <w:t>ERM muss den Unterschied zwischen sichtbarem Krisenschaden und unsichtbarer Prävention erfassen. Viele Unternehmensrisiken werden erst ernst genommen, wenn sie finanziell sichtbar sind: Umsatzverlust, Lieferausfall, Klage, Rückruf, Versicherungsprämie, Personalabgang, Reputationsschaden oder regulatorische Auflage. Wirkungsökonomisch ist dieser Zeitpunkt spät. Der Handlungsspielraum ist dann bereits enger. Vorher hätte das Unternehmen gestalten können. Später muss es reparieren.</w:t>
+      </w:r>
+    </w:p>
+    <w:p>
+      <w:r>
+        <w:t>Die erfolgreiche Prävention bleibt häufig unspektakulär. Ein nicht eingetretener Lieferkettenbruch, ein vermiedener Cybervorfall, eine nicht eskalierte Arbeitsbelastung, ein nicht verlorenes Vertrauen oder ein nicht entstandener regulatorischer Konflikt erscheinen leicht als „nichts passiert“. Wirkungsökonomisch kann gerade dieses Nicht-Eintreten eine hohe Wirkleistung des Risikomanagements sein.</w:t>
+      </w:r>
+    </w:p>
+    <w:p>
+      <w:r>
+        <w:t>Wirkungsrisiko im ERM darf daher nicht nur eingetretene Schäden bilanzieren. Es muss auch verhinderte Schäden, erhaltene Optionen und gestärkte Resilienz sichtbar machen. Es fragt: Welche Kosten wurden vermieden? Welche Wahlmöglichkeiten blieben erhalten? Welche Vertrauensbasis blieb stabil? Welche Lieferketten wurden robuster? Welche regulatorische Eskalation wurde verhindert? Welche Mitarbeitenden blieben gesund? Welche Wirkung konnte korrigiert werden, bevor sie zum finanziellen Schaden wurde?</w:t>
+      </w:r>
+    </w:p>
+    <w:p>
+      <w:r>
+        <w:t>Diese Felder gehören nicht in getrennte Risikosilos. Sie bilden zusammen die Wirkungsrisiken des Unternehmens. Ein niedriger Einkaufspreis kann Lieferkettenrisiko erhöhen. Eine hohe Marge kann Reputationsrisiko enthalten. Eine effiziente Technologie kann Datenschutzrisiko erzeugen. Ein erfolgreiches Produkt kann Gesundheitsrisiken oder demokratische Nebenwirkungen haben. Ein stabiler Markt kann kippen, wenn seine negative Wirkung sichtbar wird.</w:t>
+      </w:r>
+    </w:p>
+    <w:p>
+      <w:r>
+        <w:t>ERM muss deshalb wirkungsfähig werden. Risiken werden nicht nur nach finanzieller Schadenshöhe sortiert, sondern nach ihrer Fähigkeit, Mensch, Planet, Demokratie und die Unternehmenszukunft zu beschädigen. Das entspricht der Logik aus Kapitel 23: Wirkungsdaten sind Frühwarninformationen. Im Unternehmen werden sie zu Risiko- und Resilienzsignalen.</w:t>
+      </w:r>
+    </w:p>
+    <w:p>
+      <w:pPr>
+        <w:pStyle w:val="Heading3"/>
+      </w:pPr>
+      <w:r>
+        <w:t>47.2 Geschäftsmodellprüfung</w:t>
+      </w:r>
+    </w:p>
+    <w:p>
+      <w:r>
+        <w:t>Geschäftsmodelle sind Wirkungsmodelle. Sie beantworten nicht nur, wie ein Unternehmen Geld verdient. Sie zeigen, welche Probleme es löst, welche Bedürfnisse es erzeugt, welche Ressourcen es nutzt, welche Abhängigkeiten es schafft, welche Gruppen es stärkt oder schwächt und welche Zustände es verändert.</w:t>
+      </w:r>
+    </w:p>
+    <w:p>
+      <w:r>
+        <w:t>Eine wirkungsökonomische Geschäftsmodellprüfung fragt daher nicht nur nach Profitabilität, Skalierbarkeit und Marktposition. Sie fragt: Auf welcher Wirkung beruht dieses Geschäftsmodell? Welche Zustände werden verbessert? Welche Schäden werden vorausgesetzt? Welche Folgekosten werden verschoben? Welche Wirkungspotenziale entstehen? Welche Risiken kehren später zurück?</w:t>
+      </w:r>
+    </w:p>
+    <w:p>
+      <w:r>
+        <w:t>Geschäftsmodelle mit negativer Wirkung sind Zukunftsrisiken. Sie können heute profitabel sein, weil ihre Folgekosten außerhalb des Preises liegen. Genau darin liegt ihre Fragilität. Wenn Wirkung sichtbar, berichtspflichtig, versicherungsrelevant, kapitalrelevant, regulierungsrelevant oder kaufentscheidend wird, können solche Geschäftsmodelle ihre wirtschaftliche Grundlage verlieren.</w:t>
+      </w:r>
+    </w:p>
+    <w:p>
+      <w:r>
+        <w:t>Das gilt für fossile Anlagen, ressourcenintensive Produktionsweisen, ausbeuterische Lieferketten, gesundheitsbelastende Produkte, manipulative digitale Geschäftsmodelle, spekulative Wohnmodelle, datenintensive Überwachungsmodelle oder Kommunikationsmodelle, die Erregung und Vertrauenszerstörung monetarisieren. Sie können über längere Zeit hohe Rendite erzeugen. Wirkungsökonomisch enthalten sie Stranded-Asset-Risiko: Werte, Anlagen, Kompetenzen, Marken oder Verträge können unter neuen ökologischen, sozialen, rechtlichen oder demokratischen Bedingungen an Tragfähigkeit verlieren [E-K47-5; E-K47-6].</w:t>
+      </w:r>
+    </w:p>
+    <w:p>
+      <w:r>
+        <w:t>Stranded Assets sind nicht nur ein Klimathema. Klimabezogene Vermögensverluste sind der sichtbarste Fall. Es gibt auch soziale, digitale, demokratische und reputative Stranded Assets. Ein Algorithmus, der Reichweite durch Polarisierung erzeugt, kann zum Risiko werden. Eine Marke, die von Niedriglohnketten abhängt, kann an Legitimität verlieren. Ein Geschäftsmodell, das auf Datenintransparenz beruht, kann durch neue Rechte und Transparenzpflichten brüchig werden. Eine Immobilie, die auf energetischer Vernachlässigung und sozialer Verdrängung beruht, kann regulatorisch, versicherungstechnisch und gesellschaftlich unter Druck geraten.</w:t>
+      </w:r>
+    </w:p>
+    <w:p>
+      <w:r>
+        <w:t>Stranding bedeutet nicht, dass ein Vermögenswert physisch zerstört sein muss. Ein Asset kann technisch weiter funktionieren und zugleich wirtschaftlich nicht mehr in die Zukunftsrechnung passen. Restwerte, Betriebskosten, CO2-Preise, Versicherbarkeit, Sicherheiten, Nachfrage, Regulierung, Refinanzierung und gesellschaftliche Akzeptanz können sich so verändern, dass aus einem nutzbaren Gegenstand ein schwächer finanzierbarer oder wertgeminderter Vermögenswert wird. Genau darin liegt die stille Neubewertung von Wirkungsrisiken.</w:t>
+      </w:r>
+    </w:p>
+    <w:p>
+      <w:r>
+        <w:t>Geschäftsmodellprüfung heißt deshalb: Das Unternehmen prüft nicht nur, ob sein Modell Geld verdient, sondern ob es unter einer wirkungsorientierten Ordnung bestehen kann. Es behandelt Business-as-Usual nicht als neutralen Referenzpunkt, sondern als Szenario mit eigenen Risiken. Es fragt, welche Annahmen über Energie, Wasser, Rohstoffe, Arbeit, Daten, Demokratie, Regulierung, Kapital und Kundenvertrauen das Modell voraussetzt.</w:t>
+      </w:r>
+    </w:p>
+    <w:p>
+      <w:r>
+        <w:t>Hier schließt ein kurzer Verweis auf Schumpeter und Röpke an. Schumpeter beschreibt wirtschaftliche Entwicklung als Prozess neuer Kombinationen, in dem Innovation bestehende Strukturen verdrängt und neue Entwicklungspfade schafft. Jochen Röpke verbindet Unternehmertum mit Lernen, Kompetenzentwicklung und evolutorischer Selbstveränderung. Für dieses Kapitel folgt daraus: Transformation ist nicht nur technische Umrüstung. Sie verlangt unternehmerische Lernfähigkeit. Die ausführliche Einordnung von Schumpeter, Röpke und langfristigen Innovationszyklen gehört in die späteren Teile zur wirtschaftlichen Entwicklung. Hier reicht die Unternehmensfolge: Geschäftsmodelle müssen sich selbst erneuern können, wenn ihre Wirkung zur Zukunftsgrenze wird.</w:t>
+      </w:r>
+    </w:p>
+    <w:p>
+      <w:r>
+        <w:t>Eine Geschäftsmodellprüfung ist deshalb nicht nur defensiv. Sie ist auch Chancenprüfung. Wo negative Wirkung zur Grenze wird, entsteht Raum für neue Lösungen: regenerative Produkte, faire Lieferketten, gesündere Arbeitsmodelle, kreislauffähige Materialien, vertrauenswürdige Datenräume, resiliente Infrastruktur, transparente Kommunikation und wirkungsfähige Dienstleistungen. Transformation ist Risiko und Chance zugleich.</w:t>
+      </w:r>
+    </w:p>
+    <w:p>
+      <w:pPr>
+        <w:pStyle w:val="Heading3"/>
+      </w:pPr>
+      <w:r>
+        <w:t>47.3 Transformationspfade</w:t>
+      </w:r>
+    </w:p>
+    <w:p>
+      <w:r>
+        <w:t>Transformation ist kein einmaliges Projekt. Sie ist ein lernender Pfad.</w:t>
+      </w:r>
+    </w:p>
+    <w:p>
+      <w:r>
+        <w:t>Ein Unternehmen kann nicht einfach beschließen, morgen wirkungspositiv zu sein. Es hat bestehende Anlagen, Lieferverträge, Kompetenzen, Marken, IT-Systeme, Kundenerwartungen, Kapitalstrukturen, Kultur, Führung, Datenlücken und regulatorische Pflichten. Viele dieser Elemente erzeugen Pfadabhängigkeit. Je länger ein Unternehmen in ein bestimmtes Modell investiert hat, desto schwerer wird der Wechsel. Pfadabhängigkeit ist kein Vorwurf. Sie ist eine Systemrealität.</w:t>
+      </w:r>
+    </w:p>
+    <w:p>
+      <w:r>
+        <w:t>Transformationspfade machen diese Realität bearbeitbar. Sie beschreiben, wie ein Unternehmen von einem gegenwärtigen Wirkungsprofil zu einem zukunftsfähigen Wirkungsprofil gelangt. Ein Transformationspfad enthält Etappen, Investitionen, Rückbau alter Risiken, Aufbau neuer Kompetenzen, Lieferantenentwicklung, Datenqualität, Personalentwicklung, Produktanpassung, Governance, Risikoreduktion und Wirkungsziele. Er muss so konkret sein, dass er Entscheidungen verändert, und so lernfähig, dass er auf neue Daten reagieren kann.</w:t>
+      </w:r>
+    </w:p>
+    <w:p>
+      <w:r>
+        <w:t>Impact-Controlling kann hier eine wichtige Rolle spielen. Kapitel 34 hat NWI, IOI und T-SROI als getrennte Kennzahlenrollen eingeführt. Im Transformationspfad bewertet der NWI die Netto-Wirkung des Projekts. Der IOI zeigt, welche positive Netto-Wirkung pro eingesetztem Kapital entsteht. Der T-SROI bewertet, ob aus dieser Wirkung ein systemischer Hebel und damit ein Transformationspfad entsteht [Kap. 34; I-K47-4].</w:t>
+      </w:r>
+    </w:p>
+    <w:p>
+      <w:r>
+        <w:t>Transformationspfade müssen zugleich Risiken offenlegen. Ein Pfad kann scheitern, wenn Daten fehlen, Kapital falsch allokiert wird, Lieferanten nicht mitgehen, Technologie überschätzt wird, Mitarbeitende überlastet werden, Regulierung schneller kommt als geplant oder Märkte alte Anreize beibehalten. Ein wirkungsorientierter Transformationspfad enthält deshalb nicht nur Ziele, sondern Frühwarnindikatoren. Er fragt: Woran erkennen wir, dass der Pfad zu langsam, zu teuer, zu wirkungsschwach oder sozial instabil wird?</w:t>
+      </w:r>
+    </w:p>
+    <w:p>
+      <w:r>
+        <w:t>Wichtig ist auch der Unterschied zwischen Transformation und Kompensation. Ein Unternehmen transformiert nicht, wenn es negative Wirkung unverändert fortsetzt und an anderer Stelle positive Projekte finanziert. Transformation verändert das eigene Wirkungsmodell. Kompensation kann in bestimmten Übergangsphasen eine Rolle spielen, ersetzt aber keinen Pfadwechsel. Die Nichtkompensationslogik und die Reverse Merit Order setzen hier die methodische Grenze [Kap. 33].</w:t>
+      </w:r>
+    </w:p>
+    <w:p>
+      <w:r>
+        <w:t>Transformationspfade müssen außerdem soziale Stabilität berücksichtigen. Wenn ein Geschäftsmodell umgebaut wird, verändern sich Arbeit, Kompetenzen, Standorte, Einkommen, Identität und Sicherheit. Transformation, die Menschen übergeht, erzeugt Widerstand, Angst und Vertrauensverlust. Transformation, die Menschen beteiligt, qualifiziert und absichert, erhöht Lernfähigkeit. Das Systemmodell beschreibt dafür Übergangssysteme, Transformationsteams, Budgets, soziale Absicherung und Transition-Standards für Branchen mit hohem Transformationsdruck. Für dieses Kapitel folgt daraus: Ein Transformationspfad muss auch ein Lern- und Übergangspfad für Menschen sein.</w:t>
+      </w:r>
+    </w:p>
+    <w:p>
+      <w:pPr>
+        <w:pStyle w:val="Heading3"/>
+      </w:pPr>
+      <w:r>
+        <w:t>47.4 Unternehmen als lernende Systeme</w:t>
+      </w:r>
+    </w:p>
+    <w:p>
+      <w:r>
+        <w:t>Ein Unternehmen ist zukunftsfähig, wenn es lernt, bevor der Schock es zwingt.</w:t>
+      </w:r>
+    </w:p>
+    <w:p>
+      <w:r>
+        <w:t>Lernende Unternehmen warten nicht, bis negative Wirkung als Krise zurückkehrt. Sie nutzen Wirkungsdaten, Risikodaten, Lieferkettendaten, Kundenfeedback, Mitarbeitendenwissen, regulatorische Signale, wissenschaftliche Erkenntnisse und gesellschaftliche Resonanz als Frühwarnsystem. Sie behandeln Kritik nicht als Angriff, sondern als Hinweis auf blinde Flecken. Sie verstehen Transformation nicht als Imageprojekt, sondern als dauerhafte Anpassung an Wirkung.</w:t>
+      </w:r>
+    </w:p>
+    <w:p>
+      <w:r>
+        <w:t>Kapitel 43 hat Führung als Rückkopplung beschrieben. Kapitel 44 hat Wirkungscontrolling als Rückführung von Daten in Entscheidungen beschrieben. Kapitel 45 hat Organisation, Kultur und Verantwortung als Bedingungen von Lernfähigkeit beschrieben. Kapitel 46 hat Lieferkettensteuerung und Datenflüsse als konkrete Wirkungshebel beschrieben. Kapitel 47 bündelt diese Bausteine: Unternehmensrisiko und Transformation entstehen dort, wo Wirkung, Daten, Führung, Organisation und Lieferketten zusammenkommen.</w:t>
+      </w:r>
+    </w:p>
+    <w:p>
+      <w:r>
+        <w:t>Ein lernendes Unternehmen stellt vier Fragen wiederholt. Welche Wirkung erzeugen wir? Welche Risiken entstehen aus dieser Wirkung? Welche positive Netto-Wirkung entsteht mit welchem Mitteleinsatz? Welche Wirkungen müssen wir verändern, damit unser Geschäftsmodell zukunftsfähig bleibt? Welche Rückkopplungen zeigen uns, ob unsere Transformation wirkt?</w:t>
+      </w:r>
+    </w:p>
+    <w:p>
+      <w:pPr>
+        <w:pStyle w:val="Heading3"/>
+      </w:pPr>
+      <w:r>
+        <w:t>7.9 Konsequenzen für die WÖk-Architektur</w:t>
+      </w:r>
+    </w:p>
+    <w:p>
+      <w:r>
+        <w:t>Aus dieser Vorlesung fließen drei Punkte zurück in den WÖk-Korpus:</w:t>
       </w:r>
     </w:p>
     <w:p>
@@ -1433,7 +2750,7 @@
         <w:pStyle w:val="ListBullet"/>
       </w:pPr>
       <w:r>
-        <w:t>Begriffstrennung: Wirkung, Wirkungspotenzial, Wirkungsrisiko.</w:t>
+        <w:t>Wirkungsstrategie im Unternehmen als Organisationsfall mit Rollen, Routinen und Entscheidungspunkten in die Management-Lane zurückspielen.</w:t>
       </w:r>
     </w:p>
     <w:p>
@@ -1441,7 +2758,7 @@
         <w:pStyle w:val="ListBullet"/>
       </w:pPr>
       <w:r>
-        <w:t>Anwendungsszenarien: Auslöser, Wirkpfad, Wirkungsempfänger und Rückkopplung an einem Fall.</w:t>
+        <w:t>Prüfungsfälle ohne öffentliche Antwortlogik als Managementszenarien anlegen.</w:t>
       </w:r>
     </w:p>
     <w:p>
@@ -1449,7 +2766,38 @@
         <w:pStyle w:val="ListBullet"/>
       </w:pPr>
       <w:r>
-        <w:t>Missverständnisse: Reichweite, Aktivität, Reporting oder Absicht als Wirkung auszugeben.</w:t>
+        <w:t>Glossarverweise zu Wirkungsmanagement, Wirkungsstrategie und Rückkopplung verdichten.</w:t>
+      </w:r>
+    </w:p>
+    <w:p>
+      <w:pPr>
+        <w:pStyle w:val="Heading3"/>
+      </w:pPr>
+      <w:r>
+        <w:t>7.10 Kurzfazit</w:t>
+      </w:r>
+    </w:p>
+    <w:p>
+      <w:r>
+        <w:t>Wirkungsstrategie im Unternehmen ist kein Randthema. Es zeigt, ob die WÖk nur schöne Begriffe benutzt oder tatsächlich entscheidungsfähig wird. Wissenschaftlichkeit entsteht durch Quellenklarheit, Modellgrenzen, saubere Begriffe und die Bereitschaft zur Korrektur. Maiwaldisierung entsteht dort, wo diese Strenge in Sprache übersetzt wird, die Menschen verstehen, ohne dass der Maßstab verwässert.</w:t>
+      </w:r>
+    </w:p>
+    <w:p>
+      <w:pPr>
+        <w:pStyle w:val="Heading2"/>
+      </w:pPr>
+      <w:r>
+        <w:t>8. Prüfungsrelevanz</w:t>
+      </w:r>
+    </w:p>
+    <w:p>
+      <w:r>
+        <w:t>Diese Vorlesung ist prüfungsrelevant, aber die eigentliche Antwortlogik gehört nicht in das öffentliche Studienskript. Zertifikatsfragen, CorrectAnswer, Scoring-Regeln und Fallrubrics werden separat in der geschützten App-Lane unter woek-akademie-app/content/pruefungen/ gepflegt.</w:t>
+      </w:r>
+    </w:p>
+    <w:p>
+      <w:r>
+        <w:t>Für den Fragenpool sind besonders geeignet:</w:t>
       </w:r>
     </w:p>
     <w:p>
@@ -1457,6 +2805,30 @@
         <w:pStyle w:val="ListBullet"/>
       </w:pPr>
       <w:r>
+        <w:t>Begriffstrennung: Wirkung, Wirkungspotenzial, Wirkungsrisiko.</w:t>
+      </w:r>
+    </w:p>
+    <w:p>
+      <w:pPr>
+        <w:pStyle w:val="ListBullet"/>
+      </w:pPr>
+      <w:r>
+        <w:t>Anwendungsszenarien: Auslöser, Wirkpfad, Wirkungsempfänger und Rückkopplung an einem Fall.</w:t>
+      </w:r>
+    </w:p>
+    <w:p>
+      <w:pPr>
+        <w:pStyle w:val="ListBullet"/>
+      </w:pPr>
+      <w:r>
+        <w:t>Missverständnisse: Reichweite, Aktivität, Reporting oder Absicht als Wirkung auszugeben.</w:t>
+      </w:r>
+    </w:p>
+    <w:p>
+      <w:pPr>
+        <w:pStyle w:val="ListBullet"/>
+      </w:pPr>
+      <w:r>
         <w:t>Transfer: positive Netto-Wirkung unter Nichtkompensation und, wo passend, Reverse Merit Order begründen.</w:t>
       </w:r>
     </w:p>
@@ -1465,7 +2837,7 @@
         <w:pStyle w:val="Heading2"/>
       </w:pPr>
       <w:r>
-        <w:t>8. Quellen</w:t>
+        <w:t>9. Quellen</w:t>
       </w:r>
     </w:p>
     <w:p>
@@ -1561,7 +2933,7 @@
         <w:pStyle w:val="Heading2"/>
       </w:pPr>
       <w:r>
-        <w:t>9. Rückfluss in den WÖk-Korpus</w:t>
+        <w:t>10. Rückfluss in den WÖk-Korpus</w:t>
       </w:r>
     </w:p>
     <w:p>

--- a/docs/studienskripte/word-rohfassungen/wirkungsmanagement-v8.docx
+++ b/docs/studienskripte/word-rohfassungen/wirkungsmanagement-v8.docx
@@ -29,7 +29,7 @@
     </w:p>
     <w:p>
       <w:r>
-        <w:t>Track: Wirkungsmanagement Kurscode: wirkungsmanagement Vorlesungscode: WM-V8 Modul/Abschnitt: WM Titel: Wirkungsstrategie im Unternehmen Status: Tiefenskript-Sprint 8 · substanzielle Arbeitsfassung, Claude-CI/CD-Finalisierung offen Quelle: woek-akademie-app/docs/lehrgaenge/wirkungsmanagement-v8-wirkungsstrategie.md Ablage: Markdown-Master in content/studienskripte/wirkungsmanagement-v8.md, Word-Rohfassung in docs/studienskripte/word-rohfassungen/wirkungsmanagement-v8.docx Wissensbasis: aktuelles Grundlagenwerk, Website-Korpus inklusive Journal, Akademie-Quelltexte, Glossar, interne Dossiers und externe Fachquellen</w:t>
+        <w:t>Track: Wirkungsmanagement Kurscode: wirkungsmanagement Vorlesungscode: WM-V8 Modul/Abschnitt: WM Titel: Wirkungsstrategie im Unternehmen Status: Studienskript V1 · fachlich finale Codex-Fassung, Claude-CI/CD-Satzfreigabe offen Quelle: woek-akademie-app/docs/lehrgaenge/wirkungsmanagement-v8-wirkungsstrategie.md Ablage: Markdown-Master in content/studienskripte/wirkungsmanagement-v8.md, Word-Rohfassung in docs/studienskripte/word-rohfassungen/wirkungsmanagement-v8.docx Wissensbasis: aktuelles Grundlagenwerk, Website-Korpus inklusive Journal, Akademie-Quelltexte, Glossar, interne Dossiers und externe Fachquellen</w:t>
       </w:r>
     </w:p>
     <w:p>
@@ -100,7 +100,7 @@
     </w:p>
     <w:p>
       <w:r>
-        <w:t>Diese Rohfassung bündelt den vorhandenen Akademie-Quelltext und ergänzt ihn um die gemeinsame Struktur für Studienskripte. Sie ist bereits nutzbar als Arbeitsfassung für Claude, aber noch nicht die finale 40-50-Seiten-Tiefenfassung.</w:t>
+        <w:t>Dieses Studienskript ist die fachlich finale Codex-V1-Fassung fuer den Akademie-Reader und die oeffentliche Bibliothek. Claude uebernimmt danach Satz, CI/CD, PDF/Reader-Freigabe und die abschliessende Lektoratsabnahme.</w:t>
       </w:r>
     </w:p>
     <w:p>
@@ -619,6 +619,623 @@
         <w:pStyle w:val="Heading2"/>
       </w:pPr>
       <w:r>
+        <w:t>V1-Finalisierung: Vertiefung, Anwendung und Evidenz</w:t>
+      </w:r>
+    </w:p>
+    <w:p>
+      <w:r>
+        <w:t>Dieses Studienskript ist die fachlich finale Codex-V1-Fassung fuer den Akademie-Reader und die oeffentliche Bibliothek. Claude uebernimmt danach Satz, CI/CD, PDF/Reader-Freigabe und die abschliessende Lektoratsabnahme.</w:t>
+      </w:r>
+    </w:p>
+    <w:p>
+      <w:pPr>
+        <w:pStyle w:val="Heading3"/>
+      </w:pPr>
+      <w:r>
+        <w:t>Finaler Leseauftrag</w:t>
+      </w:r>
+    </w:p>
+    <w:p>
+      <w:r>
+        <w:t>Dieses Skript zu WM-V8 Wirkungsstrategie im Unternehmen ist als Langformtext angelegt: Es soll nicht nur die Vorlesung begleiten, sondern als eigenstaendiges Studienmaterial funktionieren. Wer es liest, soll den fachlichen Kern, die WÖk-Terminologie, die Quellenlogik, die Tabellen, die Modellformeln, die Fallfenster und die oeffentlichen Verstaendnisfragen zusammenfuehren koennen. Die geschuetzte Pruefungslogik bleibt davon getrennt in der Akademie-App.</w:t>
+      </w:r>
+    </w:p>
+    <w:p>
+      <w:pPr>
+        <w:pStyle w:val="Heading3"/>
+      </w:pPr>
+      <w:r>
+        <w:t>Abschlussmatrix fuer die Anwendung</w:t>
+      </w:r>
+    </w:p>
+    <w:tbl>
+      <w:tblPr>
+        <w:tblStyle w:val="TableGrid"/>
+        <w:tblW w:type="auto" w:w="0"/>
+        <w:jc w:val="left"/>
+        <w:tblLook w:firstColumn="1" w:firstRow="1" w:lastColumn="0" w:lastRow="0" w:noHBand="0" w:noVBand="1" w:val="04A0"/>
+      </w:tblPr>
+      <w:tblGrid>
+        <w:gridCol w:w="3120"/>
+        <w:gridCol w:w="3120"/>
+        <w:gridCol w:w="3120"/>
+      </w:tblGrid>
+      <w:tr>
+        <w:tc>
+          <w:tcPr>
+            <w:tcW w:type="dxa" w:w="3120"/>
+            <w:vAlign w:val="center"/>
+          </w:tcPr>
+          <w:p>
+            <w:r>
+              <w:rPr>
+                <w:b/>
+              </w:rPr>
+              <w:t>Ebene</w:t>
+            </w:r>
+          </w:p>
+        </w:tc>
+        <w:tc>
+          <w:tcPr>
+            <w:tcW w:type="dxa" w:w="3120"/>
+            <w:vAlign w:val="center"/>
+          </w:tcPr>
+          <w:p>
+            <w:r>
+              <w:rPr>
+                <w:b/>
+              </w:rPr>
+              <w:t>Anwendung in WM-V8</w:t>
+            </w:r>
+          </w:p>
+        </w:tc>
+        <w:tc>
+          <w:tcPr>
+            <w:tcW w:type="dxa" w:w="3120"/>
+            <w:vAlign w:val="center"/>
+          </w:tcPr>
+          <w:p>
+            <w:r>
+              <w:rPr>
+                <w:b/>
+              </w:rPr>
+              <w:t>Qualitaetsgrenze</w:t>
+            </w:r>
+          </w:p>
+        </w:tc>
+      </w:tr>
+      <w:tr>
+        <w:tc>
+          <w:tcPr>
+            <w:tcW w:type="dxa" w:w="3120"/>
+            <w:vAlign w:val="center"/>
+          </w:tcPr>
+          <w:p>
+            <w:r>
+              <w:t>Begriff</w:t>
+            </w:r>
+          </w:p>
+        </w:tc>
+        <w:tc>
+          <w:tcPr>
+            <w:tcW w:type="dxa" w:w="3120"/>
+            <w:vAlign w:val="center"/>
+          </w:tcPr>
+          <w:p>
+            <w:r>
+              <w:t>Wirkung, Wirkungspotenzial und Wirkungsrisiko werden im Kontext der Vorlesung getrennt.</w:t>
+            </w:r>
+          </w:p>
+        </w:tc>
+        <w:tc>
+          <w:tcPr>
+            <w:tcW w:type="dxa" w:w="3120"/>
+            <w:vAlign w:val="center"/>
+          </w:tcPr>
+          <w:p>
+            <w:r>
+              <w:t>keine Absicht als Wirkung ausgeben</w:t>
+            </w:r>
+          </w:p>
+        </w:tc>
+      </w:tr>
+      <w:tr>
+        <w:tc>
+          <w:tcPr>
+            <w:tcW w:type="dxa" w:w="3120"/>
+            <w:vAlign w:val="center"/>
+          </w:tcPr>
+          <w:p>
+            <w:r>
+              <w:t>Wirkpfad</w:t>
+            </w:r>
+          </w:p>
+        </w:tc>
+        <w:tc>
+          <w:tcPr>
+            <w:tcW w:type="dxa" w:w="3120"/>
+            <w:vAlign w:val="center"/>
+          </w:tcPr>
+          <w:p>
+            <w:r>
+              <w:t>Ausloeser, Mechanismus, Wirkungsempfaenger, Zustand und Rueckkopplung werden sichtbar.</w:t>
+            </w:r>
+          </w:p>
+        </w:tc>
+        <w:tc>
+          <w:tcPr>
+            <w:tcW w:type="dxa" w:w="3120"/>
+            <w:vAlign w:val="center"/>
+          </w:tcPr>
+          <w:p>
+            <w:r>
+              <w:t>keine lineare Erfolgsgeschichte erfinden</w:t>
+            </w:r>
+          </w:p>
+        </w:tc>
+      </w:tr>
+      <w:tr>
+        <w:tc>
+          <w:tcPr>
+            <w:tcW w:type="dxa" w:w="3120"/>
+            <w:vAlign w:val="center"/>
+          </w:tcPr>
+          <w:p>
+            <w:r>
+              <w:t>Daten</w:t>
+            </w:r>
+          </w:p>
+        </w:tc>
+        <w:tc>
+          <w:tcPr>
+            <w:tcW w:type="dxa" w:w="3120"/>
+            <w:vAlign w:val="center"/>
+          </w:tcPr>
+          <w:p>
+            <w:r>
+              <w:t>Quellen, Datenqualitaet, Unsicherheit und Aktualitaet werden benannt.</w:t>
+            </w:r>
+          </w:p>
+        </w:tc>
+        <w:tc>
+          <w:tcPr>
+            <w:tcW w:type="dxa" w:w="3120"/>
+            <w:vAlign w:val="center"/>
+          </w:tcPr>
+          <w:p>
+            <w:r>
+              <w:t>keine Scheingenauigkeit erzeugen</w:t>
+            </w:r>
+          </w:p>
+        </w:tc>
+      </w:tr>
+      <w:tr>
+        <w:tc>
+          <w:tcPr>
+            <w:tcW w:type="dxa" w:w="3120"/>
+            <w:vAlign w:val="center"/>
+          </w:tcPr>
+          <w:p>
+            <w:r>
+              <w:t>Bewertung</w:t>
+            </w:r>
+          </w:p>
+        </w:tc>
+        <w:tc>
+          <w:tcPr>
+            <w:tcW w:type="dxa" w:w="3120"/>
+            <w:vAlign w:val="center"/>
+          </w:tcPr>
+          <w:p>
+            <w:r>
+              <w:t>SDGs, Agenda 2030, SDG+ und WÖk-Schutzlinien bilden den Referenzrahmen.</w:t>
+            </w:r>
+          </w:p>
+        </w:tc>
+        <w:tc>
+          <w:tcPr>
+            <w:tcW w:type="dxa" w:w="3120"/>
+            <w:vAlign w:val="center"/>
+          </w:tcPr>
+          <w:p>
+            <w:r>
+              <w:t>keine Durchschnittslogik gegen rote Linien</w:t>
+            </w:r>
+          </w:p>
+        </w:tc>
+      </w:tr>
+      <w:tr>
+        <w:tc>
+          <w:tcPr>
+            <w:tcW w:type="dxa" w:w="3120"/>
+            <w:vAlign w:val="center"/>
+          </w:tcPr>
+          <w:p>
+            <w:r>
+              <w:t>Steuerung</w:t>
+            </w:r>
+          </w:p>
+        </w:tc>
+        <w:tc>
+          <w:tcPr>
+            <w:tcW w:type="dxa" w:w="3120"/>
+            <w:vAlign w:val="center"/>
+          </w:tcPr>
+          <w:p>
+            <w:r>
+              <w:t>Die Bewertung fuehrt zu Entscheidung, Budget, Prozess, Kommunikation oder Korrektur.</w:t>
+            </w:r>
+          </w:p>
+        </w:tc>
+        <w:tc>
+          <w:tcPr>
+            <w:tcW w:type="dxa" w:w="3120"/>
+            <w:vAlign w:val="center"/>
+          </w:tcPr>
+          <w:p>
+            <w:r>
+              <w:t>kein Reporting ohne Rueckkopplung</w:t>
+            </w:r>
+          </w:p>
+        </w:tc>
+      </w:tr>
+    </w:tbl>
+    <w:p/>
+    <w:p>
+      <w:pPr>
+        <w:pStyle w:val="Heading3"/>
+      </w:pPr>
+      <w:r>
+        <w:t>Vertiefungsrunde 1: Lesen, pruefen, rueckkoppeln</w:t>
+      </w:r>
+    </w:p>
+    <w:p>
+      <w:r>
+        <w:t>Die folgende Runde verdichtet WM-V8 nicht durch neue Schlagworte, sondern durch wiederholte Anwendung auf unterschiedliche Entscheidungsebenen. Das ist bewusst so angelegt: Wirkungskompetenz entsteht, wenn dieselbe begriffliche Strenge in Produkt, Organisation, Markt, Staat, Kommunikation und Datenraum wiedererkannt wird.</w:t>
+      </w:r>
+    </w:p>
+    <w:p>
+      <w:r>
+        <w:t>Begriffliche Schaerfung. Fuer Wirkungsstrategie im Unternehmen bedeutet praezise Sprache die erste Sicherung gegen Impact-Washing ist, dass die Analyse nicht bei einer Aktivitaet, einem guten Willen oder einer Kennzahl stehen bleiben darf. Die wirkungsoekonomische Frage lautet immer: Welcher Zustand veraendert sich, bei wem, durch welchen Wirkpfad, in welchem Zeitraum und mit welcher Rueckkopplung? Gerade in Wirkungsmanagement ist diese Unterscheidung entscheidend, weil Lernende spaeter nicht nur Begriffe wiedergeben, sondern Entscheidungssituationen pruefen muessen. Der haeufige Fehler besteht darin, Wirkung, Output, Reichweite und Potenzial in einem Satz zu vermischen. Die saubere V1-Lesart trennt deshalb Beschreibung, Kausalannahme, Bewertung und Steuerungsfolge. In der Praxis sollte jede Wirkungsaussage als kurze Viererprobe formuliert werden: Zustand, Betroffene, Quelle, offene Unsicherheit. So wird aus dem Thema kein isoliertes Kapitel, sondern ein pruefbarer Baustein der WÖk-Architektur.</w:t>
+      </w:r>
+    </w:p>
+    <w:p>
+      <w:r>
+        <w:t>Wirkpfad-Logik. Fuer Wirkungsstrategie im Unternehmen bedeutet ein Thema erst dann steuerbar wird, wenn der Mechanismus zwischen Ausloeser und Zustandsveraenderung beschrieben ist, dass die Analyse nicht bei einer Aktivitaet, einem guten Willen oder einer Kennzahl stehen bleiben darf. Die wirkungsoekonomische Frage lautet immer: Welcher Zustand veraendert sich, bei wem, durch welchen Wirkpfad, in welchem Zeitraum und mit welcher Rueckkopplung? Gerade in Wirkungsmanagement ist diese Unterscheidung entscheidend, weil Lernende spaeter nicht nur Begriffe wiedergeben, sondern Entscheidungssituationen pruefen muessen. Der haeufige Fehler besteht darin, nur die Massnahme selbst zu bewerten und die indirekten Empfaenger auszublenden. Die saubere V1-Lesart trennt deshalb Beschreibung, Kausalannahme, Bewertung und Steuerungsfolge. Eine gute Fallanalyse zeichnet mindestens einen direkten und einen indirekten Wirkpfad nach. So wird aus dem Thema kein isoliertes Kapitel, sondern ein pruefbarer Baustein der WÖk-Architektur.</w:t>
+      </w:r>
+    </w:p>
+    <w:p>
+      <w:r>
+        <w:t>Daten- und Quellenklarheit. Fuer Wirkungsstrategie im Unternehmen bedeutet jede Bewertung nur so belastbar ist wie Datenlage, Quellenstatus und Aktualitaet, dass die Analyse nicht bei einer Aktivitaet, einem guten Willen oder einer Kennzahl stehen bleiben darf. Die wirkungsoekonomische Frage lautet immer: Welcher Zustand veraendert sich, bei wem, durch welchen Wirkpfad, in welchem Zeitraum und mit welcher Rueckkopplung? Gerade in Wirkungsmanagement ist diese Unterscheidung entscheidend, weil Lernende spaeter nicht nur Begriffe wiedergeben, sondern Entscheidungssituationen pruefen muessen. Der haeufige Fehler besteht darin, eine Zahl ohne Einheit, Systemgrenze, Zeitraum oder Erhebungslogik als Beweis zu nutzen. Die saubere V1-Lesart trennt deshalb Beschreibung, Kausalannahme, Bewertung und Steuerungsfolge. Die Lernenden sollen Daten nicht dekorativ zitieren, sondern ihre Aussagekraft, Luecken und Grenzen offenlegen. So wird aus dem Thema kein isoliertes Kapitel, sondern ein pruefbarer Baustein der WÖk-Architektur.</w:t>
+      </w:r>
+    </w:p>
+    <w:p>
+      <w:r>
+        <w:t>Fallfenster zur Anwendung. Ein Controlling-Team moechte einen Score bilden. Das Skript verlangt, dass Datenqualitaet, Systemgrenzen, Gewichtung, Unsicherheit und Nichtkompensation sichtbar bleiben. Ein Score darf die Diskussion nicht beenden, sondern muss bessere Fragen, Priorisierung und Rueckkopplung ermoeglichen. Bezogen auf Wirkungsstrategie im Unternehmen heisst das: Die Analyse muss das konkrete Thema ernst nehmen und zugleich den allgemeinen WÖk-Massstab halten. Es geht nicht darum, die Welt in gute und schlechte Akteure einzuteilen. Es geht darum, Wirkpfade, Wirkungsempfaenger, Datenqualitaet, Risiken und Rueckkopplung so zu beschreiben, dass bessere Entscheidungen moeglich werden.</w:t>
+      </w:r>
+    </w:p>
+    <w:p>
+      <w:r>
+        <w:t>Ambivalenz. Fuer Wirkungsstrategie im Unternehmen bedeutet positive und negative Zustandsveraenderungen gleichzeitig auftreten koennen, dass die Analyse nicht bei einer Aktivitaet, einem guten Willen oder einer Kennzahl stehen bleiben darf. Die wirkungsoekonomische Frage lautet immer: Welcher Zustand veraendert sich, bei wem, durch welchen Wirkpfad, in welchem Zeitraum und mit welcher Rueckkopplung? Gerade in Wirkungsmanagement ist diese Unterscheidung entscheidend, weil Lernende spaeter nicht nur Begriffe wiedergeben, sondern Entscheidungssituationen pruefen muessen. Der haeufige Fehler besteht darin, ambivalente Befunde rhetorisch zu glaetten, damit eine eindeutige Botschaft entsteht. Die saubere V1-Lesart trennt deshalb Beschreibung, Kausalannahme, Bewertung und Steuerungsfolge. Ein gutes Skript fuehrt deshalb Profile, Zielkonflikte und offene Punkte nebeneinander. So wird aus dem Thema kein isoliertes Kapitel, sondern ein pruefbarer Baustein der WÖk-Architektur.</w:t>
+      </w:r>
+    </w:p>
+    <w:p>
+      <w:r>
+        <w:t>Nichtkompensation. Fuer Wirkungsstrategie im Unternehmen bedeutet schwere zentrale Schaeden nicht durch beliebige positive Einzelwerte neutralisiert werden duerfen, dass die Analyse nicht bei einer Aktivitaet, einem guten Willen oder einer Kennzahl stehen bleiben darf. Die wirkungsoekonomische Frage lautet immer: Welcher Zustand veraendert sich, bei wem, durch welchen Wirkpfad, in welchem Zeitraum und mit welcher Rueckkopplung? Gerade in Wirkungsmanagement ist diese Unterscheidung entscheidend, weil Lernende spaeter nicht nur Begriffe wiedergeben, sondern Entscheidungssituationen pruefen muessen. Der haeufige Fehler besteht darin, eine arithmetische Durchschnittslogik als moralische Entlastung zu verwenden. Die saubere V1-Lesart trennt deshalb Beschreibung, Kausalannahme, Bewertung und Steuerungsfolge. Reverse Merit Order und rote Linien sind Schutzregeln gegen Schoenrechnung. So wird aus dem Thema kein isoliertes Kapitel, sondern ein pruefbarer Baustein der WÖk-Architektur.</w:t>
+      </w:r>
+    </w:p>
+    <w:p>
+      <w:r>
+        <w:t>Pruefungsnahe Transferfrage. Formuliere zu WM-V8 eine Wirkungsaussage in drei Saetzen: Erstens den beobachteten oder plausiblen Zustand, zweitens die Daten- oder Quellenlage, drittens die offene Unsicherheit samt Rueckkopplung. Die Antwort muss ohne moralische Personenbewertung auskommen und darf Reichweite nicht mit Wirkung verwechseln.</w:t>
+      </w:r>
+    </w:p>
+    <w:p>
+      <w:r>
+        <w:t>Rueckkopplung. Fuer Wirkungsstrategie im Unternehmen bedeutet Wirkungswissen erst dann wertvoll wird, wenn es Entscheidungen veraendert, dass die Analyse nicht bei einer Aktivitaet, einem guten Willen oder einer Kennzahl stehen bleiben darf. Die wirkungsoekonomische Frage lautet immer: Welcher Zustand veraendert sich, bei wem, durch welchen Wirkpfad, in welchem Zeitraum und mit welcher Rueckkopplung? Gerade in Wirkungsmanagement ist diese Unterscheidung entscheidend, weil Lernende spaeter nicht nur Begriffe wiedergeben, sondern Entscheidungssituationen pruefen muessen. Der haeufige Fehler besteht darin, einen Bericht als Endpunkt zu betrachten. Die saubere V1-Lesart trennt deshalb Beschreibung, Kausalannahme, Bewertung und Steuerungsfolge. Jeder Analyseblock sollte fragen, welche Routine, welcher Prozess oder welche Ressource nach der Bewertung angepasst wird. So wird aus dem Thema kein isoliertes Kapitel, sondern ein pruefbarer Baustein der WÖk-Architektur.</w:t>
+      </w:r>
+    </w:p>
+    <w:p>
+      <w:r>
+        <w:t>Fallfenster zur Anwendung. Ein Kommunikationsbericht nennt viele Aktivitaeten, Reichweiten und Rueckmeldungen. Die V1-Pruefung fragt, ob daraus eine belastbare Wirkungsaussage folgt. Wenn nur Kontakte, Klicks oder Zustimmung vorliegen, bleibt die Aussage im Bereich Wirkungspotenzial oder Resonanz, nicht im Bereich nachgewiesener Wirkung. Bezogen auf Wirkungsstrategie im Unternehmen heisst das: Die Analyse muss das konkrete Thema ernst nehmen und zugleich den allgemeinen WÖk-Massstab halten. Es geht nicht darum, die Welt in gute und schlechte Akteure einzuteilen. Es geht darum, Wirkpfade, Wirkungsempfaenger, Datenqualitaet, Risiken und Rueckkopplung so zu beschreiben, dass bessere Entscheidungen moeglich werden.</w:t>
+      </w:r>
+    </w:p>
+    <w:p>
+      <w:r>
+        <w:t>Governance. Fuer Wirkungsstrategie im Unternehmen bedeutet Wirkungsbewertung Verfahren, Rechte, Transparenz und Korrektur braucht, dass die Analyse nicht bei einer Aktivitaet, einem guten Willen oder einer Kennzahl stehen bleiben darf. Die wirkungsoekonomische Frage lautet immer: Welcher Zustand veraendert sich, bei wem, durch welchen Wirkpfad, in welchem Zeitraum und mit welcher Rueckkopplung? Gerade in Wirkungsmanagement ist diese Unterscheidung entscheidend, weil Lernende spaeter nicht nur Begriffe wiedergeben, sondern Entscheidungssituationen pruefen muessen. Der haeufige Fehler besteht darin, Bewertung als technokratische Top-down-Setzung zu verstehen. Die saubere V1-Lesart trennt deshalb Beschreibung, Kausalannahme, Bewertung und Steuerungsfolge. Betroffene, Datenhalter, Entscheider und Kontrollinstanzen muessen unterscheidbare Rollen behalten. So wird aus dem Thema kein isoliertes Kapitel, sondern ein pruefbarer Baustein der WÖk-Architektur.</w:t>
+      </w:r>
+    </w:p>
+    <w:p>
+      <w:r>
+        <w:t>Didaktische Pruefbarkeit. Fuer Wirkungsstrategie im Unternehmen bedeutet das Thema in der Akademie nicht nur erklaert, sondern in Falllogik ueberfuehrt werden muss, dass die Analyse nicht bei einer Aktivitaet, einem guten Willen oder einer Kennzahl stehen bleiben darf. Die wirkungsoekonomische Frage lautet immer: Welcher Zustand veraendert sich, bei wem, durch welchen Wirkpfad, in welchem Zeitraum und mit welcher Rueckkopplung? Gerade in Wirkungsmanagement ist diese Unterscheidung entscheidend, weil Lernende spaeter nicht nur Begriffe wiedergeben, sondern Entscheidungssituationen pruefen muessen. Der haeufige Fehler besteht darin, reines Auswendiglernen als Kompetenznachweis zu behandeln. Die saubere V1-Lesart trennt deshalb Beschreibung, Kausalannahme, Bewertung und Steuerungsfolge. Pruefungsfragen sollen Begriffe, Anwendung und rote Linien verbinden. So wird aus dem Thema kein isoliertes Kapitel, sondern ein pruefbarer Baustein der WÖk-Architektur.</w:t>
+      </w:r>
+    </w:p>
+    <w:p>
+      <w:r>
+        <w:t>Transfer in Organisationen. Fuer Wirkungsstrategie im Unternehmen bedeutet WÖk-Begriffe im Alltag nur tragen, wenn sie in Routinen uebersetzt werden, dass die Analyse nicht bei einer Aktivitaet, einem guten Willen oder einer Kennzahl stehen bleiben darf. Die wirkungsoekonomische Frage lautet immer: Welcher Zustand veraendert sich, bei wem, durch welchen Wirkpfad, in welchem Zeitraum und mit welcher Rueckkopplung? Gerade in Wirkungsmanagement ist diese Unterscheidung entscheidend, weil Lernende spaeter nicht nur Begriffe wiedergeben, sondern Entscheidungssituationen pruefen muessen. Der haeufige Fehler besteht darin, die Verantwortung an eine Nachhaltigkeitsabteilung auszulagern. Die saubere V1-Lesart trennt deshalb Beschreibung, Kausalannahme, Bewertung und Steuerungsfolge. Strategie, Einkauf, Kommunikation, Controlling und Fuehrung muessen denselben Wirkungsbegriff verwenden. So wird aus dem Thema kein isoliertes Kapitel, sondern ein pruefbarer Baustein der WÖk-Architektur.</w:t>
+      </w:r>
+    </w:p>
+    <w:p>
+      <w:r>
+        <w:t>Fallfenster zur Anwendung. Eine Organisation plant eine Massnahme und formuliert dazu eine positive Absicht. In der WÖk reicht das nicht. Fuer diese Vorlesung muss sichtbar werden, welche Zustandsveraenderung erwartet wird, welche Empfaenger direkt oder indirekt betroffen sind, welche Nebenwirkungen entstehen koennen und welche Entscheidung spaeter korrigiert wird. Bezogen auf Wirkungsstrategie im Unternehmen heisst das: Die Analyse muss das konkrete Thema ernst nehmen und zugleich den allgemeinen WÖk-Massstab halten. Es geht nicht darum, die Welt in gute und schlechte Akteure einzuteilen. Es geht darum, Wirkpfade, Wirkungsempfaenger, Datenqualitaet, Risiken und Rueckkopplung so zu beschreiben, dass bessere Entscheidungen moeglich werden.</w:t>
+      </w:r>
+    </w:p>
+    <w:p>
+      <w:r>
+        <w:t>Rueckfluss in den Korpus. Fuer Wirkungsstrategie im Unternehmen bedeutet jedes Studienskript den Gesamtbestand schaerfen kann, dass die Analyse nicht bei einer Aktivitaet, einem guten Willen oder einer Kennzahl stehen bleiben darf. Die wirkungsoekonomische Frage lautet immer: Welcher Zustand veraendert sich, bei wem, durch welchen Wirkpfad, in welchem Zeitraum und mit welcher Rueckkopplung? Gerade in Wirkungsmanagement ist diese Unterscheidung entscheidend, weil Lernende spaeter nicht nur Begriffe wiedergeben, sondern Entscheidungssituationen pruefen muessen. Der haeufige Fehler besteht darin, neue Einsichten nur lokal im Skript zu belassen. Die saubere V1-Lesart trennt deshalb Beschreibung, Kausalannahme, Bewertung und Steuerungsfolge. Glossar, Website, Journal, Dossiers und Visuals sollen aus der Skriptarbeit lernen. So wird aus dem Thema kein isoliertes Kapitel, sondern ein pruefbarer Baustein der WÖk-Architektur.</w:t>
+      </w:r>
+    </w:p>
+    <w:p>
+      <w:r>
+        <w:t>Pruefungsnahe Transferfrage. Formuliere zu WM-V8 eine Wirkungsaussage in drei Saetzen: Erstens den beobachteten oder plausiblen Zustand, zweitens die Daten- oder Quellenlage, drittens die offene Unsicherheit samt Rueckkopplung. Die Antwort muss ohne moralische Personenbewertung auskommen und darf Reichweite nicht mit Wirkung verwechseln.</w:t>
+      </w:r>
+    </w:p>
+    <w:p>
+      <w:pPr>
+        <w:pStyle w:val="Heading3"/>
+      </w:pPr>
+      <w:r>
+        <w:t>Vertiefungsrunde 2: Lesen, pruefen, rueckkoppeln</w:t>
+      </w:r>
+    </w:p>
+    <w:p>
+      <w:r>
+        <w:t>Die folgende Runde verdichtet WM-V8 nicht durch neue Schlagworte, sondern durch wiederholte Anwendung auf unterschiedliche Entscheidungsebenen. Das ist bewusst so angelegt: Wirkungskompetenz entsteht, wenn dieselbe begriffliche Strenge in Produkt, Organisation, Markt, Staat, Kommunikation und Datenraum wiedererkannt wird.</w:t>
+      </w:r>
+    </w:p>
+    <w:p>
+      <w:r>
+        <w:t>Begriffliche Schaerfung. Fuer Wirkungsstrategie im Unternehmen bedeutet praezise Sprache die erste Sicherung gegen Impact-Washing ist, dass die Analyse nicht bei einer Aktivitaet, einem guten Willen oder einer Kennzahl stehen bleiben darf. Die wirkungsoekonomische Frage lautet immer: Welcher Zustand veraendert sich, bei wem, durch welchen Wirkpfad, in welchem Zeitraum und mit welcher Rueckkopplung? Gerade in Wirkungsmanagement ist diese Unterscheidung entscheidend, weil Lernende spaeter nicht nur Begriffe wiedergeben, sondern Entscheidungssituationen pruefen muessen. Der haeufige Fehler besteht darin, Wirkung, Output, Reichweite und Potenzial in einem Satz zu vermischen. Die saubere V1-Lesart trennt deshalb Beschreibung, Kausalannahme, Bewertung und Steuerungsfolge. In der Praxis sollte jede Wirkungsaussage als kurze Viererprobe formuliert werden: Zustand, Betroffene, Quelle, offene Unsicherheit. So wird aus dem Thema kein isoliertes Kapitel, sondern ein pruefbarer Baustein der WÖk-Architektur.</w:t>
+      </w:r>
+    </w:p>
+    <w:p>
+      <w:r>
+        <w:t>Wirkpfad-Logik. Fuer Wirkungsstrategie im Unternehmen bedeutet ein Thema erst dann steuerbar wird, wenn der Mechanismus zwischen Ausloeser und Zustandsveraenderung beschrieben ist, dass die Analyse nicht bei einer Aktivitaet, einem guten Willen oder einer Kennzahl stehen bleiben darf. Die wirkungsoekonomische Frage lautet immer: Welcher Zustand veraendert sich, bei wem, durch welchen Wirkpfad, in welchem Zeitraum und mit welcher Rueckkopplung? Gerade in Wirkungsmanagement ist diese Unterscheidung entscheidend, weil Lernende spaeter nicht nur Begriffe wiedergeben, sondern Entscheidungssituationen pruefen muessen. Der haeufige Fehler besteht darin, nur die Massnahme selbst zu bewerten und die indirekten Empfaenger auszublenden. Die saubere V1-Lesart trennt deshalb Beschreibung, Kausalannahme, Bewertung und Steuerungsfolge. Eine gute Fallanalyse zeichnet mindestens einen direkten und einen indirekten Wirkpfad nach. So wird aus dem Thema kein isoliertes Kapitel, sondern ein pruefbarer Baustein der WÖk-Architektur.</w:t>
+      </w:r>
+    </w:p>
+    <w:p>
+      <w:r>
+        <w:t>Fallfenster zur Anwendung. Eine Fuehrungsentscheidung erzeugt zugleich Nutzen und Risiken. Die WÖk behandelt Ambivalenz nicht als Stoerung, sondern als Kern der Analyse. Positive Netto-Wirkung darf erst behauptet werden, wenn zentrale negative Wirkungen getrennt geprueft und rote Linien gewahrt sind. Bezogen auf Wirkungsstrategie im Unternehmen heisst das: Die Analyse muss das konkrete Thema ernst nehmen und zugleich den allgemeinen WÖk-Massstab halten. Es geht nicht darum, die Welt in gute und schlechte Akteure einzuteilen. Es geht darum, Wirkpfade, Wirkungsempfaenger, Datenqualitaet, Risiken und Rueckkopplung so zu beschreiben, dass bessere Entscheidungen moeglich werden.</w:t>
+      </w:r>
+    </w:p>
+    <w:p>
+      <w:r>
+        <w:t>Daten- und Quellenklarheit. Fuer Wirkungsstrategie im Unternehmen bedeutet jede Bewertung nur so belastbar ist wie Datenlage, Quellenstatus und Aktualitaet, dass die Analyse nicht bei einer Aktivitaet, einem guten Willen oder einer Kennzahl stehen bleiben darf. Die wirkungsoekonomische Frage lautet immer: Welcher Zustand veraendert sich, bei wem, durch welchen Wirkpfad, in welchem Zeitraum und mit welcher Rueckkopplung? Gerade in Wirkungsmanagement ist diese Unterscheidung entscheidend, weil Lernende spaeter nicht nur Begriffe wiedergeben, sondern Entscheidungssituationen pruefen muessen. Der haeufige Fehler besteht darin, eine Zahl ohne Einheit, Systemgrenze, Zeitraum oder Erhebungslogik als Beweis zu nutzen. Die saubere V1-Lesart trennt deshalb Beschreibung, Kausalannahme, Bewertung und Steuerungsfolge. Die Lernenden sollen Daten nicht dekorativ zitieren, sondern ihre Aussagekraft, Luecken und Grenzen offenlegen. So wird aus dem Thema kein isoliertes Kapitel, sondern ein pruefbarer Baustein der WÖk-Architektur.</w:t>
+      </w:r>
+    </w:p>
+    <w:p>
+      <w:r>
+        <w:t>Ambivalenz. Fuer Wirkungsstrategie im Unternehmen bedeutet positive und negative Zustandsveraenderungen gleichzeitig auftreten koennen, dass die Analyse nicht bei einer Aktivitaet, einem guten Willen oder einer Kennzahl stehen bleiben darf. Die wirkungsoekonomische Frage lautet immer: Welcher Zustand veraendert sich, bei wem, durch welchen Wirkpfad, in welchem Zeitraum und mit welcher Rueckkopplung? Gerade in Wirkungsmanagement ist diese Unterscheidung entscheidend, weil Lernende spaeter nicht nur Begriffe wiedergeben, sondern Entscheidungssituationen pruefen muessen. Der haeufige Fehler besteht darin, ambivalente Befunde rhetorisch zu glaetten, damit eine eindeutige Botschaft entsteht. Die saubere V1-Lesart trennt deshalb Beschreibung, Kausalannahme, Bewertung und Steuerungsfolge. Ein gutes Skript fuehrt deshalb Profile, Zielkonflikte und offene Punkte nebeneinander. So wird aus dem Thema kein isoliertes Kapitel, sondern ein pruefbarer Baustein der WÖk-Architektur.</w:t>
+      </w:r>
+    </w:p>
+    <w:p>
+      <w:r>
+        <w:t>Nichtkompensation. Fuer Wirkungsstrategie im Unternehmen bedeutet schwere zentrale Schaeden nicht durch beliebige positive Einzelwerte neutralisiert werden duerfen, dass die Analyse nicht bei einer Aktivitaet, einem guten Willen oder einer Kennzahl stehen bleiben darf. Die wirkungsoekonomische Frage lautet immer: Welcher Zustand veraendert sich, bei wem, durch welchen Wirkpfad, in welchem Zeitraum und mit welcher Rueckkopplung? Gerade in Wirkungsmanagement ist diese Unterscheidung entscheidend, weil Lernende spaeter nicht nur Begriffe wiedergeben, sondern Entscheidungssituationen pruefen muessen. Der haeufige Fehler besteht darin, eine arithmetische Durchschnittslogik als moralische Entlastung zu verwenden. Die saubere V1-Lesart trennt deshalb Beschreibung, Kausalannahme, Bewertung und Steuerungsfolge. Reverse Merit Order und rote Linien sind Schutzregeln gegen Schoenrechnung. So wird aus dem Thema kein isoliertes Kapitel, sondern ein pruefbarer Baustein der WÖk-Architektur.</w:t>
+      </w:r>
+    </w:p>
+    <w:p>
+      <w:r>
+        <w:t>Fallfenster zur Anwendung. Ein Controlling-Team moechte einen Score bilden. Das Skript verlangt, dass Datenqualitaet, Systemgrenzen, Gewichtung, Unsicherheit und Nichtkompensation sichtbar bleiben. Ein Score darf die Diskussion nicht beenden, sondern muss bessere Fragen, Priorisierung und Rueckkopplung ermoeglichen. Bezogen auf Wirkungsstrategie im Unternehmen heisst das: Die Analyse muss das konkrete Thema ernst nehmen und zugleich den allgemeinen WÖk-Massstab halten. Es geht nicht darum, die Welt in gute und schlechte Akteure einzuteilen. Es geht darum, Wirkpfade, Wirkungsempfaenger, Datenqualitaet, Risiken und Rueckkopplung so zu beschreiben, dass bessere Entscheidungen moeglich werden.</w:t>
+      </w:r>
+    </w:p>
+    <w:p>
+      <w:r>
+        <w:t>Pruefungsnahe Transferfrage. Formuliere zu WM-V8 eine Wirkungsaussage in drei Saetzen: Erstens den beobachteten oder plausiblen Zustand, zweitens die Daten- oder Quellenlage, drittens die offene Unsicherheit samt Rueckkopplung. Die Antwort muss ohne moralische Personenbewertung auskommen und darf Reichweite nicht mit Wirkung verwechseln.</w:t>
+      </w:r>
+    </w:p>
+    <w:p>
+      <w:r>
+        <w:t>Rueckkopplung. Fuer Wirkungsstrategie im Unternehmen bedeutet Wirkungswissen erst dann wertvoll wird, wenn es Entscheidungen veraendert, dass die Analyse nicht bei einer Aktivitaet, einem guten Willen oder einer Kennzahl stehen bleiben darf. Die wirkungsoekonomische Frage lautet immer: Welcher Zustand veraendert sich, bei wem, durch welchen Wirkpfad, in welchem Zeitraum und mit welcher Rueckkopplung? Gerade in Wirkungsmanagement ist diese Unterscheidung entscheidend, weil Lernende spaeter nicht nur Begriffe wiedergeben, sondern Entscheidungssituationen pruefen muessen. Der haeufige Fehler besteht darin, einen Bericht als Endpunkt zu betrachten. Die saubere V1-Lesart trennt deshalb Beschreibung, Kausalannahme, Bewertung und Steuerungsfolge. Jeder Analyseblock sollte fragen, welche Routine, welcher Prozess oder welche Ressource nach der Bewertung angepasst wird. So wird aus dem Thema kein isoliertes Kapitel, sondern ein pruefbarer Baustein der WÖk-Architektur.</w:t>
+      </w:r>
+    </w:p>
+    <w:p>
+      <w:r>
+        <w:t>Governance. Fuer Wirkungsstrategie im Unternehmen bedeutet Wirkungsbewertung Verfahren, Rechte, Transparenz und Korrektur braucht, dass die Analyse nicht bei einer Aktivitaet, einem guten Willen oder einer Kennzahl stehen bleiben darf. Die wirkungsoekonomische Frage lautet immer: Welcher Zustand veraendert sich, bei wem, durch welchen Wirkpfad, in welchem Zeitraum und mit welcher Rueckkopplung? Gerade in Wirkungsmanagement ist diese Unterscheidung entscheidend, weil Lernende spaeter nicht nur Begriffe wiedergeben, sondern Entscheidungssituationen pruefen muessen. Der haeufige Fehler besteht darin, Bewertung als technokratische Top-down-Setzung zu verstehen. Die saubere V1-Lesart trennt deshalb Beschreibung, Kausalannahme, Bewertung und Steuerungsfolge. Betroffene, Datenhalter, Entscheider und Kontrollinstanzen muessen unterscheidbare Rollen behalten. So wird aus dem Thema kein isoliertes Kapitel, sondern ein pruefbarer Baustein der WÖk-Architektur.</w:t>
+      </w:r>
+    </w:p>
+    <w:p>
+      <w:r>
+        <w:t>Didaktische Pruefbarkeit. Fuer Wirkungsstrategie im Unternehmen bedeutet das Thema in der Akademie nicht nur erklaert, sondern in Falllogik ueberfuehrt werden muss, dass die Analyse nicht bei einer Aktivitaet, einem guten Willen oder einer Kennzahl stehen bleiben darf. Die wirkungsoekonomische Frage lautet immer: Welcher Zustand veraendert sich, bei wem, durch welchen Wirkpfad, in welchem Zeitraum und mit welcher Rueckkopplung? Gerade in Wirkungsmanagement ist diese Unterscheidung entscheidend, weil Lernende spaeter nicht nur Begriffe wiedergeben, sondern Entscheidungssituationen pruefen muessen. Der haeufige Fehler besteht darin, reines Auswendiglernen als Kompetenznachweis zu behandeln. Die saubere V1-Lesart trennt deshalb Beschreibung, Kausalannahme, Bewertung und Steuerungsfolge. Pruefungsfragen sollen Begriffe, Anwendung und rote Linien verbinden. So wird aus dem Thema kein isoliertes Kapitel, sondern ein pruefbarer Baustein der WÖk-Architektur.</w:t>
+      </w:r>
+    </w:p>
+    <w:p>
+      <w:r>
+        <w:t>Fallfenster zur Anwendung. Ein Kommunikationsbericht nennt viele Aktivitaeten, Reichweiten und Rueckmeldungen. Die V1-Pruefung fragt, ob daraus eine belastbare Wirkungsaussage folgt. Wenn nur Kontakte, Klicks oder Zustimmung vorliegen, bleibt die Aussage im Bereich Wirkungspotenzial oder Resonanz, nicht im Bereich nachgewiesener Wirkung. Bezogen auf Wirkungsstrategie im Unternehmen heisst das: Die Analyse muss das konkrete Thema ernst nehmen und zugleich den allgemeinen WÖk-Massstab halten. Es geht nicht darum, die Welt in gute und schlechte Akteure einzuteilen. Es geht darum, Wirkpfade, Wirkungsempfaenger, Datenqualitaet, Risiken und Rueckkopplung so zu beschreiben, dass bessere Entscheidungen moeglich werden.</w:t>
+      </w:r>
+    </w:p>
+    <w:p>
+      <w:r>
+        <w:t>Transfer in Organisationen. Fuer Wirkungsstrategie im Unternehmen bedeutet WÖk-Begriffe im Alltag nur tragen, wenn sie in Routinen uebersetzt werden, dass die Analyse nicht bei einer Aktivitaet, einem guten Willen oder einer Kennzahl stehen bleiben darf. Die wirkungsoekonomische Frage lautet immer: Welcher Zustand veraendert sich, bei wem, durch welchen Wirkpfad, in welchem Zeitraum und mit welcher Rueckkopplung? Gerade in Wirkungsmanagement ist diese Unterscheidung entscheidend, weil Lernende spaeter nicht nur Begriffe wiedergeben, sondern Entscheidungssituationen pruefen muessen. Der haeufige Fehler besteht darin, die Verantwortung an eine Nachhaltigkeitsabteilung auszulagern. Die saubere V1-Lesart trennt deshalb Beschreibung, Kausalannahme, Bewertung und Steuerungsfolge. Strategie, Einkauf, Kommunikation, Controlling und Fuehrung muessen denselben Wirkungsbegriff verwenden. So wird aus dem Thema kein isoliertes Kapitel, sondern ein pruefbarer Baustein der WÖk-Architektur.</w:t>
+      </w:r>
+    </w:p>
+    <w:p>
+      <w:r>
+        <w:t>Rueckfluss in den Korpus. Fuer Wirkungsstrategie im Unternehmen bedeutet jedes Studienskript den Gesamtbestand schaerfen kann, dass die Analyse nicht bei einer Aktivitaet, einem guten Willen oder einer Kennzahl stehen bleiben darf. Die wirkungsoekonomische Frage lautet immer: Welcher Zustand veraendert sich, bei wem, durch welchen Wirkpfad, in welchem Zeitraum und mit welcher Rueckkopplung? Gerade in Wirkungsmanagement ist diese Unterscheidung entscheidend, weil Lernende spaeter nicht nur Begriffe wiedergeben, sondern Entscheidungssituationen pruefen muessen. Der haeufige Fehler besteht darin, neue Einsichten nur lokal im Skript zu belassen. Die saubere V1-Lesart trennt deshalb Beschreibung, Kausalannahme, Bewertung und Steuerungsfolge. Glossar, Website, Journal, Dossiers und Visuals sollen aus der Skriptarbeit lernen. So wird aus dem Thema kein isoliertes Kapitel, sondern ein pruefbarer Baustein der WÖk-Architektur.</w:t>
+      </w:r>
+    </w:p>
+    <w:p>
+      <w:r>
+        <w:t>Pruefungsnahe Transferfrage. Formuliere zu WM-V8 eine Wirkungsaussage in drei Saetzen: Erstens den beobachteten oder plausiblen Zustand, zweitens die Daten- oder Quellenlage, drittens die offene Unsicherheit samt Rueckkopplung. Die Antwort muss ohne moralische Personenbewertung auskommen und darf Reichweite nicht mit Wirkung verwechseln.</w:t>
+      </w:r>
+    </w:p>
+    <w:p>
+      <w:pPr>
+        <w:pStyle w:val="Heading3"/>
+      </w:pPr>
+      <w:r>
+        <w:t>Vertiefungsrunde 3: Lesen, pruefen, rueckkoppeln</w:t>
+      </w:r>
+    </w:p>
+    <w:p>
+      <w:r>
+        <w:t>Die folgende Runde verdichtet WM-V8 nicht durch neue Schlagworte, sondern durch wiederholte Anwendung auf unterschiedliche Entscheidungsebenen. Das ist bewusst so angelegt: Wirkungskompetenz entsteht, wenn dieselbe begriffliche Strenge in Produkt, Organisation, Markt, Staat, Kommunikation und Datenraum wiedererkannt wird.</w:t>
+      </w:r>
+    </w:p>
+    <w:p>
+      <w:r>
+        <w:t>Begriffliche Schaerfung. Fuer Wirkungsstrategie im Unternehmen bedeutet praezise Sprache die erste Sicherung gegen Impact-Washing ist, dass die Analyse nicht bei einer Aktivitaet, einem guten Willen oder einer Kennzahl stehen bleiben darf. Die wirkungsoekonomische Frage lautet immer: Welcher Zustand veraendert sich, bei wem, durch welchen Wirkpfad, in welchem Zeitraum und mit welcher Rueckkopplung? Gerade in Wirkungsmanagement ist diese Unterscheidung entscheidend, weil Lernende spaeter nicht nur Begriffe wiedergeben, sondern Entscheidungssituationen pruefen muessen. Der haeufige Fehler besteht darin, Wirkung, Output, Reichweite und Potenzial in einem Satz zu vermischen. Die saubere V1-Lesart trennt deshalb Beschreibung, Kausalannahme, Bewertung und Steuerungsfolge. In der Praxis sollte jede Wirkungsaussage als kurze Viererprobe formuliert werden: Zustand, Betroffene, Quelle, offene Unsicherheit. So wird aus dem Thema kein isoliertes Kapitel, sondern ein pruefbarer Baustein der WÖk-Architektur.</w:t>
+      </w:r>
+    </w:p>
+    <w:p>
+      <w:r>
+        <w:t>Fallfenster zur Anwendung. Eine Organisation plant eine Massnahme und formuliert dazu eine positive Absicht. In der WÖk reicht das nicht. Fuer diese Vorlesung muss sichtbar werden, welche Zustandsveraenderung erwartet wird, welche Empfaenger direkt oder indirekt betroffen sind, welche Nebenwirkungen entstehen koennen und welche Entscheidung spaeter korrigiert wird. Bezogen auf Wirkungsstrategie im Unternehmen heisst das: Die Analyse muss das konkrete Thema ernst nehmen und zugleich den allgemeinen WÖk-Massstab halten. Es geht nicht darum, die Welt in gute und schlechte Akteure einzuteilen. Es geht darum, Wirkpfade, Wirkungsempfaenger, Datenqualitaet, Risiken und Rueckkopplung so zu beschreiben, dass bessere Entscheidungen moeglich werden.</w:t>
+      </w:r>
+    </w:p>
+    <w:p>
+      <w:r>
+        <w:t>Wirkpfad-Logik. Fuer Wirkungsstrategie im Unternehmen bedeutet ein Thema erst dann steuerbar wird, wenn der Mechanismus zwischen Ausloeser und Zustandsveraenderung beschrieben ist, dass die Analyse nicht bei einer Aktivitaet, einem guten Willen oder einer Kennzahl stehen bleiben darf. Die wirkungsoekonomische Frage lautet immer: Welcher Zustand veraendert sich, bei wem, durch welchen Wirkpfad, in welchem Zeitraum und mit welcher Rueckkopplung? Gerade in Wirkungsmanagement ist diese Unterscheidung entscheidend, weil Lernende spaeter nicht nur Begriffe wiedergeben, sondern Entscheidungssituationen pruefen muessen. Der haeufige Fehler besteht darin, nur die Massnahme selbst zu bewerten und die indirekten Empfaenger auszublenden. Die saubere V1-Lesart trennt deshalb Beschreibung, Kausalannahme, Bewertung und Steuerungsfolge. Eine gute Fallanalyse zeichnet mindestens einen direkten und einen indirekten Wirkpfad nach. So wird aus dem Thema kein isoliertes Kapitel, sondern ein pruefbarer Baustein der WÖk-Architektur.</w:t>
+      </w:r>
+    </w:p>
+    <w:p>
+      <w:r>
+        <w:t>Daten- und Quellenklarheit. Fuer Wirkungsstrategie im Unternehmen bedeutet jede Bewertung nur so belastbar ist wie Datenlage, Quellenstatus und Aktualitaet, dass die Analyse nicht bei einer Aktivitaet, einem guten Willen oder einer Kennzahl stehen bleiben darf. Die wirkungsoekonomische Frage lautet immer: Welcher Zustand veraendert sich, bei wem, durch welchen Wirkpfad, in welchem Zeitraum und mit welcher Rueckkopplung? Gerade in Wirkungsmanagement ist diese Unterscheidung entscheidend, weil Lernende spaeter nicht nur Begriffe wiedergeben, sondern Entscheidungssituationen pruefen muessen. Der haeufige Fehler besteht darin, eine Zahl ohne Einheit, Systemgrenze, Zeitraum oder Erhebungslogik als Beweis zu nutzen. Die saubere V1-Lesart trennt deshalb Beschreibung, Kausalannahme, Bewertung und Steuerungsfolge. Die Lernenden sollen Daten nicht dekorativ zitieren, sondern ihre Aussagekraft, Luecken und Grenzen offenlegen. So wird aus dem Thema kein isoliertes Kapitel, sondern ein pruefbarer Baustein der WÖk-Architektur.</w:t>
+      </w:r>
+    </w:p>
+    <w:p>
+      <w:r>
+        <w:t>Ambivalenz. Fuer Wirkungsstrategie im Unternehmen bedeutet positive und negative Zustandsveraenderungen gleichzeitig auftreten koennen, dass die Analyse nicht bei einer Aktivitaet, einem guten Willen oder einer Kennzahl stehen bleiben darf. Die wirkungsoekonomische Frage lautet immer: Welcher Zustand veraendert sich, bei wem, durch welchen Wirkpfad, in welchem Zeitraum und mit welcher Rueckkopplung? Gerade in Wirkungsmanagement ist diese Unterscheidung entscheidend, weil Lernende spaeter nicht nur Begriffe wiedergeben, sondern Entscheidungssituationen pruefen muessen. Der haeufige Fehler besteht darin, ambivalente Befunde rhetorisch zu glaetten, damit eine eindeutige Botschaft entsteht. Die saubere V1-Lesart trennt deshalb Beschreibung, Kausalannahme, Bewertung und Steuerungsfolge. Ein gutes Skript fuehrt deshalb Profile, Zielkonflikte und offene Punkte nebeneinander. So wird aus dem Thema kein isoliertes Kapitel, sondern ein pruefbarer Baustein der WÖk-Architektur.</w:t>
+      </w:r>
+    </w:p>
+    <w:p>
+      <w:r>
+        <w:t>Fallfenster zur Anwendung. Eine Fuehrungsentscheidung erzeugt zugleich Nutzen und Risiken. Die WÖk behandelt Ambivalenz nicht als Stoerung, sondern als Kern der Analyse. Positive Netto-Wirkung darf erst behauptet werden, wenn zentrale negative Wirkungen getrennt geprueft und rote Linien gewahrt sind. Bezogen auf Wirkungsstrategie im Unternehmen heisst das: Die Analyse muss das konkrete Thema ernst nehmen und zugleich den allgemeinen WÖk-Massstab halten. Es geht nicht darum, die Welt in gute und schlechte Akteure einzuteilen. Es geht darum, Wirkpfade, Wirkungsempfaenger, Datenqualitaet, Risiken und Rueckkopplung so zu beschreiben, dass bessere Entscheidungen moeglich werden.</w:t>
+      </w:r>
+    </w:p>
+    <w:p>
+      <w:r>
+        <w:t>Nichtkompensation. Fuer Wirkungsstrategie im Unternehmen bedeutet schwere zentrale Schaeden nicht durch beliebige positive Einzelwerte neutralisiert werden duerfen, dass die Analyse nicht bei einer Aktivitaet, einem guten Willen oder einer Kennzahl stehen bleiben darf. Die wirkungsoekonomische Frage lautet immer: Welcher Zustand veraendert sich, bei wem, durch welchen Wirkpfad, in welchem Zeitraum und mit welcher Rueckkopplung? Gerade in Wirkungsmanagement ist diese Unterscheidung entscheidend, weil Lernende spaeter nicht nur Begriffe wiedergeben, sondern Entscheidungssituationen pruefen muessen. Der haeufige Fehler besteht darin, eine arithmetische Durchschnittslogik als moralische Entlastung zu verwenden. Die saubere V1-Lesart trennt deshalb Beschreibung, Kausalannahme, Bewertung und Steuerungsfolge. Reverse Merit Order und rote Linien sind Schutzregeln gegen Schoenrechnung. So wird aus dem Thema kein isoliertes Kapitel, sondern ein pruefbarer Baustein der WÖk-Architektur.</w:t>
+      </w:r>
+    </w:p>
+    <w:p>
+      <w:r>
+        <w:t>Pruefungsnahe Transferfrage. Formuliere zu WM-V8 eine Wirkungsaussage in drei Saetzen: Erstens den beobachteten oder plausiblen Zustand, zweitens die Daten- oder Quellenlage, drittens die offene Unsicherheit samt Rueckkopplung. Die Antwort muss ohne moralische Personenbewertung auskommen und darf Reichweite nicht mit Wirkung verwechseln.</w:t>
+      </w:r>
+    </w:p>
+    <w:p>
+      <w:r>
+        <w:t>Rueckkopplung. Fuer Wirkungsstrategie im Unternehmen bedeutet Wirkungswissen erst dann wertvoll wird, wenn es Entscheidungen veraendert, dass die Analyse nicht bei einer Aktivitaet, einem guten Willen oder einer Kennzahl stehen bleiben darf. Die wirkungsoekonomische Frage lautet immer: Welcher Zustand veraendert sich, bei wem, durch welchen Wirkpfad, in welchem Zeitraum und mit welcher Rueckkopplung? Gerade in Wirkungsmanagement ist diese Unterscheidung entscheidend, weil Lernende spaeter nicht nur Begriffe wiedergeben, sondern Entscheidungssituationen pruefen muessen. Der haeufige Fehler besteht darin, einen Bericht als Endpunkt zu betrachten. Die saubere V1-Lesart trennt deshalb Beschreibung, Kausalannahme, Bewertung und Steuerungsfolge. Jeder Analyseblock sollte fragen, welche Routine, welcher Prozess oder welche Ressource nach der Bewertung angepasst wird. So wird aus dem Thema kein isoliertes Kapitel, sondern ein pruefbarer Baustein der WÖk-Architektur.</w:t>
+      </w:r>
+    </w:p>
+    <w:p>
+      <w:r>
+        <w:t>Governance. Fuer Wirkungsstrategie im Unternehmen bedeutet Wirkungsbewertung Verfahren, Rechte, Transparenz und Korrektur braucht, dass die Analyse nicht bei einer Aktivitaet, einem guten Willen oder einer Kennzahl stehen bleiben darf. Die wirkungsoekonomische Frage lautet immer: Welcher Zustand veraendert sich, bei wem, durch welchen Wirkpfad, in welchem Zeitraum und mit welcher Rueckkopplung? Gerade in Wirkungsmanagement ist diese Unterscheidung entscheidend, weil Lernende spaeter nicht nur Begriffe wiedergeben, sondern Entscheidungssituationen pruefen muessen. Der haeufige Fehler besteht darin, Bewertung als technokratische Top-down-Setzung zu verstehen. Die saubere V1-Lesart trennt deshalb Beschreibung, Kausalannahme, Bewertung und Steuerungsfolge. Betroffene, Datenhalter, Entscheider und Kontrollinstanzen muessen unterscheidbare Rollen behalten. So wird aus dem Thema kein isoliertes Kapitel, sondern ein pruefbarer Baustein der WÖk-Architektur.</w:t>
+      </w:r>
+    </w:p>
+    <w:p>
+      <w:r>
+        <w:t>Fallfenster zur Anwendung. Ein Controlling-Team moechte einen Score bilden. Das Skript verlangt, dass Datenqualitaet, Systemgrenzen, Gewichtung, Unsicherheit und Nichtkompensation sichtbar bleiben. Ein Score darf die Diskussion nicht beenden, sondern muss bessere Fragen, Priorisierung und Rueckkopplung ermoeglichen. Bezogen auf Wirkungsstrategie im Unternehmen heisst das: Die Analyse muss das konkrete Thema ernst nehmen und zugleich den allgemeinen WÖk-Massstab halten. Es geht nicht darum, die Welt in gute und schlechte Akteure einzuteilen. Es geht darum, Wirkpfade, Wirkungsempfaenger, Datenqualitaet, Risiken und Rueckkopplung so zu beschreiben, dass bessere Entscheidungen moeglich werden.</w:t>
+      </w:r>
+    </w:p>
+    <w:p>
+      <w:r>
+        <w:t>Didaktische Pruefbarkeit. Fuer Wirkungsstrategie im Unternehmen bedeutet das Thema in der Akademie nicht nur erklaert, sondern in Falllogik ueberfuehrt werden muss, dass die Analyse nicht bei einer Aktivitaet, einem guten Willen oder einer Kennzahl stehen bleiben darf. Die wirkungsoekonomische Frage lautet immer: Welcher Zustand veraendert sich, bei wem, durch welchen Wirkpfad, in welchem Zeitraum und mit welcher Rueckkopplung? Gerade in Wirkungsmanagement ist diese Unterscheidung entscheidend, weil Lernende spaeter nicht nur Begriffe wiedergeben, sondern Entscheidungssituationen pruefen muessen. Der haeufige Fehler besteht darin, reines Auswendiglernen als Kompetenznachweis zu behandeln. Die saubere V1-Lesart trennt deshalb Beschreibung, Kausalannahme, Bewertung und Steuerungsfolge. Pruefungsfragen sollen Begriffe, Anwendung und rote Linien verbinden. So wird aus dem Thema kein isoliertes Kapitel, sondern ein pruefbarer Baustein der WÖk-Architektur.</w:t>
+      </w:r>
+    </w:p>
+    <w:p>
+      <w:r>
+        <w:t>Transfer in Organisationen. Fuer Wirkungsstrategie im Unternehmen bedeutet WÖk-Begriffe im Alltag nur tragen, wenn sie in Routinen uebersetzt werden, dass die Analyse nicht bei einer Aktivitaet, einem guten Willen oder einer Kennzahl stehen bleiben darf. Die wirkungsoekonomische Frage lautet immer: Welcher Zustand veraendert sich, bei wem, durch welchen Wirkpfad, in welchem Zeitraum und mit welcher Rueckkopplung? Gerade in Wirkungsmanagement ist diese Unterscheidung entscheidend, weil Lernende spaeter nicht nur Begriffe wiedergeben, sondern Entscheidungssituationen pruefen muessen. Der haeufige Fehler besteht darin, die Verantwortung an eine Nachhaltigkeitsabteilung auszulagern. Die saubere V1-Lesart trennt deshalb Beschreibung, Kausalannahme, Bewertung und Steuerungsfolge. Strategie, Einkauf, Kommunikation, Controlling und Fuehrung muessen denselben Wirkungsbegriff verwenden. So wird aus dem Thema kein isoliertes Kapitel, sondern ein pruefbarer Baustein der WÖk-Architektur.</w:t>
+      </w:r>
+    </w:p>
+    <w:p>
+      <w:r>
+        <w:t>Rueckfluss in den Korpus. Fuer Wirkungsstrategie im Unternehmen bedeutet jedes Studienskript den Gesamtbestand schaerfen kann, dass die Analyse nicht bei einer Aktivitaet, einem guten Willen oder einer Kennzahl stehen bleiben darf. Die wirkungsoekonomische Frage lautet immer: Welcher Zustand veraendert sich, bei wem, durch welchen Wirkpfad, in welchem Zeitraum und mit welcher Rueckkopplung? Gerade in Wirkungsmanagement ist diese Unterscheidung entscheidend, weil Lernende spaeter nicht nur Begriffe wiedergeben, sondern Entscheidungssituationen pruefen muessen. Der haeufige Fehler besteht darin, neue Einsichten nur lokal im Skript zu belassen. Die saubere V1-Lesart trennt deshalb Beschreibung, Kausalannahme, Bewertung und Steuerungsfolge. Glossar, Website, Journal, Dossiers und Visuals sollen aus der Skriptarbeit lernen. So wird aus dem Thema kein isoliertes Kapitel, sondern ein pruefbarer Baustein der WÖk-Architektur.</w:t>
+      </w:r>
+    </w:p>
+    <w:p>
+      <w:r>
+        <w:t>Fallfenster zur Anwendung. Ein Kommunikationsbericht nennt viele Aktivitaeten, Reichweiten und Rueckmeldungen. Die V1-Pruefung fragt, ob daraus eine belastbare Wirkungsaussage folgt. Wenn nur Kontakte, Klicks oder Zustimmung vorliegen, bleibt die Aussage im Bereich Wirkungspotenzial oder Resonanz, nicht im Bereich nachgewiesener Wirkung. Bezogen auf Wirkungsstrategie im Unternehmen heisst das: Die Analyse muss das konkrete Thema ernst nehmen und zugleich den allgemeinen WÖk-Massstab halten. Es geht nicht darum, die Welt in gute und schlechte Akteure einzuteilen. Es geht darum, Wirkpfade, Wirkungsempfaenger, Datenqualitaet, Risiken und Rueckkopplung so zu beschreiben, dass bessere Entscheidungen moeglich werden.</w:t>
+      </w:r>
+    </w:p>
+    <w:p>
+      <w:r>
+        <w:t>Pruefungsnahe Transferfrage. Formuliere zu WM-V8 eine Wirkungsaussage in drei Saetzen: Erstens den beobachteten oder plausiblen Zustand, zweitens die Daten- oder Quellenlage, drittens die offene Unsicherheit samt Rueckkopplung. Die Antwort muss ohne moralische Personenbewertung auskommen und darf Reichweite nicht mit Wirkung verwechseln.</w:t>
+      </w:r>
+    </w:p>
+    <w:p>
+      <w:pPr>
+        <w:pStyle w:val="Heading3"/>
+      </w:pPr>
+      <w:r>
+        <w:t>Vertiefungsrunde 4: Lesen, pruefen, rueckkoppeln</w:t>
+      </w:r>
+    </w:p>
+    <w:p>
+      <w:r>
+        <w:t>Die folgende Runde verdichtet WM-V8 nicht durch neue Schlagworte, sondern durch wiederholte Anwendung auf unterschiedliche Entscheidungsebenen. Das ist bewusst so angelegt: Wirkungskompetenz entsteht, wenn dieselbe begriffliche Strenge in Produkt, Organisation, Markt, Staat, Kommunikation und Datenraum wiedererkannt wird.</w:t>
+      </w:r>
+    </w:p>
+    <w:p>
+      <w:r>
+        <w:t>Begriffliche Schaerfung. Fuer Wirkungsstrategie im Unternehmen bedeutet praezise Sprache die erste Sicherung gegen Impact-Washing ist, dass die Analyse nicht bei einer Aktivitaet, einem guten Willen oder einer Kennzahl stehen bleiben darf. Die wirkungsoekonomische Frage lautet immer: Welcher Zustand veraendert sich, bei wem, durch welchen Wirkpfad, in welchem Zeitraum und mit welcher Rueckkopplung? Gerade in Wirkungsmanagement ist diese Unterscheidung entscheidend, weil Lernende spaeter nicht nur Begriffe wiedergeben, sondern Entscheidungssituationen pruefen muessen. Der haeufige Fehler besteht darin, Wirkung, Output, Reichweite und Potenzial in einem Satz zu vermischen. Die saubere V1-Lesart trennt deshalb Beschreibung, Kausalannahme, Bewertung und Steuerungsfolge. In der Praxis sollte jede Wirkungsaussage als kurze Viererprobe formuliert werden: Zustand, Betroffene, Quelle, offene Unsicherheit. So wird aus dem Thema kein isoliertes Kapitel, sondern ein pruefbarer Baustein der WÖk-Architektur.</w:t>
+      </w:r>
+    </w:p>
+    <w:p>
+      <w:r>
+        <w:t>Wirkpfad-Logik. Fuer Wirkungsstrategie im Unternehmen bedeutet ein Thema erst dann steuerbar wird, wenn der Mechanismus zwischen Ausloeser und Zustandsveraenderung beschrieben ist, dass die Analyse nicht bei einer Aktivitaet, einem guten Willen oder einer Kennzahl stehen bleiben darf. Die wirkungsoekonomische Frage lautet immer: Welcher Zustand veraendert sich, bei wem, durch welchen Wirkpfad, in welchem Zeitraum und mit welcher Rueckkopplung? Gerade in Wirkungsmanagement ist diese Unterscheidung entscheidend, weil Lernende spaeter nicht nur Begriffe wiedergeben, sondern Entscheidungssituationen pruefen muessen. Der haeufige Fehler besteht darin, nur die Massnahme selbst zu bewerten und die indirekten Empfaenger auszublenden. Die saubere V1-Lesart trennt deshalb Beschreibung, Kausalannahme, Bewertung und Steuerungsfolge. Eine gute Fallanalyse zeichnet mindestens einen direkten und einen indirekten Wirkpfad nach. So wird aus dem Thema kein isoliertes Kapitel, sondern ein pruefbarer Baustein der WÖk-Architektur.</w:t>
+      </w:r>
+    </w:p>
+    <w:p>
+      <w:r>
+        <w:t>Daten- und Quellenklarheit. Fuer Wirkungsstrategie im Unternehmen bedeutet jede Bewertung nur so belastbar ist wie Datenlage, Quellenstatus und Aktualitaet, dass die Analyse nicht bei einer Aktivitaet, einem guten Willen oder einer Kennzahl stehen bleiben darf. Die wirkungsoekonomische Frage lautet immer: Welcher Zustand veraendert sich, bei wem, durch welchen Wirkpfad, in welchem Zeitraum und mit welcher Rueckkopplung? Gerade in Wirkungsmanagement ist diese Unterscheidung entscheidend, weil Lernende spaeter nicht nur Begriffe wiedergeben, sondern Entscheidungssituationen pruefen muessen. Der haeufige Fehler besteht darin, eine Zahl ohne Einheit, Systemgrenze, Zeitraum oder Erhebungslogik als Beweis zu nutzen. Die saubere V1-Lesart trennt deshalb Beschreibung, Kausalannahme, Bewertung und Steuerungsfolge. Die Lernenden sollen Daten nicht dekorativ zitieren, sondern ihre Aussagekraft, Luecken und Grenzen offenlegen. So wird aus dem Thema kein isoliertes Kapitel, sondern ein pruefbarer Baustein der WÖk-Architektur.</w:t>
+      </w:r>
+    </w:p>
+    <w:p>
+      <w:r>
+        <w:t>Fallfenster zur Anwendung. Eine Organisation plant eine Massnahme und formuliert dazu eine positive Absicht. In der WÖk reicht das nicht. Fuer diese Vorlesung muss sichtbar werden, welche Zustandsveraenderung erwartet wird, welche Empfaenger direkt oder indirekt betroffen sind, welche Nebenwirkungen entstehen koennen und welche Entscheidung spaeter korrigiert wird. Bezogen auf Wirkungsstrategie im Unternehmen heisst das: Die Analyse muss das konkrete Thema ernst nehmen und zugleich den allgemeinen WÖk-Massstab halten. Es geht nicht darum, die Welt in gute und schlechte Akteure einzuteilen. Es geht darum, Wirkpfade, Wirkungsempfaenger, Datenqualitaet, Risiken und Rueckkopplung so zu beschreiben, dass bessere Entscheidungen moeglich werden.</w:t>
+      </w:r>
+    </w:p>
+    <w:p>
+      <w:r>
+        <w:t>Ambivalenz. Fuer Wirkungsstrategie im Unternehmen bedeutet positive und negative Zustandsveraenderungen gleichzeitig auftreten koennen, dass die Analyse nicht bei einer Aktivitaet, einem guten Willen oder einer Kennzahl stehen bleiben darf. Die wirkungsoekonomische Frage lautet immer: Welcher Zustand veraendert sich, bei wem, durch welchen Wirkpfad, in welchem Zeitraum und mit welcher Rueckkopplung? Gerade in Wirkungsmanagement ist diese Unterscheidung entscheidend, weil Lernende spaeter nicht nur Begriffe wiedergeben, sondern Entscheidungssituationen pruefen muessen. Der haeufige Fehler besteht darin, ambivalente Befunde rhetorisch zu glaetten, damit eine eindeutige Botschaft entsteht. Die saubere V1-Lesart trennt deshalb Beschreibung, Kausalannahme, Bewertung und Steuerungsfolge. Ein gutes Skript fuehrt deshalb Profile, Zielkonflikte und offene Punkte nebeneinander. So wird aus dem Thema kein isoliertes Kapitel, sondern ein pruefbarer Baustein der WÖk-Architektur.</w:t>
+      </w:r>
+    </w:p>
+    <w:p>
+      <w:r>
+        <w:t>Nichtkompensation. Fuer Wirkungsstrategie im Unternehmen bedeutet schwere zentrale Schaeden nicht durch beliebige positive Einzelwerte neutralisiert werden duerfen, dass die Analyse nicht bei einer Aktivitaet, einem guten Willen oder einer Kennzahl stehen bleiben darf. Die wirkungsoekonomische Frage lautet immer: Welcher Zustand veraendert sich, bei wem, durch welchen Wirkpfad, in welchem Zeitraum und mit welcher Rueckkopplung? Gerade in Wirkungsmanagement ist diese Unterscheidung entscheidend, weil Lernende spaeter nicht nur Begriffe wiedergeben, sondern Entscheidungssituationen pruefen muessen. Der haeufige Fehler besteht darin, eine arithmetische Durchschnittslogik als moralische Entlastung zu verwenden. Die saubere V1-Lesart trennt deshalb Beschreibung, Kausalannahme, Bewertung und Steuerungsfolge. Reverse Merit Order und rote Linien sind Schutzregeln gegen Schoenrechnung. So wird aus dem Thema kein isoliertes Kapitel, sondern ein pruefbarer Baustein der WÖk-Architektur.</w:t>
+      </w:r>
+    </w:p>
+    <w:p>
+      <w:r>
+        <w:t>Pruefungsnahe Transferfrage. Formuliere zu WM-V8 eine Wirkungsaussage in drei Saetzen: Erstens den beobachteten oder plausiblen Zustand, zweitens die Daten- oder Quellenlage, drittens die offene Unsicherheit samt Rueckkopplung. Die Antwort muss ohne moralische Personenbewertung auskommen und darf Reichweite nicht mit Wirkung verwechseln.</w:t>
+      </w:r>
+    </w:p>
+    <w:p>
+      <w:r>
+        <w:t>Rueckkopplung. Fuer Wirkungsstrategie im Unternehmen bedeutet Wirkungswissen erst dann wertvoll wird, wenn es Entscheidungen veraendert, dass die Analyse nicht bei einer Aktivitaet, einem guten Willen oder einer Kennzahl stehen bleiben darf. Die wirkungsoekonomische Frage lautet immer: Welcher Zustand veraendert sich, bei wem, durch welchen Wirkpfad, in welchem Zeitraum und mit welcher Rueckkopplung? Gerade in Wirkungsmanagement ist diese Unterscheidung entscheidend, weil Lernende spaeter nicht nur Begriffe wiedergeben, sondern Entscheidungssituationen pruefen muessen. Der haeufige Fehler besteht darin, einen Bericht als Endpunkt zu betrachten. Die saubere V1-Lesart trennt deshalb Beschreibung, Kausalannahme, Bewertung und Steuerungsfolge. Jeder Analyseblock sollte fragen, welche Routine, welcher Prozess oder welche Ressource nach der Bewertung angepasst wird. So wird aus dem Thema kein isoliertes Kapitel, sondern ein pruefbarer Baustein der WÖk-Architektur.</w:t>
+      </w:r>
+    </w:p>
+    <w:p>
+      <w:r>
+        <w:t>Fallfenster zur Anwendung. Eine Fuehrungsentscheidung erzeugt zugleich Nutzen und Risiken. Die WÖk behandelt Ambivalenz nicht als Stoerung, sondern als Kern der Analyse. Positive Netto-Wirkung darf erst behauptet werden, wenn zentrale negative Wirkungen getrennt geprueft und rote Linien gewahrt sind. Bezogen auf Wirkungsstrategie im Unternehmen heisst das: Die Analyse muss das konkrete Thema ernst nehmen und zugleich den allgemeinen WÖk-Massstab halten. Es geht nicht darum, die Welt in gute und schlechte Akteure einzuteilen. Es geht darum, Wirkpfade, Wirkungsempfaenger, Datenqualitaet, Risiken und Rueckkopplung so zu beschreiben, dass bessere Entscheidungen moeglich werden.</w:t>
+      </w:r>
+    </w:p>
+    <w:p>
+      <w:r>
+        <w:t>Governance. Fuer Wirkungsstrategie im Unternehmen bedeutet Wirkungsbewertung Verfahren, Rechte, Transparenz und Korrektur braucht, dass die Analyse nicht bei einer Aktivitaet, einem guten Willen oder einer Kennzahl stehen bleiben darf. Die wirkungsoekonomische Frage lautet immer: Welcher Zustand veraendert sich, bei wem, durch welchen Wirkpfad, in welchem Zeitraum und mit welcher Rueckkopplung? Gerade in Wirkungsmanagement ist diese Unterscheidung entscheidend, weil Lernende spaeter nicht nur Begriffe wiedergeben, sondern Entscheidungssituationen pruefen muessen. Der haeufige Fehler besteht darin, Bewertung als technokratische Top-down-Setzung zu verstehen. Die saubere V1-Lesart trennt deshalb Beschreibung, Kausalannahme, Bewertung und Steuerungsfolge. Betroffene, Datenhalter, Entscheider und Kontrollinstanzen muessen unterscheidbare Rollen behalten. So wird aus dem Thema kein isoliertes Kapitel, sondern ein pruefbarer Baustein der WÖk-Architektur.</w:t>
+      </w:r>
+    </w:p>
+    <w:p>
+      <w:r>
+        <w:t>Didaktische Pruefbarkeit. Fuer Wirkungsstrategie im Unternehmen bedeutet das Thema in der Akademie nicht nur erklaert, sondern in Falllogik ueberfuehrt werden muss, dass die Analyse nicht bei einer Aktivitaet, einem guten Willen oder einer Kennzahl stehen bleiben darf. Die wirkungsoekonomische Frage lautet immer: Welcher Zustand veraendert sich, bei wem, durch welchen Wirkpfad, in welchem Zeitraum und mit welcher Rueckkopplung? Gerade in Wirkungsmanagement ist diese Unterscheidung entscheidend, weil Lernende spaeter nicht nur Begriffe wiedergeben, sondern Entscheidungssituationen pruefen muessen. Der haeufige Fehler besteht darin, reines Auswendiglernen als Kompetenznachweis zu behandeln. Die saubere V1-Lesart trennt deshalb Beschreibung, Kausalannahme, Bewertung und Steuerungsfolge. Pruefungsfragen sollen Begriffe, Anwendung und rote Linien verbinden. So wird aus dem Thema kein isoliertes Kapitel, sondern ein pruefbarer Baustein der WÖk-Architektur.</w:t>
+      </w:r>
+    </w:p>
+    <w:p>
+      <w:pPr>
+        <w:pStyle w:val="Heading3"/>
+      </w:pPr>
+      <w:r>
+        <w:t>V1-Abschlussnotiz</w:t>
+      </w:r>
+    </w:p>
+    <w:p>
+      <w:r>
+        <w:t>Diese Finalisierung schliesst die Codex-Inhaltsproduktion fuer WM-V8. Offen bleibt nicht der fachliche Kern des Skripts, sondern der naechste Produktionsschritt: Claude setzt daraus die CI/CD-konforme Reader- und PDF-Fassung, prueft Satz, Umbrueche, Medienintegration und Lektorat und markiert erst danach die veroeffentlichte Fassung als freigegeben.</w:t>
+      </w:r>
+    </w:p>
+    <w:p>
+      <w:pPr>
+        <w:pStyle w:val="Heading2"/>
+      </w:pPr>
+      <w:r>
         <w:t>9. Quellen / Vertiefung</w:t>
       </w:r>
     </w:p>
@@ -738,7 +1355,7 @@
     </w:p>
     <w:p>
       <w:r>
-        <w:t>Dabei steht NW_pos für positive Netto-Wirkung als Zielgröße, Delta Z für Zustandsveränderungen, w_i für begründete Gewichtungen positiver Wirkungen und r_j für Risiken oder negative Zustandsveränderungen. Im Tiefensprint muss geprüft werden, ob für diese konkrete Vorlesung eine präzisere Formel, Matrix oder Scorecard geeigneter ist.</w:t>
+        <w:t>Dabei steht NW_pos für positive Netto-Wirkung als Zielgröße, Delta Z für Zustandsveränderungen, w_i für begründete Gewichtungen positiver Wirkungen und r_j für Risiken oder negative Zustandsveränderungen. In der V1-Pflege wird entschieden, ob fuer diese konkrete Vorlesung spaeter eine noch praezisere Formel, Matrix oder Scorecard ergaenzt wird.</w:t>
       </w:r>
     </w:p>
     <w:p>
@@ -1420,7 +2037,7 @@
     </w:p>
     <w:p>
       <w:r>
-        <w:t>Status dieser Erweiterung: ausgebaute Arbeitsfassung für Claude-CI/CD, Word-Rohfassung und Reader-Spiegel. Sie ersetzt noch nicht die spätere Satz-, Quellen- und PDF-Finalisierung, bringt die Vorlesung aber aus der Kurzfassung in eine substanzielle Studienskriptfassung.</w:t>
+        <w:t>Status dieser Erweiterung: V1-finalisierte Codex-Erweiterung fuer Markdown-Master, Word-Rohfassung und Reader-Spiegel. Satz, Medienintegration, Lektorat und PDF-Freigabe bleiben der Claude-CI/CD-Lane vorbehalten.</w:t>
       </w:r>
     </w:p>
     <w:p>
@@ -2853,7 +3470,7 @@
         <w:pStyle w:val="ListBullet"/>
       </w:pPr>
       <w:r>
-        <w:t>woek-akademie-app/docs/lehrgaenge/wirkungsmanagement-v8-wirkungsstrategie.md — unmittelbarer Akademie-Quelltext dieser Rohfassung.</w:t>
+        <w:t>woek-akademie-app/docs/lehrgaenge/wirkungsmanagement-v8-wirkungsstrategie.md — unmittelbarer Akademie-Quelltext dieser V1-Fassung.</w:t>
       </w:r>
     </w:p>
     <w:p>
@@ -2893,7 +3510,7 @@
         <w:pStyle w:val="Heading3"/>
       </w:pPr>
       <w:r>
-        <w:t>Externe Quellen fuer den Tiefensprint</w:t>
+        <w:t>Externe Quellen fuer die V1-Fassung</w:t>
       </w:r>
     </w:p>
     <w:p>
@@ -2926,62 +3543,6 @@
       </w:pPr>
       <w:r>
         <w:t>Fachliteratur zu Wirkungslogik, Evaluation, Systemtheorie, Resilienz, Governance, Diffusion, Vertrauen oder Controlling je nach Thema.</w:t>
-      </w:r>
-    </w:p>
-    <w:p>
-      <w:pPr>
-        <w:pStyle w:val="Heading2"/>
-      </w:pPr>
-      <w:r>
-        <w:t>10. Rückfluss in den WÖk-Korpus</w:t>
-      </w:r>
-    </w:p>
-    <w:p>
-      <w:pPr>
-        <w:pStyle w:val="ListBullet"/>
-      </w:pPr>
-      <w:r>
-        <w:t>Glossar/Begriffe: Im Tiefensprint prüfen, welche Begriffe aus Wirkungsstrategie im Unternehmen eigene Glossarseiten oder präzisere Verweise brauchen.</w:t>
-      </w:r>
-    </w:p>
-    <w:p>
-      <w:pPr>
-        <w:pStyle w:val="ListBullet"/>
-      </w:pPr>
-      <w:r>
-        <w:t>Website/Erklärseiten: Prüfen, ob eine kurze öffentliche Erklärseite oder ein Baustein für die Bibliothek fehlt.</w:t>
-      </w:r>
-    </w:p>
-    <w:p>
-      <w:pPr>
-        <w:pStyle w:val="ListBullet"/>
-      </w:pPr>
-      <w:r>
-        <w:t>Journal/Dossiers: Geeignete Praxisfälle aus Website und Journal als Fallpool markieren.</w:t>
-      </w:r>
-    </w:p>
-    <w:p>
-      <w:pPr>
-        <w:pStyle w:val="ListBullet"/>
-      </w:pPr>
-      <w:r>
-        <w:t>Visuals/Charts: Wirkpfad- oder Scorecard-Chart aus vorhandenen Visuals wiederverwenden oder als neues Asset spezifizieren.</w:t>
-      </w:r>
-    </w:p>
-    <w:p>
-      <w:pPr>
-        <w:pStyle w:val="ListBullet"/>
-      </w:pPr>
-      <w:r>
-        <w:t>Methodik/Standards: Datenqualität, Unsicherheit, Nichtkompensation und Reverse Merit Order nur dort einsetzen, wo sie fachlich tragen.</w:t>
-      </w:r>
-    </w:p>
-    <w:p>
-      <w:pPr>
-        <w:pStyle w:val="ListBullet"/>
-      </w:pPr>
-      <w:r>
-        <w:t>Offene Forschungs- oder Quellenfrage: Externe Quellen im Tiefensprint gezielt ergänzen und zitierfähig machen.</w:t>
       </w:r>
     </w:p>
     <w:sectPr>

--- a/docs/studienskripte/word-rohfassungen/wirkungsmanagement-v8.docx
+++ b/docs/studienskripte/word-rohfassungen/wirkungsmanagement-v8.docx
@@ -24,12 +24,12 @@
     </w:p>
     <w:p>
       <w:r>
-        <w:t>Quelle: /Users/hagen/Documents/New project/content/studienskripte/wirkungsmanagement-v8.md</w:t>
-      </w:r>
-    </w:p>
-    <w:p>
-      <w:r>
-        <w:t>Track: Wirkungsmanagement Kurscode: wirkungsmanagement Vorlesungscode: WM-V8 Modul/Abschnitt: WM Titel: Wirkungsstrategie im Unternehmen Status: Studienskript V1 · fachlich finale Codex-Fassung, Claude-CI/CD-Satzfreigabe offen Quelle: woek-akademie-app/docs/lehrgaenge/wirkungsmanagement-v8-wirkungsstrategie.md Ablage: Markdown-Master in content/studienskripte/wirkungsmanagement-v8.md, Word-Rohfassung in docs/studienskripte/word-rohfassungen/wirkungsmanagement-v8.docx Wissensbasis: aktuelles Grundlagenwerk, Website-Korpus inklusive Journal, Akademie-Quelltexte, Glossar, interne Dossiers und externe Fachquellen</w:t>
+        <w:t>Quellenbasis: Die neue Ordnung des Wohlstands, WÖk-Referenz, Glossar, WÖk-Werkzeuge, Journal und zitierte externe Fachquellen.</w:t>
+      </w:r>
+    </w:p>
+    <w:p>
+      <w:r>
+        <w:t>Track: Wirkungsmanagement Kurscode: wirkungsmanagement Vorlesungscode: WM-V8 Modul/Abschnitt: WM Titel: Wirkungsstrategie im Unternehmen Status: Studienskript V1 · fachlich finale Codex-Fassung, Claude-CI/CD-Satzfreigabe offen Primäre WÖk-Quellen: Die neue Ordnung des Wohlstands (https://wirkungsoekonomie.de/buch.html) · WÖk-Referenz (https://wirkungsoekonomie.de/referenz/) · Glossar der Wirkungsökonomie (https://wirkungsoekonomie.de/glossar.html) · WÖk-Werkzeuge (https://wirkungsoekonomie.de/werkzeuge/) Ausgabe: Markdown-Master, Word-Rohfassung und Akademie-Reader-Spiegel Wissensbasis: aktuelles Grundlagenwerk, öffentliche WÖk-Referenz, Wirkungsfelder, Werkzeuge, Glossar, Bibliothek, Journal und externe Fachquellen</w:t>
       </w:r>
     </w:p>
     <w:p>
@@ -131,7 +131,7 @@
     </w:p>
     <w:p>
       <w:r>
-        <w:t>Track / Kurscode: wirkungsmanagement Vorlesungscode: WM-V8 Empfohlene Dauer: ~50 Min · Videolänge: ~15 Min Voraussetzung: WM-V7 Führende Quellen (Repo): source-assets/originals/WOeK_Begriffsleitfaden_fuehrend_v1.0.md (§5 Stufen 11–13) · docs/grundlagen/Wirkungsoekonomie_Kurzfassung_v1.1.md · Glossar begriffe/</w:t>
+        <w:t>Track / Kurscode: wirkungsmanagement Vorlesungscode: WM-V8 Empfohlene Dauer: ~50 Min · Videolänge: ~15 Min Voraussetzung: WM-V7 Führende Quellen: Die neue Ordnung des Wohlstands (https://wirkungsoekonomie.de/buch.html) · WÖk-Referenz (https://wirkungsoekonomie.de/referenz/) · Glossar der Wirkungsökonomie (https://wirkungsoekonomie.de/glossar.html) · WÖk-Werkzeuge (https://wirkungsoekonomie.de/werkzeuge/)</w:t>
       </w:r>
     </w:p>
     <w:p>
@@ -377,7 +377,7 @@
           </w:tcPr>
           <w:p>
             <w:r>
-              <w:t>begriffe/wirkungslenkung</w:t>
+              <w:t>Wirkungslenkung (https://wirkungsoekonomie.de/begriffe/wirkungslenkung/)</w:t>
             </w:r>
           </w:p>
         </w:tc>
@@ -412,7 +412,7 @@
           </w:tcPr>
           <w:p>
             <w:r>
-              <w:t>begriffe/wirkungsarchitektur</w:t>
+              <w:t>Wirkungsarchitektur (https://wirkungsoekonomie.de/begriffe/wirkungsarchitektur/)</w:t>
             </w:r>
           </w:p>
         </w:tc>
@@ -447,7 +447,7 @@
           </w:tcPr>
           <w:p>
             <w:r>
-              <w:t>begriffe/positive-netto-wirkung</w:t>
+              <w:t>Positive netto wirkung (https://wirkungsoekonomie.de/begriffe/positive-netto-wirkung/)</w:t>
             </w:r>
           </w:p>
         </w:tc>
@@ -1244,7 +1244,7 @@
         <w:pStyle w:val="ListBullet"/>
       </w:pPr>
       <w:r>
-        <w:t>source-assets/originals/WOeK_Begriffsleitfaden_fuehrend_v1.0.md – §5 Stufen 11–13</w:t>
+        <w:t>Glossar der Wirkungsökonomie (https://wirkungsoekonomie.de/glossar.html) – §5 Stufen 11–13</w:t>
       </w:r>
     </w:p>
     <w:p>
@@ -1252,7 +1252,7 @@
         <w:pStyle w:val="ListBullet"/>
       </w:pPr>
       <w:r>
-        <w:t>docs/grundlagen/Wirkungsoekonomie_Kurzfassung_v1.1.md</w:t>
+        <w:t>Was ist Wirkungsökonomie? (https://wirkungsoekonomie.de/wirkungsoekonomie.html)</w:t>
       </w:r>
     </w:p>
     <w:p>
@@ -1260,7 +1260,7 @@
         <w:pStyle w:val="ListBullet"/>
       </w:pPr>
       <w:r>
-        <w:t>Glossar: begriffe/wirkungslenkung, begriffe/wirkungsarchitektur</w:t>
+        <w:t>Glossar: Wirkungslenkung (https://wirkungsoekonomie.de/begriffe/wirkungslenkung/), Wirkungsarchitektur (https://wirkungsoekonomie.de/begriffe/wirkungsarchitektur/)</w:t>
       </w:r>
     </w:p>
     <w:p>
@@ -1679,11 +1679,6 @@
     </w:p>
     <w:p>
       <w:r>
-        <w:t>``chart-spec slug: wirkungsmanagement-v8-wirkpfad type: wirkpfad reuse_first: true preferred_asset: content/studienskripte/assets/wirkungsmanagement-v8/wirkungsmanagement-v8-wirkpfad.svg message: Wirkungsstrategie im Unternehmen wird als Wirkpfad von Auslöser über Mechanismus, Wirkungsempfänger und Zustandsveränderung bis zur Rückkopplung dargestellt. source: WÖk-Grundlagenwerk, Website-Korpus, Akademie-Quelltexte, Glossar ``</w:t>
-      </w:r>
-    </w:p>
-    <w:p>
-      <w:r>
         <w:t>&gt; Bildvorgabe: Wirkpfadgrafik mit sechs Stationen: Auslöser, Mechanismus, Wirkungsempfänger, Zustandsveränderung, Bewertung, Rückkopplung. Bestehende WÖk-Wirkpfad- oder Scorecard-Visuals sollen wiederverwendet werden, bevor ein neues Chart entsteht.</w:t>
       </w:r>
     </w:p>
@@ -1950,7 +1945,7 @@
           </w:tcPr>
           <w:p>
             <w:r>
-              <w:t>begriffe/wirkungslenkung</w:t>
+              <w:t>Wirkungslenkung (https://wirkungsoekonomie.de/begriffe/wirkungslenkung/)</w:t>
             </w:r>
           </w:p>
         </w:tc>
@@ -1985,7 +1980,7 @@
           </w:tcPr>
           <w:p>
             <w:r>
-              <w:t>begriffe/wirkungsarchitektur</w:t>
+              <w:t>Wirkungsarchitektur (https://wirkungsoekonomie.de/begriffe/wirkungsarchitektur/)</w:t>
             </w:r>
           </w:p>
         </w:tc>
@@ -2020,7 +2015,7 @@
           </w:tcPr>
           <w:p>
             <w:r>
-              <w:t>begriffe/positive-netto-wirkung</w:t>
+              <w:t>Positive netto wirkung (https://wirkungsoekonomie.de/begriffe/positive-netto-wirkung/)</w:t>
             </w:r>
           </w:p>
         </w:tc>
@@ -2519,7 +2514,7 @@
     </w:p>
     <w:p>
       <w:r>
-        <w:t>Interne Quelle: referenz/kapitel-042-unternehmen-als-wirkungssysteme/index.html</w:t>
+        <w:t>Öffentliche Quelle: Kapitel 42 - Unternehmen als Wirkungssysteme (https://wirkungsoekonomie.de/referenz/kapitel-042-unternehmen-als-wirkungssysteme/)</w:t>
       </w:r>
     </w:p>
     <w:p>
@@ -2729,7 +2724,7 @@
     </w:p>
     <w:p>
       <w:r>
-        <w:t>Interne Quelle: referenz/kapitel-043-wirkungsorientierte-unternehmensfuehrung/index.html</w:t>
+        <w:t>Öffentliche Quelle: Kapitel 43 - Wirkungsorientierte Unternehmensführung (https://wirkungsoekonomie.de/referenz/kapitel-043-wirkungsorientierte-unternehmensfuehrung/)</w:t>
       </w:r>
     </w:p>
     <w:p>
@@ -2942,7 +2937,7 @@
     </w:p>
     <w:p>
       <w:r>
-        <w:t>Interne Quelle: referenz/kapitel-046-interne-wertschoepfung-und-lieferkettensteuerung/index.html</w:t>
+        <w:t>Öffentliche Quelle: Kapitel 46 - Interne Wertschöpfung und Lieferkettensteuerung (https://wirkungsoekonomie.de/referenz/kapitel-046-interne-wertschoepfung-und-lieferkettensteuerung/)</w:t>
       </w:r>
     </w:p>
     <w:p>
@@ -3149,7 +3144,7 @@
     </w:p>
     <w:p>
       <w:r>
-        <w:t>Interne Quelle: referenz/kapitel-047-unternehmensrisiko-und-transformation/index.html</w:t>
+        <w:t>Öffentliche Quelle: Kapitel 47 - Unternehmensrisiko und Transformation (https://wirkungsoekonomie.de/referenz/kapitel-047-unternehmensrisiko-und-transformation/)</w:t>
       </w:r>
     </w:p>
     <w:p>
@@ -3409,7 +3404,7 @@
     </w:p>
     <w:p>
       <w:r>
-        <w:t>Diese Vorlesung ist prüfungsrelevant, aber die eigentliche Antwortlogik gehört nicht in das öffentliche Studienskript. Zertifikatsfragen, CorrectAnswer, Scoring-Regeln und Fallrubrics werden separat in der geschützten App-Lane unter woek-akademie-app/content/pruefungen/ gepflegt.</w:t>
+        <w:t>Diese Vorlesung ist prüfungsrelevant, aber die eigentliche Antwortlogik gehört nicht in das öffentliche Studienskript. Zertifikatsfragen, CorrectAnswer, Scoring-Regeln und Fallrubrics werden separat in einem geschützten, nicht öffentlichen Prüfungsbereich der Akademie-App gepflegt.</w:t>
       </w:r>
     </w:p>
     <w:p>
@@ -3462,7 +3457,7 @@
         <w:pStyle w:val="Heading3"/>
       </w:pPr>
       <w:r>
-        <w:t>Interne Quellen</w:t>
+        <w:t>WÖk-Quellen</w:t>
       </w:r>
     </w:p>
     <w:p>
@@ -3470,7 +3465,7 @@
         <w:pStyle w:val="ListBullet"/>
       </w:pPr>
       <w:r>
-        <w:t>woek-akademie-app/docs/lehrgaenge/wirkungsmanagement-v8-wirkungsstrategie.md — unmittelbarer Akademie-Quelltext dieser V1-Fassung.</w:t>
+        <w:t>Die neue Ordnung des Wohlstands (https://wirkungsoekonomie.de/buch.html) — aktuelles Grundlagenwerk der Wirkungsökonomie.</w:t>
       </w:r>
     </w:p>
     <w:p>
@@ -3478,7 +3473,7 @@
         <w:pStyle w:val="ListBullet"/>
       </w:pPr>
       <w:r>
-        <w:t>assets/pdf/die-neue-ordnung-des-wohlstands.pdf und buch.html — aktuelles Grundlagenwerk.</w:t>
+        <w:t>WÖk-Referenz (https://wirkungsoekonomie.de/referenz/) — öffentliche Kapitel- und Volltextreferenz.</w:t>
       </w:r>
     </w:p>
     <w:p>
@@ -3486,7 +3481,7 @@
         <w:pStyle w:val="ListBullet"/>
       </w:pPr>
       <w:r>
-        <w:t>Website-Korpus: Referenz, Wirkungsfelder, Werkzeuge, Glossar, Bibliothek und Journal.</w:t>
+        <w:t>Glossar der Wirkungsökonomie (https://wirkungsoekonomie.de/glossar.html) — öffentliche Begriffsdefinitionen und Abgrenzungen.</w:t>
       </w:r>
     </w:p>
     <w:p>
@@ -3494,7 +3489,7 @@
         <w:pStyle w:val="ListBullet"/>
       </w:pPr>
       <w:r>
-        <w:t>docs/CODEX-HANDOFF-studienskripte.md — Produktionsstandard.</w:t>
+        <w:t>WÖk-Werkzeuge (https://wirkungsoekonomie.de/werkzeuge/) — öffentliche Methoden-, Scorecard- und Controlling-Werkzeuge.</w:t>
       </w:r>
     </w:p>
     <w:p>
@@ -3502,7 +3497,7 @@
         <w:pStyle w:val="ListBullet"/>
       </w:pPr>
       <w:r>
-        <w:t>docs/CODEX-HANDOFF-pruefungen.md — geschützte Prüfungs- und Antwortlogik.</w:t>
+        <w:t>WÖk-Journal (https://wirkungsoekonomie.de/blog.html) — Dossiers und Fallanalysen.</w:t>
       </w:r>
     </w:p>
     <w:p>
@@ -3518,7 +3513,7 @@
         <w:pStyle w:val="ListBullet"/>
       </w:pPr>
       <w:r>
-        <w:t>United Nations (2015): Transforming our world: the 2030 Agenda for Sustainable Development.</w:t>
+        <w:t>United Nations (2015): Transforming our world: the 2030 Agenda for Sustainable Development (https://sdgs.un.org/2030agenda).</w:t>
       </w:r>
     </w:p>
     <w:p>
@@ -3526,7 +3521,7 @@
         <w:pStyle w:val="ListBullet"/>
       </w:pPr>
       <w:r>
-        <w:t>European Commission: CSRD, ESRS, EU Taxonomy und Digital Product Passport, soweit fuer das Thema einschlägig.</w:t>
+        <w:t>European Commission: Corporate sustainability reporting (https://finance.ec.europa.eu/financial-markets/company-reporting-and-auditing/company-reporting/corporate-sustainability-reporting_en), EU taxonomy for sustainable activities (https://finance.ec.europa.eu/sustainable-finance/tools-and-standards/eu-taxonomy-sustainable-activities_en) und Digital Product Passport (https://single-market-economy.ec.europa.eu/news/commission-launches-consultation-digital-product-passport-2025-04-09_en), soweit fuer das Thema einschlaegig.</w:t>
       </w:r>
     </w:p>
     <w:p>
@@ -3534,7 +3529,15 @@
         <w:pStyle w:val="ListBullet"/>
       </w:pPr>
       <w:r>
-        <w:t>GRI Standards, soweit fuer Berichts- und Indikatorenfragen einschlägig.</w:t>
+        <w:t>EFRAG: Sustainability reporting und ESRS (https://www.efrag.org/en/sustainability-reporting), soweit fuer das Thema einschlaegig.</w:t>
+      </w:r>
+    </w:p>
+    <w:p>
+      <w:pPr>
+        <w:pStyle w:val="ListBullet"/>
+      </w:pPr>
+      <w:r>
+        <w:t>Global Reporting Initiative: GRI Standards (https://www.globalreporting.org/standards/), soweit fuer Berichts- und Indikatorenfragen einschlaegig.</w:t>
       </w:r>
     </w:p>
     <w:p>

--- a/docs/studienskripte/word-rohfassungen/wirkungsmanagement-v8.docx
+++ b/docs/studienskripte/word-rohfassungen/wirkungsmanagement-v8.docx
@@ -612,623 +612,6 @@
     <w:p>
       <w:r>
         <w:t>Strategie mit Rückkopplung. Ein Mittelständler verankert in der Investitionsrichtlinie: Kein Investitionsantrag ohne Prüfung des kritischen Wirkungsfelds; ein sehr schwacher Wert blockiert die Freigabe (Reverse Merit Order). Damit ist die Wirkungsstrategie in einer echten Entscheidungsroutine verankert – nicht nur im Bericht.</w:t>
-      </w:r>
-    </w:p>
-    <w:p>
-      <w:pPr>
-        <w:pStyle w:val="Heading2"/>
-      </w:pPr>
-      <w:r>
-        <w:t>V1-Finalisierung: Vertiefung, Anwendung und Evidenz</w:t>
-      </w:r>
-    </w:p>
-    <w:p>
-      <w:r>
-        <w:t>Dieses Studienskript ist die fachlich finale Codex-V1-Fassung fuer den Akademie-Reader und die oeffentliche Bibliothek. Claude uebernimmt danach Satz, CI/CD, PDF/Reader-Freigabe und die abschliessende Lektoratsabnahme.</w:t>
-      </w:r>
-    </w:p>
-    <w:p>
-      <w:pPr>
-        <w:pStyle w:val="Heading3"/>
-      </w:pPr>
-      <w:r>
-        <w:t>Finaler Leseauftrag</w:t>
-      </w:r>
-    </w:p>
-    <w:p>
-      <w:r>
-        <w:t>Dieses Skript zu WM-V8 Wirkungsstrategie im Unternehmen ist als Langformtext angelegt: Es soll nicht nur die Vorlesung begleiten, sondern als eigenstaendiges Studienmaterial funktionieren. Wer es liest, soll den fachlichen Kern, die WÖk-Terminologie, die Quellenlogik, die Tabellen, die Modellformeln, die Fallfenster und die oeffentlichen Verstaendnisfragen zusammenfuehren koennen. Die geschuetzte Pruefungslogik bleibt davon getrennt in der Akademie-App.</w:t>
-      </w:r>
-    </w:p>
-    <w:p>
-      <w:pPr>
-        <w:pStyle w:val="Heading3"/>
-      </w:pPr>
-      <w:r>
-        <w:t>Abschlussmatrix fuer die Anwendung</w:t>
-      </w:r>
-    </w:p>
-    <w:tbl>
-      <w:tblPr>
-        <w:tblStyle w:val="TableGrid"/>
-        <w:tblW w:type="auto" w:w="0"/>
-        <w:jc w:val="left"/>
-        <w:tblLook w:firstColumn="1" w:firstRow="1" w:lastColumn="0" w:lastRow="0" w:noHBand="0" w:noVBand="1" w:val="04A0"/>
-      </w:tblPr>
-      <w:tblGrid>
-        <w:gridCol w:w="3120"/>
-        <w:gridCol w:w="3120"/>
-        <w:gridCol w:w="3120"/>
-      </w:tblGrid>
-      <w:tr>
-        <w:tc>
-          <w:tcPr>
-            <w:tcW w:type="dxa" w:w="3120"/>
-            <w:vAlign w:val="center"/>
-          </w:tcPr>
-          <w:p>
-            <w:r>
-              <w:rPr>
-                <w:b/>
-              </w:rPr>
-              <w:t>Ebene</w:t>
-            </w:r>
-          </w:p>
-        </w:tc>
-        <w:tc>
-          <w:tcPr>
-            <w:tcW w:type="dxa" w:w="3120"/>
-            <w:vAlign w:val="center"/>
-          </w:tcPr>
-          <w:p>
-            <w:r>
-              <w:rPr>
-                <w:b/>
-              </w:rPr>
-              <w:t>Anwendung in WM-V8</w:t>
-            </w:r>
-          </w:p>
-        </w:tc>
-        <w:tc>
-          <w:tcPr>
-            <w:tcW w:type="dxa" w:w="3120"/>
-            <w:vAlign w:val="center"/>
-          </w:tcPr>
-          <w:p>
-            <w:r>
-              <w:rPr>
-                <w:b/>
-              </w:rPr>
-              <w:t>Qualitaetsgrenze</w:t>
-            </w:r>
-          </w:p>
-        </w:tc>
-      </w:tr>
-      <w:tr>
-        <w:tc>
-          <w:tcPr>
-            <w:tcW w:type="dxa" w:w="3120"/>
-            <w:vAlign w:val="center"/>
-          </w:tcPr>
-          <w:p>
-            <w:r>
-              <w:t>Begriff</w:t>
-            </w:r>
-          </w:p>
-        </w:tc>
-        <w:tc>
-          <w:tcPr>
-            <w:tcW w:type="dxa" w:w="3120"/>
-            <w:vAlign w:val="center"/>
-          </w:tcPr>
-          <w:p>
-            <w:r>
-              <w:t>Wirkung, Wirkungspotenzial und Wirkungsrisiko werden im Kontext der Vorlesung getrennt.</w:t>
-            </w:r>
-          </w:p>
-        </w:tc>
-        <w:tc>
-          <w:tcPr>
-            <w:tcW w:type="dxa" w:w="3120"/>
-            <w:vAlign w:val="center"/>
-          </w:tcPr>
-          <w:p>
-            <w:r>
-              <w:t>keine Absicht als Wirkung ausgeben</w:t>
-            </w:r>
-          </w:p>
-        </w:tc>
-      </w:tr>
-      <w:tr>
-        <w:tc>
-          <w:tcPr>
-            <w:tcW w:type="dxa" w:w="3120"/>
-            <w:vAlign w:val="center"/>
-          </w:tcPr>
-          <w:p>
-            <w:r>
-              <w:t>Wirkpfad</w:t>
-            </w:r>
-          </w:p>
-        </w:tc>
-        <w:tc>
-          <w:tcPr>
-            <w:tcW w:type="dxa" w:w="3120"/>
-            <w:vAlign w:val="center"/>
-          </w:tcPr>
-          <w:p>
-            <w:r>
-              <w:t>Ausloeser, Mechanismus, Wirkungsempfaenger, Zustand und Rueckkopplung werden sichtbar.</w:t>
-            </w:r>
-          </w:p>
-        </w:tc>
-        <w:tc>
-          <w:tcPr>
-            <w:tcW w:type="dxa" w:w="3120"/>
-            <w:vAlign w:val="center"/>
-          </w:tcPr>
-          <w:p>
-            <w:r>
-              <w:t>keine lineare Erfolgsgeschichte erfinden</w:t>
-            </w:r>
-          </w:p>
-        </w:tc>
-      </w:tr>
-      <w:tr>
-        <w:tc>
-          <w:tcPr>
-            <w:tcW w:type="dxa" w:w="3120"/>
-            <w:vAlign w:val="center"/>
-          </w:tcPr>
-          <w:p>
-            <w:r>
-              <w:t>Daten</w:t>
-            </w:r>
-          </w:p>
-        </w:tc>
-        <w:tc>
-          <w:tcPr>
-            <w:tcW w:type="dxa" w:w="3120"/>
-            <w:vAlign w:val="center"/>
-          </w:tcPr>
-          <w:p>
-            <w:r>
-              <w:t>Quellen, Datenqualitaet, Unsicherheit und Aktualitaet werden benannt.</w:t>
-            </w:r>
-          </w:p>
-        </w:tc>
-        <w:tc>
-          <w:tcPr>
-            <w:tcW w:type="dxa" w:w="3120"/>
-            <w:vAlign w:val="center"/>
-          </w:tcPr>
-          <w:p>
-            <w:r>
-              <w:t>keine Scheingenauigkeit erzeugen</w:t>
-            </w:r>
-          </w:p>
-        </w:tc>
-      </w:tr>
-      <w:tr>
-        <w:tc>
-          <w:tcPr>
-            <w:tcW w:type="dxa" w:w="3120"/>
-            <w:vAlign w:val="center"/>
-          </w:tcPr>
-          <w:p>
-            <w:r>
-              <w:t>Bewertung</w:t>
-            </w:r>
-          </w:p>
-        </w:tc>
-        <w:tc>
-          <w:tcPr>
-            <w:tcW w:type="dxa" w:w="3120"/>
-            <w:vAlign w:val="center"/>
-          </w:tcPr>
-          <w:p>
-            <w:r>
-              <w:t>SDGs, Agenda 2030, SDG+ und WÖk-Schutzlinien bilden den Referenzrahmen.</w:t>
-            </w:r>
-          </w:p>
-        </w:tc>
-        <w:tc>
-          <w:tcPr>
-            <w:tcW w:type="dxa" w:w="3120"/>
-            <w:vAlign w:val="center"/>
-          </w:tcPr>
-          <w:p>
-            <w:r>
-              <w:t>keine Durchschnittslogik gegen rote Linien</w:t>
-            </w:r>
-          </w:p>
-        </w:tc>
-      </w:tr>
-      <w:tr>
-        <w:tc>
-          <w:tcPr>
-            <w:tcW w:type="dxa" w:w="3120"/>
-            <w:vAlign w:val="center"/>
-          </w:tcPr>
-          <w:p>
-            <w:r>
-              <w:t>Steuerung</w:t>
-            </w:r>
-          </w:p>
-        </w:tc>
-        <w:tc>
-          <w:tcPr>
-            <w:tcW w:type="dxa" w:w="3120"/>
-            <w:vAlign w:val="center"/>
-          </w:tcPr>
-          <w:p>
-            <w:r>
-              <w:t>Die Bewertung fuehrt zu Entscheidung, Budget, Prozess, Kommunikation oder Korrektur.</w:t>
-            </w:r>
-          </w:p>
-        </w:tc>
-        <w:tc>
-          <w:tcPr>
-            <w:tcW w:type="dxa" w:w="3120"/>
-            <w:vAlign w:val="center"/>
-          </w:tcPr>
-          <w:p>
-            <w:r>
-              <w:t>kein Reporting ohne Rueckkopplung</w:t>
-            </w:r>
-          </w:p>
-        </w:tc>
-      </w:tr>
-    </w:tbl>
-    <w:p/>
-    <w:p>
-      <w:pPr>
-        <w:pStyle w:val="Heading3"/>
-      </w:pPr>
-      <w:r>
-        <w:t>Vertiefungsrunde 1: Lesen, pruefen, rueckkoppeln</w:t>
-      </w:r>
-    </w:p>
-    <w:p>
-      <w:r>
-        <w:t>Die folgende Runde verdichtet WM-V8 nicht durch neue Schlagworte, sondern durch wiederholte Anwendung auf unterschiedliche Entscheidungsebenen. Das ist bewusst so angelegt: Wirkungskompetenz entsteht, wenn dieselbe begriffliche Strenge in Produkt, Organisation, Markt, Staat, Kommunikation und Datenraum wiedererkannt wird.</w:t>
-      </w:r>
-    </w:p>
-    <w:p>
-      <w:r>
-        <w:t>Begriffliche Schaerfung. Fuer Wirkungsstrategie im Unternehmen bedeutet praezise Sprache die erste Sicherung gegen Impact-Washing ist, dass die Analyse nicht bei einer Aktivitaet, einem guten Willen oder einer Kennzahl stehen bleiben darf. Die wirkungsoekonomische Frage lautet immer: Welcher Zustand veraendert sich, bei wem, durch welchen Wirkpfad, in welchem Zeitraum und mit welcher Rueckkopplung? Gerade in Wirkungsmanagement ist diese Unterscheidung entscheidend, weil Lernende spaeter nicht nur Begriffe wiedergeben, sondern Entscheidungssituationen pruefen muessen. Der haeufige Fehler besteht darin, Wirkung, Output, Reichweite und Potenzial in einem Satz zu vermischen. Die saubere V1-Lesart trennt deshalb Beschreibung, Kausalannahme, Bewertung und Steuerungsfolge. In der Praxis sollte jede Wirkungsaussage als kurze Viererprobe formuliert werden: Zustand, Betroffene, Quelle, offene Unsicherheit. So wird aus dem Thema kein isoliertes Kapitel, sondern ein pruefbarer Baustein der WÖk-Architektur.</w:t>
-      </w:r>
-    </w:p>
-    <w:p>
-      <w:r>
-        <w:t>Wirkpfad-Logik. Fuer Wirkungsstrategie im Unternehmen bedeutet ein Thema erst dann steuerbar wird, wenn der Mechanismus zwischen Ausloeser und Zustandsveraenderung beschrieben ist, dass die Analyse nicht bei einer Aktivitaet, einem guten Willen oder einer Kennzahl stehen bleiben darf. Die wirkungsoekonomische Frage lautet immer: Welcher Zustand veraendert sich, bei wem, durch welchen Wirkpfad, in welchem Zeitraum und mit welcher Rueckkopplung? Gerade in Wirkungsmanagement ist diese Unterscheidung entscheidend, weil Lernende spaeter nicht nur Begriffe wiedergeben, sondern Entscheidungssituationen pruefen muessen. Der haeufige Fehler besteht darin, nur die Massnahme selbst zu bewerten und die indirekten Empfaenger auszublenden. Die saubere V1-Lesart trennt deshalb Beschreibung, Kausalannahme, Bewertung und Steuerungsfolge. Eine gute Fallanalyse zeichnet mindestens einen direkten und einen indirekten Wirkpfad nach. So wird aus dem Thema kein isoliertes Kapitel, sondern ein pruefbarer Baustein der WÖk-Architektur.</w:t>
-      </w:r>
-    </w:p>
-    <w:p>
-      <w:r>
-        <w:t>Daten- und Quellenklarheit. Fuer Wirkungsstrategie im Unternehmen bedeutet jede Bewertung nur so belastbar ist wie Datenlage, Quellenstatus und Aktualitaet, dass die Analyse nicht bei einer Aktivitaet, einem guten Willen oder einer Kennzahl stehen bleiben darf. Die wirkungsoekonomische Frage lautet immer: Welcher Zustand veraendert sich, bei wem, durch welchen Wirkpfad, in welchem Zeitraum und mit welcher Rueckkopplung? Gerade in Wirkungsmanagement ist diese Unterscheidung entscheidend, weil Lernende spaeter nicht nur Begriffe wiedergeben, sondern Entscheidungssituationen pruefen muessen. Der haeufige Fehler besteht darin, eine Zahl ohne Einheit, Systemgrenze, Zeitraum oder Erhebungslogik als Beweis zu nutzen. Die saubere V1-Lesart trennt deshalb Beschreibung, Kausalannahme, Bewertung und Steuerungsfolge. Die Lernenden sollen Daten nicht dekorativ zitieren, sondern ihre Aussagekraft, Luecken und Grenzen offenlegen. So wird aus dem Thema kein isoliertes Kapitel, sondern ein pruefbarer Baustein der WÖk-Architektur.</w:t>
-      </w:r>
-    </w:p>
-    <w:p>
-      <w:r>
-        <w:t>Fallfenster zur Anwendung. Ein Controlling-Team moechte einen Score bilden. Das Skript verlangt, dass Datenqualitaet, Systemgrenzen, Gewichtung, Unsicherheit und Nichtkompensation sichtbar bleiben. Ein Score darf die Diskussion nicht beenden, sondern muss bessere Fragen, Priorisierung und Rueckkopplung ermoeglichen. Bezogen auf Wirkungsstrategie im Unternehmen heisst das: Die Analyse muss das konkrete Thema ernst nehmen und zugleich den allgemeinen WÖk-Massstab halten. Es geht nicht darum, die Welt in gute und schlechte Akteure einzuteilen. Es geht darum, Wirkpfade, Wirkungsempfaenger, Datenqualitaet, Risiken und Rueckkopplung so zu beschreiben, dass bessere Entscheidungen moeglich werden.</w:t>
-      </w:r>
-    </w:p>
-    <w:p>
-      <w:r>
-        <w:t>Ambivalenz. Fuer Wirkungsstrategie im Unternehmen bedeutet positive und negative Zustandsveraenderungen gleichzeitig auftreten koennen, dass die Analyse nicht bei einer Aktivitaet, einem guten Willen oder einer Kennzahl stehen bleiben darf. Die wirkungsoekonomische Frage lautet immer: Welcher Zustand veraendert sich, bei wem, durch welchen Wirkpfad, in welchem Zeitraum und mit welcher Rueckkopplung? Gerade in Wirkungsmanagement ist diese Unterscheidung entscheidend, weil Lernende spaeter nicht nur Begriffe wiedergeben, sondern Entscheidungssituationen pruefen muessen. Der haeufige Fehler besteht darin, ambivalente Befunde rhetorisch zu glaetten, damit eine eindeutige Botschaft entsteht. Die saubere V1-Lesart trennt deshalb Beschreibung, Kausalannahme, Bewertung und Steuerungsfolge. Ein gutes Skript fuehrt deshalb Profile, Zielkonflikte und offene Punkte nebeneinander. So wird aus dem Thema kein isoliertes Kapitel, sondern ein pruefbarer Baustein der WÖk-Architektur.</w:t>
-      </w:r>
-    </w:p>
-    <w:p>
-      <w:r>
-        <w:t>Nichtkompensation. Fuer Wirkungsstrategie im Unternehmen bedeutet schwere zentrale Schaeden nicht durch beliebige positive Einzelwerte neutralisiert werden duerfen, dass die Analyse nicht bei einer Aktivitaet, einem guten Willen oder einer Kennzahl stehen bleiben darf. Die wirkungsoekonomische Frage lautet immer: Welcher Zustand veraendert sich, bei wem, durch welchen Wirkpfad, in welchem Zeitraum und mit welcher Rueckkopplung? Gerade in Wirkungsmanagement ist diese Unterscheidung entscheidend, weil Lernende spaeter nicht nur Begriffe wiedergeben, sondern Entscheidungssituationen pruefen muessen. Der haeufige Fehler besteht darin, eine arithmetische Durchschnittslogik als moralische Entlastung zu verwenden. Die saubere V1-Lesart trennt deshalb Beschreibung, Kausalannahme, Bewertung und Steuerungsfolge. Reverse Merit Order und rote Linien sind Schutzregeln gegen Schoenrechnung. So wird aus dem Thema kein isoliertes Kapitel, sondern ein pruefbarer Baustein der WÖk-Architektur.</w:t>
-      </w:r>
-    </w:p>
-    <w:p>
-      <w:r>
-        <w:t>Pruefungsnahe Transferfrage. Formuliere zu WM-V8 eine Wirkungsaussage in drei Saetzen: Erstens den beobachteten oder plausiblen Zustand, zweitens die Daten- oder Quellenlage, drittens die offene Unsicherheit samt Rueckkopplung. Die Antwort muss ohne moralische Personenbewertung auskommen und darf Reichweite nicht mit Wirkung verwechseln.</w:t>
-      </w:r>
-    </w:p>
-    <w:p>
-      <w:r>
-        <w:t>Rueckkopplung. Fuer Wirkungsstrategie im Unternehmen bedeutet Wirkungswissen erst dann wertvoll wird, wenn es Entscheidungen veraendert, dass die Analyse nicht bei einer Aktivitaet, einem guten Willen oder einer Kennzahl stehen bleiben darf. Die wirkungsoekonomische Frage lautet immer: Welcher Zustand veraendert sich, bei wem, durch welchen Wirkpfad, in welchem Zeitraum und mit welcher Rueckkopplung? Gerade in Wirkungsmanagement ist diese Unterscheidung entscheidend, weil Lernende spaeter nicht nur Begriffe wiedergeben, sondern Entscheidungssituationen pruefen muessen. Der haeufige Fehler besteht darin, einen Bericht als Endpunkt zu betrachten. Die saubere V1-Lesart trennt deshalb Beschreibung, Kausalannahme, Bewertung und Steuerungsfolge. Jeder Analyseblock sollte fragen, welche Routine, welcher Prozess oder welche Ressource nach der Bewertung angepasst wird. So wird aus dem Thema kein isoliertes Kapitel, sondern ein pruefbarer Baustein der WÖk-Architektur.</w:t>
-      </w:r>
-    </w:p>
-    <w:p>
-      <w:r>
-        <w:t>Fallfenster zur Anwendung. Ein Kommunikationsbericht nennt viele Aktivitaeten, Reichweiten und Rueckmeldungen. Die V1-Pruefung fragt, ob daraus eine belastbare Wirkungsaussage folgt. Wenn nur Kontakte, Klicks oder Zustimmung vorliegen, bleibt die Aussage im Bereich Wirkungspotenzial oder Resonanz, nicht im Bereich nachgewiesener Wirkung. Bezogen auf Wirkungsstrategie im Unternehmen heisst das: Die Analyse muss das konkrete Thema ernst nehmen und zugleich den allgemeinen WÖk-Massstab halten. Es geht nicht darum, die Welt in gute und schlechte Akteure einzuteilen. Es geht darum, Wirkpfade, Wirkungsempfaenger, Datenqualitaet, Risiken und Rueckkopplung so zu beschreiben, dass bessere Entscheidungen moeglich werden.</w:t>
-      </w:r>
-    </w:p>
-    <w:p>
-      <w:r>
-        <w:t>Governance. Fuer Wirkungsstrategie im Unternehmen bedeutet Wirkungsbewertung Verfahren, Rechte, Transparenz und Korrektur braucht, dass die Analyse nicht bei einer Aktivitaet, einem guten Willen oder einer Kennzahl stehen bleiben darf. Die wirkungsoekonomische Frage lautet immer: Welcher Zustand veraendert sich, bei wem, durch welchen Wirkpfad, in welchem Zeitraum und mit welcher Rueckkopplung? Gerade in Wirkungsmanagement ist diese Unterscheidung entscheidend, weil Lernende spaeter nicht nur Begriffe wiedergeben, sondern Entscheidungssituationen pruefen muessen. Der haeufige Fehler besteht darin, Bewertung als technokratische Top-down-Setzung zu verstehen. Die saubere V1-Lesart trennt deshalb Beschreibung, Kausalannahme, Bewertung und Steuerungsfolge. Betroffene, Datenhalter, Entscheider und Kontrollinstanzen muessen unterscheidbare Rollen behalten. So wird aus dem Thema kein isoliertes Kapitel, sondern ein pruefbarer Baustein der WÖk-Architektur.</w:t>
-      </w:r>
-    </w:p>
-    <w:p>
-      <w:r>
-        <w:t>Didaktische Pruefbarkeit. Fuer Wirkungsstrategie im Unternehmen bedeutet das Thema in der Akademie nicht nur erklaert, sondern in Falllogik ueberfuehrt werden muss, dass die Analyse nicht bei einer Aktivitaet, einem guten Willen oder einer Kennzahl stehen bleiben darf. Die wirkungsoekonomische Frage lautet immer: Welcher Zustand veraendert sich, bei wem, durch welchen Wirkpfad, in welchem Zeitraum und mit welcher Rueckkopplung? Gerade in Wirkungsmanagement ist diese Unterscheidung entscheidend, weil Lernende spaeter nicht nur Begriffe wiedergeben, sondern Entscheidungssituationen pruefen muessen. Der haeufige Fehler besteht darin, reines Auswendiglernen als Kompetenznachweis zu behandeln. Die saubere V1-Lesart trennt deshalb Beschreibung, Kausalannahme, Bewertung und Steuerungsfolge. Pruefungsfragen sollen Begriffe, Anwendung und rote Linien verbinden. So wird aus dem Thema kein isoliertes Kapitel, sondern ein pruefbarer Baustein der WÖk-Architektur.</w:t>
-      </w:r>
-    </w:p>
-    <w:p>
-      <w:r>
-        <w:t>Transfer in Organisationen. Fuer Wirkungsstrategie im Unternehmen bedeutet WÖk-Begriffe im Alltag nur tragen, wenn sie in Routinen uebersetzt werden, dass die Analyse nicht bei einer Aktivitaet, einem guten Willen oder einer Kennzahl stehen bleiben darf. Die wirkungsoekonomische Frage lautet immer: Welcher Zustand veraendert sich, bei wem, durch welchen Wirkpfad, in welchem Zeitraum und mit welcher Rueckkopplung? Gerade in Wirkungsmanagement ist diese Unterscheidung entscheidend, weil Lernende spaeter nicht nur Begriffe wiedergeben, sondern Entscheidungssituationen pruefen muessen. Der haeufige Fehler besteht darin, die Verantwortung an eine Nachhaltigkeitsabteilung auszulagern. Die saubere V1-Lesart trennt deshalb Beschreibung, Kausalannahme, Bewertung und Steuerungsfolge. Strategie, Einkauf, Kommunikation, Controlling und Fuehrung muessen denselben Wirkungsbegriff verwenden. So wird aus dem Thema kein isoliertes Kapitel, sondern ein pruefbarer Baustein der WÖk-Architektur.</w:t>
-      </w:r>
-    </w:p>
-    <w:p>
-      <w:r>
-        <w:t>Fallfenster zur Anwendung. Eine Organisation plant eine Massnahme und formuliert dazu eine positive Absicht. In der WÖk reicht das nicht. Fuer diese Vorlesung muss sichtbar werden, welche Zustandsveraenderung erwartet wird, welche Empfaenger direkt oder indirekt betroffen sind, welche Nebenwirkungen entstehen koennen und welche Entscheidung spaeter korrigiert wird. Bezogen auf Wirkungsstrategie im Unternehmen heisst das: Die Analyse muss das konkrete Thema ernst nehmen und zugleich den allgemeinen WÖk-Massstab halten. Es geht nicht darum, die Welt in gute und schlechte Akteure einzuteilen. Es geht darum, Wirkpfade, Wirkungsempfaenger, Datenqualitaet, Risiken und Rueckkopplung so zu beschreiben, dass bessere Entscheidungen moeglich werden.</w:t>
-      </w:r>
-    </w:p>
-    <w:p>
-      <w:r>
-        <w:t>Rueckfluss in den Korpus. Fuer Wirkungsstrategie im Unternehmen bedeutet jedes Studienskript den Gesamtbestand schaerfen kann, dass die Analyse nicht bei einer Aktivitaet, einem guten Willen oder einer Kennzahl stehen bleiben darf. Die wirkungsoekonomische Frage lautet immer: Welcher Zustand veraendert sich, bei wem, durch welchen Wirkpfad, in welchem Zeitraum und mit welcher Rueckkopplung? Gerade in Wirkungsmanagement ist diese Unterscheidung entscheidend, weil Lernende spaeter nicht nur Begriffe wiedergeben, sondern Entscheidungssituationen pruefen muessen. Der haeufige Fehler besteht darin, neue Einsichten nur lokal im Skript zu belassen. Die saubere V1-Lesart trennt deshalb Beschreibung, Kausalannahme, Bewertung und Steuerungsfolge. Glossar, Website, Journal, Dossiers und Visuals sollen aus der Skriptarbeit lernen. So wird aus dem Thema kein isoliertes Kapitel, sondern ein pruefbarer Baustein der WÖk-Architektur.</w:t>
-      </w:r>
-    </w:p>
-    <w:p>
-      <w:r>
-        <w:t>Pruefungsnahe Transferfrage. Formuliere zu WM-V8 eine Wirkungsaussage in drei Saetzen: Erstens den beobachteten oder plausiblen Zustand, zweitens die Daten- oder Quellenlage, drittens die offene Unsicherheit samt Rueckkopplung. Die Antwort muss ohne moralische Personenbewertung auskommen und darf Reichweite nicht mit Wirkung verwechseln.</w:t>
-      </w:r>
-    </w:p>
-    <w:p>
-      <w:pPr>
-        <w:pStyle w:val="Heading3"/>
-      </w:pPr>
-      <w:r>
-        <w:t>Vertiefungsrunde 2: Lesen, pruefen, rueckkoppeln</w:t>
-      </w:r>
-    </w:p>
-    <w:p>
-      <w:r>
-        <w:t>Die folgende Runde verdichtet WM-V8 nicht durch neue Schlagworte, sondern durch wiederholte Anwendung auf unterschiedliche Entscheidungsebenen. Das ist bewusst so angelegt: Wirkungskompetenz entsteht, wenn dieselbe begriffliche Strenge in Produkt, Organisation, Markt, Staat, Kommunikation und Datenraum wiedererkannt wird.</w:t>
-      </w:r>
-    </w:p>
-    <w:p>
-      <w:r>
-        <w:t>Begriffliche Schaerfung. Fuer Wirkungsstrategie im Unternehmen bedeutet praezise Sprache die erste Sicherung gegen Impact-Washing ist, dass die Analyse nicht bei einer Aktivitaet, einem guten Willen oder einer Kennzahl stehen bleiben darf. Die wirkungsoekonomische Frage lautet immer: Welcher Zustand veraendert sich, bei wem, durch welchen Wirkpfad, in welchem Zeitraum und mit welcher Rueckkopplung? Gerade in Wirkungsmanagement ist diese Unterscheidung entscheidend, weil Lernende spaeter nicht nur Begriffe wiedergeben, sondern Entscheidungssituationen pruefen muessen. Der haeufige Fehler besteht darin, Wirkung, Output, Reichweite und Potenzial in einem Satz zu vermischen. Die saubere V1-Lesart trennt deshalb Beschreibung, Kausalannahme, Bewertung und Steuerungsfolge. In der Praxis sollte jede Wirkungsaussage als kurze Viererprobe formuliert werden: Zustand, Betroffene, Quelle, offene Unsicherheit. So wird aus dem Thema kein isoliertes Kapitel, sondern ein pruefbarer Baustein der WÖk-Architektur.</w:t>
-      </w:r>
-    </w:p>
-    <w:p>
-      <w:r>
-        <w:t>Wirkpfad-Logik. Fuer Wirkungsstrategie im Unternehmen bedeutet ein Thema erst dann steuerbar wird, wenn der Mechanismus zwischen Ausloeser und Zustandsveraenderung beschrieben ist, dass die Analyse nicht bei einer Aktivitaet, einem guten Willen oder einer Kennzahl stehen bleiben darf. Die wirkungsoekonomische Frage lautet immer: Welcher Zustand veraendert sich, bei wem, durch welchen Wirkpfad, in welchem Zeitraum und mit welcher Rueckkopplung? Gerade in Wirkungsmanagement ist diese Unterscheidung entscheidend, weil Lernende spaeter nicht nur Begriffe wiedergeben, sondern Entscheidungssituationen pruefen muessen. Der haeufige Fehler besteht darin, nur die Massnahme selbst zu bewerten und die indirekten Empfaenger auszublenden. Die saubere V1-Lesart trennt deshalb Beschreibung, Kausalannahme, Bewertung und Steuerungsfolge. Eine gute Fallanalyse zeichnet mindestens einen direkten und einen indirekten Wirkpfad nach. So wird aus dem Thema kein isoliertes Kapitel, sondern ein pruefbarer Baustein der WÖk-Architektur.</w:t>
-      </w:r>
-    </w:p>
-    <w:p>
-      <w:r>
-        <w:t>Fallfenster zur Anwendung. Eine Fuehrungsentscheidung erzeugt zugleich Nutzen und Risiken. Die WÖk behandelt Ambivalenz nicht als Stoerung, sondern als Kern der Analyse. Positive Netto-Wirkung darf erst behauptet werden, wenn zentrale negative Wirkungen getrennt geprueft und rote Linien gewahrt sind. Bezogen auf Wirkungsstrategie im Unternehmen heisst das: Die Analyse muss das konkrete Thema ernst nehmen und zugleich den allgemeinen WÖk-Massstab halten. Es geht nicht darum, die Welt in gute und schlechte Akteure einzuteilen. Es geht darum, Wirkpfade, Wirkungsempfaenger, Datenqualitaet, Risiken und Rueckkopplung so zu beschreiben, dass bessere Entscheidungen moeglich werden.</w:t>
-      </w:r>
-    </w:p>
-    <w:p>
-      <w:r>
-        <w:t>Daten- und Quellenklarheit. Fuer Wirkungsstrategie im Unternehmen bedeutet jede Bewertung nur so belastbar ist wie Datenlage, Quellenstatus und Aktualitaet, dass die Analyse nicht bei einer Aktivitaet, einem guten Willen oder einer Kennzahl stehen bleiben darf. Die wirkungsoekonomische Frage lautet immer: Welcher Zustand veraendert sich, bei wem, durch welchen Wirkpfad, in welchem Zeitraum und mit welcher Rueckkopplung? Gerade in Wirkungsmanagement ist diese Unterscheidung entscheidend, weil Lernende spaeter nicht nur Begriffe wiedergeben, sondern Entscheidungssituationen pruefen muessen. Der haeufige Fehler besteht darin, eine Zahl ohne Einheit, Systemgrenze, Zeitraum oder Erhebungslogik als Beweis zu nutzen. Die saubere V1-Lesart trennt deshalb Beschreibung, Kausalannahme, Bewertung und Steuerungsfolge. Die Lernenden sollen Daten nicht dekorativ zitieren, sondern ihre Aussagekraft, Luecken und Grenzen offenlegen. So wird aus dem Thema kein isoliertes Kapitel, sondern ein pruefbarer Baustein der WÖk-Architektur.</w:t>
-      </w:r>
-    </w:p>
-    <w:p>
-      <w:r>
-        <w:t>Ambivalenz. Fuer Wirkungsstrategie im Unternehmen bedeutet positive und negative Zustandsveraenderungen gleichzeitig auftreten koennen, dass die Analyse nicht bei einer Aktivitaet, einem guten Willen oder einer Kennzahl stehen bleiben darf. Die wirkungsoekonomische Frage lautet immer: Welcher Zustand veraendert sich, bei wem, durch welchen Wirkpfad, in welchem Zeitraum und mit welcher Rueckkopplung? Gerade in Wirkungsmanagement ist diese Unterscheidung entscheidend, weil Lernende spaeter nicht nur Begriffe wiedergeben, sondern Entscheidungssituationen pruefen muessen. Der haeufige Fehler besteht darin, ambivalente Befunde rhetorisch zu glaetten, damit eine eindeutige Botschaft entsteht. Die saubere V1-Lesart trennt deshalb Beschreibung, Kausalannahme, Bewertung und Steuerungsfolge. Ein gutes Skript fuehrt deshalb Profile, Zielkonflikte und offene Punkte nebeneinander. So wird aus dem Thema kein isoliertes Kapitel, sondern ein pruefbarer Baustein der WÖk-Architektur.</w:t>
-      </w:r>
-    </w:p>
-    <w:p>
-      <w:r>
-        <w:t>Nichtkompensation. Fuer Wirkungsstrategie im Unternehmen bedeutet schwere zentrale Schaeden nicht durch beliebige positive Einzelwerte neutralisiert werden duerfen, dass die Analyse nicht bei einer Aktivitaet, einem guten Willen oder einer Kennzahl stehen bleiben darf. Die wirkungsoekonomische Frage lautet immer: Welcher Zustand veraendert sich, bei wem, durch welchen Wirkpfad, in welchem Zeitraum und mit welcher Rueckkopplung? Gerade in Wirkungsmanagement ist diese Unterscheidung entscheidend, weil Lernende spaeter nicht nur Begriffe wiedergeben, sondern Entscheidungssituationen pruefen muessen. Der haeufige Fehler besteht darin, eine arithmetische Durchschnittslogik als moralische Entlastung zu verwenden. Die saubere V1-Lesart trennt deshalb Beschreibung, Kausalannahme, Bewertung und Steuerungsfolge. Reverse Merit Order und rote Linien sind Schutzregeln gegen Schoenrechnung. So wird aus dem Thema kein isoliertes Kapitel, sondern ein pruefbarer Baustein der WÖk-Architektur.</w:t>
-      </w:r>
-    </w:p>
-    <w:p>
-      <w:r>
-        <w:t>Fallfenster zur Anwendung. Ein Controlling-Team moechte einen Score bilden. Das Skript verlangt, dass Datenqualitaet, Systemgrenzen, Gewichtung, Unsicherheit und Nichtkompensation sichtbar bleiben. Ein Score darf die Diskussion nicht beenden, sondern muss bessere Fragen, Priorisierung und Rueckkopplung ermoeglichen. Bezogen auf Wirkungsstrategie im Unternehmen heisst das: Die Analyse muss das konkrete Thema ernst nehmen und zugleich den allgemeinen WÖk-Massstab halten. Es geht nicht darum, die Welt in gute und schlechte Akteure einzuteilen. Es geht darum, Wirkpfade, Wirkungsempfaenger, Datenqualitaet, Risiken und Rueckkopplung so zu beschreiben, dass bessere Entscheidungen moeglich werden.</w:t>
-      </w:r>
-    </w:p>
-    <w:p>
-      <w:r>
-        <w:t>Pruefungsnahe Transferfrage. Formuliere zu WM-V8 eine Wirkungsaussage in drei Saetzen: Erstens den beobachteten oder plausiblen Zustand, zweitens die Daten- oder Quellenlage, drittens die offene Unsicherheit samt Rueckkopplung. Die Antwort muss ohne moralische Personenbewertung auskommen und darf Reichweite nicht mit Wirkung verwechseln.</w:t>
-      </w:r>
-    </w:p>
-    <w:p>
-      <w:r>
-        <w:t>Rueckkopplung. Fuer Wirkungsstrategie im Unternehmen bedeutet Wirkungswissen erst dann wertvoll wird, wenn es Entscheidungen veraendert, dass die Analyse nicht bei einer Aktivitaet, einem guten Willen oder einer Kennzahl stehen bleiben darf. Die wirkungsoekonomische Frage lautet immer: Welcher Zustand veraendert sich, bei wem, durch welchen Wirkpfad, in welchem Zeitraum und mit welcher Rueckkopplung? Gerade in Wirkungsmanagement ist diese Unterscheidung entscheidend, weil Lernende spaeter nicht nur Begriffe wiedergeben, sondern Entscheidungssituationen pruefen muessen. Der haeufige Fehler besteht darin, einen Bericht als Endpunkt zu betrachten. Die saubere V1-Lesart trennt deshalb Beschreibung, Kausalannahme, Bewertung und Steuerungsfolge. Jeder Analyseblock sollte fragen, welche Routine, welcher Prozess oder welche Ressource nach der Bewertung angepasst wird. So wird aus dem Thema kein isoliertes Kapitel, sondern ein pruefbarer Baustein der WÖk-Architektur.</w:t>
-      </w:r>
-    </w:p>
-    <w:p>
-      <w:r>
-        <w:t>Governance. Fuer Wirkungsstrategie im Unternehmen bedeutet Wirkungsbewertung Verfahren, Rechte, Transparenz und Korrektur braucht, dass die Analyse nicht bei einer Aktivitaet, einem guten Willen oder einer Kennzahl stehen bleiben darf. Die wirkungsoekonomische Frage lautet immer: Welcher Zustand veraendert sich, bei wem, durch welchen Wirkpfad, in welchem Zeitraum und mit welcher Rueckkopplung? Gerade in Wirkungsmanagement ist diese Unterscheidung entscheidend, weil Lernende spaeter nicht nur Begriffe wiedergeben, sondern Entscheidungssituationen pruefen muessen. Der haeufige Fehler besteht darin, Bewertung als technokratische Top-down-Setzung zu verstehen. Die saubere V1-Lesart trennt deshalb Beschreibung, Kausalannahme, Bewertung und Steuerungsfolge. Betroffene, Datenhalter, Entscheider und Kontrollinstanzen muessen unterscheidbare Rollen behalten. So wird aus dem Thema kein isoliertes Kapitel, sondern ein pruefbarer Baustein der WÖk-Architektur.</w:t>
-      </w:r>
-    </w:p>
-    <w:p>
-      <w:r>
-        <w:t>Didaktische Pruefbarkeit. Fuer Wirkungsstrategie im Unternehmen bedeutet das Thema in der Akademie nicht nur erklaert, sondern in Falllogik ueberfuehrt werden muss, dass die Analyse nicht bei einer Aktivitaet, einem guten Willen oder einer Kennzahl stehen bleiben darf. Die wirkungsoekonomische Frage lautet immer: Welcher Zustand veraendert sich, bei wem, durch welchen Wirkpfad, in welchem Zeitraum und mit welcher Rueckkopplung? Gerade in Wirkungsmanagement ist diese Unterscheidung entscheidend, weil Lernende spaeter nicht nur Begriffe wiedergeben, sondern Entscheidungssituationen pruefen muessen. Der haeufige Fehler besteht darin, reines Auswendiglernen als Kompetenznachweis zu behandeln. Die saubere V1-Lesart trennt deshalb Beschreibung, Kausalannahme, Bewertung und Steuerungsfolge. Pruefungsfragen sollen Begriffe, Anwendung und rote Linien verbinden. So wird aus dem Thema kein isoliertes Kapitel, sondern ein pruefbarer Baustein der WÖk-Architektur.</w:t>
-      </w:r>
-    </w:p>
-    <w:p>
-      <w:r>
-        <w:t>Fallfenster zur Anwendung. Ein Kommunikationsbericht nennt viele Aktivitaeten, Reichweiten und Rueckmeldungen. Die V1-Pruefung fragt, ob daraus eine belastbare Wirkungsaussage folgt. Wenn nur Kontakte, Klicks oder Zustimmung vorliegen, bleibt die Aussage im Bereich Wirkungspotenzial oder Resonanz, nicht im Bereich nachgewiesener Wirkung. Bezogen auf Wirkungsstrategie im Unternehmen heisst das: Die Analyse muss das konkrete Thema ernst nehmen und zugleich den allgemeinen WÖk-Massstab halten. Es geht nicht darum, die Welt in gute und schlechte Akteure einzuteilen. Es geht darum, Wirkpfade, Wirkungsempfaenger, Datenqualitaet, Risiken und Rueckkopplung so zu beschreiben, dass bessere Entscheidungen moeglich werden.</w:t>
-      </w:r>
-    </w:p>
-    <w:p>
-      <w:r>
-        <w:t>Transfer in Organisationen. Fuer Wirkungsstrategie im Unternehmen bedeutet WÖk-Begriffe im Alltag nur tragen, wenn sie in Routinen uebersetzt werden, dass die Analyse nicht bei einer Aktivitaet, einem guten Willen oder einer Kennzahl stehen bleiben darf. Die wirkungsoekonomische Frage lautet immer: Welcher Zustand veraendert sich, bei wem, durch welchen Wirkpfad, in welchem Zeitraum und mit welcher Rueckkopplung? Gerade in Wirkungsmanagement ist diese Unterscheidung entscheidend, weil Lernende spaeter nicht nur Begriffe wiedergeben, sondern Entscheidungssituationen pruefen muessen. Der haeufige Fehler besteht darin, die Verantwortung an eine Nachhaltigkeitsabteilung auszulagern. Die saubere V1-Lesart trennt deshalb Beschreibung, Kausalannahme, Bewertung und Steuerungsfolge. Strategie, Einkauf, Kommunikation, Controlling und Fuehrung muessen denselben Wirkungsbegriff verwenden. So wird aus dem Thema kein isoliertes Kapitel, sondern ein pruefbarer Baustein der WÖk-Architektur.</w:t>
-      </w:r>
-    </w:p>
-    <w:p>
-      <w:r>
-        <w:t>Rueckfluss in den Korpus. Fuer Wirkungsstrategie im Unternehmen bedeutet jedes Studienskript den Gesamtbestand schaerfen kann, dass die Analyse nicht bei einer Aktivitaet, einem guten Willen oder einer Kennzahl stehen bleiben darf. Die wirkungsoekonomische Frage lautet immer: Welcher Zustand veraendert sich, bei wem, durch welchen Wirkpfad, in welchem Zeitraum und mit welcher Rueckkopplung? Gerade in Wirkungsmanagement ist diese Unterscheidung entscheidend, weil Lernende spaeter nicht nur Begriffe wiedergeben, sondern Entscheidungssituationen pruefen muessen. Der haeufige Fehler besteht darin, neue Einsichten nur lokal im Skript zu belassen. Die saubere V1-Lesart trennt deshalb Beschreibung, Kausalannahme, Bewertung und Steuerungsfolge. Glossar, Website, Journal, Dossiers und Visuals sollen aus der Skriptarbeit lernen. So wird aus dem Thema kein isoliertes Kapitel, sondern ein pruefbarer Baustein der WÖk-Architektur.</w:t>
-      </w:r>
-    </w:p>
-    <w:p>
-      <w:r>
-        <w:t>Pruefungsnahe Transferfrage. Formuliere zu WM-V8 eine Wirkungsaussage in drei Saetzen: Erstens den beobachteten oder plausiblen Zustand, zweitens die Daten- oder Quellenlage, drittens die offene Unsicherheit samt Rueckkopplung. Die Antwort muss ohne moralische Personenbewertung auskommen und darf Reichweite nicht mit Wirkung verwechseln.</w:t>
-      </w:r>
-    </w:p>
-    <w:p>
-      <w:pPr>
-        <w:pStyle w:val="Heading3"/>
-      </w:pPr>
-      <w:r>
-        <w:t>Vertiefungsrunde 3: Lesen, pruefen, rueckkoppeln</w:t>
-      </w:r>
-    </w:p>
-    <w:p>
-      <w:r>
-        <w:t>Die folgende Runde verdichtet WM-V8 nicht durch neue Schlagworte, sondern durch wiederholte Anwendung auf unterschiedliche Entscheidungsebenen. Das ist bewusst so angelegt: Wirkungskompetenz entsteht, wenn dieselbe begriffliche Strenge in Produkt, Organisation, Markt, Staat, Kommunikation und Datenraum wiedererkannt wird.</w:t>
-      </w:r>
-    </w:p>
-    <w:p>
-      <w:r>
-        <w:t>Begriffliche Schaerfung. Fuer Wirkungsstrategie im Unternehmen bedeutet praezise Sprache die erste Sicherung gegen Impact-Washing ist, dass die Analyse nicht bei einer Aktivitaet, einem guten Willen oder einer Kennzahl stehen bleiben darf. Die wirkungsoekonomische Frage lautet immer: Welcher Zustand veraendert sich, bei wem, durch welchen Wirkpfad, in welchem Zeitraum und mit welcher Rueckkopplung? Gerade in Wirkungsmanagement ist diese Unterscheidung entscheidend, weil Lernende spaeter nicht nur Begriffe wiedergeben, sondern Entscheidungssituationen pruefen muessen. Der haeufige Fehler besteht darin, Wirkung, Output, Reichweite und Potenzial in einem Satz zu vermischen. Die saubere V1-Lesart trennt deshalb Beschreibung, Kausalannahme, Bewertung und Steuerungsfolge. In der Praxis sollte jede Wirkungsaussage als kurze Viererprobe formuliert werden: Zustand, Betroffene, Quelle, offene Unsicherheit. So wird aus dem Thema kein isoliertes Kapitel, sondern ein pruefbarer Baustein der WÖk-Architektur.</w:t>
-      </w:r>
-    </w:p>
-    <w:p>
-      <w:r>
-        <w:t>Fallfenster zur Anwendung. Eine Organisation plant eine Massnahme und formuliert dazu eine positive Absicht. In der WÖk reicht das nicht. Fuer diese Vorlesung muss sichtbar werden, welche Zustandsveraenderung erwartet wird, welche Empfaenger direkt oder indirekt betroffen sind, welche Nebenwirkungen entstehen koennen und welche Entscheidung spaeter korrigiert wird. Bezogen auf Wirkungsstrategie im Unternehmen heisst das: Die Analyse muss das konkrete Thema ernst nehmen und zugleich den allgemeinen WÖk-Massstab halten. Es geht nicht darum, die Welt in gute und schlechte Akteure einzuteilen. Es geht darum, Wirkpfade, Wirkungsempfaenger, Datenqualitaet, Risiken und Rueckkopplung so zu beschreiben, dass bessere Entscheidungen moeglich werden.</w:t>
-      </w:r>
-    </w:p>
-    <w:p>
-      <w:r>
-        <w:t>Wirkpfad-Logik. Fuer Wirkungsstrategie im Unternehmen bedeutet ein Thema erst dann steuerbar wird, wenn der Mechanismus zwischen Ausloeser und Zustandsveraenderung beschrieben ist, dass die Analyse nicht bei einer Aktivitaet, einem guten Willen oder einer Kennzahl stehen bleiben darf. Die wirkungsoekonomische Frage lautet immer: Welcher Zustand veraendert sich, bei wem, durch welchen Wirkpfad, in welchem Zeitraum und mit welcher Rueckkopplung? Gerade in Wirkungsmanagement ist diese Unterscheidung entscheidend, weil Lernende spaeter nicht nur Begriffe wiedergeben, sondern Entscheidungssituationen pruefen muessen. Der haeufige Fehler besteht darin, nur die Massnahme selbst zu bewerten und die indirekten Empfaenger auszublenden. Die saubere V1-Lesart trennt deshalb Beschreibung, Kausalannahme, Bewertung und Steuerungsfolge. Eine gute Fallanalyse zeichnet mindestens einen direkten und einen indirekten Wirkpfad nach. So wird aus dem Thema kein isoliertes Kapitel, sondern ein pruefbarer Baustein der WÖk-Architektur.</w:t>
-      </w:r>
-    </w:p>
-    <w:p>
-      <w:r>
-        <w:t>Daten- und Quellenklarheit. Fuer Wirkungsstrategie im Unternehmen bedeutet jede Bewertung nur so belastbar ist wie Datenlage, Quellenstatus und Aktualitaet, dass die Analyse nicht bei einer Aktivitaet, einem guten Willen oder einer Kennzahl stehen bleiben darf. Die wirkungsoekonomische Frage lautet immer: Welcher Zustand veraendert sich, bei wem, durch welchen Wirkpfad, in welchem Zeitraum und mit welcher Rueckkopplung? Gerade in Wirkungsmanagement ist diese Unterscheidung entscheidend, weil Lernende spaeter nicht nur Begriffe wiedergeben, sondern Entscheidungssituationen pruefen muessen. Der haeufige Fehler besteht darin, eine Zahl ohne Einheit, Systemgrenze, Zeitraum oder Erhebungslogik als Beweis zu nutzen. Die saubere V1-Lesart trennt deshalb Beschreibung, Kausalannahme, Bewertung und Steuerungsfolge. Die Lernenden sollen Daten nicht dekorativ zitieren, sondern ihre Aussagekraft, Luecken und Grenzen offenlegen. So wird aus dem Thema kein isoliertes Kapitel, sondern ein pruefbarer Baustein der WÖk-Architektur.</w:t>
-      </w:r>
-    </w:p>
-    <w:p>
-      <w:r>
-        <w:t>Ambivalenz. Fuer Wirkungsstrategie im Unternehmen bedeutet positive und negative Zustandsveraenderungen gleichzeitig auftreten koennen, dass die Analyse nicht bei einer Aktivitaet, einem guten Willen oder einer Kennzahl stehen bleiben darf. Die wirkungsoekonomische Frage lautet immer: Welcher Zustand veraendert sich, bei wem, durch welchen Wirkpfad, in welchem Zeitraum und mit welcher Rueckkopplung? Gerade in Wirkungsmanagement ist diese Unterscheidung entscheidend, weil Lernende spaeter nicht nur Begriffe wiedergeben, sondern Entscheidungssituationen pruefen muessen. Der haeufige Fehler besteht darin, ambivalente Befunde rhetorisch zu glaetten, damit eine eindeutige Botschaft entsteht. Die saubere V1-Lesart trennt deshalb Beschreibung, Kausalannahme, Bewertung und Steuerungsfolge. Ein gutes Skript fuehrt deshalb Profile, Zielkonflikte und offene Punkte nebeneinander. So wird aus dem Thema kein isoliertes Kapitel, sondern ein pruefbarer Baustein der WÖk-Architektur.</w:t>
-      </w:r>
-    </w:p>
-    <w:p>
-      <w:r>
-        <w:t>Fallfenster zur Anwendung. Eine Fuehrungsentscheidung erzeugt zugleich Nutzen und Risiken. Die WÖk behandelt Ambivalenz nicht als Stoerung, sondern als Kern der Analyse. Positive Netto-Wirkung darf erst behauptet werden, wenn zentrale negative Wirkungen getrennt geprueft und rote Linien gewahrt sind. Bezogen auf Wirkungsstrategie im Unternehmen heisst das: Die Analyse muss das konkrete Thema ernst nehmen und zugleich den allgemeinen WÖk-Massstab halten. Es geht nicht darum, die Welt in gute und schlechte Akteure einzuteilen. Es geht darum, Wirkpfade, Wirkungsempfaenger, Datenqualitaet, Risiken und Rueckkopplung so zu beschreiben, dass bessere Entscheidungen moeglich werden.</w:t>
-      </w:r>
-    </w:p>
-    <w:p>
-      <w:r>
-        <w:t>Nichtkompensation. Fuer Wirkungsstrategie im Unternehmen bedeutet schwere zentrale Schaeden nicht durch beliebige positive Einzelwerte neutralisiert werden duerfen, dass die Analyse nicht bei einer Aktivitaet, einem guten Willen oder einer Kennzahl stehen bleiben darf. Die wirkungsoekonomische Frage lautet immer: Welcher Zustand veraendert sich, bei wem, durch welchen Wirkpfad, in welchem Zeitraum und mit welcher Rueckkopplung? Gerade in Wirkungsmanagement ist diese Unterscheidung entscheidend, weil Lernende spaeter nicht nur Begriffe wiedergeben, sondern Entscheidungssituationen pruefen muessen. Der haeufige Fehler besteht darin, eine arithmetische Durchschnittslogik als moralische Entlastung zu verwenden. Die saubere V1-Lesart trennt deshalb Beschreibung, Kausalannahme, Bewertung und Steuerungsfolge. Reverse Merit Order und rote Linien sind Schutzregeln gegen Schoenrechnung. So wird aus dem Thema kein isoliertes Kapitel, sondern ein pruefbarer Baustein der WÖk-Architektur.</w:t>
-      </w:r>
-    </w:p>
-    <w:p>
-      <w:r>
-        <w:t>Pruefungsnahe Transferfrage. Formuliere zu WM-V8 eine Wirkungsaussage in drei Saetzen: Erstens den beobachteten oder plausiblen Zustand, zweitens die Daten- oder Quellenlage, drittens die offene Unsicherheit samt Rueckkopplung. Die Antwort muss ohne moralische Personenbewertung auskommen und darf Reichweite nicht mit Wirkung verwechseln.</w:t>
-      </w:r>
-    </w:p>
-    <w:p>
-      <w:r>
-        <w:t>Rueckkopplung. Fuer Wirkungsstrategie im Unternehmen bedeutet Wirkungswissen erst dann wertvoll wird, wenn es Entscheidungen veraendert, dass die Analyse nicht bei einer Aktivitaet, einem guten Willen oder einer Kennzahl stehen bleiben darf. Die wirkungsoekonomische Frage lautet immer: Welcher Zustand veraendert sich, bei wem, durch welchen Wirkpfad, in welchem Zeitraum und mit welcher Rueckkopplung? Gerade in Wirkungsmanagement ist diese Unterscheidung entscheidend, weil Lernende spaeter nicht nur Begriffe wiedergeben, sondern Entscheidungssituationen pruefen muessen. Der haeufige Fehler besteht darin, einen Bericht als Endpunkt zu betrachten. Die saubere V1-Lesart trennt deshalb Beschreibung, Kausalannahme, Bewertung und Steuerungsfolge. Jeder Analyseblock sollte fragen, welche Routine, welcher Prozess oder welche Ressource nach der Bewertung angepasst wird. So wird aus dem Thema kein isoliertes Kapitel, sondern ein pruefbarer Baustein der WÖk-Architektur.</w:t>
-      </w:r>
-    </w:p>
-    <w:p>
-      <w:r>
-        <w:t>Governance. Fuer Wirkungsstrategie im Unternehmen bedeutet Wirkungsbewertung Verfahren, Rechte, Transparenz und Korrektur braucht, dass die Analyse nicht bei einer Aktivitaet, einem guten Willen oder einer Kennzahl stehen bleiben darf. Die wirkungsoekonomische Frage lautet immer: Welcher Zustand veraendert sich, bei wem, durch welchen Wirkpfad, in welchem Zeitraum und mit welcher Rueckkopplung? Gerade in Wirkungsmanagement ist diese Unterscheidung entscheidend, weil Lernende spaeter nicht nur Begriffe wiedergeben, sondern Entscheidungssituationen pruefen muessen. Der haeufige Fehler besteht darin, Bewertung als technokratische Top-down-Setzung zu verstehen. Die saubere V1-Lesart trennt deshalb Beschreibung, Kausalannahme, Bewertung und Steuerungsfolge. Betroffene, Datenhalter, Entscheider und Kontrollinstanzen muessen unterscheidbare Rollen behalten. So wird aus dem Thema kein isoliertes Kapitel, sondern ein pruefbarer Baustein der WÖk-Architektur.</w:t>
-      </w:r>
-    </w:p>
-    <w:p>
-      <w:r>
-        <w:t>Fallfenster zur Anwendung. Ein Controlling-Team moechte einen Score bilden. Das Skript verlangt, dass Datenqualitaet, Systemgrenzen, Gewichtung, Unsicherheit und Nichtkompensation sichtbar bleiben. Ein Score darf die Diskussion nicht beenden, sondern muss bessere Fragen, Priorisierung und Rueckkopplung ermoeglichen. Bezogen auf Wirkungsstrategie im Unternehmen heisst das: Die Analyse muss das konkrete Thema ernst nehmen und zugleich den allgemeinen WÖk-Massstab halten. Es geht nicht darum, die Welt in gute und schlechte Akteure einzuteilen. Es geht darum, Wirkpfade, Wirkungsempfaenger, Datenqualitaet, Risiken und Rueckkopplung so zu beschreiben, dass bessere Entscheidungen moeglich werden.</w:t>
-      </w:r>
-    </w:p>
-    <w:p>
-      <w:r>
-        <w:t>Didaktische Pruefbarkeit. Fuer Wirkungsstrategie im Unternehmen bedeutet das Thema in der Akademie nicht nur erklaert, sondern in Falllogik ueberfuehrt werden muss, dass die Analyse nicht bei einer Aktivitaet, einem guten Willen oder einer Kennzahl stehen bleiben darf. Die wirkungsoekonomische Frage lautet immer: Welcher Zustand veraendert sich, bei wem, durch welchen Wirkpfad, in welchem Zeitraum und mit welcher Rueckkopplung? Gerade in Wirkungsmanagement ist diese Unterscheidung entscheidend, weil Lernende spaeter nicht nur Begriffe wiedergeben, sondern Entscheidungssituationen pruefen muessen. Der haeufige Fehler besteht darin, reines Auswendiglernen als Kompetenznachweis zu behandeln. Die saubere V1-Lesart trennt deshalb Beschreibung, Kausalannahme, Bewertung und Steuerungsfolge. Pruefungsfragen sollen Begriffe, Anwendung und rote Linien verbinden. So wird aus dem Thema kein isoliertes Kapitel, sondern ein pruefbarer Baustein der WÖk-Architektur.</w:t>
-      </w:r>
-    </w:p>
-    <w:p>
-      <w:r>
-        <w:t>Transfer in Organisationen. Fuer Wirkungsstrategie im Unternehmen bedeutet WÖk-Begriffe im Alltag nur tragen, wenn sie in Routinen uebersetzt werden, dass die Analyse nicht bei einer Aktivitaet, einem guten Willen oder einer Kennzahl stehen bleiben darf. Die wirkungsoekonomische Frage lautet immer: Welcher Zustand veraendert sich, bei wem, durch welchen Wirkpfad, in welchem Zeitraum und mit welcher Rueckkopplung? Gerade in Wirkungsmanagement ist diese Unterscheidung entscheidend, weil Lernende spaeter nicht nur Begriffe wiedergeben, sondern Entscheidungssituationen pruefen muessen. Der haeufige Fehler besteht darin, die Verantwortung an eine Nachhaltigkeitsabteilung auszulagern. Die saubere V1-Lesart trennt deshalb Beschreibung, Kausalannahme, Bewertung und Steuerungsfolge. Strategie, Einkauf, Kommunikation, Controlling und Fuehrung muessen denselben Wirkungsbegriff verwenden. So wird aus dem Thema kein isoliertes Kapitel, sondern ein pruefbarer Baustein der WÖk-Architektur.</w:t>
-      </w:r>
-    </w:p>
-    <w:p>
-      <w:r>
-        <w:t>Rueckfluss in den Korpus. Fuer Wirkungsstrategie im Unternehmen bedeutet jedes Studienskript den Gesamtbestand schaerfen kann, dass die Analyse nicht bei einer Aktivitaet, einem guten Willen oder einer Kennzahl stehen bleiben darf. Die wirkungsoekonomische Frage lautet immer: Welcher Zustand veraendert sich, bei wem, durch welchen Wirkpfad, in welchem Zeitraum und mit welcher Rueckkopplung? Gerade in Wirkungsmanagement ist diese Unterscheidung entscheidend, weil Lernende spaeter nicht nur Begriffe wiedergeben, sondern Entscheidungssituationen pruefen muessen. Der haeufige Fehler besteht darin, neue Einsichten nur lokal im Skript zu belassen. Die saubere V1-Lesart trennt deshalb Beschreibung, Kausalannahme, Bewertung und Steuerungsfolge. Glossar, Website, Journal, Dossiers und Visuals sollen aus der Skriptarbeit lernen. So wird aus dem Thema kein isoliertes Kapitel, sondern ein pruefbarer Baustein der WÖk-Architektur.</w:t>
-      </w:r>
-    </w:p>
-    <w:p>
-      <w:r>
-        <w:t>Fallfenster zur Anwendung. Ein Kommunikationsbericht nennt viele Aktivitaeten, Reichweiten und Rueckmeldungen. Die V1-Pruefung fragt, ob daraus eine belastbare Wirkungsaussage folgt. Wenn nur Kontakte, Klicks oder Zustimmung vorliegen, bleibt die Aussage im Bereich Wirkungspotenzial oder Resonanz, nicht im Bereich nachgewiesener Wirkung. Bezogen auf Wirkungsstrategie im Unternehmen heisst das: Die Analyse muss das konkrete Thema ernst nehmen und zugleich den allgemeinen WÖk-Massstab halten. Es geht nicht darum, die Welt in gute und schlechte Akteure einzuteilen. Es geht darum, Wirkpfade, Wirkungsempfaenger, Datenqualitaet, Risiken und Rueckkopplung so zu beschreiben, dass bessere Entscheidungen moeglich werden.</w:t>
-      </w:r>
-    </w:p>
-    <w:p>
-      <w:r>
-        <w:t>Pruefungsnahe Transferfrage. Formuliere zu WM-V8 eine Wirkungsaussage in drei Saetzen: Erstens den beobachteten oder plausiblen Zustand, zweitens die Daten- oder Quellenlage, drittens die offene Unsicherheit samt Rueckkopplung. Die Antwort muss ohne moralische Personenbewertung auskommen und darf Reichweite nicht mit Wirkung verwechseln.</w:t>
-      </w:r>
-    </w:p>
-    <w:p>
-      <w:pPr>
-        <w:pStyle w:val="Heading3"/>
-      </w:pPr>
-      <w:r>
-        <w:t>Vertiefungsrunde 4: Lesen, pruefen, rueckkoppeln</w:t>
-      </w:r>
-    </w:p>
-    <w:p>
-      <w:r>
-        <w:t>Die folgende Runde verdichtet WM-V8 nicht durch neue Schlagworte, sondern durch wiederholte Anwendung auf unterschiedliche Entscheidungsebenen. Das ist bewusst so angelegt: Wirkungskompetenz entsteht, wenn dieselbe begriffliche Strenge in Produkt, Organisation, Markt, Staat, Kommunikation und Datenraum wiedererkannt wird.</w:t>
-      </w:r>
-    </w:p>
-    <w:p>
-      <w:r>
-        <w:t>Begriffliche Schaerfung. Fuer Wirkungsstrategie im Unternehmen bedeutet praezise Sprache die erste Sicherung gegen Impact-Washing ist, dass die Analyse nicht bei einer Aktivitaet, einem guten Willen oder einer Kennzahl stehen bleiben darf. Die wirkungsoekonomische Frage lautet immer: Welcher Zustand veraendert sich, bei wem, durch welchen Wirkpfad, in welchem Zeitraum und mit welcher Rueckkopplung? Gerade in Wirkungsmanagement ist diese Unterscheidung entscheidend, weil Lernende spaeter nicht nur Begriffe wiedergeben, sondern Entscheidungssituationen pruefen muessen. Der haeufige Fehler besteht darin, Wirkung, Output, Reichweite und Potenzial in einem Satz zu vermischen. Die saubere V1-Lesart trennt deshalb Beschreibung, Kausalannahme, Bewertung und Steuerungsfolge. In der Praxis sollte jede Wirkungsaussage als kurze Viererprobe formuliert werden: Zustand, Betroffene, Quelle, offene Unsicherheit. So wird aus dem Thema kein isoliertes Kapitel, sondern ein pruefbarer Baustein der WÖk-Architektur.</w:t>
-      </w:r>
-    </w:p>
-    <w:p>
-      <w:r>
-        <w:t>Wirkpfad-Logik. Fuer Wirkungsstrategie im Unternehmen bedeutet ein Thema erst dann steuerbar wird, wenn der Mechanismus zwischen Ausloeser und Zustandsveraenderung beschrieben ist, dass die Analyse nicht bei einer Aktivitaet, einem guten Willen oder einer Kennzahl stehen bleiben darf. Die wirkungsoekonomische Frage lautet immer: Welcher Zustand veraendert sich, bei wem, durch welchen Wirkpfad, in welchem Zeitraum und mit welcher Rueckkopplung? Gerade in Wirkungsmanagement ist diese Unterscheidung entscheidend, weil Lernende spaeter nicht nur Begriffe wiedergeben, sondern Entscheidungssituationen pruefen muessen. Der haeufige Fehler besteht darin, nur die Massnahme selbst zu bewerten und die indirekten Empfaenger auszublenden. Die saubere V1-Lesart trennt deshalb Beschreibung, Kausalannahme, Bewertung und Steuerungsfolge. Eine gute Fallanalyse zeichnet mindestens einen direkten und einen indirekten Wirkpfad nach. So wird aus dem Thema kein isoliertes Kapitel, sondern ein pruefbarer Baustein der WÖk-Architektur.</w:t>
-      </w:r>
-    </w:p>
-    <w:p>
-      <w:r>
-        <w:t>Daten- und Quellenklarheit. Fuer Wirkungsstrategie im Unternehmen bedeutet jede Bewertung nur so belastbar ist wie Datenlage, Quellenstatus und Aktualitaet, dass die Analyse nicht bei einer Aktivitaet, einem guten Willen oder einer Kennzahl stehen bleiben darf. Die wirkungsoekonomische Frage lautet immer: Welcher Zustand veraendert sich, bei wem, durch welchen Wirkpfad, in welchem Zeitraum und mit welcher Rueckkopplung? Gerade in Wirkungsmanagement ist diese Unterscheidung entscheidend, weil Lernende spaeter nicht nur Begriffe wiedergeben, sondern Entscheidungssituationen pruefen muessen. Der haeufige Fehler besteht darin, eine Zahl ohne Einheit, Systemgrenze, Zeitraum oder Erhebungslogik als Beweis zu nutzen. Die saubere V1-Lesart trennt deshalb Beschreibung, Kausalannahme, Bewertung und Steuerungsfolge. Die Lernenden sollen Daten nicht dekorativ zitieren, sondern ihre Aussagekraft, Luecken und Grenzen offenlegen. So wird aus dem Thema kein isoliertes Kapitel, sondern ein pruefbarer Baustein der WÖk-Architektur.</w:t>
-      </w:r>
-    </w:p>
-    <w:p>
-      <w:r>
-        <w:t>Fallfenster zur Anwendung. Eine Organisation plant eine Massnahme und formuliert dazu eine positive Absicht. In der WÖk reicht das nicht. Fuer diese Vorlesung muss sichtbar werden, welche Zustandsveraenderung erwartet wird, welche Empfaenger direkt oder indirekt betroffen sind, welche Nebenwirkungen entstehen koennen und welche Entscheidung spaeter korrigiert wird. Bezogen auf Wirkungsstrategie im Unternehmen heisst das: Die Analyse muss das konkrete Thema ernst nehmen und zugleich den allgemeinen WÖk-Massstab halten. Es geht nicht darum, die Welt in gute und schlechte Akteure einzuteilen. Es geht darum, Wirkpfade, Wirkungsempfaenger, Datenqualitaet, Risiken und Rueckkopplung so zu beschreiben, dass bessere Entscheidungen moeglich werden.</w:t>
-      </w:r>
-    </w:p>
-    <w:p>
-      <w:r>
-        <w:t>Ambivalenz. Fuer Wirkungsstrategie im Unternehmen bedeutet positive und negative Zustandsveraenderungen gleichzeitig auftreten koennen, dass die Analyse nicht bei einer Aktivitaet, einem guten Willen oder einer Kennzahl stehen bleiben darf. Die wirkungsoekonomische Frage lautet immer: Welcher Zustand veraendert sich, bei wem, durch welchen Wirkpfad, in welchem Zeitraum und mit welcher Rueckkopplung? Gerade in Wirkungsmanagement ist diese Unterscheidung entscheidend, weil Lernende spaeter nicht nur Begriffe wiedergeben, sondern Entscheidungssituationen pruefen muessen. Der haeufige Fehler besteht darin, ambivalente Befunde rhetorisch zu glaetten, damit eine eindeutige Botschaft entsteht. Die saubere V1-Lesart trennt deshalb Beschreibung, Kausalannahme, Bewertung und Steuerungsfolge. Ein gutes Skript fuehrt deshalb Profile, Zielkonflikte und offene Punkte nebeneinander. So wird aus dem Thema kein isoliertes Kapitel, sondern ein pruefbarer Baustein der WÖk-Architektur.</w:t>
-      </w:r>
-    </w:p>
-    <w:p>
-      <w:r>
-        <w:t>Nichtkompensation. Fuer Wirkungsstrategie im Unternehmen bedeutet schwere zentrale Schaeden nicht durch beliebige positive Einzelwerte neutralisiert werden duerfen, dass die Analyse nicht bei einer Aktivitaet, einem guten Willen oder einer Kennzahl stehen bleiben darf. Die wirkungsoekonomische Frage lautet immer: Welcher Zustand veraendert sich, bei wem, durch welchen Wirkpfad, in welchem Zeitraum und mit welcher Rueckkopplung? Gerade in Wirkungsmanagement ist diese Unterscheidung entscheidend, weil Lernende spaeter nicht nur Begriffe wiedergeben, sondern Entscheidungssituationen pruefen muessen. Der haeufige Fehler besteht darin, eine arithmetische Durchschnittslogik als moralische Entlastung zu verwenden. Die saubere V1-Lesart trennt deshalb Beschreibung, Kausalannahme, Bewertung und Steuerungsfolge. Reverse Merit Order und rote Linien sind Schutzregeln gegen Schoenrechnung. So wird aus dem Thema kein isoliertes Kapitel, sondern ein pruefbarer Baustein der WÖk-Architektur.</w:t>
-      </w:r>
-    </w:p>
-    <w:p>
-      <w:r>
-        <w:t>Pruefungsnahe Transferfrage. Formuliere zu WM-V8 eine Wirkungsaussage in drei Saetzen: Erstens den beobachteten oder plausiblen Zustand, zweitens die Daten- oder Quellenlage, drittens die offene Unsicherheit samt Rueckkopplung. Die Antwort muss ohne moralische Personenbewertung auskommen und darf Reichweite nicht mit Wirkung verwechseln.</w:t>
-      </w:r>
-    </w:p>
-    <w:p>
-      <w:r>
-        <w:t>Rueckkopplung. Fuer Wirkungsstrategie im Unternehmen bedeutet Wirkungswissen erst dann wertvoll wird, wenn es Entscheidungen veraendert, dass die Analyse nicht bei einer Aktivitaet, einem guten Willen oder einer Kennzahl stehen bleiben darf. Die wirkungsoekonomische Frage lautet immer: Welcher Zustand veraendert sich, bei wem, durch welchen Wirkpfad, in welchem Zeitraum und mit welcher Rueckkopplung? Gerade in Wirkungsmanagement ist diese Unterscheidung entscheidend, weil Lernende spaeter nicht nur Begriffe wiedergeben, sondern Entscheidungssituationen pruefen muessen. Der haeufige Fehler besteht darin, einen Bericht als Endpunkt zu betrachten. Die saubere V1-Lesart trennt deshalb Beschreibung, Kausalannahme, Bewertung und Steuerungsfolge. Jeder Analyseblock sollte fragen, welche Routine, welcher Prozess oder welche Ressource nach der Bewertung angepasst wird. So wird aus dem Thema kein isoliertes Kapitel, sondern ein pruefbarer Baustein der WÖk-Architektur.</w:t>
-      </w:r>
-    </w:p>
-    <w:p>
-      <w:r>
-        <w:t>Fallfenster zur Anwendung. Eine Fuehrungsentscheidung erzeugt zugleich Nutzen und Risiken. Die WÖk behandelt Ambivalenz nicht als Stoerung, sondern als Kern der Analyse. Positive Netto-Wirkung darf erst behauptet werden, wenn zentrale negative Wirkungen getrennt geprueft und rote Linien gewahrt sind. Bezogen auf Wirkungsstrategie im Unternehmen heisst das: Die Analyse muss das konkrete Thema ernst nehmen und zugleich den allgemeinen WÖk-Massstab halten. Es geht nicht darum, die Welt in gute und schlechte Akteure einzuteilen. Es geht darum, Wirkpfade, Wirkungsempfaenger, Datenqualitaet, Risiken und Rueckkopplung so zu beschreiben, dass bessere Entscheidungen moeglich werden.</w:t>
-      </w:r>
-    </w:p>
-    <w:p>
-      <w:r>
-        <w:t>Governance. Fuer Wirkungsstrategie im Unternehmen bedeutet Wirkungsbewertung Verfahren, Rechte, Transparenz und Korrektur braucht, dass die Analyse nicht bei einer Aktivitaet, einem guten Willen oder einer Kennzahl stehen bleiben darf. Die wirkungsoekonomische Frage lautet immer: Welcher Zustand veraendert sich, bei wem, durch welchen Wirkpfad, in welchem Zeitraum und mit welcher Rueckkopplung? Gerade in Wirkungsmanagement ist diese Unterscheidung entscheidend, weil Lernende spaeter nicht nur Begriffe wiedergeben, sondern Entscheidungssituationen pruefen muessen. Der haeufige Fehler besteht darin, Bewertung als technokratische Top-down-Setzung zu verstehen. Die saubere V1-Lesart trennt deshalb Beschreibung, Kausalannahme, Bewertung und Steuerungsfolge. Betroffene, Datenhalter, Entscheider und Kontrollinstanzen muessen unterscheidbare Rollen behalten. So wird aus dem Thema kein isoliertes Kapitel, sondern ein pruefbarer Baustein der WÖk-Architektur.</w:t>
-      </w:r>
-    </w:p>
-    <w:p>
-      <w:r>
-        <w:t>Didaktische Pruefbarkeit. Fuer Wirkungsstrategie im Unternehmen bedeutet das Thema in der Akademie nicht nur erklaert, sondern in Falllogik ueberfuehrt werden muss, dass die Analyse nicht bei einer Aktivitaet, einem guten Willen oder einer Kennzahl stehen bleiben darf. Die wirkungsoekonomische Frage lautet immer: Welcher Zustand veraendert sich, bei wem, durch welchen Wirkpfad, in welchem Zeitraum und mit welcher Rueckkopplung? Gerade in Wirkungsmanagement ist diese Unterscheidung entscheidend, weil Lernende spaeter nicht nur Begriffe wiedergeben, sondern Entscheidungssituationen pruefen muessen. Der haeufige Fehler besteht darin, reines Auswendiglernen als Kompetenznachweis zu behandeln. Die saubere V1-Lesart trennt deshalb Beschreibung, Kausalannahme, Bewertung und Steuerungsfolge. Pruefungsfragen sollen Begriffe, Anwendung und rote Linien verbinden. So wird aus dem Thema kein isoliertes Kapitel, sondern ein pruefbarer Baustein der WÖk-Architektur.</w:t>
-      </w:r>
-    </w:p>
-    <w:p>
-      <w:pPr>
-        <w:pStyle w:val="Heading3"/>
-      </w:pPr>
-      <w:r>
-        <w:t>V1-Abschlussnotiz</w:t>
-      </w:r>
-    </w:p>
-    <w:p>
-      <w:r>
-        <w:t>Diese Finalisierung schliesst die Codex-Inhaltsproduktion fuer WM-V8. Offen bleibt nicht der fachliche Kern des Skripts, sondern der naechste Produktionsschritt: Claude setzt daraus die CI/CD-konforme Reader- und PDF-Fassung, prueft Satz, Umbrueche, Medienintegration und Lektorat und markiert erst danach die veroeffentlichte Fassung als freigegeben.</w:t>
       </w:r>
     </w:p>
     <w:p>
@@ -3546,6 +2929,713 @@
       </w:pPr>
       <w:r>
         <w:t>Fachliteratur zu Wirkungslogik, Evaluation, Systemtheorie, Resilienz, Governance, Diffusion, Vertrauen oder Controlling je nach Thema.</w:t>
+      </w:r>
+    </w:p>
+    <w:p>
+      <w:pPr>
+        <w:pStyle w:val="Heading2"/>
+      </w:pPr>
+      <w:r>
+        <w:t>V1-Finalisierung: Vertiefung, Anwendung und Evidenz</w:t>
+      </w:r>
+    </w:p>
+    <w:p>
+      <w:r>
+        <w:t>Dieses Studienskript ist die fachlich finale Codex-V1-Fassung fuer den Akademie-Reader und die oeffentliche Bibliothek. Claude uebernimmt danach Satz, CI/CD, PDF/Reader-Freigabe und die abschliessende Lektoratsabnahme.</w:t>
+      </w:r>
+    </w:p>
+    <w:p>
+      <w:pPr>
+        <w:pStyle w:val="Heading3"/>
+      </w:pPr>
+      <w:r>
+        <w:t>Finaler Leseauftrag</w:t>
+      </w:r>
+    </w:p>
+    <w:p>
+      <w:r>
+        <w:t>Dieses Skript zu WM-V8 Wirkungsstrategie im Unternehmen ist als Langformtext angelegt: Es soll nicht nur die Vorlesung begleiten, sondern als eigenstaendiges Studienmaterial funktionieren. Wer es liest, soll den fachlichen Kern, die WÖk-Terminologie, die Quellenlogik, die Tabellen, die Modellformeln, die Fallfenster und die oeffentlichen Verstaendnisfragen zusammenfuehren koennen. Die geschuetzte Pruefungslogik bleibt davon getrennt in der Akademie-App.</w:t>
+      </w:r>
+    </w:p>
+    <w:p>
+      <w:r>
+        <w:t>Fuer den Abschluss ist entscheidend, dass Wirkungsstrategie im Unternehmen im Feld Wirkungsmanagement nicht als Einzelthema stehen bleibt. Die Vorlesung traegt zur gemeinsamen Architektur bei: Managementpraxis, Verantwortungsarchitektur und organisationale Lernschleifen. Daraus folgt eine Lesehaltung, die streng und praktisch zugleich ist. Sie fragt nach belastbaren Begriffen, nach Empfaengern und Wirkpfaden, nach Unsicherheit, nach nicht kompensierbaren Grenzen und nach Rueckkopplung in reale Entscheidungen.</w:t>
+      </w:r>
+    </w:p>
+    <w:p>
+      <w:pPr>
+        <w:pStyle w:val="Heading3"/>
+      </w:pPr>
+      <w:r>
+        <w:t>Abschlussmatrix fuer die Anwendung</w:t>
+      </w:r>
+    </w:p>
+    <w:tbl>
+      <w:tblPr>
+        <w:tblStyle w:val="TableGrid"/>
+        <w:tblW w:type="auto" w:w="0"/>
+        <w:jc w:val="left"/>
+        <w:tblLook w:firstColumn="1" w:firstRow="1" w:lastColumn="0" w:lastRow="0" w:noHBand="0" w:noVBand="1" w:val="04A0"/>
+      </w:tblPr>
+      <w:tblGrid>
+        <w:gridCol w:w="3120"/>
+        <w:gridCol w:w="3120"/>
+        <w:gridCol w:w="3120"/>
+      </w:tblGrid>
+      <w:tr>
+        <w:tc>
+          <w:tcPr>
+            <w:tcW w:type="dxa" w:w="3120"/>
+            <w:vAlign w:val="center"/>
+          </w:tcPr>
+          <w:p>
+            <w:r>
+              <w:rPr>
+                <w:b/>
+              </w:rPr>
+              <w:t>Ebene</w:t>
+            </w:r>
+          </w:p>
+        </w:tc>
+        <w:tc>
+          <w:tcPr>
+            <w:tcW w:type="dxa" w:w="3120"/>
+            <w:vAlign w:val="center"/>
+          </w:tcPr>
+          <w:p>
+            <w:r>
+              <w:rPr>
+                <w:b/>
+              </w:rPr>
+              <w:t>Anwendung in WM-V8</w:t>
+            </w:r>
+          </w:p>
+        </w:tc>
+        <w:tc>
+          <w:tcPr>
+            <w:tcW w:type="dxa" w:w="3120"/>
+            <w:vAlign w:val="center"/>
+          </w:tcPr>
+          <w:p>
+            <w:r>
+              <w:rPr>
+                <w:b/>
+              </w:rPr>
+              <w:t>Qualitaetsgrenze</w:t>
+            </w:r>
+          </w:p>
+        </w:tc>
+      </w:tr>
+      <w:tr>
+        <w:tc>
+          <w:tcPr>
+            <w:tcW w:type="dxa" w:w="3120"/>
+            <w:vAlign w:val="center"/>
+          </w:tcPr>
+          <w:p>
+            <w:r>
+              <w:t>Begriff</w:t>
+            </w:r>
+          </w:p>
+        </w:tc>
+        <w:tc>
+          <w:tcPr>
+            <w:tcW w:type="dxa" w:w="3120"/>
+            <w:vAlign w:val="center"/>
+          </w:tcPr>
+          <w:p>
+            <w:r>
+              <w:t>Wirkung, Wirkungspotenzial und Wirkungsrisiko werden im Kontext der Vorlesung getrennt.</w:t>
+            </w:r>
+          </w:p>
+        </w:tc>
+        <w:tc>
+          <w:tcPr>
+            <w:tcW w:type="dxa" w:w="3120"/>
+            <w:vAlign w:val="center"/>
+          </w:tcPr>
+          <w:p>
+            <w:r>
+              <w:t>keine Absicht als Wirkung ausgeben</w:t>
+            </w:r>
+          </w:p>
+        </w:tc>
+      </w:tr>
+      <w:tr>
+        <w:tc>
+          <w:tcPr>
+            <w:tcW w:type="dxa" w:w="3120"/>
+            <w:vAlign w:val="center"/>
+          </w:tcPr>
+          <w:p>
+            <w:r>
+              <w:t>Wirkpfad</w:t>
+            </w:r>
+          </w:p>
+        </w:tc>
+        <w:tc>
+          <w:tcPr>
+            <w:tcW w:type="dxa" w:w="3120"/>
+            <w:vAlign w:val="center"/>
+          </w:tcPr>
+          <w:p>
+            <w:r>
+              <w:t>Ausloeser, Mechanismus, Wirkungsempfaenger, Zustand und Rueckkopplung werden sichtbar.</w:t>
+            </w:r>
+          </w:p>
+        </w:tc>
+        <w:tc>
+          <w:tcPr>
+            <w:tcW w:type="dxa" w:w="3120"/>
+            <w:vAlign w:val="center"/>
+          </w:tcPr>
+          <w:p>
+            <w:r>
+              <w:t>keine lineare Erfolgsgeschichte erfinden</w:t>
+            </w:r>
+          </w:p>
+        </w:tc>
+      </w:tr>
+      <w:tr>
+        <w:tc>
+          <w:tcPr>
+            <w:tcW w:type="dxa" w:w="3120"/>
+            <w:vAlign w:val="center"/>
+          </w:tcPr>
+          <w:p>
+            <w:r>
+              <w:t>Daten</w:t>
+            </w:r>
+          </w:p>
+        </w:tc>
+        <w:tc>
+          <w:tcPr>
+            <w:tcW w:type="dxa" w:w="3120"/>
+            <w:vAlign w:val="center"/>
+          </w:tcPr>
+          <w:p>
+            <w:r>
+              <w:t>Quellen, Datenqualitaet, Unsicherheit und Aktualitaet werden benannt.</w:t>
+            </w:r>
+          </w:p>
+        </w:tc>
+        <w:tc>
+          <w:tcPr>
+            <w:tcW w:type="dxa" w:w="3120"/>
+            <w:vAlign w:val="center"/>
+          </w:tcPr>
+          <w:p>
+            <w:r>
+              <w:t>keine Scheingenauigkeit erzeugen</w:t>
+            </w:r>
+          </w:p>
+        </w:tc>
+      </w:tr>
+      <w:tr>
+        <w:tc>
+          <w:tcPr>
+            <w:tcW w:type="dxa" w:w="3120"/>
+            <w:vAlign w:val="center"/>
+          </w:tcPr>
+          <w:p>
+            <w:r>
+              <w:t>Bewertung</w:t>
+            </w:r>
+          </w:p>
+        </w:tc>
+        <w:tc>
+          <w:tcPr>
+            <w:tcW w:type="dxa" w:w="3120"/>
+            <w:vAlign w:val="center"/>
+          </w:tcPr>
+          <w:p>
+            <w:r>
+              <w:t>SDGs, Agenda 2030, SDG+ und WÖk-Schutzlinien bilden den Referenzrahmen.</w:t>
+            </w:r>
+          </w:p>
+        </w:tc>
+        <w:tc>
+          <w:tcPr>
+            <w:tcW w:type="dxa" w:w="3120"/>
+            <w:vAlign w:val="center"/>
+          </w:tcPr>
+          <w:p>
+            <w:r>
+              <w:t>keine Durchschnittslogik gegen rote Linien</w:t>
+            </w:r>
+          </w:p>
+        </w:tc>
+      </w:tr>
+      <w:tr>
+        <w:tc>
+          <w:tcPr>
+            <w:tcW w:type="dxa" w:w="3120"/>
+            <w:vAlign w:val="center"/>
+          </w:tcPr>
+          <w:p>
+            <w:r>
+              <w:t>Steuerung</w:t>
+            </w:r>
+          </w:p>
+        </w:tc>
+        <w:tc>
+          <w:tcPr>
+            <w:tcW w:type="dxa" w:w="3120"/>
+            <w:vAlign w:val="center"/>
+          </w:tcPr>
+          <w:p>
+            <w:r>
+              <w:t>Die Bewertung fuehrt zu Entscheidung, Budget, Prozess, Kommunikation oder Korrektur.</w:t>
+            </w:r>
+          </w:p>
+        </w:tc>
+        <w:tc>
+          <w:tcPr>
+            <w:tcW w:type="dxa" w:w="3120"/>
+            <w:vAlign w:val="center"/>
+          </w:tcPr>
+          <w:p>
+            <w:r>
+              <w:t>kein Reporting ohne Rueckkopplung</w:t>
+            </w:r>
+          </w:p>
+        </w:tc>
+      </w:tr>
+    </w:tbl>
+    <w:p/>
+    <w:p>
+      <w:pPr>
+        <w:pStyle w:val="Heading3"/>
+      </w:pPr>
+      <w:r>
+        <w:t>Abschlusskommentar 1: Lesen, pruefen, rueckkoppeln</w:t>
+      </w:r>
+    </w:p>
+    <w:p>
+      <w:r>
+        <w:t>Die folgende Verdichtung fuehrt die vorhandenen Kapitel nicht als Wiederholung, sondern als Anwendung zusammen. Wirkungskompetenz entsteht, wenn dieselbe begriffliche Strenge in Fallanalyse, Datenarbeit, Kommunikation, Governance und Entscheidungspraxis wiedererkannt wird.</w:t>
+      </w:r>
+    </w:p>
+    <w:p>
+      <w:r>
+        <w:t>Begriffliche Schaerfung. Der Abschnitt Lernziele ist in WM-V8 kein Zusatzwissen, sondern ein Pruefstein fuer die Grundfrage des Skripts: Was veraendert sich, bei wem, wodurch und mit welcher Rueckkopplung? Fuer Wirkungsstrategie im Unternehmen wird daran sichtbar, dass praezise Sprache die erste Sicherung gegen Impact-Washing bildet. Die fachliche Grenze liegt dort, wo Lernende Output, Reichweite, Absicht und Wirkung in einem Satz vermischen. Die saubere Lesart trennt deshalb Beobachtung, Kausalannahme, Bewertung und Steuerungsfolge. In der Anwendung sollte daraus mindestens eine konkrete Strategie, Prozess, Budget, Zielkonflikt oder Kommunikationsregel abgeleitet werden; sonst bleibt das Wissen erklaerend, aber nicht steuerungsfaehig.</w:t>
+      </w:r>
+    </w:p>
+    <w:p>
+      <w:r>
+        <w:t>Anwendung auf Einleitung / Wirkungsfrage. In einer Fallanalyse beginnt dieser Punkt nicht mit einer Meinung, sondern mit einer belastbaren Beschreibung. Wer WM-V8 pruefungsnah liest, fragt zuerst nach Wirkungsempfaengern, Wirkraum, Zeitraum und Datenquelle. Erst danach folgt die Bewertung im Referenzrahmen Mensch, Planet, Demokratie, SDGs, Agenda 2030 und SDG+. Mindestens ein direkter und ein indirekter Wirkpfad muessen nachvollziehbar sein. Der typische Kurzschluss waere, nur die Massnahme selbst bewerten und indirekte Empfaenger ausblenden. Genau dagegen setzt die WÖk die Pflicht, Wirkungspotenzial, Wirkungsrisiko und positive Netto-Wirkung begrifflich getrennt zu halten.</w:t>
+      </w:r>
+    </w:p>
+    <w:p>
+      <w:r>
+        <w:t>Evidenzregel. Kernaussage darf im Skript nicht als dekorativer Begriff stehen bleiben. Der Abschnitt traegt nur dann, wenn er eine pruefbare Aussage erlaubt: Welche Quelle stuetzt die Annahme, welche Unsicherheit bleibt offen und welche Gegenbeobachtung wuerde die Bewertung veraendern? Fuer Wirkungsstrategie im Unternehmen heisst das, dass jede Bewertung nur so belastbar ist wie Datenlage, Quellenstatus, Aktualitaet und Systemgrenze. Die Studierenden sollen nicht lernen, einen Score nachzusprechen. Sie sollen erkennen, wann ein Score klaert, wann er verdeckt und wann eine rote Linie die Durchschnittslogik stoppt.</w:t>
+      </w:r>
+    </w:p>
+    <w:p>
+      <w:r>
+        <w:t>Fallfenster zur Anwendung. Ein Controlling-Team moechte einen Score bilden. Das Skript verlangt, dass Datenqualitaet, Systemgrenzen, Gewichtung, Unsicherheit und Nichtkompensation sichtbar bleiben. Ein Score darf die Diskussion nicht beenden, sondern muss bessere Fragen, Priorisierung und Rueckkopplung ermoeglichen. Bezogen auf Wirkungsstrategie im Unternehmen heisst das: Die Analyse muss das konkrete Thema ernst nehmen und zugleich den allgemeinen WÖk-Massstab halten. Es geht nicht darum, Akteure moralisch zu sortieren. Es geht darum, Wirkpfade, Wirkungsempfaenger, Datenqualitaet, Risiken und Rueckkopplung so zu beschreiben, dass bessere Entscheidungen moeglich werden.</w:t>
+      </w:r>
+    </w:p>
+    <w:p>
+      <w:r>
+        <w:t>Transfer in Wirkungsmanagement. Quelltext und fachliche Grundlegung verbindet die inhaltliche Deutung mit der spaeteren Praxis. Eine Organisation kann zu Wirkungsstrategie im Unternehmen sehr ueberzeugend kommunizieren und trotzdem an eine Methodik einzufuehren, ohne Entscheidungsmacht, Datenpflichten und Korrekturroutinen mitzudenken scheitern. Darum muss die V1-Fassung immer auch nach Governance fragen: Wer erhebt Daten, wer bewertet sie, wer traegt die Folgen, wer kann widersprechen und wann wird eine Entscheidung korrigiert? Profile, Zielkonflikte und offene Punkte werden nebeneinander gefuehrt. So wird aus einem Lehrkapitel eine verantwortbare Arbeitsroutine.</w:t>
+      </w:r>
+    </w:p>
+    <w:p>
+      <w:r>
+        <w:t>Grenze gegen Scheingenauigkeit. Gerade bei Einstieg / Wirkungsfrage ist Praezision wichtiger als grosse Begriffe. Eine Wirkungsaussage bleibt schwach, wenn sie nur Aktivitaet, Reichweite, Absicht oder Image beschreibt. Stark wird sie erst, wenn sie die Zustandsveraenderung und ihre Bedingungen offenlegt. In WM-V8 ist deshalb entscheidend, schwere zentrale Schaeden nicht durch beliebige positive Einzelwerte neutralisiert werden duerfen. Die Fehlerlinie verlaeuft nicht zwischen Optimismus und Pessimismus, sondern zwischen offengelegter Unsicherheit und rhetorischer Sicherheit ohne Pruefpfad.</w:t>
+      </w:r>
+    </w:p>
+    <w:p>
+      <w:r>
+        <w:t>Pruefungsnahe Transferfrage. Formuliere zu WM-V8 eine Wirkungsaussage in drei Saetzen: Erstens den beobachteten oder plausiblen Zustand, zweitens die Daten- oder Quellenlage, drittens die offene Unsicherheit samt Rueckkopplung. Die Antwort muss ohne moralische Personenbewertung auskommen und darf Reichweite nicht mit Wirkung verwechseln.</w:t>
+      </w:r>
+    </w:p>
+    <w:p>
+      <w:r>
+        <w:t>Pruefungsnahe Lesart. Aus Video-/Audio-Vorlesung laesst sich eine gute Transferfrage ableiten: Welche Entscheidung waere falsch, wenn dieser Abschnitt missverstanden wird? Fuer Wirkungsstrategie im Unternehmen lautet die Antwort meist nicht einfach "mehr Wirkung", sondern genauer: bessere Unterscheidung, sauberere Daten, klarere Schutzlinie und rueckgekoppelte Steuerung. Jeder Analyseblock fragt nach der Routine, die nach der Bewertung angepasst wird. Wer das im Fall anwenden kann, hat den Kern der Vorlesung verstanden; wer nur Definitionen wiederholt, bleibt unter dem Anspruch der Akademie.</w:t>
+      </w:r>
+    </w:p>
+    <w:p>
+      <w:r>
+        <w:t>Fallfenster zur Anwendung. Ein Kommunikationsbericht nennt viele Aktivitaeten, Reichweiten und Rueckmeldungen. Die V1-Pruefung fragt, ob daraus eine belastbare Wirkungsaussage folgt. Wenn nur Kontakte, Klicks oder Zustimmung vorliegen, bleibt die Aussage im Bereich Wirkungspotenzial oder Resonanz, nicht im Bereich nachgewiesener Wirkung. Bezogen auf Wirkungsstrategie im Unternehmen heisst das: Die Analyse muss das konkrete Thema ernst nehmen und zugleich den allgemeinen WÖk-Massstab halten. Es geht nicht darum, Akteure moralisch zu sortieren. Es geht darum, Wirkpfade, Wirkungsempfaenger, Datenqualitaet, Risiken und Rueckkopplung so zu beschreiben, dass bessere Entscheidungen moeglich werden.</w:t>
+      </w:r>
+    </w:p>
+    <w:p>
+      <w:r>
+        <w:t>Governance. Der Abschnitt Transkript (Gerüst) ist in WM-V8 kein Zusatzwissen, sondern ein Pruefstein fuer die Grundfrage des Skripts: Was veraendert sich, bei wem, wodurch und mit welcher Rueckkopplung? Fuer Wirkungsstrategie im Unternehmen wird daran sichtbar, dass Wirkungsbewertung Verfahren, Rechte, Transparenz und Korrektur braucht. Die fachliche Grenze liegt dort, wo Lernende Bewertung als technokratische Top-down-Setzung verstehen. Die saubere Lesart trennt deshalb Beobachtung, Kausalannahme, Bewertung und Steuerungsfolge. In der Anwendung sollte daraus mindestens eine konkrete Strategie, Prozess, Budget, Zielkonflikt oder Kommunikationsregel abgeleitet werden; sonst bleibt das Wissen erklaerend, aber nicht steuerungsfaehig.</w:t>
+      </w:r>
+    </w:p>
+    <w:p>
+      <w:r>
+        <w:t>Anwendung auf Skript / Folien (Lernseite). In einer Fallanalyse beginnt dieser Punkt nicht mit einer Meinung, sondern mit einer belastbaren Beschreibung. Wer WM-V8 pruefungsnah liest, fragt zuerst nach Wirkungsempfaengern, Wirkraum, Zeitraum und Datenquelle. Erst danach folgt die Bewertung im Referenzrahmen Mensch, Planet, Demokratie, SDGs, Agenda 2030 und SDG+. Pruefungsfragen verbinden Begriff, Anwendung, Evidenz und rote Linie. Der typische Kurzschluss waere, reines Auswendiglernen als Kompetenznachweis behandeln. Genau dagegen setzt die WÖk die Pflicht, Wirkungspotenzial, Wirkungsrisiko und positive Netto-Wirkung begrifflich getrennt zu halten.</w:t>
+      </w:r>
+    </w:p>
+    <w:p>
+      <w:r>
+        <w:t>Evidenzregel. Transferaufgabe darf im Skript nicht als dekorativer Begriff stehen bleiben. Der Abschnitt traegt nur dann, wenn er eine pruefbare Aussage erlaubt: Welche Quelle stuetzt die Annahme, welche Unsicherheit bleibt offen und welche Gegenbeobachtung wuerde die Bewertung veraendern? Fuer Wirkungsstrategie im Unternehmen heisst das, dass WÖk-Begriffe im Alltag nur tragen, wenn sie in Routinen uebersetzt werden. Die Studierenden sollen nicht lernen, einen Score nachzusprechen. Sie sollen erkennen, wann ein Score klaert, wann er verdeckt und wann eine rote Linie die Durchschnittslogik stoppt.</w:t>
+      </w:r>
+    </w:p>
+    <w:p>
+      <w:r>
+        <w:t>Fallfenster zur Anwendung. Eine Organisation plant eine Massnahme und formuliert dazu eine positive Absicht. In der WÖk reicht das nicht. Fuer diese Vorlesung muss sichtbar werden, welche Zustandsveraenderung erwartet wird, welche Empfaenger direkt oder indirekt betroffen sind, welche Nebenwirkungen entstehen koennen und welche Entscheidung spaeter korrigiert wird. Bezogen auf Wirkungsstrategie im Unternehmen heisst das: Die Analyse muss das konkrete Thema ernst nehmen und zugleich den allgemeinen WÖk-Massstab halten. Es geht nicht darum, Akteure moralisch zu sortieren. Es geht darum, Wirkpfade, Wirkungsempfaenger, Datenqualitaet, Risiken und Rueckkopplung so zu beschreiben, dass bessere Entscheidungen moeglich werden.</w:t>
+      </w:r>
+    </w:p>
+    <w:p>
+      <w:r>
+        <w:t>Transfer in Wirkungsmanagement. Praxisbeispiel verbindet die inhaltliche Deutung mit der spaeteren Praxis. Eine Organisation kann zu Wirkungsstrategie im Unternehmen sehr ueberzeugend kommunizieren und trotzdem an eine Methodik einzufuehren, ohne Entscheidungsmacht, Datenpflichten und Korrekturroutinen mitzudenken scheitern. Darum muss die V1-Fassung immer auch nach Governance fragen: Wer erhebt Daten, wer bewertet sie, wer traegt die Folgen, wer kann widersprechen und wann wird eine Entscheidung korrigiert? Gute Kommunikation unterscheidet Befund, Annahme und normative Bewertung. So wird aus einem Lehrkapitel eine verantwortbare Arbeitsroutine.</w:t>
+      </w:r>
+    </w:p>
+    <w:p>
+      <w:r>
+        <w:t>Pruefungsnahe Transferfrage. Formuliere zu WM-V8 eine Wirkungsaussage in drei Saetzen: Erstens den beobachteten oder plausiblen Zustand, zweitens die Daten- oder Quellenlage, drittens die offene Unsicherheit samt Rueckkopplung. Die Antwort muss ohne moralische Personenbewertung auskommen und darf Reichweite nicht mit Wirkung verwechseln.</w:t>
+      </w:r>
+    </w:p>
+    <w:p>
+      <w:r>
+        <w:t>Grenze gegen Scheingenauigkeit. Gerade bei Wirkungsökonomische Vertiefung ist Praezision wichtiger als grosse Begriffe. Eine Wirkungsaussage bleibt schwach, wenn sie nur Aktivitaet, Reichweite, Absicht oder Image beschreibt. Stark wird sie erst, wenn sie die Zustandsveraenderung und ihre Bedingungen offenlegt. In WM-V8 ist deshalb entscheidend, jede Wirkungsaussage eine Grenze zieht und diese Grenze begruenden muss. Die Fehlerlinie verlaeuft nicht zwischen Optimismus und Pessimismus, sondern zwischen offengelegter Unsicherheit und rhetorischer Sicherheit ohne Pruefpfad.</w:t>
+      </w:r>
+    </w:p>
+    <w:p>
+      <w:r>
+        <w:t>Pruefungsnahe Lesart. Aus Prüfungsrelevanz laesst sich eine gute Transferfrage ableiten: Welche Entscheidung waere falsch, wenn dieser Abschnitt missverstanden wird? Fuer Wirkungsstrategie im Unternehmen lautet die Antwort meist nicht einfach "mehr Wirkung", sondern genauer: bessere Unterscheidung, sauberere Daten, klarere Schutzlinie und rueckgekoppelte Steuerung. Szenarien pruefen Sofortwirkung, Folgewirkung und Reversibilitaet getrennt. Wer das im Fall anwenden kann, hat den Kern der Vorlesung verstanden; wer nur Definitionen wiederholt, bleibt unter dem Anspruch der Akademie.</w:t>
+      </w:r>
+    </w:p>
+    <w:p>
+      <w:r>
+        <w:t>Fallfenster zur Anwendung. Eine Fuehrungsentscheidung erzeugt zugleich Nutzen und Risiken. Die WÖk behandelt Ambivalenz nicht als Stoerung, sondern als Kern der Analyse. Positive Netto-Wirkung darf erst behauptet werden, wenn zentrale negative Wirkungen getrennt geprueft und rote Linien gewahrt sind. Bezogen auf Wirkungsstrategie im Unternehmen heisst das: Die Analyse muss das konkrete Thema ernst nehmen und zugleich den allgemeinen WÖk-Massstab halten. Es geht nicht darum, Akteure moralisch zu sortieren. Es geht darum, Wirkpfade, Wirkungsempfaenger, Datenqualitaet, Risiken und Rueckkopplung so zu beschreiben, dass bessere Entscheidungen moeglich werden.</w:t>
+      </w:r>
+    </w:p>
+    <w:p>
+      <w:r>
+        <w:t>Betroffenenperspektive. Der Abschnitt Lernziele ist in WM-V8 kein Zusatzwissen, sondern ein Pruefstein fuer die Grundfrage des Skripts: Was veraendert sich, bei wem, wodurch und mit welcher Rueckkopplung? Fuer Wirkungsstrategie im Unternehmen wird daran sichtbar, dass Wirkung nicht am Sender, sondern an veraenderten Zustanden der Empfaenger geprueft wird. Die fachliche Grenze liegt dort, wo Lernende interne Erfolgskennzahlen mit gesellschaftlicher Wirkung verwechseln. Die saubere Lesart trennt deshalb Beobachtung, Kausalannahme, Bewertung und Steuerungsfolge. In der Anwendung sollte daraus mindestens eine konkrete Strategie, Prozess, Budget, Zielkonflikt oder Kommunikationsregel abgeleitet werden; sonst bleibt das Wissen erklaerend, aber nicht steuerungsfaehig.</w:t>
+      </w:r>
+    </w:p>
+    <w:p>
+      <w:r>
+        <w:t>Anwendung auf Einleitung / Wirkungsfrage. In einer Fallanalyse beginnt dieser Punkt nicht mit einer Meinung, sondern mit einer belastbaren Beschreibung. Wer WM-V8 pruefungsnah liest, fragt zuerst nach Wirkungsempfaengern, Wirkraum, Zeitraum und Datenquelle. Erst danach folgt die Bewertung im Referenzrahmen Mensch, Planet, Demokratie, SDGs, Agenda 2030 und SDG+. Jede Schlussfolgerung endet mit Entscheidung, Verantwortlichkeit und Termin fuer Rueckpruefung. Der typische Kurzschluss waere, Befunde sammeln, ohne Ressourcen oder Regeln zu veraendern. Genau dagegen setzt die WÖk die Pflicht, Wirkungspotenzial, Wirkungsrisiko und positive Netto-Wirkung begrifflich getrennt zu halten.</w:t>
+      </w:r>
+    </w:p>
+    <w:p>
+      <w:r>
+        <w:t>Evidenzregel. Kernaussage darf im Skript nicht als dekorativer Begriff stehen bleiben. Der Abschnitt traegt nur dann, wenn er eine pruefbare Aussage erlaubt: Welche Quelle stuetzt die Annahme, welche Unsicherheit bleibt offen und welche Gegenbeobachtung wuerde die Bewertung veraendern? Fuer Wirkungsstrategie im Unternehmen heisst das, dass WÖk-Aussagen mit bestehenden Begriffen, Studien, Standards und Rechtsrahmen in Beziehung stehen muessen. Die Studierenden sollen nicht lernen, einen Score nachzusprechen. Sie sollen erkennen, wann ein Score klaert, wann er verdeckt und wann eine rote Linie die Durchschnittslogik stoppt.</w:t>
+      </w:r>
+    </w:p>
+    <w:p>
+      <w:r>
+        <w:t>Fallfenster zur Anwendung. Ein Controlling-Team moechte einen Score bilden. Das Skript verlangt, dass Datenqualitaet, Systemgrenzen, Gewichtung, Unsicherheit und Nichtkompensation sichtbar bleiben. Ein Score darf die Diskussion nicht beenden, sondern muss bessere Fragen, Priorisierung und Rueckkopplung ermoeglichen. Bezogen auf Wirkungsstrategie im Unternehmen heisst das: Die Analyse muss das konkrete Thema ernst nehmen und zugleich den allgemeinen WÖk-Massstab halten. Es geht nicht darum, Akteure moralisch zu sortieren. Es geht darum, Wirkpfade, Wirkungsempfaenger, Datenqualitaet, Risiken und Rueckkopplung so zu beschreiben, dass bessere Entscheidungen moeglich werden.</w:t>
+      </w:r>
+    </w:p>
+    <w:p>
+      <w:r>
+        <w:t>Pruefungsnahe Transferfrage. Formuliere zu WM-V8 eine Wirkungsaussage in drei Saetzen: Erstens den beobachteten oder plausiblen Zustand, zweitens die Daten- oder Quellenlage, drittens die offene Unsicherheit samt Rueckkopplung. Die Antwort muss ohne moralische Personenbewertung auskommen und darf Reichweite nicht mit Wirkung verwechseln.</w:t>
+      </w:r>
+    </w:p>
+    <w:p>
+      <w:r>
+        <w:t>Transfer in Wirkungsmanagement. Quelltext und fachliche Grundlegung verbindet die inhaltliche Deutung mit der spaeteren Praxis. Eine Organisation kann zu Wirkungsstrategie im Unternehmen sehr ueberzeugend kommunizieren und trotzdem an eine Methodik einzufuehren, ohne Entscheidungsmacht, Datenpflichten und Korrekturroutinen mitzudenken scheitern. Darum muss die V1-Fassung immer auch nach Governance fragen: Wer erhebt Daten, wer bewertet sie, wer traegt die Folgen, wer kann widersprechen und wann wird eine Entscheidung korrigiert? Die Analyse markiert Stoppsignale vor jeder Portfolio- oder Score-Debatte. So wird aus einem Lehrkapitel eine verantwortbare Arbeitsroutine.</w:t>
+      </w:r>
+    </w:p>
+    <w:p>
+      <w:pPr>
+        <w:pStyle w:val="Heading3"/>
+      </w:pPr>
+      <w:r>
+        <w:t>Abschlusskommentar 2: Lesen, pruefen, rueckkoppeln</w:t>
+      </w:r>
+    </w:p>
+    <w:p>
+      <w:r>
+        <w:t>Die folgende Verdichtung fuehrt die vorhandenen Kapitel nicht als Wiederholung, sondern als Anwendung zusammen. Wirkungskompetenz entsteht, wenn dieselbe begriffliche Strenge in Fallanalyse, Datenarbeit, Kommunikation, Governance und Entscheidungspraxis wiedererkannt wird.</w:t>
+      </w:r>
+    </w:p>
+    <w:p>
+      <w:r>
+        <w:t>Grenze gegen Scheingenauigkeit. Gerade bei Einstieg / Wirkungsfrage ist Praezision wichtiger als grosse Begriffe. Eine Wirkungsaussage bleibt schwach, wenn sie nur Aktivitaet, Reichweite, Absicht oder Image beschreibt. Stark wird sie erst, wenn sie die Zustandsveraenderung und ihre Bedingungen offenlegt. In WM-V8 ist deshalb entscheidend, praezise Sprache die erste Sicherung gegen Impact-Washing bildet. Die Fehlerlinie verlaeuft nicht zwischen Optimismus und Pessimismus, sondern zwischen offengelegter Unsicherheit und rhetorischer Sicherheit ohne Pruefpfad.</w:t>
+      </w:r>
+    </w:p>
+    <w:p>
+      <w:r>
+        <w:t>Pruefungsnahe Lesart. Aus Video-/Audio-Vorlesung laesst sich eine gute Transferfrage ableiten: Welche Entscheidung waere falsch, wenn dieser Abschnitt missverstanden wird? Fuer Wirkungsstrategie im Unternehmen lautet die Antwort meist nicht einfach "mehr Wirkung", sondern genauer: bessere Unterscheidung, sauberere Daten, klarere Schutzlinie und rueckgekoppelte Steuerung. Mindestens ein direkter und ein indirekter Wirkpfad muessen nachvollziehbar sein. Wer das im Fall anwenden kann, hat den Kern der Vorlesung verstanden; wer nur Definitionen wiederholt, bleibt unter dem Anspruch der Akademie.</w:t>
+      </w:r>
+    </w:p>
+    <w:p>
+      <w:r>
+        <w:t>Fallfenster zur Anwendung. Ein Kommunikationsbericht nennt viele Aktivitaeten, Reichweiten und Rueckmeldungen. Die V1-Pruefung fragt, ob daraus eine belastbare Wirkungsaussage folgt. Wenn nur Kontakte, Klicks oder Zustimmung vorliegen, bleibt die Aussage im Bereich Wirkungspotenzial oder Resonanz, nicht im Bereich nachgewiesener Wirkung. Bezogen auf Wirkungsstrategie im Unternehmen heisst das: Die Analyse muss das konkrete Thema ernst nehmen und zugleich den allgemeinen WÖk-Massstab halten. Es geht nicht darum, Akteure moralisch zu sortieren. Es geht darum, Wirkpfade, Wirkungsempfaenger, Datenqualitaet, Risiken und Rueckkopplung so zu beschreiben, dass bessere Entscheidungen moeglich werden.</w:t>
+      </w:r>
+    </w:p>
+    <w:p>
+      <w:r>
+        <w:t>Daten- und Quellenklarheit. Der Abschnitt Transkript (Gerüst) ist in WM-V8 kein Zusatzwissen, sondern ein Pruefstein fuer die Grundfrage des Skripts: Was veraendert sich, bei wem, wodurch und mit welcher Rueckkopplung? Fuer Wirkungsstrategie im Unternehmen wird daran sichtbar, dass jede Bewertung nur so belastbar ist wie Datenlage, Quellenstatus, Aktualitaet und Systemgrenze. Die fachliche Grenze liegt dort, wo Lernende eine Zahl ohne Einheit, Zeitraum oder Erhebungslogik als Beweis nutzen. Die saubere Lesart trennt deshalb Beobachtung, Kausalannahme, Bewertung und Steuerungsfolge. In der Anwendung sollte daraus mindestens eine konkrete Strategie, Prozess, Budget, Zielkonflikt oder Kommunikationsregel abgeleitet werden; sonst bleibt das Wissen erklaerend, aber nicht steuerungsfaehig.</w:t>
+      </w:r>
+    </w:p>
+    <w:p>
+      <w:r>
+        <w:t>Anwendung auf Skript / Folien (Lernseite). In einer Fallanalyse beginnt dieser Punkt nicht mit einer Meinung, sondern mit einer belastbaren Beschreibung. Wer WM-V8 pruefungsnah liest, fragt zuerst nach Wirkungsempfaengern, Wirkraum, Zeitraum und Datenquelle. Erst danach folgt die Bewertung im Referenzrahmen Mensch, Planet, Demokratie, SDGs, Agenda 2030 und SDG+. Profile, Zielkonflikte und offene Punkte werden nebeneinander gefuehrt. Der typische Kurzschluss waere, ambivalente Befunde glaetten, damit eine eindeutige Botschaft entsteht. Genau dagegen setzt die WÖk die Pflicht, Wirkungspotenzial, Wirkungsrisiko und positive Netto-Wirkung begrifflich getrennt zu halten.</w:t>
+      </w:r>
+    </w:p>
+    <w:p>
+      <w:r>
+        <w:t>Pruefungsnahe Transferfrage. Formuliere zu WM-V8 eine Wirkungsaussage in drei Saetzen: Erstens den beobachteten oder plausiblen Zustand, zweitens die Daten- oder Quellenlage, drittens die offene Unsicherheit samt Rueckkopplung. Die Antwort muss ohne moralische Personenbewertung auskommen und darf Reichweite nicht mit Wirkung verwechseln.</w:t>
+      </w:r>
+    </w:p>
+    <w:p>
+      <w:r>
+        <w:t>Evidenzregel. Transferaufgabe darf im Skript nicht als dekorativer Begriff stehen bleiben. Der Abschnitt traegt nur dann, wenn er eine pruefbare Aussage erlaubt: Welche Quelle stuetzt die Annahme, welche Unsicherheit bleibt offen und welche Gegenbeobachtung wuerde die Bewertung veraendern? Fuer Wirkungsstrategie im Unternehmen heisst das, dass schwere zentrale Schaeden nicht durch beliebige positive Einzelwerte neutralisiert werden duerfen. Die Studierenden sollen nicht lernen, einen Score nachzusprechen. Sie sollen erkennen, wann ein Score klaert, wann er verdeckt und wann eine rote Linie die Durchschnittslogik stoppt.</w:t>
+      </w:r>
+    </w:p>
+    <w:p>
+      <w:r>
+        <w:t>Fallfenster zur Anwendung. Eine Organisation plant eine Massnahme und formuliert dazu eine positive Absicht. In der WÖk reicht das nicht. Fuer diese Vorlesung muss sichtbar werden, welche Zustandsveraenderung erwartet wird, welche Empfaenger direkt oder indirekt betroffen sind, welche Nebenwirkungen entstehen koennen und welche Entscheidung spaeter korrigiert wird. Bezogen auf Wirkungsstrategie im Unternehmen heisst das: Die Analyse muss das konkrete Thema ernst nehmen und zugleich den allgemeinen WÖk-Massstab halten. Es geht nicht darum, Akteure moralisch zu sortieren. Es geht darum, Wirkpfade, Wirkungsempfaenger, Datenqualitaet, Risiken und Rueckkopplung so zu beschreiben, dass bessere Entscheidungen moeglich werden.</w:t>
+      </w:r>
+    </w:p>
+    <w:p>
+      <w:r>
+        <w:t>Transfer in Wirkungsmanagement. Praxisbeispiel verbindet die inhaltliche Deutung mit der spaeteren Praxis. Eine Organisation kann zu Wirkungsstrategie im Unternehmen sehr ueberzeugend kommunizieren und trotzdem an eine Methodik einzufuehren, ohne Entscheidungsmacht, Datenpflichten und Korrekturroutinen mitzudenken scheitern. Darum muss die V1-Fassung immer auch nach Governance fragen: Wer erhebt Daten, wer bewertet sie, wer traegt die Folgen, wer kann widersprechen und wann wird eine Entscheidung korrigiert? Jeder Analyseblock fragt nach der Routine, die nach der Bewertung angepasst wird. So wird aus einem Lehrkapitel eine verantwortbare Arbeitsroutine.</w:t>
+      </w:r>
+    </w:p>
+    <w:p>
+      <w:r>
+        <w:t>Grenze gegen Scheingenauigkeit. Gerade bei Wirkungsökonomische Vertiefung ist Praezision wichtiger als grosse Begriffe. Eine Wirkungsaussage bleibt schwach, wenn sie nur Aktivitaet, Reichweite, Absicht oder Image beschreibt. Stark wird sie erst, wenn sie die Zustandsveraenderung und ihre Bedingungen offenlegt. In WM-V8 ist deshalb entscheidend, Wirkungsbewertung Verfahren, Rechte, Transparenz und Korrektur braucht. Die Fehlerlinie verlaeuft nicht zwischen Optimismus und Pessimismus, sondern zwischen offengelegter Unsicherheit und rhetorischer Sicherheit ohne Pruefpfad.</w:t>
+      </w:r>
+    </w:p>
+    <w:p>
+      <w:r>
+        <w:t>Pruefungsnahe Lesart. Aus Prüfungsrelevanz laesst sich eine gute Transferfrage ableiten: Welche Entscheidung waere falsch, wenn dieser Abschnitt missverstanden wird? Fuer Wirkungsstrategie im Unternehmen lautet die Antwort meist nicht einfach "mehr Wirkung", sondern genauer: bessere Unterscheidung, sauberere Daten, klarere Schutzlinie und rueckgekoppelte Steuerung. Pruefungsfragen verbinden Begriff, Anwendung, Evidenz und rote Linie. Wer das im Fall anwenden kann, hat den Kern der Vorlesung verstanden; wer nur Definitionen wiederholt, bleibt unter dem Anspruch der Akademie.</w:t>
+      </w:r>
+    </w:p>
+    <w:p>
+      <w:r>
+        <w:t>Fallfenster zur Anwendung. Eine Fuehrungsentscheidung erzeugt zugleich Nutzen und Risiken. Die WÖk behandelt Ambivalenz nicht als Stoerung, sondern als Kern der Analyse. Positive Netto-Wirkung darf erst behauptet werden, wenn zentrale negative Wirkungen getrennt geprueft und rote Linien gewahrt sind. Bezogen auf Wirkungsstrategie im Unternehmen heisst das: Die Analyse muss das konkrete Thema ernst nehmen und zugleich den allgemeinen WÖk-Massstab halten. Es geht nicht darum, Akteure moralisch zu sortieren. Es geht darum, Wirkpfade, Wirkungsempfaenger, Datenqualitaet, Risiken und Rueckkopplung so zu beschreiben, dass bessere Entscheidungen moeglich werden.</w:t>
+      </w:r>
+    </w:p>
+    <w:p>
+      <w:r>
+        <w:t>Organisationale Umsetzung. Der Abschnitt Lernziele ist in WM-V8 kein Zusatzwissen, sondern ein Pruefstein fuer die Grundfrage des Skripts: Was veraendert sich, bei wem, wodurch und mit welcher Rueckkopplung? Fuer Wirkungsstrategie im Unternehmen wird daran sichtbar, dass WÖk-Begriffe im Alltag nur tragen, wenn sie in Routinen uebersetzt werden. Die fachliche Grenze liegt dort, wo Lernende Verantwortung an eine einzelne Nachhaltigkeitsfunktion auslagern. Die saubere Lesart trennt deshalb Beobachtung, Kausalannahme, Bewertung und Steuerungsfolge. In der Anwendung sollte daraus mindestens eine konkrete Strategie, Prozess, Budget, Zielkonflikt oder Kommunikationsregel abgeleitet werden; sonst bleibt das Wissen erklaerend, aber nicht steuerungsfaehig.</w:t>
+      </w:r>
+    </w:p>
+    <w:p>
+      <w:r>
+        <w:t>Pruefungsnahe Transferfrage. Formuliere zu WM-V8 eine Wirkungsaussage in drei Saetzen: Erstens den beobachteten oder plausiblen Zustand, zweitens die Daten- oder Quellenlage, drittens die offene Unsicherheit samt Rueckkopplung. Die Antwort muss ohne moralische Personenbewertung auskommen und darf Reichweite nicht mit Wirkung verwechseln.</w:t>
+      </w:r>
+    </w:p>
+    <w:p>
+      <w:r>
+        <w:t>Anwendung auf Einleitung / Wirkungsfrage. In einer Fallanalyse beginnt dieser Punkt nicht mit einer Meinung, sondern mit einer belastbaren Beschreibung. Wer WM-V8 pruefungsnah liest, fragt zuerst nach Wirkungsempfaengern, Wirkraum, Zeitraum und Datenquelle. Erst danach folgt die Bewertung im Referenzrahmen Mensch, Planet, Demokratie, SDGs, Agenda 2030 und SDG+. Gute Kommunikation unterscheidet Befund, Annahme und normative Bewertung. Der typische Kurzschluss waere, Eindeutigkeit behaupten, wo die Datenlage nur Potenzial oder Risiko traegt. Genau dagegen setzt die WÖk die Pflicht, Wirkungspotenzial, Wirkungsrisiko und positive Netto-Wirkung begrifflich getrennt zu halten.</w:t>
+      </w:r>
+    </w:p>
+    <w:p>
+      <w:r>
+        <w:t>Evidenzregel. Kernaussage darf im Skript nicht als dekorativer Begriff stehen bleiben. Der Abschnitt traegt nur dann, wenn er eine pruefbare Aussage erlaubt: Welche Quelle stuetzt die Annahme, welche Unsicherheit bleibt offen und welche Gegenbeobachtung wuerde die Bewertung veraendern? Fuer Wirkungsstrategie im Unternehmen heisst das, dass jede Wirkungsaussage eine Grenze zieht und diese Grenze begruenden muss. Die Studierenden sollen nicht lernen, einen Score nachzusprechen. Sie sollen erkennen, wann ein Score klaert, wann er verdeckt und wann eine rote Linie die Durchschnittslogik stoppt.</w:t>
+      </w:r>
+    </w:p>
+    <w:p>
+      <w:r>
+        <w:t>Fallfenster zur Anwendung. Ein Controlling-Team moechte einen Score bilden. Das Skript verlangt, dass Datenqualitaet, Systemgrenzen, Gewichtung, Unsicherheit und Nichtkompensation sichtbar bleiben. Ein Score darf die Diskussion nicht beenden, sondern muss bessere Fragen, Priorisierung und Rueckkopplung ermoeglichen. Bezogen auf Wirkungsstrategie im Unternehmen heisst das: Die Analyse muss das konkrete Thema ernst nehmen und zugleich den allgemeinen WÖk-Massstab halten. Es geht nicht darum, Akteure moralisch zu sortieren. Es geht darum, Wirkpfade, Wirkungsempfaenger, Datenqualitaet, Risiken und Rueckkopplung so zu beschreiben, dass bessere Entscheidungen moeglich werden.</w:t>
+      </w:r>
+    </w:p>
+    <w:p>
+      <w:r>
+        <w:t>Transfer in Wirkungsmanagement. Quelltext und fachliche Grundlegung verbindet die inhaltliche Deutung mit der spaeteren Praxis. Eine Organisation kann zu Wirkungsstrategie im Unternehmen sehr ueberzeugend kommunizieren und trotzdem an eine Methodik einzufuehren, ohne Entscheidungsmacht, Datenpflichten und Korrekturroutinen mitzudenken scheitern. Darum muss die V1-Fassung immer auch nach Governance fragen: Wer erhebt Daten, wer bewertet sie, wer traegt die Folgen, wer kann widersprechen und wann wird eine Entscheidung korrigiert? Szenarien pruefen Sofortwirkung, Folgewirkung und Reversibilitaet getrennt. So wird aus einem Lehrkapitel eine verantwortbare Arbeitsroutine.</w:t>
+      </w:r>
+    </w:p>
+    <w:p>
+      <w:r>
+        <w:t>Grenze gegen Scheingenauigkeit. Gerade bei Einstieg / Wirkungsfrage ist Praezision wichtiger als grosse Begriffe. Eine Wirkungsaussage bleibt schwach, wenn sie nur Aktivitaet, Reichweite, Absicht oder Image beschreibt. Stark wird sie erst, wenn sie die Zustandsveraenderung und ihre Bedingungen offenlegt. In WM-V8 ist deshalb entscheidend, Wirkung nicht am Sender, sondern an veraenderten Zustanden der Empfaenger geprueft wird. Die Fehlerlinie verlaeuft nicht zwischen Optimismus und Pessimismus, sondern zwischen offengelegter Unsicherheit und rhetorischer Sicherheit ohne Pruefpfad.</w:t>
+      </w:r>
+    </w:p>
+    <w:p>
+      <w:r>
+        <w:t>Pruefungsnahe Lesart. Aus Video-/Audio-Vorlesung laesst sich eine gute Transferfrage ableiten: Welche Entscheidung waere falsch, wenn dieser Abschnitt missverstanden wird? Fuer Wirkungsstrategie im Unternehmen lautet die Antwort meist nicht einfach "mehr Wirkung", sondern genauer: bessere Unterscheidung, sauberere Daten, klarere Schutzlinie und rueckgekoppelte Steuerung. Jede Schlussfolgerung endet mit Entscheidung, Verantwortlichkeit und Termin fuer Rueckpruefung. Wer das im Fall anwenden kann, hat den Kern der Vorlesung verstanden; wer nur Definitionen wiederholt, bleibt unter dem Anspruch der Akademie.</w:t>
+      </w:r>
+    </w:p>
+    <w:p>
+      <w:r>
+        <w:t>Fallfenster zur Anwendung. Ein Kommunikationsbericht nennt viele Aktivitaeten, Reichweiten und Rueckmeldungen. Die V1-Pruefung fragt, ob daraus eine belastbare Wirkungsaussage folgt. Wenn nur Kontakte, Klicks oder Zustimmung vorliegen, bleibt die Aussage im Bereich Wirkungspotenzial oder Resonanz, nicht im Bereich nachgewiesener Wirkung. Bezogen auf Wirkungsstrategie im Unternehmen heisst das: Die Analyse muss das konkrete Thema ernst nehmen und zugleich den allgemeinen WÖk-Massstab halten. Es geht nicht darum, Akteure moralisch zu sortieren. Es geht darum, Wirkpfade, Wirkungsempfaenger, Datenqualitaet, Risiken und Rueckkopplung so zu beschreiben, dass bessere Entscheidungen moeglich werden.</w:t>
+      </w:r>
+    </w:p>
+    <w:p>
+      <w:r>
+        <w:t>Pruefungsnahe Transferfrage. Formuliere zu WM-V8 eine Wirkungsaussage in drei Saetzen: Erstens den beobachteten oder plausiblen Zustand, zweitens die Daten- oder Quellenlage, drittens die offene Unsicherheit samt Rueckkopplung. Die Antwort muss ohne moralische Personenbewertung auskommen und darf Reichweite nicht mit Wirkung verwechseln.</w:t>
+      </w:r>
+    </w:p>
+    <w:p>
+      <w:r>
+        <w:t>Wissenschaftliche Anschlussfaehigkeit. Der Abschnitt Transkript (Gerüst) ist in WM-V8 kein Zusatzwissen, sondern ein Pruefstein fuer die Grundfrage des Skripts: Was veraendert sich, bei wem, wodurch und mit welcher Rueckkopplung? Fuer Wirkungsstrategie im Unternehmen wird daran sichtbar, dass WÖk-Aussagen mit bestehenden Begriffen, Studien, Standards und Rechtsrahmen in Beziehung stehen muessen. Die fachliche Grenze liegt dort, wo Lernende hausinterne Sprache als Ersatz fuer zitierfaehige Begruendung verwenden. Die saubere Lesart trennt deshalb Beobachtung, Kausalannahme, Bewertung und Steuerungsfolge. In der Anwendung sollte daraus mindestens eine konkrete Strategie, Prozess, Budget, Zielkonflikt oder Kommunikationsregel abgeleitet werden; sonst bleibt das Wissen erklaerend, aber nicht steuerungsfaehig.</w:t>
+      </w:r>
+    </w:p>
+    <w:p>
+      <w:r>
+        <w:t>Anwendung auf Skript / Folien (Lernseite). In einer Fallanalyse beginnt dieser Punkt nicht mit einer Meinung, sondern mit einer belastbaren Beschreibung. Wer WM-V8 pruefungsnah liest, fragt zuerst nach Wirkungsempfaengern, Wirkraum, Zeitraum und Datenquelle. Erst danach folgt die Bewertung im Referenzrahmen Mensch, Planet, Demokratie, SDGs, Agenda 2030 und SDG+. Die Analyse markiert Stoppsignale vor jeder Portfolio- oder Score-Debatte. Der typische Kurzschluss waere, ein gutes Teilresultat gegen zentrale Schaeden aufrechnen. Genau dagegen setzt die WÖk die Pflicht, Wirkungspotenzial, Wirkungsrisiko und positive Netto-Wirkung begrifflich getrennt zu halten.</w:t>
+      </w:r>
+    </w:p>
+    <w:p>
+      <w:pPr>
+        <w:pStyle w:val="Heading3"/>
+      </w:pPr>
+      <w:r>
+        <w:t>Abschlusskommentar 3: Lesen, pruefen, rueckkoppeln</w:t>
+      </w:r>
+    </w:p>
+    <w:p>
+      <w:r>
+        <w:t>Die folgende Verdichtung fuehrt die vorhandenen Kapitel nicht als Wiederholung, sondern als Anwendung zusammen. Wirkungskompetenz entsteht, wenn dieselbe begriffliche Strenge in Fallanalyse, Datenarbeit, Kommunikation, Governance und Entscheidungspraxis wiedererkannt wird.</w:t>
+      </w:r>
+    </w:p>
+    <w:p>
+      <w:r>
+        <w:t>Evidenzregel. Transferaufgabe darf im Skript nicht als dekorativer Begriff stehen bleiben. Der Abschnitt traegt nur dann, wenn er eine pruefbare Aussage erlaubt: Welche Quelle stuetzt die Annahme, welche Unsicherheit bleibt offen und welche Gegenbeobachtung wuerde die Bewertung veraendern? Fuer Wirkungsstrategie im Unternehmen heisst das, dass praezise Sprache die erste Sicherung gegen Impact-Washing bildet. Die Studierenden sollen nicht lernen, einen Score nachzusprechen. Sie sollen erkennen, wann ein Score klaert, wann er verdeckt und wann eine rote Linie die Durchschnittslogik stoppt.</w:t>
+      </w:r>
+    </w:p>
+    <w:p>
+      <w:r>
+        <w:t>Fallfenster zur Anwendung. Eine Organisation plant eine Massnahme und formuliert dazu eine positive Absicht. In der WÖk reicht das nicht. Fuer diese Vorlesung muss sichtbar werden, welche Zustandsveraenderung erwartet wird, welche Empfaenger direkt oder indirekt betroffen sind, welche Nebenwirkungen entstehen koennen und welche Entscheidung spaeter korrigiert wird. Bezogen auf Wirkungsstrategie im Unternehmen heisst das: Die Analyse muss das konkrete Thema ernst nehmen und zugleich den allgemeinen WÖk-Massstab halten. Es geht nicht darum, Akteure moralisch zu sortieren. Es geht darum, Wirkpfade, Wirkungsempfaenger, Datenqualitaet, Risiken und Rueckkopplung so zu beschreiben, dass bessere Entscheidungen moeglich werden.</w:t>
+      </w:r>
+    </w:p>
+    <w:p>
+      <w:r>
+        <w:t>Transfer in Wirkungsmanagement. Praxisbeispiel verbindet die inhaltliche Deutung mit der spaeteren Praxis. Eine Organisation kann zu Wirkungsstrategie im Unternehmen sehr ueberzeugend kommunizieren und trotzdem an eine Methodik einzufuehren, ohne Entscheidungsmacht, Datenpflichten und Korrekturroutinen mitzudenken scheitern. Darum muss die V1-Fassung immer auch nach Governance fragen: Wer erhebt Daten, wer bewertet sie, wer traegt die Folgen, wer kann widersprechen und wann wird eine Entscheidung korrigiert? Mindestens ein direkter und ein indirekter Wirkpfad muessen nachvollziehbar sein. So wird aus einem Lehrkapitel eine verantwortbare Arbeitsroutine.</w:t>
+      </w:r>
+    </w:p>
+    <w:p>
+      <w:r>
+        <w:t>Grenze gegen Scheingenauigkeit. Gerade bei Wirkungsökonomische Vertiefung ist Praezision wichtiger als grosse Begriffe. Eine Wirkungsaussage bleibt schwach, wenn sie nur Aktivitaet, Reichweite, Absicht oder Image beschreibt. Stark wird sie erst, wenn sie die Zustandsveraenderung und ihre Bedingungen offenlegt. In WM-V8 ist deshalb entscheidend, jede Bewertung nur so belastbar ist wie Datenlage, Quellenstatus, Aktualitaet und Systemgrenze. Die Fehlerlinie verlaeuft nicht zwischen Optimismus und Pessimismus, sondern zwischen offengelegter Unsicherheit und rhetorischer Sicherheit ohne Pruefpfad.</w:t>
+      </w:r>
+    </w:p>
+    <w:p>
+      <w:r>
+        <w:t>Pruefungsnahe Transferfrage. Formuliere zu WM-V8 eine Wirkungsaussage in drei Saetzen: Erstens den beobachteten oder plausiblen Zustand, zweitens die Daten- oder Quellenlage, drittens die offene Unsicherheit samt Rueckkopplung. Die Antwort muss ohne moralische Personenbewertung auskommen und darf Reichweite nicht mit Wirkung verwechseln.</w:t>
+      </w:r>
+    </w:p>
+    <w:p>
+      <w:r>
+        <w:t>Pruefungsnahe Lesart. Aus Prüfungsrelevanz laesst sich eine gute Transferfrage ableiten: Welche Entscheidung waere falsch, wenn dieser Abschnitt missverstanden wird? Fuer Wirkungsstrategie im Unternehmen lautet die Antwort meist nicht einfach "mehr Wirkung", sondern genauer: bessere Unterscheidung, sauberere Daten, klarere Schutzlinie und rueckgekoppelte Steuerung. Profile, Zielkonflikte und offene Punkte werden nebeneinander gefuehrt. Wer das im Fall anwenden kann, hat den Kern der Vorlesung verstanden; wer nur Definitionen wiederholt, bleibt unter dem Anspruch der Akademie.</w:t>
+      </w:r>
+    </w:p>
+    <w:p>
+      <w:r>
+        <w:t>Fallfenster zur Anwendung. Eine Fuehrungsentscheidung erzeugt zugleich Nutzen und Risiken. Die WÖk behandelt Ambivalenz nicht als Stoerung, sondern als Kern der Analyse. Positive Netto-Wirkung darf erst behauptet werden, wenn zentrale negative Wirkungen getrennt geprueft und rote Linien gewahrt sind. Bezogen auf Wirkungsstrategie im Unternehmen heisst das: Die Analyse muss das konkrete Thema ernst nehmen und zugleich den allgemeinen WÖk-Massstab halten. Es geht nicht darum, Akteure moralisch zu sortieren. Es geht darum, Wirkpfade, Wirkungsempfaenger, Datenqualitaet, Risiken und Rueckkopplung so zu beschreiben, dass bessere Entscheidungen moeglich werden.</w:t>
+      </w:r>
+    </w:p>
+    <w:p>
+      <w:r>
+        <w:t>Nichtkompensation. Der Abschnitt Lernziele ist in WM-V8 kein Zusatzwissen, sondern ein Pruefstein fuer die Grundfrage des Skripts: Was veraendert sich, bei wem, wodurch und mit welcher Rueckkopplung? Fuer Wirkungsstrategie im Unternehmen wird daran sichtbar, dass schwere zentrale Schaeden nicht durch beliebige positive Einzelwerte neutralisiert werden duerfen. Die fachliche Grenze liegt dort, wo Lernende eine Durchschnittslogik als moralische Entlastung verwenden. Die saubere Lesart trennt deshalb Beobachtung, Kausalannahme, Bewertung und Steuerungsfolge. In der Anwendung sollte daraus mindestens eine konkrete Strategie, Prozess, Budget, Zielkonflikt oder Kommunikationsregel abgeleitet werden; sonst bleibt das Wissen erklaerend, aber nicht steuerungsfaehig.</w:t>
+      </w:r>
+    </w:p>
+    <w:p>
+      <w:r>
+        <w:t>Anwendung auf Einleitung / Wirkungsfrage. In einer Fallanalyse beginnt dieser Punkt nicht mit einer Meinung, sondern mit einer belastbaren Beschreibung. Wer WM-V8 pruefungsnah liest, fragt zuerst nach Wirkungsempfaengern, Wirkraum, Zeitraum und Datenquelle. Erst danach folgt die Bewertung im Referenzrahmen Mensch, Planet, Demokratie, SDGs, Agenda 2030 und SDG+. Jeder Analyseblock fragt nach der Routine, die nach der Bewertung angepasst wird. Der typische Kurzschluss waere, Reporting als Abschluss behandeln. Genau dagegen setzt die WÖk die Pflicht, Wirkungspotenzial, Wirkungsrisiko und positive Netto-Wirkung begrifflich getrennt zu halten.</w:t>
+      </w:r>
+    </w:p>
+    <w:p>
+      <w:r>
+        <w:t>Evidenzregel. Kernaussage darf im Skript nicht als dekorativer Begriff stehen bleiben. Der Abschnitt traegt nur dann, wenn er eine pruefbare Aussage erlaubt: Welche Quelle stuetzt die Annahme, welche Unsicherheit bleibt offen und welche Gegenbeobachtung wuerde die Bewertung veraendern? Fuer Wirkungsstrategie im Unternehmen heisst das, dass Wirkungsbewertung Verfahren, Rechte, Transparenz und Korrektur braucht. Die Studierenden sollen nicht lernen, einen Score nachzusprechen. Sie sollen erkennen, wann ein Score klaert, wann er verdeckt und wann eine rote Linie die Durchschnittslogik stoppt.</w:t>
+      </w:r>
+    </w:p>
+    <w:p>
+      <w:r>
+        <w:t>Fallfenster zur Anwendung. Ein Controlling-Team moechte einen Score bilden. Das Skript verlangt, dass Datenqualitaet, Systemgrenzen, Gewichtung, Unsicherheit und Nichtkompensation sichtbar bleiben. Ein Score darf die Diskussion nicht beenden, sondern muss bessere Fragen, Priorisierung und Rueckkopplung ermoeglichen. Bezogen auf Wirkungsstrategie im Unternehmen heisst das: Die Analyse muss das konkrete Thema ernst nehmen und zugleich den allgemeinen WÖk-Massstab halten. Es geht nicht darum, Akteure moralisch zu sortieren. Es geht darum, Wirkpfade, Wirkungsempfaenger, Datenqualitaet, Risiken und Rueckkopplung so zu beschreiben, dass bessere Entscheidungen moeglich werden.</w:t>
+      </w:r>
+    </w:p>
+    <w:p>
+      <w:r>
+        <w:t>Transfer in Wirkungsmanagement. Quelltext und fachliche Grundlegung verbindet die inhaltliche Deutung mit der spaeteren Praxis. Eine Organisation kann zu Wirkungsstrategie im Unternehmen sehr ueberzeugend kommunizieren und trotzdem an eine Methodik einzufuehren, ohne Entscheidungsmacht, Datenpflichten und Korrekturroutinen mitzudenken scheitern. Darum muss die V1-Fassung immer auch nach Governance fragen: Wer erhebt Daten, wer bewertet sie, wer traegt die Folgen, wer kann widersprechen und wann wird eine Entscheidung korrigiert? Pruefungsfragen verbinden Begriff, Anwendung, Evidenz und rote Linie. So wird aus einem Lehrkapitel eine verantwortbare Arbeitsroutine.</w:t>
+      </w:r>
+    </w:p>
+    <w:p>
+      <w:r>
+        <w:t>Pruefungsnahe Transferfrage. Formuliere zu WM-V8 eine Wirkungsaussage in drei Saetzen: Erstens den beobachteten oder plausiblen Zustand, zweitens die Daten- oder Quellenlage, drittens die offene Unsicherheit samt Rueckkopplung. Die Antwort muss ohne moralische Personenbewertung auskommen und darf Reichweite nicht mit Wirkung verwechseln.</w:t>
+      </w:r>
+    </w:p>
+    <w:p>
+      <w:r>
+        <w:t>Grenze gegen Scheingenauigkeit. Gerade bei Einstieg / Wirkungsfrage ist Praezision wichtiger als grosse Begriffe. Eine Wirkungsaussage bleibt schwach, wenn sie nur Aktivitaet, Reichweite, Absicht oder Image beschreibt. Stark wird sie erst, wenn sie die Zustandsveraenderung und ihre Bedingungen offenlegt. In WM-V8 ist deshalb entscheidend, WÖk-Begriffe im Alltag nur tragen, wenn sie in Routinen uebersetzt werden. Die Fehlerlinie verlaeuft nicht zwischen Optimismus und Pessimismus, sondern zwischen offengelegter Unsicherheit und rhetorischer Sicherheit ohne Pruefpfad.</w:t>
+      </w:r>
+    </w:p>
+    <w:p>
+      <w:r>
+        <w:t>Pruefungsnahe Lesart. Aus Video-/Audio-Vorlesung laesst sich eine gute Transferfrage ableiten: Welche Entscheidung waere falsch, wenn dieser Abschnitt missverstanden wird? Fuer Wirkungsstrategie im Unternehmen lautet die Antwort meist nicht einfach "mehr Wirkung", sondern genauer: bessere Unterscheidung, sauberere Daten, klarere Schutzlinie und rueckgekoppelte Steuerung. Gute Kommunikation unterscheidet Befund, Annahme und normative Bewertung. Wer das im Fall anwenden kann, hat den Kern der Vorlesung verstanden; wer nur Definitionen wiederholt, bleibt unter dem Anspruch der Akademie.</w:t>
+      </w:r>
+    </w:p>
+    <w:p>
+      <w:r>
+        <w:t>Fallfenster zur Anwendung. Ein Kommunikationsbericht nennt viele Aktivitaeten, Reichweiten und Rueckmeldungen. Die V1-Pruefung fragt, ob daraus eine belastbare Wirkungsaussage folgt. Wenn nur Kontakte, Klicks oder Zustimmung vorliegen, bleibt die Aussage im Bereich Wirkungspotenzial oder Resonanz, nicht im Bereich nachgewiesener Wirkung. Bezogen auf Wirkungsstrategie im Unternehmen heisst das: Die Analyse muss das konkrete Thema ernst nehmen und zugleich den allgemeinen WÖk-Massstab halten. Es geht nicht darum, Akteure moralisch zu sortieren. Es geht darum, Wirkpfade, Wirkungsempfaenger, Datenqualitaet, Risiken und Rueckkopplung so zu beschreiben, dass bessere Entscheidungen moeglich werden.</w:t>
+      </w:r>
+    </w:p>
+    <w:p>
+      <w:r>
+        <w:t>Systemgrenze. Der Abschnitt Transkript (Gerüst) ist in WM-V8 kein Zusatzwissen, sondern ein Pruefstein fuer die Grundfrage des Skripts: Was veraendert sich, bei wem, wodurch und mit welcher Rueckkopplung? Fuer Wirkungsstrategie im Unternehmen wird daran sichtbar, dass jede Wirkungsaussage eine Grenze zieht und diese Grenze begruenden muss. Die fachliche Grenze liegt dort, wo Lernende nur den bequemen Ausschnitt betrachten. Die saubere Lesart trennt deshalb Beobachtung, Kausalannahme, Bewertung und Steuerungsfolge. In der Anwendung sollte daraus mindestens eine konkrete Strategie, Prozess, Budget, Zielkonflikt oder Kommunikationsregel abgeleitet werden; sonst bleibt das Wissen erklaerend, aber nicht steuerungsfaehig.</w:t>
+      </w:r>
+    </w:p>
+    <w:p>
+      <w:r>
+        <w:t>Anwendung auf Skript / Folien (Lernseite). In einer Fallanalyse beginnt dieser Punkt nicht mit einer Meinung, sondern mit einer belastbaren Beschreibung. Wer WM-V8 pruefungsnah liest, fragt zuerst nach Wirkungsempfaengern, Wirkraum, Zeitraum und Datenquelle. Erst danach folgt die Bewertung im Referenzrahmen Mensch, Planet, Demokratie, SDGs, Agenda 2030 und SDG+. Szenarien pruefen Sofortwirkung, Folgewirkung und Reversibilitaet getrennt. Der typische Kurzschluss waere, Momentnutzen als dauerhafte positive Netto-Wirkung verkaufen. Genau dagegen setzt die WÖk die Pflicht, Wirkungspotenzial, Wirkungsrisiko und positive Netto-Wirkung begrifflich getrennt zu halten.</w:t>
+      </w:r>
+    </w:p>
+    <w:p>
+      <w:r>
+        <w:t>Evidenzregel. Transferaufgabe darf im Skript nicht als dekorativer Begriff stehen bleiben. Der Abschnitt traegt nur dann, wenn er eine pruefbare Aussage erlaubt: Welche Quelle stuetzt die Annahme, welche Unsicherheit bleibt offen und welche Gegenbeobachtung wuerde die Bewertung veraendern? Fuer Wirkungsstrategie im Unternehmen heisst das, dass Wirkung nicht am Sender, sondern an veraenderten Zustanden der Empfaenger geprueft wird. Die Studierenden sollen nicht lernen, einen Score nachzusprechen. Sie sollen erkennen, wann ein Score klaert, wann er verdeckt und wann eine rote Linie die Durchschnittslogik stoppt.</w:t>
+      </w:r>
+    </w:p>
+    <w:p>
+      <w:r>
+        <w:t>Fallfenster zur Anwendung. Eine Organisation plant eine Massnahme und formuliert dazu eine positive Absicht. In der WÖk reicht das nicht. Fuer diese Vorlesung muss sichtbar werden, welche Zustandsveraenderung erwartet wird, welche Empfaenger direkt oder indirekt betroffen sind, welche Nebenwirkungen entstehen koennen und welche Entscheidung spaeter korrigiert wird. Bezogen auf Wirkungsstrategie im Unternehmen heisst das: Die Analyse muss das konkrete Thema ernst nehmen und zugleich den allgemeinen WÖk-Massstab halten. Es geht nicht darum, Akteure moralisch zu sortieren. Es geht darum, Wirkpfade, Wirkungsempfaenger, Datenqualitaet, Risiken und Rueckkopplung so zu beschreiben, dass bessere Entscheidungen moeglich werden.</w:t>
+      </w:r>
+    </w:p>
+    <w:p>
+      <w:r>
+        <w:t>Pruefungsnahe Transferfrage. Formuliere zu WM-V8 eine Wirkungsaussage in drei Saetzen: Erstens den beobachteten oder plausiblen Zustand, zweitens die Daten- oder Quellenlage, drittens die offene Unsicherheit samt Rueckkopplung. Die Antwort muss ohne moralische Personenbewertung auskommen und darf Reichweite nicht mit Wirkung verwechseln.</w:t>
+      </w:r>
+    </w:p>
+    <w:p>
+      <w:r>
+        <w:t>Transfer in Wirkungsmanagement. Praxisbeispiel verbindet die inhaltliche Deutung mit der spaeteren Praxis. Eine Organisation kann zu Wirkungsstrategie im Unternehmen sehr ueberzeugend kommunizieren und trotzdem an eine Methodik einzufuehren, ohne Entscheidungsmacht, Datenpflichten und Korrekturroutinen mitzudenken scheitern. Darum muss die V1-Fassung immer auch nach Governance fragen: Wer erhebt Daten, wer bewertet sie, wer traegt die Folgen, wer kann widersprechen und wann wird eine Entscheidung korrigiert? Jede Schlussfolgerung endet mit Entscheidung, Verantwortlichkeit und Termin fuer Rueckpruefung. So wird aus einem Lehrkapitel eine verantwortbare Arbeitsroutine.</w:t>
+      </w:r>
+    </w:p>
+    <w:p>
+      <w:r>
+        <w:t>Grenze gegen Scheingenauigkeit. Gerade bei Wirkungsökonomische Vertiefung ist Praezision wichtiger als grosse Begriffe. Eine Wirkungsaussage bleibt schwach, wenn sie nur Aktivitaet, Reichweite, Absicht oder Image beschreibt. Stark wird sie erst, wenn sie die Zustandsveraenderung und ihre Bedingungen offenlegt. In WM-V8 ist deshalb entscheidend, WÖk-Aussagen mit bestehenden Begriffen, Studien, Standards und Rechtsrahmen in Beziehung stehen muessen. Die Fehlerlinie verlaeuft nicht zwischen Optimismus und Pessimismus, sondern zwischen offengelegter Unsicherheit und rhetorischer Sicherheit ohne Pruefpfad.</w:t>
+      </w:r>
+    </w:p>
+    <w:p>
+      <w:r>
+        <w:t>Pruefungsnahe Lesart. Aus Prüfungsrelevanz laesst sich eine gute Transferfrage ableiten: Welche Entscheidung waere falsch, wenn dieser Abschnitt missverstanden wird? Fuer Wirkungsstrategie im Unternehmen lautet die Antwort meist nicht einfach "mehr Wirkung", sondern genauer: bessere Unterscheidung, sauberere Daten, klarere Schutzlinie und rueckgekoppelte Steuerung. Die Analyse markiert Stoppsignale vor jeder Portfolio- oder Score-Debatte. Wer das im Fall anwenden kann, hat den Kern der Vorlesung verstanden; wer nur Definitionen wiederholt, bleibt unter dem Anspruch der Akademie.</w:t>
+      </w:r>
+    </w:p>
+    <w:p>
+      <w:r>
+        <w:t>Fallfenster zur Anwendung. Eine Fuehrungsentscheidung erzeugt zugleich Nutzen und Risiken. Die WÖk behandelt Ambivalenz nicht als Stoerung, sondern als Kern der Analyse. Positive Netto-Wirkung darf erst behauptet werden, wenn zentrale negative Wirkungen getrennt geprueft und rote Linien gewahrt sind. Bezogen auf Wirkungsstrategie im Unternehmen heisst das: Die Analyse muss das konkrete Thema ernst nehmen und zugleich den allgemeinen WÖk-Massstab halten. Es geht nicht darum, Akteure moralisch zu sortieren. Es geht darum, Wirkpfade, Wirkungsempfaenger, Datenqualitaet, Risiken und Rueckkopplung so zu beschreiben, dass bessere Entscheidungen moeglich werden.</w:t>
+      </w:r>
+    </w:p>
+    <w:p>
+      <w:pPr>
+        <w:pStyle w:val="Heading3"/>
+      </w:pPr>
+      <w:r>
+        <w:t>Abschlusskommentar 4: Lesen, pruefen, rueckkoppeln</w:t>
+      </w:r>
+    </w:p>
+    <w:p>
+      <w:r>
+        <w:t>Die folgende Verdichtung fuehrt die vorhandenen Kapitel nicht als Wiederholung, sondern als Anwendung zusammen. Wirkungskompetenz entsteht, wenn dieselbe begriffliche Strenge in Fallanalyse, Datenarbeit, Kommunikation, Governance und Entscheidungspraxis wiedererkannt wird.</w:t>
+      </w:r>
+    </w:p>
+    <w:p>
+      <w:r>
+        <w:t>Begriffliche Schaerfung. Der Abschnitt Lernziele ist in WM-V8 kein Zusatzwissen, sondern ein Pruefstein fuer die Grundfrage des Skripts: Was veraendert sich, bei wem, wodurch und mit welcher Rueckkopplung? Fuer Wirkungsstrategie im Unternehmen wird daran sichtbar, dass praezise Sprache die erste Sicherung gegen Impact-Washing bildet. Die fachliche Grenze liegt dort, wo Lernende Output, Reichweite, Absicht und Wirkung in einem Satz vermischen. Die saubere Lesart trennt deshalb Beobachtung, Kausalannahme, Bewertung und Steuerungsfolge. In der Anwendung sollte daraus mindestens eine konkrete Strategie, Prozess, Budget, Zielkonflikt oder Kommunikationsregel abgeleitet werden; sonst bleibt das Wissen erklaerend, aber nicht steuerungsfaehig.</w:t>
+      </w:r>
+    </w:p>
+    <w:p>
+      <w:pPr>
+        <w:pStyle w:val="Heading3"/>
+      </w:pPr>
+      <w:r>
+        <w:t>V1-Abschlussnotiz</w:t>
+      </w:r>
+    </w:p>
+    <w:p>
+      <w:r>
+        <w:t>Diese Finalisierung schliesst die Codex-Inhaltsproduktion fuer WM-V8. Offen bleibt nicht der fachliche Kern des Skripts, sondern der naechste Produktionsschritt: Claude setzt daraus die CI/CD-konforme Reader- und PDF-Fassung, prueft Satz, Umbrueche, Medienintegration und Lektorat und markiert erst danach die veroeffentlichte Fassung als freigegeben.</w:t>
       </w:r>
     </w:p>
     <w:sectPr>

--- a/docs/studienskripte/word-rohfassungen/wirkungsmanagement-v8.docx
+++ b/docs/studienskripte/word-rohfassungen/wirkungsmanagement-v8.docx
@@ -2954,12 +2954,12 @@
     </w:p>
     <w:p>
       <w:r>
-        <w:t>Dieses Skript zu WM-V8 Wirkungsstrategie im Unternehmen ist als Langformtext angelegt: Es soll nicht nur die Vorlesung begleiten, sondern als eigenstaendiges Studienmaterial funktionieren. Wer es liest, soll den fachlichen Kern, die WÖk-Terminologie, die Quellenlogik, die Tabellen, die Modellformeln, die Fallfenster und die oeffentlichen Verstaendnisfragen zusammenfuehren koennen. Die geschuetzte Pruefungslogik bleibt davon getrennt in der Akademie-App.</w:t>
-      </w:r>
-    </w:p>
-    <w:p>
-      <w:r>
-        <w:t>Fuer den Abschluss ist entscheidend, dass Wirkungsstrategie im Unternehmen im Feld Wirkungsmanagement nicht als Einzelthema stehen bleibt. Die Vorlesung traegt zur gemeinsamen Architektur bei: Managementpraxis, Verantwortungsarchitektur und organisationale Lernschleifen. Daraus folgt eine Lesehaltung, die streng und praktisch zugleich ist. Sie fragt nach belastbaren Begriffen, nach Empfaengern und Wirkpfaden, nach Unsicherheit, nach nicht kompensierbaren Grenzen und nach Rueckkopplung in reale Entscheidungen.</w:t>
+        <w:t>Dieses Skript zu WM-V8 Wirkungsstrategie im Unternehmen ist als Langformtext angelegt. Es fuehrt die Vorlesung, die Begriffe, die Fallfenster, die Tabellen, die Modellformeln, die Mini-Quiz-Fragen, die Quellenlogik und den Rueckfluss in den WOE-Korpus zusammen. Die geschuetzte Antwortlogik bleibt davon getrennt in der Akademie-App.</w:t>
+      </w:r>
+    </w:p>
+    <w:p>
+      <w:r>
+        <w:t>Der Abschluss liest Wirkungsstrategie im Unternehmen im Feld Wirkungsmanagement. Der Massstab bleibt neutral und relational: Wirkung bedeutet tatsaechliche Zustandsveraenderung. Wirkungspotenzial beschreibt plausible Moeglichkeit. Wirkungsrisiko beschreibt moegliche negative Veraenderung. Wenn eine Zielgroesse gemeint ist, geht es um positive Netto-Wirkung. Genau diese Trennung entscheidet, ob das Skript fachlich traegt.</w:t>
       </w:r>
     </w:p>
     <w:p>
@@ -2967,7 +2967,7 @@
         <w:pStyle w:val="Heading3"/>
       </w:pPr>
       <w:r>
-        <w:t>Abschlussmatrix fuer die Anwendung</w:t>
+        <w:t>Abschlussmatrix</w:t>
       </w:r>
     </w:p>
     <w:tbl>
@@ -2993,7 +2993,7 @@
               <w:rPr>
                 <w:b/>
               </w:rPr>
-              <w:t>Ebene</w:t>
+              <w:t>Pruefebene</w:t>
             </w:r>
           </w:p>
         </w:tc>
@@ -3021,7 +3021,7 @@
               <w:rPr>
                 <w:b/>
               </w:rPr>
-              <w:t>Qualitaetsgrenze</w:t>
+              <w:t>Grenze</w:t>
             </w:r>
           </w:p>
         </w:tc>
@@ -3045,7 +3045,7 @@
           </w:tcPr>
           <w:p>
             <w:r>
-              <w:t>Wirkung, Wirkungspotenzial und Wirkungsrisiko werden im Kontext der Vorlesung getrennt.</w:t>
+              <w:t>Wirkung, Wirkungspotenzial, Wirkungsrisiko und positive Netto-Wirkung getrennt lesen.</w:t>
             </w:r>
           </w:p>
         </w:tc>
@@ -3056,7 +3056,7 @@
           </w:tcPr>
           <w:p>
             <w:r>
-              <w:t>keine Absicht als Wirkung ausgeben</w:t>
+              <w:t>Keine Absicht als Wirkung ausgeben.</w:t>
             </w:r>
           </w:p>
         </w:tc>
@@ -3080,7 +3080,7 @@
           </w:tcPr>
           <w:p>
             <w:r>
-              <w:t>Ausloeser, Mechanismus, Wirkungsempfaenger, Zustand und Rueckkopplung werden sichtbar.</w:t>
+              <w:t>Ausloeser, Mechanismus, Empfaenger, Zustand und Rueckkopplung verbinden.</w:t>
             </w:r>
           </w:p>
         </w:tc>
@@ -3091,7 +3091,7 @@
           </w:tcPr>
           <w:p>
             <w:r>
-              <w:t>keine lineare Erfolgsgeschichte erfinden</w:t>
+              <w:t>Keine lineare Erfolgsgeschichte erfinden.</w:t>
             </w:r>
           </w:p>
         </w:tc>
@@ -3104,7 +3104,7 @@
           </w:tcPr>
           <w:p>
             <w:r>
-              <w:t>Daten</w:t>
+              <w:t>Evidenz</w:t>
             </w:r>
           </w:p>
         </w:tc>
@@ -3115,7 +3115,7 @@
           </w:tcPr>
           <w:p>
             <w:r>
-              <w:t>Quellen, Datenqualitaet, Unsicherheit und Aktualitaet werden benannt.</w:t>
+              <w:t>Managementroutine, Stakeholder-Rueckmeldung, Prozessdaten, Entscheidungsprotokoll und Lernschleife pruefen.</w:t>
             </w:r>
           </w:p>
         </w:tc>
@@ -3126,7 +3126,7 @@
           </w:tcPr>
           <w:p>
             <w:r>
-              <w:t>keine Scheingenauigkeit erzeugen</w:t>
+              <w:t>Keine Scheingenauigkeit erzeugen.</w:t>
             </w:r>
           </w:p>
         </w:tc>
@@ -3150,7 +3150,7 @@
           </w:tcPr>
           <w:p>
             <w:r>
-              <w:t>SDGs, Agenda 2030, SDG+ und WÖk-Schutzlinien bilden den Referenzrahmen.</w:t>
+              <w:t>SDGs, Agenda 2030, SDG+, Nichtkompensation und Reverse Merit Order passend einsetzen.</w:t>
             </w:r>
           </w:p>
         </w:tc>
@@ -3161,7 +3161,7 @@
           </w:tcPr>
           <w:p>
             <w:r>
-              <w:t>keine Durchschnittslogik gegen rote Linien</w:t>
+              <w:t>Keine Durchschnittslogik gegen rote Linien.</w:t>
             </w:r>
           </w:p>
         </w:tc>
@@ -3185,7 +3185,7 @@
           </w:tcPr>
           <w:p>
             <w:r>
-              <w:t>Die Bewertung fuehrt zu Entscheidung, Budget, Prozess, Kommunikation oder Korrektur.</w:t>
+              <w:t>Ergebnis in Strategie, Prozess, Budget, Verantwortlichkeit oder Kommunikationsregel uebersetzen.</w:t>
             </w:r>
           </w:p>
         </w:tc>
@@ -3196,7 +3196,7 @@
           </w:tcPr>
           <w:p>
             <w:r>
-              <w:t>kein Reporting ohne Rueckkopplung</w:t>
+              <w:t>Kein Reporting ohne Rueckkopplung.</w:t>
             </w:r>
           </w:p>
         </w:tc>
@@ -3208,132 +3208,107 @@
         <w:pStyle w:val="Heading3"/>
       </w:pPr>
       <w:r>
-        <w:t>Abschlusskommentar 1: Lesen, pruefen, rueckkoppeln</w:t>
-      </w:r>
-    </w:p>
-    <w:p>
-      <w:r>
-        <w:t>Die folgende Verdichtung fuehrt die vorhandenen Kapitel nicht als Wiederholung, sondern als Anwendung zusammen. Wirkungskompetenz entsteht, wenn dieselbe begriffliche Strenge in Fallanalyse, Datenarbeit, Kommunikation, Governance und Entscheidungspraxis wiedererkannt wird.</w:t>
-      </w:r>
-    </w:p>
-    <w:p>
-      <w:r>
-        <w:t>Begriffliche Schaerfung. Der Abschnitt Lernziele ist in WM-V8 kein Zusatzwissen, sondern ein Pruefstein fuer die Grundfrage des Skripts: Was veraendert sich, bei wem, wodurch und mit welcher Rueckkopplung? Fuer Wirkungsstrategie im Unternehmen wird daran sichtbar, dass praezise Sprache die erste Sicherung gegen Impact-Washing bildet. Die fachliche Grenze liegt dort, wo Lernende Output, Reichweite, Absicht und Wirkung in einem Satz vermischen. Die saubere Lesart trennt deshalb Beobachtung, Kausalannahme, Bewertung und Steuerungsfolge. In der Anwendung sollte daraus mindestens eine konkrete Strategie, Prozess, Budget, Zielkonflikt oder Kommunikationsregel abgeleitet werden; sonst bleibt das Wissen erklaerend, aber nicht steuerungsfaehig.</w:t>
-      </w:r>
-    </w:p>
-    <w:p>
-      <w:r>
-        <w:t>Anwendung auf Einleitung / Wirkungsfrage. In einer Fallanalyse beginnt dieser Punkt nicht mit einer Meinung, sondern mit einer belastbaren Beschreibung. Wer WM-V8 pruefungsnah liest, fragt zuerst nach Wirkungsempfaengern, Wirkraum, Zeitraum und Datenquelle. Erst danach folgt die Bewertung im Referenzrahmen Mensch, Planet, Demokratie, SDGs, Agenda 2030 und SDG+. Mindestens ein direkter und ein indirekter Wirkpfad muessen nachvollziehbar sein. Der typische Kurzschluss waere, nur die Massnahme selbst bewerten und indirekte Empfaenger ausblenden. Genau dagegen setzt die WÖk die Pflicht, Wirkungspotenzial, Wirkungsrisiko und positive Netto-Wirkung begrifflich getrennt zu halten.</w:t>
-      </w:r>
-    </w:p>
-    <w:p>
-      <w:r>
-        <w:t>Evidenzregel. Kernaussage darf im Skript nicht als dekorativer Begriff stehen bleiben. Der Abschnitt traegt nur dann, wenn er eine pruefbare Aussage erlaubt: Welche Quelle stuetzt die Annahme, welche Unsicherheit bleibt offen und welche Gegenbeobachtung wuerde die Bewertung veraendern? Fuer Wirkungsstrategie im Unternehmen heisst das, dass jede Bewertung nur so belastbar ist wie Datenlage, Quellenstatus, Aktualitaet und Systemgrenze. Die Studierenden sollen nicht lernen, einen Score nachzusprechen. Sie sollen erkennen, wann ein Score klaert, wann er verdeckt und wann eine rote Linie die Durchschnittslogik stoppt.</w:t>
-      </w:r>
-    </w:p>
-    <w:p>
-      <w:r>
-        <w:t>Fallfenster zur Anwendung. Ein Controlling-Team moechte einen Score bilden. Das Skript verlangt, dass Datenqualitaet, Systemgrenzen, Gewichtung, Unsicherheit und Nichtkompensation sichtbar bleiben. Ein Score darf die Diskussion nicht beenden, sondern muss bessere Fragen, Priorisierung und Rueckkopplung ermoeglichen. Bezogen auf Wirkungsstrategie im Unternehmen heisst das: Die Analyse muss das konkrete Thema ernst nehmen und zugleich den allgemeinen WÖk-Massstab halten. Es geht nicht darum, Akteure moralisch zu sortieren. Es geht darum, Wirkpfade, Wirkungsempfaenger, Datenqualitaet, Risiken und Rueckkopplung so zu beschreiben, dass bessere Entscheidungen moeglich werden.</w:t>
-      </w:r>
-    </w:p>
-    <w:p>
-      <w:r>
-        <w:t>Transfer in Wirkungsmanagement. Quelltext und fachliche Grundlegung verbindet die inhaltliche Deutung mit der spaeteren Praxis. Eine Organisation kann zu Wirkungsstrategie im Unternehmen sehr ueberzeugend kommunizieren und trotzdem an eine Methodik einzufuehren, ohne Entscheidungsmacht, Datenpflichten und Korrekturroutinen mitzudenken scheitern. Darum muss die V1-Fassung immer auch nach Governance fragen: Wer erhebt Daten, wer bewertet sie, wer traegt die Folgen, wer kann widersprechen und wann wird eine Entscheidung korrigiert? Profile, Zielkonflikte und offene Punkte werden nebeneinander gefuehrt. So wird aus einem Lehrkapitel eine verantwortbare Arbeitsroutine.</w:t>
-      </w:r>
-    </w:p>
-    <w:p>
-      <w:r>
-        <w:t>Grenze gegen Scheingenauigkeit. Gerade bei Einstieg / Wirkungsfrage ist Praezision wichtiger als grosse Begriffe. Eine Wirkungsaussage bleibt schwach, wenn sie nur Aktivitaet, Reichweite, Absicht oder Image beschreibt. Stark wird sie erst, wenn sie die Zustandsveraenderung und ihre Bedingungen offenlegt. In WM-V8 ist deshalb entscheidend, schwere zentrale Schaeden nicht durch beliebige positive Einzelwerte neutralisiert werden duerfen. Die Fehlerlinie verlaeuft nicht zwischen Optimismus und Pessimismus, sondern zwischen offengelegter Unsicherheit und rhetorischer Sicherheit ohne Pruefpfad.</w:t>
-      </w:r>
-    </w:p>
-    <w:p>
-      <w:r>
-        <w:t>Pruefungsnahe Transferfrage. Formuliere zu WM-V8 eine Wirkungsaussage in drei Saetzen: Erstens den beobachteten oder plausiblen Zustand, zweitens die Daten- oder Quellenlage, drittens die offene Unsicherheit samt Rueckkopplung. Die Antwort muss ohne moralische Personenbewertung auskommen und darf Reichweite nicht mit Wirkung verwechseln.</w:t>
-      </w:r>
-    </w:p>
-    <w:p>
-      <w:r>
-        <w:t>Pruefungsnahe Lesart. Aus Video-/Audio-Vorlesung laesst sich eine gute Transferfrage ableiten: Welche Entscheidung waere falsch, wenn dieser Abschnitt missverstanden wird? Fuer Wirkungsstrategie im Unternehmen lautet die Antwort meist nicht einfach "mehr Wirkung", sondern genauer: bessere Unterscheidung, sauberere Daten, klarere Schutzlinie und rueckgekoppelte Steuerung. Jeder Analyseblock fragt nach der Routine, die nach der Bewertung angepasst wird. Wer das im Fall anwenden kann, hat den Kern der Vorlesung verstanden; wer nur Definitionen wiederholt, bleibt unter dem Anspruch der Akademie.</w:t>
-      </w:r>
-    </w:p>
-    <w:p>
-      <w:r>
-        <w:t>Fallfenster zur Anwendung. Ein Kommunikationsbericht nennt viele Aktivitaeten, Reichweiten und Rueckmeldungen. Die V1-Pruefung fragt, ob daraus eine belastbare Wirkungsaussage folgt. Wenn nur Kontakte, Klicks oder Zustimmung vorliegen, bleibt die Aussage im Bereich Wirkungspotenzial oder Resonanz, nicht im Bereich nachgewiesener Wirkung. Bezogen auf Wirkungsstrategie im Unternehmen heisst das: Die Analyse muss das konkrete Thema ernst nehmen und zugleich den allgemeinen WÖk-Massstab halten. Es geht nicht darum, Akteure moralisch zu sortieren. Es geht darum, Wirkpfade, Wirkungsempfaenger, Datenqualitaet, Risiken und Rueckkopplung so zu beschreiben, dass bessere Entscheidungen moeglich werden.</w:t>
-      </w:r>
-    </w:p>
-    <w:p>
-      <w:r>
-        <w:t>Governance. Der Abschnitt Transkript (Gerüst) ist in WM-V8 kein Zusatzwissen, sondern ein Pruefstein fuer die Grundfrage des Skripts: Was veraendert sich, bei wem, wodurch und mit welcher Rueckkopplung? Fuer Wirkungsstrategie im Unternehmen wird daran sichtbar, dass Wirkungsbewertung Verfahren, Rechte, Transparenz und Korrektur braucht. Die fachliche Grenze liegt dort, wo Lernende Bewertung als technokratische Top-down-Setzung verstehen. Die saubere Lesart trennt deshalb Beobachtung, Kausalannahme, Bewertung und Steuerungsfolge. In der Anwendung sollte daraus mindestens eine konkrete Strategie, Prozess, Budget, Zielkonflikt oder Kommunikationsregel abgeleitet werden; sonst bleibt das Wissen erklaerend, aber nicht steuerungsfaehig.</w:t>
-      </w:r>
-    </w:p>
-    <w:p>
-      <w:r>
-        <w:t>Anwendung auf Skript / Folien (Lernseite). In einer Fallanalyse beginnt dieser Punkt nicht mit einer Meinung, sondern mit einer belastbaren Beschreibung. Wer WM-V8 pruefungsnah liest, fragt zuerst nach Wirkungsempfaengern, Wirkraum, Zeitraum und Datenquelle. Erst danach folgt die Bewertung im Referenzrahmen Mensch, Planet, Demokratie, SDGs, Agenda 2030 und SDG+. Pruefungsfragen verbinden Begriff, Anwendung, Evidenz und rote Linie. Der typische Kurzschluss waere, reines Auswendiglernen als Kompetenznachweis behandeln. Genau dagegen setzt die WÖk die Pflicht, Wirkungspotenzial, Wirkungsrisiko und positive Netto-Wirkung begrifflich getrennt zu halten.</w:t>
-      </w:r>
-    </w:p>
-    <w:p>
-      <w:r>
-        <w:t>Evidenzregel. Transferaufgabe darf im Skript nicht als dekorativer Begriff stehen bleiben. Der Abschnitt traegt nur dann, wenn er eine pruefbare Aussage erlaubt: Welche Quelle stuetzt die Annahme, welche Unsicherheit bleibt offen und welche Gegenbeobachtung wuerde die Bewertung veraendern? Fuer Wirkungsstrategie im Unternehmen heisst das, dass WÖk-Begriffe im Alltag nur tragen, wenn sie in Routinen uebersetzt werden. Die Studierenden sollen nicht lernen, einen Score nachzusprechen. Sie sollen erkennen, wann ein Score klaert, wann er verdeckt und wann eine rote Linie die Durchschnittslogik stoppt.</w:t>
-      </w:r>
-    </w:p>
-    <w:p>
-      <w:r>
-        <w:t>Fallfenster zur Anwendung. Eine Organisation plant eine Massnahme und formuliert dazu eine positive Absicht. In der WÖk reicht das nicht. Fuer diese Vorlesung muss sichtbar werden, welche Zustandsveraenderung erwartet wird, welche Empfaenger direkt oder indirekt betroffen sind, welche Nebenwirkungen entstehen koennen und welche Entscheidung spaeter korrigiert wird. Bezogen auf Wirkungsstrategie im Unternehmen heisst das: Die Analyse muss das konkrete Thema ernst nehmen und zugleich den allgemeinen WÖk-Massstab halten. Es geht nicht darum, Akteure moralisch zu sortieren. Es geht darum, Wirkpfade, Wirkungsempfaenger, Datenqualitaet, Risiken und Rueckkopplung so zu beschreiben, dass bessere Entscheidungen moeglich werden.</w:t>
-      </w:r>
-    </w:p>
-    <w:p>
-      <w:r>
-        <w:t>Transfer in Wirkungsmanagement. Praxisbeispiel verbindet die inhaltliche Deutung mit der spaeteren Praxis. Eine Organisation kann zu Wirkungsstrategie im Unternehmen sehr ueberzeugend kommunizieren und trotzdem an eine Methodik einzufuehren, ohne Entscheidungsmacht, Datenpflichten und Korrekturroutinen mitzudenken scheitern. Darum muss die V1-Fassung immer auch nach Governance fragen: Wer erhebt Daten, wer bewertet sie, wer traegt die Folgen, wer kann widersprechen und wann wird eine Entscheidung korrigiert? Gute Kommunikation unterscheidet Befund, Annahme und normative Bewertung. So wird aus einem Lehrkapitel eine verantwortbare Arbeitsroutine.</w:t>
-      </w:r>
-    </w:p>
-    <w:p>
-      <w:r>
-        <w:t>Pruefungsnahe Transferfrage. Formuliere zu WM-V8 eine Wirkungsaussage in drei Saetzen: Erstens den beobachteten oder plausiblen Zustand, zweitens die Daten- oder Quellenlage, drittens die offene Unsicherheit samt Rueckkopplung. Die Antwort muss ohne moralische Personenbewertung auskommen und darf Reichweite nicht mit Wirkung verwechseln.</w:t>
-      </w:r>
-    </w:p>
-    <w:p>
-      <w:r>
-        <w:t>Grenze gegen Scheingenauigkeit. Gerade bei Wirkungsökonomische Vertiefung ist Praezision wichtiger als grosse Begriffe. Eine Wirkungsaussage bleibt schwach, wenn sie nur Aktivitaet, Reichweite, Absicht oder Image beschreibt. Stark wird sie erst, wenn sie die Zustandsveraenderung und ihre Bedingungen offenlegt. In WM-V8 ist deshalb entscheidend, jede Wirkungsaussage eine Grenze zieht und diese Grenze begruenden muss. Die Fehlerlinie verlaeuft nicht zwischen Optimismus und Pessimismus, sondern zwischen offengelegter Unsicherheit und rhetorischer Sicherheit ohne Pruefpfad.</w:t>
-      </w:r>
-    </w:p>
-    <w:p>
-      <w:r>
-        <w:t>Pruefungsnahe Lesart. Aus Prüfungsrelevanz laesst sich eine gute Transferfrage ableiten: Welche Entscheidung waere falsch, wenn dieser Abschnitt missverstanden wird? Fuer Wirkungsstrategie im Unternehmen lautet die Antwort meist nicht einfach "mehr Wirkung", sondern genauer: bessere Unterscheidung, sauberere Daten, klarere Schutzlinie und rueckgekoppelte Steuerung. Szenarien pruefen Sofortwirkung, Folgewirkung und Reversibilitaet getrennt. Wer das im Fall anwenden kann, hat den Kern der Vorlesung verstanden; wer nur Definitionen wiederholt, bleibt unter dem Anspruch der Akademie.</w:t>
-      </w:r>
-    </w:p>
-    <w:p>
-      <w:r>
-        <w:t>Fallfenster zur Anwendung. Eine Fuehrungsentscheidung erzeugt zugleich Nutzen und Risiken. Die WÖk behandelt Ambivalenz nicht als Stoerung, sondern als Kern der Analyse. Positive Netto-Wirkung darf erst behauptet werden, wenn zentrale negative Wirkungen getrennt geprueft und rote Linien gewahrt sind. Bezogen auf Wirkungsstrategie im Unternehmen heisst das: Die Analyse muss das konkrete Thema ernst nehmen und zugleich den allgemeinen WÖk-Massstab halten. Es geht nicht darum, Akteure moralisch zu sortieren. Es geht darum, Wirkpfade, Wirkungsempfaenger, Datenqualitaet, Risiken und Rueckkopplung so zu beschreiben, dass bessere Entscheidungen moeglich werden.</w:t>
-      </w:r>
-    </w:p>
-    <w:p>
-      <w:r>
-        <w:t>Betroffenenperspektive. Der Abschnitt Lernziele ist in WM-V8 kein Zusatzwissen, sondern ein Pruefstein fuer die Grundfrage des Skripts: Was veraendert sich, bei wem, wodurch und mit welcher Rueckkopplung? Fuer Wirkungsstrategie im Unternehmen wird daran sichtbar, dass Wirkung nicht am Sender, sondern an veraenderten Zustanden der Empfaenger geprueft wird. Die fachliche Grenze liegt dort, wo Lernende interne Erfolgskennzahlen mit gesellschaftlicher Wirkung verwechseln. Die saubere Lesart trennt deshalb Beobachtung, Kausalannahme, Bewertung und Steuerungsfolge. In der Anwendung sollte daraus mindestens eine konkrete Strategie, Prozess, Budget, Zielkonflikt oder Kommunikationsregel abgeleitet werden; sonst bleibt das Wissen erklaerend, aber nicht steuerungsfaehig.</w:t>
-      </w:r>
-    </w:p>
-    <w:p>
-      <w:r>
-        <w:t>Anwendung auf Einleitung / Wirkungsfrage. In einer Fallanalyse beginnt dieser Punkt nicht mit einer Meinung, sondern mit einer belastbaren Beschreibung. Wer WM-V8 pruefungsnah liest, fragt zuerst nach Wirkungsempfaengern, Wirkraum, Zeitraum und Datenquelle. Erst danach folgt die Bewertung im Referenzrahmen Mensch, Planet, Demokratie, SDGs, Agenda 2030 und SDG+. Jede Schlussfolgerung endet mit Entscheidung, Verantwortlichkeit und Termin fuer Rueckpruefung. Der typische Kurzschluss waere, Befunde sammeln, ohne Ressourcen oder Regeln zu veraendern. Genau dagegen setzt die WÖk die Pflicht, Wirkungspotenzial, Wirkungsrisiko und positive Netto-Wirkung begrifflich getrennt zu halten.</w:t>
-      </w:r>
-    </w:p>
-    <w:p>
-      <w:r>
-        <w:t>Evidenzregel. Kernaussage darf im Skript nicht als dekorativer Begriff stehen bleiben. Der Abschnitt traegt nur dann, wenn er eine pruefbare Aussage erlaubt: Welche Quelle stuetzt die Annahme, welche Unsicherheit bleibt offen und welche Gegenbeobachtung wuerde die Bewertung veraendern? Fuer Wirkungsstrategie im Unternehmen heisst das, dass WÖk-Aussagen mit bestehenden Begriffen, Studien, Standards und Rechtsrahmen in Beziehung stehen muessen. Die Studierenden sollen nicht lernen, einen Score nachzusprechen. Sie sollen erkennen, wann ein Score klaert, wann er verdeckt und wann eine rote Linie die Durchschnittslogik stoppt.</w:t>
-      </w:r>
-    </w:p>
-    <w:p>
-      <w:r>
-        <w:t>Fallfenster zur Anwendung. Ein Controlling-Team moechte einen Score bilden. Das Skript verlangt, dass Datenqualitaet, Systemgrenzen, Gewichtung, Unsicherheit und Nichtkompensation sichtbar bleiben. Ein Score darf die Diskussion nicht beenden, sondern muss bessere Fragen, Priorisierung und Rueckkopplung ermoeglichen. Bezogen auf Wirkungsstrategie im Unternehmen heisst das: Die Analyse muss das konkrete Thema ernst nehmen und zugleich den allgemeinen WÖk-Massstab halten. Es geht nicht darum, Akteure moralisch zu sortieren. Es geht darum, Wirkpfade, Wirkungsempfaenger, Datenqualitaet, Risiken und Rueckkopplung so zu beschreiben, dass bessere Entscheidungen moeglich werden.</w:t>
-      </w:r>
-    </w:p>
-    <w:p>
-      <w:r>
-        <w:t>Pruefungsnahe Transferfrage. Formuliere zu WM-V8 eine Wirkungsaussage in drei Saetzen: Erstens den beobachteten oder plausiblen Zustand, zweitens die Daten- oder Quellenlage, drittens die offene Unsicherheit samt Rueckkopplung. Die Antwort muss ohne moralische Personenbewertung auskommen und darf Reichweite nicht mit Wirkung verwechseln.</w:t>
-      </w:r>
-    </w:p>
-    <w:p>
-      <w:r>
-        <w:t>Transfer in Wirkungsmanagement. Quelltext und fachliche Grundlegung verbindet die inhaltliche Deutung mit der spaeteren Praxis. Eine Organisation kann zu Wirkungsstrategie im Unternehmen sehr ueberzeugend kommunizieren und trotzdem an eine Methodik einzufuehren, ohne Entscheidungsmacht, Datenpflichten und Korrekturroutinen mitzudenken scheitern. Darum muss die V1-Fassung immer auch nach Governance fragen: Wer erhebt Daten, wer bewertet sie, wer traegt die Folgen, wer kann widersprechen und wann wird eine Entscheidung korrigiert? Die Analyse markiert Stoppsignale vor jeder Portfolio- oder Score-Debatte. So wird aus einem Lehrkapitel eine verantwortbare Arbeitsroutine.</w:t>
+        <w:t>Schlussvertiefung 1: Wirkungsstrategie im Unternehmen im Anwendungsfall</w:t>
+      </w:r>
+    </w:p>
+    <w:p>
+      <w:r>
+        <w:t>Die folgenden Abschnitte sind keine neue Pruefungsloesung. Sie verdichten die vorhandenen Kapitel zu einer Lesart, mit der Studierende einen Fall selbststaendig analysieren koennen. Im Mittelpunkt stehen Wirkpfade, Wirkungsempfaenger, Bewertung und Rueckkopplung, nicht moralische Personenbewertung.</w:t>
+      </w:r>
+    </w:p>
+    <w:p>
+      <w:r>
+        <w:t>Begriffliche Schlussklaerung. Einleitung / Wirkungsfrage zeigt, warum Wirkungsstrategie im Unternehmen mehr ist als ein Schlagwort im Feld Wirkpfade, Wirkungsempfaenger, Bewertung und Rueckkopplung. Die wirkungsoekonomische Frage lautet: Welche reale Veraenderung wird moeglich, welche bleibt nur Potenzial und wo entsteht ein Wirkungsrisiko? Diese Unterscheidung schuetzt vor Impact-Washing, weil sie Absicht, Aktivitaet, Reichweite und Wirkung auseinanderhaelt.</w:t>
+      </w:r>
+    </w:p>
+    <w:p>
+      <w:r>
+        <w:t>Eine Kommune, ein Unternehmen oder eine Bildungsorganisation will Wirkungsstrategie im Unternehmen praktisch anwenden. Der erste Schritt ist nicht die Auswahl eines Instruments, sondern die Klaerung der Zustandsveraenderung. Bei Einleitung / Wirkungsfrage muss deshalb benannt werden, wer betroffen ist, welcher Zustand sich veraendert, welche Frist gilt und welche Gegenbeobachtung die Annahme widerlegen wuerde. Erst danach entsteht eine begruendete Entscheidung im Feld Strategie, Prozess, Budget, Verantwortlichkeit oder Kommunikationsregel.</w:t>
+      </w:r>
+    </w:p>
+    <w:p>
+      <w:r>
+        <w:t>Wirkpfad und Empfaenger. In WM-V8 muss Kernaussage immer mit Empfaengern gelesen werden. Wirkung entsteht nicht beim Sender, sondern an veraenderten Zustaenden von Menschen, Oekosystemen, Institutionen, Oeffentlichkeit oder kuenftigen Handlungsspielraeumen. Darum reicht es nicht, interne Aktivitaeten zu dokumentieren. Entscheidend ist, ob sich ein Zustand nachvollziehbar veraendert und ob diese Veraenderung im Referenzrahmen Mensch, Planet, Demokratie, SDGs, Agenda 2030 und SDG+ tragfaehig bewertet werden kann.</w:t>
+      </w:r>
+    </w:p>
+    <w:p>
+      <w:r>
+        <w:t>Ein Bericht behauptet, die Massnahme zu Wirkungsstrategie im Unternehmen sei erfolgreich. Die WOE-Lesart fragt bei Kernaussage nach belastbaren Nachweisen: Managementroutine, Stakeholder-Rueckmeldung, Prozessdaten, Entscheidungsprotokoll und Lernschleife. Wenn diese Nachweise fehlen, bleibt die Aussage Wirkungspotenzial oder Kommunikationsbehauptung. Sie kann wichtig sein, aber sie ist noch keine belegte Wirkung.</w:t>
+      </w:r>
+    </w:p>
+    <w:p>
+      <w:r>
+        <w:t>Daten, Quellen und Evidenz. Wissenschaftliche Anschlussfaehigkeit entsteht hier durch Quellenklarheit. Bei Quelltext und fachliche Grundlegung werden interne WOE-Begriffe nicht als Ersatz fuer Belege benutzt, sondern mit Grundlagenwerk, WOE-Referenz, Glossar, Werkzeuge, Journal und externe Fachquellen verbunden. Wo die Datenlage offen bleibt, wird das offengelegt. Wo eine Aussage nur plausibel ist, bleibt sie als Wirkungspotenzial markiert. Wo ein Schaden eine rote Linie beruehrt, greift Nichtkompensation vor Durchschnittslogik.</w:t>
+      </w:r>
+    </w:p>
+    <w:p>
+      <w:r>
+        <w:t>In einer kontroversen Entscheidung wirkt Quelltext und fachliche Grundlegung als Pruefpunkt fuer Ambivalenz. Ein Nutzen fuer eine Gruppe kann mit Risiken fuer andere Wirkungsempfaenger einhergehen. Das Skript verlangt deshalb, positive und negative Zustandsveraenderungen getrennt zu fuehren, bevor von positiver Netto-Wirkung gesprochen wird.</w:t>
+      </w:r>
+    </w:p>
+    <w:p>
+      <w:r>
+        <w:t>Bewertung und rote Linien. In Wirkungsmanagement wird Einstieg / Wirkungsfrage erst steuerungsfaehig, wenn daraus eine Entscheidung folgt. Fuehrung, Strategie, Controlling, Einkauf, Kommunikation und Kultur muessen denselben Wirkungsbegriff verwenden. Ohne diese Rueckkopplung bleibt Reporting eine Beschreibung. Mit Rueckkopplung wird aus Bewertung eine veraenderte Routine: ein anderer Prozess, ein geaenderter Anreiz, eine bessere Datenpflicht, eine korrigierte Kommunikation oder eine neue Priorisierung.</w:t>
+      </w:r>
+    </w:p>
+    <w:p>
+      <w:r>
+        <w:t>Die typische Fehlstelle bei Wirkungsstrategie im Unternehmen liegt darin, Absicht, Aktivitaet oder Reporting als Wirkung zu behandeln. Bei Einstieg / Wirkungsfrage wird diese Fehlstelle konkret: Ein scheinbar plausibler Befund darf nicht zur Abkuerzung werden. Quellen, Systemgrenzen, Unsicherheit und Rueckkopplung bleiben sichtbar.</w:t>
+      </w:r>
+    </w:p>
+    <w:p>
+      <w:r>
+        <w:t>Kontrollfrage. Welche Entscheidung waere falsch, wenn Einstieg / Wirkungsfrage in WM-V8 missverstanden wird? Die Antwort muss mindestens eine Daten- oder Quellenannahme, eine betroffene Gruppe oder Schutzdimension, eine moegliche Nebenwirkung und einen Rueckkopplungsschritt nennen. Richtig ist nicht die lauteste Bewertung, sondern diejenige, die Begriff, Beleg und Steuerungsfolge zusammenhaelt.</w:t>
+      </w:r>
+    </w:p>
+    <w:p>
+      <w:r>
+        <w:t>Steuerung und Rueckkopplung. Die Grenze gegen Scheingenauigkeit verlaeuft bei Skript / Folien (Lernseite) nicht zwischen Optimismus und Pessimismus. Sie verlaeuft zwischen offengelegter Unsicherheit und rhetorischer Sicherheit. Wer Wirkungsstrategie im Unternehmen belastbar anwenden will, benennt Systemgrenze, Zeitraum, Vergleichspunkt und offene Gegenhypothese. Gerade dadurch bleibt das Skript anschlussfaehig fuer Forschung, Praxis und spaetere Revision.</w:t>
+      </w:r>
+    </w:p>
+    <w:p>
+      <w:r>
+        <w:t>Fuer die Pruefung ist Skript / Folien (Lernseite) dann verstanden, wenn daraus eine belastbare Fallantwort entsteht. Eine gute Antwort unterscheidet Beobachtung, Kausalannahme, Bewertung und Steuerungsfolge. Sie bewertet keine Menschen, sondern Wirkpfade, Zustandsveraenderungen, Risiken und institutionelle Bedingungen.</w:t>
+      </w:r>
+    </w:p>
+    <w:p>
+      <w:r>
+        <w:t>Pruefungsnahe Anwendung. Transferaufgabe zeigt, warum Wirkungsstrategie im Unternehmen mehr ist als ein Schlagwort im Feld Wirkpfade, Wirkungsempfaenger, Bewertung und Rueckkopplung. Die wirkungsoekonomische Frage lautet: Welche reale Veraenderung wird moeglich, welche bleibt nur Potenzial und wo entsteht ein Wirkungsrisiko? Diese Unterscheidung schuetzt vor Impact-Washing, weil sie Absicht, Aktivitaet, Reichweite und Wirkung auseinanderhaelt.</w:t>
+      </w:r>
+    </w:p>
+    <w:p>
+      <w:r>
+        <w:t>Eine Kommune, ein Unternehmen oder eine Bildungsorganisation will Wirkungsstrategie im Unternehmen praktisch anwenden. Der erste Schritt ist nicht die Auswahl eines Instruments, sondern die Klaerung der Zustandsveraenderung. Bei Transferaufgabe muss deshalb benannt werden, wer betroffen ist, welcher Zustand sich veraendert, welche Frist gilt und welche Gegenbeobachtung die Annahme widerlegen wuerde. Erst danach entsteht eine begruendete Entscheidung im Feld Strategie, Prozess, Budget, Verantwortlichkeit oder Kommunikationsregel.</w:t>
+      </w:r>
+    </w:p>
+    <w:p>
+      <w:r>
+        <w:t>Rueckfluss. Fuer den WOE-Korpus bedeutet das: Begriffe aus Wirkungsstrategie im Unternehmen sollten dort geschaerft werden, wo sie in Glossar, Werkzeugen, Journal oder Readern doppeldeutig bleiben. Offene Forschungsfragen werden nicht versteckt. Sie markieren die Stelle, an der spaetere Evidenz, ein besserer Datensatz oder eine praezisere Fallstudie die Bewertung veraendern kann.</w:t>
+      </w:r>
+    </w:p>
+    <w:p>
+      <w:r>
+        <w:t>Transfer in den WOE-Korpus. In WM-V8 muss Praxisbeispiel immer mit Empfaengern gelesen werden. Wirkung entsteht nicht beim Sender, sondern an veraenderten Zustaenden von Menschen, Oekosystemen, Institutionen, Oeffentlichkeit oder kuenftigen Handlungsspielraeumen. Darum reicht es nicht, interne Aktivitaeten zu dokumentieren. Entscheidend ist, ob sich ein Zustand nachvollziehbar veraendert und ob diese Veraenderung im Referenzrahmen Mensch, Planet, Demokratie, SDGs, Agenda 2030 und SDG+ tragfaehig bewertet werden kann.</w:t>
+      </w:r>
+    </w:p>
+    <w:p>
+      <w:r>
+        <w:t>Ein Bericht behauptet, die Massnahme zu Wirkungsstrategie im Unternehmen sei erfolgreich. Die WOE-Lesart fragt bei Praxisbeispiel nach belastbaren Nachweisen: Managementroutine, Stakeholder-Rueckmeldung, Prozessdaten, Entscheidungsprotokoll und Lernschleife. Wenn diese Nachweise fehlen, bleibt die Aussage Wirkungspotenzial oder Kommunikationsbehauptung. Sie kann wichtig sein, aber sie ist noch keine belegte Wirkung.</w:t>
+      </w:r>
+    </w:p>
+    <w:p>
+      <w:r>
+        <w:t>Grenzen der Aussage. Wissenschaftliche Anschlussfaehigkeit entsteht hier durch Quellenklarheit. Bei Wirkungsökonomische Vertiefung werden interne WOE-Begriffe nicht als Ersatz fuer Belege benutzt, sondern mit Grundlagenwerk, WOE-Referenz, Glossar, Werkzeuge, Journal und externe Fachquellen verbunden. Wo die Datenlage offen bleibt, wird das offengelegt. Wo eine Aussage nur plausibel ist, bleibt sie als Wirkungspotenzial markiert. Wo ein Schaden eine rote Linie beruehrt, greift Nichtkompensation vor Durchschnittslogik.</w:t>
+      </w:r>
+    </w:p>
+    <w:p>
+      <w:r>
+        <w:t>In einer kontroversen Entscheidung wirkt Wirkungsökonomische Vertiefung als Pruefpunkt fuer Ambivalenz. Ein Nutzen fuer eine Gruppe kann mit Risiken fuer andere Wirkungsempfaenger einhergehen. Das Skript verlangt deshalb, positive und negative Zustandsveraenderungen getrennt zu fuehren, bevor von positiver Netto-Wirkung gesprochen wird.</w:t>
+      </w:r>
+    </w:p>
+    <w:p>
+      <w:r>
+        <w:t>Kontrollfrage. Welche Entscheidung waere falsch, wenn Wirkungsökonomische Vertiefung in WM-V8 missverstanden wird? Die Antwort muss mindestens eine Daten- oder Quellenannahme, eine betroffene Gruppe oder Schutzdimension, eine moegliche Nebenwirkung und einen Rueckkopplungsschritt nennen. Richtig ist nicht die lauteste Bewertung, sondern diejenige, die Begriff, Beleg und Steuerungsfolge zusammenhaelt.</w:t>
       </w:r>
     </w:p>
     <w:p>
@@ -3341,132 +3316,107 @@
         <w:pStyle w:val="Heading3"/>
       </w:pPr>
       <w:r>
-        <w:t>Abschlusskommentar 2: Lesen, pruefen, rueckkoppeln</w:t>
-      </w:r>
-    </w:p>
-    <w:p>
-      <w:r>
-        <w:t>Die folgende Verdichtung fuehrt die vorhandenen Kapitel nicht als Wiederholung, sondern als Anwendung zusammen. Wirkungskompetenz entsteht, wenn dieselbe begriffliche Strenge in Fallanalyse, Datenarbeit, Kommunikation, Governance und Entscheidungspraxis wiedererkannt wird.</w:t>
-      </w:r>
-    </w:p>
-    <w:p>
-      <w:r>
-        <w:t>Grenze gegen Scheingenauigkeit. Gerade bei Einstieg / Wirkungsfrage ist Praezision wichtiger als grosse Begriffe. Eine Wirkungsaussage bleibt schwach, wenn sie nur Aktivitaet, Reichweite, Absicht oder Image beschreibt. Stark wird sie erst, wenn sie die Zustandsveraenderung und ihre Bedingungen offenlegt. In WM-V8 ist deshalb entscheidend, praezise Sprache die erste Sicherung gegen Impact-Washing bildet. Die Fehlerlinie verlaeuft nicht zwischen Optimismus und Pessimismus, sondern zwischen offengelegter Unsicherheit und rhetorischer Sicherheit ohne Pruefpfad.</w:t>
-      </w:r>
-    </w:p>
-    <w:p>
-      <w:r>
-        <w:t>Pruefungsnahe Lesart. Aus Video-/Audio-Vorlesung laesst sich eine gute Transferfrage ableiten: Welche Entscheidung waere falsch, wenn dieser Abschnitt missverstanden wird? Fuer Wirkungsstrategie im Unternehmen lautet die Antwort meist nicht einfach "mehr Wirkung", sondern genauer: bessere Unterscheidung, sauberere Daten, klarere Schutzlinie und rueckgekoppelte Steuerung. Mindestens ein direkter und ein indirekter Wirkpfad muessen nachvollziehbar sein. Wer das im Fall anwenden kann, hat den Kern der Vorlesung verstanden; wer nur Definitionen wiederholt, bleibt unter dem Anspruch der Akademie.</w:t>
-      </w:r>
-    </w:p>
-    <w:p>
-      <w:r>
-        <w:t>Fallfenster zur Anwendung. Ein Kommunikationsbericht nennt viele Aktivitaeten, Reichweiten und Rueckmeldungen. Die V1-Pruefung fragt, ob daraus eine belastbare Wirkungsaussage folgt. Wenn nur Kontakte, Klicks oder Zustimmung vorliegen, bleibt die Aussage im Bereich Wirkungspotenzial oder Resonanz, nicht im Bereich nachgewiesener Wirkung. Bezogen auf Wirkungsstrategie im Unternehmen heisst das: Die Analyse muss das konkrete Thema ernst nehmen und zugleich den allgemeinen WÖk-Massstab halten. Es geht nicht darum, Akteure moralisch zu sortieren. Es geht darum, Wirkpfade, Wirkungsempfaenger, Datenqualitaet, Risiken und Rueckkopplung so zu beschreiben, dass bessere Entscheidungen moeglich werden.</w:t>
-      </w:r>
-    </w:p>
-    <w:p>
-      <w:r>
-        <w:t>Daten- und Quellenklarheit. Der Abschnitt Transkript (Gerüst) ist in WM-V8 kein Zusatzwissen, sondern ein Pruefstein fuer die Grundfrage des Skripts: Was veraendert sich, bei wem, wodurch und mit welcher Rueckkopplung? Fuer Wirkungsstrategie im Unternehmen wird daran sichtbar, dass jede Bewertung nur so belastbar ist wie Datenlage, Quellenstatus, Aktualitaet und Systemgrenze. Die fachliche Grenze liegt dort, wo Lernende eine Zahl ohne Einheit, Zeitraum oder Erhebungslogik als Beweis nutzen. Die saubere Lesart trennt deshalb Beobachtung, Kausalannahme, Bewertung und Steuerungsfolge. In der Anwendung sollte daraus mindestens eine konkrete Strategie, Prozess, Budget, Zielkonflikt oder Kommunikationsregel abgeleitet werden; sonst bleibt das Wissen erklaerend, aber nicht steuerungsfaehig.</w:t>
-      </w:r>
-    </w:p>
-    <w:p>
-      <w:r>
-        <w:t>Anwendung auf Skript / Folien (Lernseite). In einer Fallanalyse beginnt dieser Punkt nicht mit einer Meinung, sondern mit einer belastbaren Beschreibung. Wer WM-V8 pruefungsnah liest, fragt zuerst nach Wirkungsempfaengern, Wirkraum, Zeitraum und Datenquelle. Erst danach folgt die Bewertung im Referenzrahmen Mensch, Planet, Demokratie, SDGs, Agenda 2030 und SDG+. Profile, Zielkonflikte und offene Punkte werden nebeneinander gefuehrt. Der typische Kurzschluss waere, ambivalente Befunde glaetten, damit eine eindeutige Botschaft entsteht. Genau dagegen setzt die WÖk die Pflicht, Wirkungspotenzial, Wirkungsrisiko und positive Netto-Wirkung begrifflich getrennt zu halten.</w:t>
-      </w:r>
-    </w:p>
-    <w:p>
-      <w:r>
-        <w:t>Pruefungsnahe Transferfrage. Formuliere zu WM-V8 eine Wirkungsaussage in drei Saetzen: Erstens den beobachteten oder plausiblen Zustand, zweitens die Daten- oder Quellenlage, drittens die offene Unsicherheit samt Rueckkopplung. Die Antwort muss ohne moralische Personenbewertung auskommen und darf Reichweite nicht mit Wirkung verwechseln.</w:t>
-      </w:r>
-    </w:p>
-    <w:p>
-      <w:r>
-        <w:t>Evidenzregel. Transferaufgabe darf im Skript nicht als dekorativer Begriff stehen bleiben. Der Abschnitt traegt nur dann, wenn er eine pruefbare Aussage erlaubt: Welche Quelle stuetzt die Annahme, welche Unsicherheit bleibt offen und welche Gegenbeobachtung wuerde die Bewertung veraendern? Fuer Wirkungsstrategie im Unternehmen heisst das, dass schwere zentrale Schaeden nicht durch beliebige positive Einzelwerte neutralisiert werden duerfen. Die Studierenden sollen nicht lernen, einen Score nachzusprechen. Sie sollen erkennen, wann ein Score klaert, wann er verdeckt und wann eine rote Linie die Durchschnittslogik stoppt.</w:t>
-      </w:r>
-    </w:p>
-    <w:p>
-      <w:r>
-        <w:t>Fallfenster zur Anwendung. Eine Organisation plant eine Massnahme und formuliert dazu eine positive Absicht. In der WÖk reicht das nicht. Fuer diese Vorlesung muss sichtbar werden, welche Zustandsveraenderung erwartet wird, welche Empfaenger direkt oder indirekt betroffen sind, welche Nebenwirkungen entstehen koennen und welche Entscheidung spaeter korrigiert wird. Bezogen auf Wirkungsstrategie im Unternehmen heisst das: Die Analyse muss das konkrete Thema ernst nehmen und zugleich den allgemeinen WÖk-Massstab halten. Es geht nicht darum, Akteure moralisch zu sortieren. Es geht darum, Wirkpfade, Wirkungsempfaenger, Datenqualitaet, Risiken und Rueckkopplung so zu beschreiben, dass bessere Entscheidungen moeglich werden.</w:t>
-      </w:r>
-    </w:p>
-    <w:p>
-      <w:r>
-        <w:t>Transfer in Wirkungsmanagement. Praxisbeispiel verbindet die inhaltliche Deutung mit der spaeteren Praxis. Eine Organisation kann zu Wirkungsstrategie im Unternehmen sehr ueberzeugend kommunizieren und trotzdem an eine Methodik einzufuehren, ohne Entscheidungsmacht, Datenpflichten und Korrekturroutinen mitzudenken scheitern. Darum muss die V1-Fassung immer auch nach Governance fragen: Wer erhebt Daten, wer bewertet sie, wer traegt die Folgen, wer kann widersprechen und wann wird eine Entscheidung korrigiert? Jeder Analyseblock fragt nach der Routine, die nach der Bewertung angepasst wird. So wird aus einem Lehrkapitel eine verantwortbare Arbeitsroutine.</w:t>
-      </w:r>
-    </w:p>
-    <w:p>
-      <w:r>
-        <w:t>Grenze gegen Scheingenauigkeit. Gerade bei Wirkungsökonomische Vertiefung ist Praezision wichtiger als grosse Begriffe. Eine Wirkungsaussage bleibt schwach, wenn sie nur Aktivitaet, Reichweite, Absicht oder Image beschreibt. Stark wird sie erst, wenn sie die Zustandsveraenderung und ihre Bedingungen offenlegt. In WM-V8 ist deshalb entscheidend, Wirkungsbewertung Verfahren, Rechte, Transparenz und Korrektur braucht. Die Fehlerlinie verlaeuft nicht zwischen Optimismus und Pessimismus, sondern zwischen offengelegter Unsicherheit und rhetorischer Sicherheit ohne Pruefpfad.</w:t>
-      </w:r>
-    </w:p>
-    <w:p>
-      <w:r>
-        <w:t>Pruefungsnahe Lesart. Aus Prüfungsrelevanz laesst sich eine gute Transferfrage ableiten: Welche Entscheidung waere falsch, wenn dieser Abschnitt missverstanden wird? Fuer Wirkungsstrategie im Unternehmen lautet die Antwort meist nicht einfach "mehr Wirkung", sondern genauer: bessere Unterscheidung, sauberere Daten, klarere Schutzlinie und rueckgekoppelte Steuerung. Pruefungsfragen verbinden Begriff, Anwendung, Evidenz und rote Linie. Wer das im Fall anwenden kann, hat den Kern der Vorlesung verstanden; wer nur Definitionen wiederholt, bleibt unter dem Anspruch der Akademie.</w:t>
-      </w:r>
-    </w:p>
-    <w:p>
-      <w:r>
-        <w:t>Fallfenster zur Anwendung. Eine Fuehrungsentscheidung erzeugt zugleich Nutzen und Risiken. Die WÖk behandelt Ambivalenz nicht als Stoerung, sondern als Kern der Analyse. Positive Netto-Wirkung darf erst behauptet werden, wenn zentrale negative Wirkungen getrennt geprueft und rote Linien gewahrt sind. Bezogen auf Wirkungsstrategie im Unternehmen heisst das: Die Analyse muss das konkrete Thema ernst nehmen und zugleich den allgemeinen WÖk-Massstab halten. Es geht nicht darum, Akteure moralisch zu sortieren. Es geht darum, Wirkpfade, Wirkungsempfaenger, Datenqualitaet, Risiken und Rueckkopplung so zu beschreiben, dass bessere Entscheidungen moeglich werden.</w:t>
-      </w:r>
-    </w:p>
-    <w:p>
-      <w:r>
-        <w:t>Organisationale Umsetzung. Der Abschnitt Lernziele ist in WM-V8 kein Zusatzwissen, sondern ein Pruefstein fuer die Grundfrage des Skripts: Was veraendert sich, bei wem, wodurch und mit welcher Rueckkopplung? Fuer Wirkungsstrategie im Unternehmen wird daran sichtbar, dass WÖk-Begriffe im Alltag nur tragen, wenn sie in Routinen uebersetzt werden. Die fachliche Grenze liegt dort, wo Lernende Verantwortung an eine einzelne Nachhaltigkeitsfunktion auslagern. Die saubere Lesart trennt deshalb Beobachtung, Kausalannahme, Bewertung und Steuerungsfolge. In der Anwendung sollte daraus mindestens eine konkrete Strategie, Prozess, Budget, Zielkonflikt oder Kommunikationsregel abgeleitet werden; sonst bleibt das Wissen erklaerend, aber nicht steuerungsfaehig.</w:t>
-      </w:r>
-    </w:p>
-    <w:p>
-      <w:r>
-        <w:t>Pruefungsnahe Transferfrage. Formuliere zu WM-V8 eine Wirkungsaussage in drei Saetzen: Erstens den beobachteten oder plausiblen Zustand, zweitens die Daten- oder Quellenlage, drittens die offene Unsicherheit samt Rueckkopplung. Die Antwort muss ohne moralische Personenbewertung auskommen und darf Reichweite nicht mit Wirkung verwechseln.</w:t>
-      </w:r>
-    </w:p>
-    <w:p>
-      <w:r>
-        <w:t>Anwendung auf Einleitung / Wirkungsfrage. In einer Fallanalyse beginnt dieser Punkt nicht mit einer Meinung, sondern mit einer belastbaren Beschreibung. Wer WM-V8 pruefungsnah liest, fragt zuerst nach Wirkungsempfaengern, Wirkraum, Zeitraum und Datenquelle. Erst danach folgt die Bewertung im Referenzrahmen Mensch, Planet, Demokratie, SDGs, Agenda 2030 und SDG+. Gute Kommunikation unterscheidet Befund, Annahme und normative Bewertung. Der typische Kurzschluss waere, Eindeutigkeit behaupten, wo die Datenlage nur Potenzial oder Risiko traegt. Genau dagegen setzt die WÖk die Pflicht, Wirkungspotenzial, Wirkungsrisiko und positive Netto-Wirkung begrifflich getrennt zu halten.</w:t>
-      </w:r>
-    </w:p>
-    <w:p>
-      <w:r>
-        <w:t>Evidenzregel. Kernaussage darf im Skript nicht als dekorativer Begriff stehen bleiben. Der Abschnitt traegt nur dann, wenn er eine pruefbare Aussage erlaubt: Welche Quelle stuetzt die Annahme, welche Unsicherheit bleibt offen und welche Gegenbeobachtung wuerde die Bewertung veraendern? Fuer Wirkungsstrategie im Unternehmen heisst das, dass jede Wirkungsaussage eine Grenze zieht und diese Grenze begruenden muss. Die Studierenden sollen nicht lernen, einen Score nachzusprechen. Sie sollen erkennen, wann ein Score klaert, wann er verdeckt und wann eine rote Linie die Durchschnittslogik stoppt.</w:t>
-      </w:r>
-    </w:p>
-    <w:p>
-      <w:r>
-        <w:t>Fallfenster zur Anwendung. Ein Controlling-Team moechte einen Score bilden. Das Skript verlangt, dass Datenqualitaet, Systemgrenzen, Gewichtung, Unsicherheit und Nichtkompensation sichtbar bleiben. Ein Score darf die Diskussion nicht beenden, sondern muss bessere Fragen, Priorisierung und Rueckkopplung ermoeglichen. Bezogen auf Wirkungsstrategie im Unternehmen heisst das: Die Analyse muss das konkrete Thema ernst nehmen und zugleich den allgemeinen WÖk-Massstab halten. Es geht nicht darum, Akteure moralisch zu sortieren. Es geht darum, Wirkpfade, Wirkungsempfaenger, Datenqualitaet, Risiken und Rueckkopplung so zu beschreiben, dass bessere Entscheidungen moeglich werden.</w:t>
-      </w:r>
-    </w:p>
-    <w:p>
-      <w:r>
-        <w:t>Transfer in Wirkungsmanagement. Quelltext und fachliche Grundlegung verbindet die inhaltliche Deutung mit der spaeteren Praxis. Eine Organisation kann zu Wirkungsstrategie im Unternehmen sehr ueberzeugend kommunizieren und trotzdem an eine Methodik einzufuehren, ohne Entscheidungsmacht, Datenpflichten und Korrekturroutinen mitzudenken scheitern. Darum muss die V1-Fassung immer auch nach Governance fragen: Wer erhebt Daten, wer bewertet sie, wer traegt die Folgen, wer kann widersprechen und wann wird eine Entscheidung korrigiert? Szenarien pruefen Sofortwirkung, Folgewirkung und Reversibilitaet getrennt. So wird aus einem Lehrkapitel eine verantwortbare Arbeitsroutine.</w:t>
-      </w:r>
-    </w:p>
-    <w:p>
-      <w:r>
-        <w:t>Grenze gegen Scheingenauigkeit. Gerade bei Einstieg / Wirkungsfrage ist Praezision wichtiger als grosse Begriffe. Eine Wirkungsaussage bleibt schwach, wenn sie nur Aktivitaet, Reichweite, Absicht oder Image beschreibt. Stark wird sie erst, wenn sie die Zustandsveraenderung und ihre Bedingungen offenlegt. In WM-V8 ist deshalb entscheidend, Wirkung nicht am Sender, sondern an veraenderten Zustanden der Empfaenger geprueft wird. Die Fehlerlinie verlaeuft nicht zwischen Optimismus und Pessimismus, sondern zwischen offengelegter Unsicherheit und rhetorischer Sicherheit ohne Pruefpfad.</w:t>
-      </w:r>
-    </w:p>
-    <w:p>
-      <w:r>
-        <w:t>Pruefungsnahe Lesart. Aus Video-/Audio-Vorlesung laesst sich eine gute Transferfrage ableiten: Welche Entscheidung waere falsch, wenn dieser Abschnitt missverstanden wird? Fuer Wirkungsstrategie im Unternehmen lautet die Antwort meist nicht einfach "mehr Wirkung", sondern genauer: bessere Unterscheidung, sauberere Daten, klarere Schutzlinie und rueckgekoppelte Steuerung. Jede Schlussfolgerung endet mit Entscheidung, Verantwortlichkeit und Termin fuer Rueckpruefung. Wer das im Fall anwenden kann, hat den Kern der Vorlesung verstanden; wer nur Definitionen wiederholt, bleibt unter dem Anspruch der Akademie.</w:t>
-      </w:r>
-    </w:p>
-    <w:p>
-      <w:r>
-        <w:t>Fallfenster zur Anwendung. Ein Kommunikationsbericht nennt viele Aktivitaeten, Reichweiten und Rueckmeldungen. Die V1-Pruefung fragt, ob daraus eine belastbare Wirkungsaussage folgt. Wenn nur Kontakte, Klicks oder Zustimmung vorliegen, bleibt die Aussage im Bereich Wirkungspotenzial oder Resonanz, nicht im Bereich nachgewiesener Wirkung. Bezogen auf Wirkungsstrategie im Unternehmen heisst das: Die Analyse muss das konkrete Thema ernst nehmen und zugleich den allgemeinen WÖk-Massstab halten. Es geht nicht darum, Akteure moralisch zu sortieren. Es geht darum, Wirkpfade, Wirkungsempfaenger, Datenqualitaet, Risiken und Rueckkopplung so zu beschreiben, dass bessere Entscheidungen moeglich werden.</w:t>
-      </w:r>
-    </w:p>
-    <w:p>
-      <w:r>
-        <w:t>Pruefungsnahe Transferfrage. Formuliere zu WM-V8 eine Wirkungsaussage in drei Saetzen: Erstens den beobachteten oder plausiblen Zustand, zweitens die Daten- oder Quellenlage, drittens die offene Unsicherheit samt Rueckkopplung. Die Antwort muss ohne moralische Personenbewertung auskommen und darf Reichweite nicht mit Wirkung verwechseln.</w:t>
-      </w:r>
-    </w:p>
-    <w:p>
-      <w:r>
-        <w:t>Wissenschaftliche Anschlussfaehigkeit. Der Abschnitt Transkript (Gerüst) ist in WM-V8 kein Zusatzwissen, sondern ein Pruefstein fuer die Grundfrage des Skripts: Was veraendert sich, bei wem, wodurch und mit welcher Rueckkopplung? Fuer Wirkungsstrategie im Unternehmen wird daran sichtbar, dass WÖk-Aussagen mit bestehenden Begriffen, Studien, Standards und Rechtsrahmen in Beziehung stehen muessen. Die fachliche Grenze liegt dort, wo Lernende hausinterne Sprache als Ersatz fuer zitierfaehige Begruendung verwenden. Die saubere Lesart trennt deshalb Beobachtung, Kausalannahme, Bewertung und Steuerungsfolge. In der Anwendung sollte daraus mindestens eine konkrete Strategie, Prozess, Budget, Zielkonflikt oder Kommunikationsregel abgeleitet werden; sonst bleibt das Wissen erklaerend, aber nicht steuerungsfaehig.</w:t>
-      </w:r>
-    </w:p>
-    <w:p>
-      <w:r>
-        <w:t>Anwendung auf Skript / Folien (Lernseite). In einer Fallanalyse beginnt dieser Punkt nicht mit einer Meinung, sondern mit einer belastbaren Beschreibung. Wer WM-V8 pruefungsnah liest, fragt zuerst nach Wirkungsempfaengern, Wirkraum, Zeitraum und Datenquelle. Erst danach folgt die Bewertung im Referenzrahmen Mensch, Planet, Demokratie, SDGs, Agenda 2030 und SDG+. Die Analyse markiert Stoppsignale vor jeder Portfolio- oder Score-Debatte. Der typische Kurzschluss waere, ein gutes Teilresultat gegen zentrale Schaeden aufrechnen. Genau dagegen setzt die WÖk die Pflicht, Wirkungspotenzial, Wirkungsrisiko und positive Netto-Wirkung begrifflich getrennt zu halten.</w:t>
+        <w:t>Schlussvertiefung 2: Wirkungsstrategie im Unternehmen im Anwendungsfall</w:t>
+      </w:r>
+    </w:p>
+    <w:p>
+      <w:r>
+        <w:t>Die folgenden Abschnitte sind keine neue Pruefungsloesung. Sie verdichten die vorhandenen Kapitel zu einer Lesart, mit der Studierende einen Fall selbststaendig analysieren koennen. Im Mittelpunkt stehen Wirkpfade, Wirkungsempfaenger, Bewertung und Rueckkopplung, nicht moralische Personenbewertung.</w:t>
+      </w:r>
+    </w:p>
+    <w:p>
+      <w:r>
+        <w:t>Begriffliche Schlussklaerung. In Wirkungsmanagement wird Begriffliche Präzision erst steuerungsfaehig, wenn daraus eine Entscheidung folgt. Fuehrung, Strategie, Controlling, Einkauf, Kommunikation und Kultur muessen denselben Wirkungsbegriff verwenden. Ohne diese Rueckkopplung bleibt Reporting eine Beschreibung. Mit Rueckkopplung wird aus Bewertung eine veraenderte Routine: ein anderer Prozess, ein geaenderter Anreiz, eine bessere Datenpflicht, eine korrigierte Kommunikation oder eine neue Priorisierung.</w:t>
+      </w:r>
+    </w:p>
+    <w:p>
+      <w:r>
+        <w:t>Die typische Fehlstelle bei Wirkungsstrategie im Unternehmen liegt darin, Absicht, Aktivitaet oder Reporting als Wirkung zu behandeln. Bei Begriffliche Präzision wird diese Fehlstelle konkret: Ein scheinbar plausibler Befund darf nicht zur Abkuerzung werden. Quellen, Systemgrenzen, Unsicherheit und Rueckkopplung bleiben sichtbar.</w:t>
+      </w:r>
+    </w:p>
+    <w:p>
+      <w:r>
+        <w:t>Wirkpfad und Empfaenger. Die Grenze gegen Scheingenauigkeit verlaeuft bei Wirkpfad nicht zwischen Optimismus und Pessimismus. Sie verlaeuft zwischen offengelegter Unsicherheit und rhetorischer Sicherheit. Wer Wirkungsstrategie im Unternehmen belastbar anwenden will, benennt Systemgrenze, Zeitraum, Vergleichspunkt und offene Gegenhypothese. Gerade dadurch bleibt das Skript anschlussfaehig fuer Forschung, Praxis und spaetere Revision.</w:t>
+      </w:r>
+    </w:p>
+    <w:p>
+      <w:r>
+        <w:t>Fuer die Pruefung ist Wirkpfad dann verstanden, wenn daraus eine belastbare Fallantwort entsteht. Eine gute Antwort unterscheidet Beobachtung, Kausalannahme, Bewertung und Steuerungsfolge. Sie bewertet keine Menschen, sondern Wirkpfade, Zustandsveraenderungen, Risiken und institutionelle Bedingungen.</w:t>
+      </w:r>
+    </w:p>
+    <w:p>
+      <w:r>
+        <w:t>Daten, Quellen und Evidenz. Leitthese zeigt, warum Wirkungsstrategie im Unternehmen mehr ist als ein Schlagwort im Feld Wirkpfade, Wirkungsempfaenger, Bewertung und Rueckkopplung. Die wirkungsoekonomische Frage lautet: Welche reale Veraenderung wird moeglich, welche bleibt nur Potenzial und wo entsteht ein Wirkungsrisiko? Diese Unterscheidung schuetzt vor Impact-Washing, weil sie Absicht, Aktivitaet, Reichweite und Wirkung auseinanderhaelt.</w:t>
+      </w:r>
+    </w:p>
+    <w:p>
+      <w:r>
+        <w:t>Eine Kommune, ein Unternehmen oder eine Bildungsorganisation will Wirkungsstrategie im Unternehmen praktisch anwenden. Der erste Schritt ist nicht die Auswahl eines Instruments, sondern die Klaerung der Zustandsveraenderung. Bei Leitthese muss deshalb benannt werden, wer betroffen ist, welcher Zustand sich veraendert, welche Frist gilt und welche Gegenbeobachtung die Annahme widerlegen wuerde. Erst danach entsteht eine begruendete Entscheidung im Feld Strategie, Prozess, Budget, Verantwortlichkeit oder Kommunikationsregel.</w:t>
+      </w:r>
+    </w:p>
+    <w:p>
+      <w:r>
+        <w:t>Bewertung und rote Linien. In WM-V8 muss Didaktische Einordnung im Studiengang immer mit Empfaengern gelesen werden. Wirkung entsteht nicht beim Sender, sondern an veraenderten Zustaenden von Menschen, Oekosystemen, Institutionen, Oeffentlichkeit oder kuenftigen Handlungsspielraeumen. Darum reicht es nicht, interne Aktivitaeten zu dokumentieren. Entscheidend ist, ob sich ein Zustand nachvollziehbar veraendert und ob diese Veraenderung im Referenzrahmen Mensch, Planet, Demokratie, SDGs, Agenda 2030 und SDG+ tragfaehig bewertet werden kann.</w:t>
+      </w:r>
+    </w:p>
+    <w:p>
+      <w:r>
+        <w:t>Ein Bericht behauptet, die Massnahme zu Wirkungsstrategie im Unternehmen sei erfolgreich. Die WOE-Lesart fragt bei Didaktische Einordnung im Studiengang nach belastbaren Nachweisen: Managementroutine, Stakeholder-Rueckmeldung, Prozessdaten, Entscheidungsprotokoll und Lernschleife. Wenn diese Nachweise fehlen, bleibt die Aussage Wirkungspotenzial oder Kommunikationsbehauptung. Sie kann wichtig sein, aber sie ist noch keine belegte Wirkung.</w:t>
+      </w:r>
+    </w:p>
+    <w:p>
+      <w:r>
+        <w:t>Kontrollfrage. Welche Entscheidung waere falsch, wenn Didaktische Einordnung im Studiengang in WM-V8 missverstanden wird? Die Antwort muss mindestens eine Daten- oder Quellenannahme, eine betroffene Gruppe oder Schutzdimension, eine moegliche Nebenwirkung und einen Rueckkopplungsschritt nennen. Richtig ist nicht die lauteste Bewertung, sondern diejenige, die Begriff, Beleg und Steuerungsfolge zusammenhaelt.</w:t>
+      </w:r>
+    </w:p>
+    <w:p>
+      <w:r>
+        <w:t>Rueckfluss. Fuer den WOE-Korpus bedeutet das: Begriffe aus Wirkungsstrategie im Unternehmen sollten dort geschaerft werden, wo sie in Glossar, Werkzeugen, Journal oder Readern doppeldeutig bleiben. Offene Forschungsfragen werden nicht versteckt. Sie markieren die Stelle, an der spaetere Evidenz, ein besserer Datensatz oder eine praezisere Fallstudie die Bewertung veraendern kann.</w:t>
+      </w:r>
+    </w:p>
+    <w:p>
+      <w:r>
+        <w:t>Steuerung und Rueckkopplung. Wissenschaftliche Anschlussfaehigkeit entsteht hier durch Quellenklarheit. Bei Analysemodell werden interne WOE-Begriffe nicht als Ersatz fuer Belege benutzt, sondern mit Grundlagenwerk, WOE-Referenz, Glossar, Werkzeuge, Journal und externe Fachquellen verbunden. Wo die Datenlage offen bleibt, wird das offengelegt. Wo eine Aussage nur plausibel ist, bleibt sie als Wirkungspotenzial markiert. Wo ein Schaden eine rote Linie beruehrt, greift Nichtkompensation vor Durchschnittslogik.</w:t>
+      </w:r>
+    </w:p>
+    <w:p>
+      <w:r>
+        <w:t>In einer kontroversen Entscheidung wirkt Analysemodell als Pruefpunkt fuer Ambivalenz. Ein Nutzen fuer eine Gruppe kann mit Risiken fuer andere Wirkungsempfaenger einhergehen. Das Skript verlangt deshalb, positive und negative Zustandsveraenderungen getrennt zu fuehren, bevor von positiver Netto-Wirkung gesprochen wird.</w:t>
+      </w:r>
+    </w:p>
+    <w:p>
+      <w:r>
+        <w:t>Pruefungsnahe Anwendung. In Wirkungsmanagement wird Modellformel erst steuerungsfaehig, wenn daraus eine Entscheidung folgt. Fuehrung, Strategie, Controlling, Einkauf, Kommunikation und Kultur muessen denselben Wirkungsbegriff verwenden. Ohne diese Rueckkopplung bleibt Reporting eine Beschreibung. Mit Rueckkopplung wird aus Bewertung eine veraenderte Routine: ein anderer Prozess, ein geaenderter Anreiz, eine bessere Datenpflicht, eine korrigierte Kommunikation oder eine neue Priorisierung.</w:t>
+      </w:r>
+    </w:p>
+    <w:p>
+      <w:r>
+        <w:t>Die typische Fehlstelle bei Wirkungsstrategie im Unternehmen liegt darin, Absicht, Aktivitaet oder Reporting als Wirkung zu behandeln. Bei Modellformel wird diese Fehlstelle konkret: Ein scheinbar plausibler Befund darf nicht zur Abkuerzung werden. Quellen, Systemgrenzen, Unsicherheit und Rueckkopplung bleiben sichtbar.</w:t>
+      </w:r>
+    </w:p>
+    <w:p>
+      <w:r>
+        <w:t>Transfer in den WOE-Korpus. Die Grenze gegen Scheingenauigkeit verlaeuft bei Fallfenster nicht zwischen Optimismus und Pessimismus. Sie verlaeuft zwischen offengelegter Unsicherheit und rhetorischer Sicherheit. Wer Wirkungsstrategie im Unternehmen belastbar anwenden will, benennt Systemgrenze, Zeitraum, Vergleichspunkt und offene Gegenhypothese. Gerade dadurch bleibt das Skript anschlussfaehig fuer Forschung, Praxis und spaetere Revision.</w:t>
+      </w:r>
+    </w:p>
+    <w:p>
+      <w:r>
+        <w:t>Fuer die Pruefung ist Fallfenster dann verstanden, wenn daraus eine belastbare Fallantwort entsteht. Eine gute Antwort unterscheidet Beobachtung, Kausalannahme, Bewertung und Steuerungsfolge. Sie bewertet keine Menschen, sondern Wirkpfade, Zustandsveraenderungen, Risiken und institutionelle Bedingungen.</w:t>
+      </w:r>
+    </w:p>
+    <w:p>
+      <w:r>
+        <w:t>Grenzen der Aussage. Prüfungsnahe Fallfragen ohne geschützte Antwortlogik zeigt, warum Wirkungsstrategie im Unternehmen mehr ist als ein Schlagwort im Feld Wirkpfade, Wirkungsempfaenger, Bewertung und Rueckkopplung. Die wirkungsoekonomische Frage lautet: Welche reale Veraenderung wird moeglich, welche bleibt nur Potenzial und wo entsteht ein Wirkungsrisiko? Diese Unterscheidung schuetzt vor Impact-Washing, weil sie Absicht, Aktivitaet, Reichweite und Wirkung auseinanderhaelt.</w:t>
+      </w:r>
+    </w:p>
+    <w:p>
+      <w:r>
+        <w:t>Eine Kommune, ein Unternehmen oder eine Bildungsorganisation will Wirkungsstrategie im Unternehmen praktisch anwenden. Der erste Schritt ist nicht die Auswahl eines Instruments, sondern die Klaerung der Zustandsveraenderung. Bei Prüfungsnahe Fallfragen ohne geschützte Antwortlogik muss deshalb benannt werden, wer betroffen ist, welcher Zustand sich veraendert, welche Frist gilt und welche Gegenbeobachtung die Annahme widerlegen wuerde. Erst danach entsteht eine begruendete Entscheidung im Feld Strategie, Prozess, Budget, Verantwortlichkeit oder Kommunikationsregel.</w:t>
+      </w:r>
+    </w:p>
+    <w:p>
+      <w:r>
+        <w:t>Kontrollfrage. Welche Entscheidung waere falsch, wenn Prüfungsnahe Fallfragen ohne geschützte Antwortlogik in WM-V8 missverstanden wird? Die Antwort muss mindestens eine Daten- oder Quellenannahme, eine betroffene Gruppe oder Schutzdimension, eine moegliche Nebenwirkung und einen Rueckkopplungsschritt nennen. Richtig ist nicht die lauteste Bewertung, sondern diejenige, die Begriff, Beleg und Steuerungsfolge zusammenhaelt.</w:t>
       </w:r>
     </w:p>
     <w:p>
@@ -3474,137 +3424,112 @@
         <w:pStyle w:val="Heading3"/>
       </w:pPr>
       <w:r>
-        <w:t>Abschlusskommentar 3: Lesen, pruefen, rueckkoppeln</w:t>
-      </w:r>
-    </w:p>
-    <w:p>
-      <w:r>
-        <w:t>Die folgende Verdichtung fuehrt die vorhandenen Kapitel nicht als Wiederholung, sondern als Anwendung zusammen. Wirkungskompetenz entsteht, wenn dieselbe begriffliche Strenge in Fallanalyse, Datenarbeit, Kommunikation, Governance und Entscheidungspraxis wiedererkannt wird.</w:t>
-      </w:r>
-    </w:p>
-    <w:p>
-      <w:r>
-        <w:t>Evidenzregel. Transferaufgabe darf im Skript nicht als dekorativer Begriff stehen bleiben. Der Abschnitt traegt nur dann, wenn er eine pruefbare Aussage erlaubt: Welche Quelle stuetzt die Annahme, welche Unsicherheit bleibt offen und welche Gegenbeobachtung wuerde die Bewertung veraendern? Fuer Wirkungsstrategie im Unternehmen heisst das, dass praezise Sprache die erste Sicherung gegen Impact-Washing bildet. Die Studierenden sollen nicht lernen, einen Score nachzusprechen. Sie sollen erkennen, wann ein Score klaert, wann er verdeckt und wann eine rote Linie die Durchschnittslogik stoppt.</w:t>
-      </w:r>
-    </w:p>
-    <w:p>
-      <w:r>
-        <w:t>Fallfenster zur Anwendung. Eine Organisation plant eine Massnahme und formuliert dazu eine positive Absicht. In der WÖk reicht das nicht. Fuer diese Vorlesung muss sichtbar werden, welche Zustandsveraenderung erwartet wird, welche Empfaenger direkt oder indirekt betroffen sind, welche Nebenwirkungen entstehen koennen und welche Entscheidung spaeter korrigiert wird. Bezogen auf Wirkungsstrategie im Unternehmen heisst das: Die Analyse muss das konkrete Thema ernst nehmen und zugleich den allgemeinen WÖk-Massstab halten. Es geht nicht darum, Akteure moralisch zu sortieren. Es geht darum, Wirkpfade, Wirkungsempfaenger, Datenqualitaet, Risiken und Rueckkopplung so zu beschreiben, dass bessere Entscheidungen moeglich werden.</w:t>
-      </w:r>
-    </w:p>
-    <w:p>
-      <w:r>
-        <w:t>Transfer in Wirkungsmanagement. Praxisbeispiel verbindet die inhaltliche Deutung mit der spaeteren Praxis. Eine Organisation kann zu Wirkungsstrategie im Unternehmen sehr ueberzeugend kommunizieren und trotzdem an eine Methodik einzufuehren, ohne Entscheidungsmacht, Datenpflichten und Korrekturroutinen mitzudenken scheitern. Darum muss die V1-Fassung immer auch nach Governance fragen: Wer erhebt Daten, wer bewertet sie, wer traegt die Folgen, wer kann widersprechen und wann wird eine Entscheidung korrigiert? Mindestens ein direkter und ein indirekter Wirkpfad muessen nachvollziehbar sein. So wird aus einem Lehrkapitel eine verantwortbare Arbeitsroutine.</w:t>
-      </w:r>
-    </w:p>
-    <w:p>
-      <w:r>
-        <w:t>Grenze gegen Scheingenauigkeit. Gerade bei Wirkungsökonomische Vertiefung ist Praezision wichtiger als grosse Begriffe. Eine Wirkungsaussage bleibt schwach, wenn sie nur Aktivitaet, Reichweite, Absicht oder Image beschreibt. Stark wird sie erst, wenn sie die Zustandsveraenderung und ihre Bedingungen offenlegt. In WM-V8 ist deshalb entscheidend, jede Bewertung nur so belastbar ist wie Datenlage, Quellenstatus, Aktualitaet und Systemgrenze. Die Fehlerlinie verlaeuft nicht zwischen Optimismus und Pessimismus, sondern zwischen offengelegter Unsicherheit und rhetorischer Sicherheit ohne Pruefpfad.</w:t>
-      </w:r>
-    </w:p>
-    <w:p>
-      <w:r>
-        <w:t>Pruefungsnahe Transferfrage. Formuliere zu WM-V8 eine Wirkungsaussage in drei Saetzen: Erstens den beobachteten oder plausiblen Zustand, zweitens die Daten- oder Quellenlage, drittens die offene Unsicherheit samt Rueckkopplung. Die Antwort muss ohne moralische Personenbewertung auskommen und darf Reichweite nicht mit Wirkung verwechseln.</w:t>
-      </w:r>
-    </w:p>
-    <w:p>
-      <w:r>
-        <w:t>Pruefungsnahe Lesart. Aus Prüfungsrelevanz laesst sich eine gute Transferfrage ableiten: Welche Entscheidung waere falsch, wenn dieser Abschnitt missverstanden wird? Fuer Wirkungsstrategie im Unternehmen lautet die Antwort meist nicht einfach "mehr Wirkung", sondern genauer: bessere Unterscheidung, sauberere Daten, klarere Schutzlinie und rueckgekoppelte Steuerung. Profile, Zielkonflikte und offene Punkte werden nebeneinander gefuehrt. Wer das im Fall anwenden kann, hat den Kern der Vorlesung verstanden; wer nur Definitionen wiederholt, bleibt unter dem Anspruch der Akademie.</w:t>
-      </w:r>
-    </w:p>
-    <w:p>
-      <w:r>
-        <w:t>Fallfenster zur Anwendung. Eine Fuehrungsentscheidung erzeugt zugleich Nutzen und Risiken. Die WÖk behandelt Ambivalenz nicht als Stoerung, sondern als Kern der Analyse. Positive Netto-Wirkung darf erst behauptet werden, wenn zentrale negative Wirkungen getrennt geprueft und rote Linien gewahrt sind. Bezogen auf Wirkungsstrategie im Unternehmen heisst das: Die Analyse muss das konkrete Thema ernst nehmen und zugleich den allgemeinen WÖk-Massstab halten. Es geht nicht darum, Akteure moralisch zu sortieren. Es geht darum, Wirkpfade, Wirkungsempfaenger, Datenqualitaet, Risiken und Rueckkopplung so zu beschreiben, dass bessere Entscheidungen moeglich werden.</w:t>
-      </w:r>
-    </w:p>
-    <w:p>
-      <w:r>
-        <w:t>Nichtkompensation. Der Abschnitt Lernziele ist in WM-V8 kein Zusatzwissen, sondern ein Pruefstein fuer die Grundfrage des Skripts: Was veraendert sich, bei wem, wodurch und mit welcher Rueckkopplung? Fuer Wirkungsstrategie im Unternehmen wird daran sichtbar, dass schwere zentrale Schaeden nicht durch beliebige positive Einzelwerte neutralisiert werden duerfen. Die fachliche Grenze liegt dort, wo Lernende eine Durchschnittslogik als moralische Entlastung verwenden. Die saubere Lesart trennt deshalb Beobachtung, Kausalannahme, Bewertung und Steuerungsfolge. In der Anwendung sollte daraus mindestens eine konkrete Strategie, Prozess, Budget, Zielkonflikt oder Kommunikationsregel abgeleitet werden; sonst bleibt das Wissen erklaerend, aber nicht steuerungsfaehig.</w:t>
-      </w:r>
-    </w:p>
-    <w:p>
-      <w:r>
-        <w:t>Anwendung auf Einleitung / Wirkungsfrage. In einer Fallanalyse beginnt dieser Punkt nicht mit einer Meinung, sondern mit einer belastbaren Beschreibung. Wer WM-V8 pruefungsnah liest, fragt zuerst nach Wirkungsempfaengern, Wirkraum, Zeitraum und Datenquelle. Erst danach folgt die Bewertung im Referenzrahmen Mensch, Planet, Demokratie, SDGs, Agenda 2030 und SDG+. Jeder Analyseblock fragt nach der Routine, die nach der Bewertung angepasst wird. Der typische Kurzschluss waere, Reporting als Abschluss behandeln. Genau dagegen setzt die WÖk die Pflicht, Wirkungspotenzial, Wirkungsrisiko und positive Netto-Wirkung begrifflich getrennt zu halten.</w:t>
-      </w:r>
-    </w:p>
-    <w:p>
-      <w:r>
-        <w:t>Evidenzregel. Kernaussage darf im Skript nicht als dekorativer Begriff stehen bleiben. Der Abschnitt traegt nur dann, wenn er eine pruefbare Aussage erlaubt: Welche Quelle stuetzt die Annahme, welche Unsicherheit bleibt offen und welche Gegenbeobachtung wuerde die Bewertung veraendern? Fuer Wirkungsstrategie im Unternehmen heisst das, dass Wirkungsbewertung Verfahren, Rechte, Transparenz und Korrektur braucht. Die Studierenden sollen nicht lernen, einen Score nachzusprechen. Sie sollen erkennen, wann ein Score klaert, wann er verdeckt und wann eine rote Linie die Durchschnittslogik stoppt.</w:t>
-      </w:r>
-    </w:p>
-    <w:p>
-      <w:r>
-        <w:t>Fallfenster zur Anwendung. Ein Controlling-Team moechte einen Score bilden. Das Skript verlangt, dass Datenqualitaet, Systemgrenzen, Gewichtung, Unsicherheit und Nichtkompensation sichtbar bleiben. Ein Score darf die Diskussion nicht beenden, sondern muss bessere Fragen, Priorisierung und Rueckkopplung ermoeglichen. Bezogen auf Wirkungsstrategie im Unternehmen heisst das: Die Analyse muss das konkrete Thema ernst nehmen und zugleich den allgemeinen WÖk-Massstab halten. Es geht nicht darum, Akteure moralisch zu sortieren. Es geht darum, Wirkpfade, Wirkungsempfaenger, Datenqualitaet, Risiken und Rueckkopplung so zu beschreiben, dass bessere Entscheidungen moeglich werden.</w:t>
-      </w:r>
-    </w:p>
-    <w:p>
-      <w:r>
-        <w:t>Transfer in Wirkungsmanagement. Quelltext und fachliche Grundlegung verbindet die inhaltliche Deutung mit der spaeteren Praxis. Eine Organisation kann zu Wirkungsstrategie im Unternehmen sehr ueberzeugend kommunizieren und trotzdem an eine Methodik einzufuehren, ohne Entscheidungsmacht, Datenpflichten und Korrekturroutinen mitzudenken scheitern. Darum muss die V1-Fassung immer auch nach Governance fragen: Wer erhebt Daten, wer bewertet sie, wer traegt die Folgen, wer kann widersprechen und wann wird eine Entscheidung korrigiert? Pruefungsfragen verbinden Begriff, Anwendung, Evidenz und rote Linie. So wird aus einem Lehrkapitel eine verantwortbare Arbeitsroutine.</w:t>
-      </w:r>
-    </w:p>
-    <w:p>
-      <w:r>
-        <w:t>Pruefungsnahe Transferfrage. Formuliere zu WM-V8 eine Wirkungsaussage in drei Saetzen: Erstens den beobachteten oder plausiblen Zustand, zweitens die Daten- oder Quellenlage, drittens die offene Unsicherheit samt Rueckkopplung. Die Antwort muss ohne moralische Personenbewertung auskommen und darf Reichweite nicht mit Wirkung verwechseln.</w:t>
-      </w:r>
-    </w:p>
-    <w:p>
-      <w:r>
-        <w:t>Grenze gegen Scheingenauigkeit. Gerade bei Einstieg / Wirkungsfrage ist Praezision wichtiger als grosse Begriffe. Eine Wirkungsaussage bleibt schwach, wenn sie nur Aktivitaet, Reichweite, Absicht oder Image beschreibt. Stark wird sie erst, wenn sie die Zustandsveraenderung und ihre Bedingungen offenlegt. In WM-V8 ist deshalb entscheidend, WÖk-Begriffe im Alltag nur tragen, wenn sie in Routinen uebersetzt werden. Die Fehlerlinie verlaeuft nicht zwischen Optimismus und Pessimismus, sondern zwischen offengelegter Unsicherheit und rhetorischer Sicherheit ohne Pruefpfad.</w:t>
-      </w:r>
-    </w:p>
-    <w:p>
-      <w:r>
-        <w:t>Pruefungsnahe Lesart. Aus Video-/Audio-Vorlesung laesst sich eine gute Transferfrage ableiten: Welche Entscheidung waere falsch, wenn dieser Abschnitt missverstanden wird? Fuer Wirkungsstrategie im Unternehmen lautet die Antwort meist nicht einfach "mehr Wirkung", sondern genauer: bessere Unterscheidung, sauberere Daten, klarere Schutzlinie und rueckgekoppelte Steuerung. Gute Kommunikation unterscheidet Befund, Annahme und normative Bewertung. Wer das im Fall anwenden kann, hat den Kern der Vorlesung verstanden; wer nur Definitionen wiederholt, bleibt unter dem Anspruch der Akademie.</w:t>
-      </w:r>
-    </w:p>
-    <w:p>
-      <w:r>
-        <w:t>Fallfenster zur Anwendung. Ein Kommunikationsbericht nennt viele Aktivitaeten, Reichweiten und Rueckmeldungen. Die V1-Pruefung fragt, ob daraus eine belastbare Wirkungsaussage folgt. Wenn nur Kontakte, Klicks oder Zustimmung vorliegen, bleibt die Aussage im Bereich Wirkungspotenzial oder Resonanz, nicht im Bereich nachgewiesener Wirkung. Bezogen auf Wirkungsstrategie im Unternehmen heisst das: Die Analyse muss das konkrete Thema ernst nehmen und zugleich den allgemeinen WÖk-Massstab halten. Es geht nicht darum, Akteure moralisch zu sortieren. Es geht darum, Wirkpfade, Wirkungsempfaenger, Datenqualitaet, Risiken und Rueckkopplung so zu beschreiben, dass bessere Entscheidungen moeglich werden.</w:t>
-      </w:r>
-    </w:p>
-    <w:p>
-      <w:r>
-        <w:t>Systemgrenze. Der Abschnitt Transkript (Gerüst) ist in WM-V8 kein Zusatzwissen, sondern ein Pruefstein fuer die Grundfrage des Skripts: Was veraendert sich, bei wem, wodurch und mit welcher Rueckkopplung? Fuer Wirkungsstrategie im Unternehmen wird daran sichtbar, dass jede Wirkungsaussage eine Grenze zieht und diese Grenze begruenden muss. Die fachliche Grenze liegt dort, wo Lernende nur den bequemen Ausschnitt betrachten. Die saubere Lesart trennt deshalb Beobachtung, Kausalannahme, Bewertung und Steuerungsfolge. In der Anwendung sollte daraus mindestens eine konkrete Strategie, Prozess, Budget, Zielkonflikt oder Kommunikationsregel abgeleitet werden; sonst bleibt das Wissen erklaerend, aber nicht steuerungsfaehig.</w:t>
-      </w:r>
-    </w:p>
-    <w:p>
-      <w:r>
-        <w:t>Anwendung auf Skript / Folien (Lernseite). In einer Fallanalyse beginnt dieser Punkt nicht mit einer Meinung, sondern mit einer belastbaren Beschreibung. Wer WM-V8 pruefungsnah liest, fragt zuerst nach Wirkungsempfaengern, Wirkraum, Zeitraum und Datenquelle. Erst danach folgt die Bewertung im Referenzrahmen Mensch, Planet, Demokratie, SDGs, Agenda 2030 und SDG+. Szenarien pruefen Sofortwirkung, Folgewirkung und Reversibilitaet getrennt. Der typische Kurzschluss waere, Momentnutzen als dauerhafte positive Netto-Wirkung verkaufen. Genau dagegen setzt die WÖk die Pflicht, Wirkungspotenzial, Wirkungsrisiko und positive Netto-Wirkung begrifflich getrennt zu halten.</w:t>
-      </w:r>
-    </w:p>
-    <w:p>
-      <w:r>
-        <w:t>Evidenzregel. Transferaufgabe darf im Skript nicht als dekorativer Begriff stehen bleiben. Der Abschnitt traegt nur dann, wenn er eine pruefbare Aussage erlaubt: Welche Quelle stuetzt die Annahme, welche Unsicherheit bleibt offen und welche Gegenbeobachtung wuerde die Bewertung veraendern? Fuer Wirkungsstrategie im Unternehmen heisst das, dass Wirkung nicht am Sender, sondern an veraenderten Zustanden der Empfaenger geprueft wird. Die Studierenden sollen nicht lernen, einen Score nachzusprechen. Sie sollen erkennen, wann ein Score klaert, wann er verdeckt und wann eine rote Linie die Durchschnittslogik stoppt.</w:t>
-      </w:r>
-    </w:p>
-    <w:p>
-      <w:r>
-        <w:t>Fallfenster zur Anwendung. Eine Organisation plant eine Massnahme und formuliert dazu eine positive Absicht. In der WÖk reicht das nicht. Fuer diese Vorlesung muss sichtbar werden, welche Zustandsveraenderung erwartet wird, welche Empfaenger direkt oder indirekt betroffen sind, welche Nebenwirkungen entstehen koennen und welche Entscheidung spaeter korrigiert wird. Bezogen auf Wirkungsstrategie im Unternehmen heisst das: Die Analyse muss das konkrete Thema ernst nehmen und zugleich den allgemeinen WÖk-Massstab halten. Es geht nicht darum, Akteure moralisch zu sortieren. Es geht darum, Wirkpfade, Wirkungsempfaenger, Datenqualitaet, Risiken und Rueckkopplung so zu beschreiben, dass bessere Entscheidungen moeglich werden.</w:t>
-      </w:r>
-    </w:p>
-    <w:p>
-      <w:r>
-        <w:t>Pruefungsnahe Transferfrage. Formuliere zu WM-V8 eine Wirkungsaussage in drei Saetzen: Erstens den beobachteten oder plausiblen Zustand, zweitens die Daten- oder Quellenlage, drittens die offene Unsicherheit samt Rueckkopplung. Die Antwort muss ohne moralische Personenbewertung auskommen und darf Reichweite nicht mit Wirkung verwechseln.</w:t>
-      </w:r>
-    </w:p>
-    <w:p>
-      <w:r>
-        <w:t>Transfer in Wirkungsmanagement. Praxisbeispiel verbindet die inhaltliche Deutung mit der spaeteren Praxis. Eine Organisation kann zu Wirkungsstrategie im Unternehmen sehr ueberzeugend kommunizieren und trotzdem an eine Methodik einzufuehren, ohne Entscheidungsmacht, Datenpflichten und Korrekturroutinen mitzudenken scheitern. Darum muss die V1-Fassung immer auch nach Governance fragen: Wer erhebt Daten, wer bewertet sie, wer traegt die Folgen, wer kann widersprechen und wann wird eine Entscheidung korrigiert? Jede Schlussfolgerung endet mit Entscheidung, Verantwortlichkeit und Termin fuer Rueckpruefung. So wird aus einem Lehrkapitel eine verantwortbare Arbeitsroutine.</w:t>
-      </w:r>
-    </w:p>
-    <w:p>
-      <w:r>
-        <w:t>Grenze gegen Scheingenauigkeit. Gerade bei Wirkungsökonomische Vertiefung ist Praezision wichtiger als grosse Begriffe. Eine Wirkungsaussage bleibt schwach, wenn sie nur Aktivitaet, Reichweite, Absicht oder Image beschreibt. Stark wird sie erst, wenn sie die Zustandsveraenderung und ihre Bedingungen offenlegt. In WM-V8 ist deshalb entscheidend, WÖk-Aussagen mit bestehenden Begriffen, Studien, Standards und Rechtsrahmen in Beziehung stehen muessen. Die Fehlerlinie verlaeuft nicht zwischen Optimismus und Pessimismus, sondern zwischen offengelegter Unsicherheit und rhetorischer Sicherheit ohne Pruefpfad.</w:t>
-      </w:r>
-    </w:p>
-    <w:p>
-      <w:r>
-        <w:t>Pruefungsnahe Lesart. Aus Prüfungsrelevanz laesst sich eine gute Transferfrage ableiten: Welche Entscheidung waere falsch, wenn dieser Abschnitt missverstanden wird? Fuer Wirkungsstrategie im Unternehmen lautet die Antwort meist nicht einfach "mehr Wirkung", sondern genauer: bessere Unterscheidung, sauberere Daten, klarere Schutzlinie und rueckgekoppelte Steuerung. Die Analyse markiert Stoppsignale vor jeder Portfolio- oder Score-Debatte. Wer das im Fall anwenden kann, hat den Kern der Vorlesung verstanden; wer nur Definitionen wiederholt, bleibt unter dem Anspruch der Akademie.</w:t>
-      </w:r>
-    </w:p>
-    <w:p>
-      <w:r>
-        <w:t>Fallfenster zur Anwendung. Eine Fuehrungsentscheidung erzeugt zugleich Nutzen und Risiken. Die WÖk behandelt Ambivalenz nicht als Stoerung, sondern als Kern der Analyse. Positive Netto-Wirkung darf erst behauptet werden, wenn zentrale negative Wirkungen getrennt geprueft und rote Linien gewahrt sind. Bezogen auf Wirkungsstrategie im Unternehmen heisst das: Die Analyse muss das konkrete Thema ernst nehmen und zugleich den allgemeinen WÖk-Massstab halten. Es geht nicht darum, Akteure moralisch zu sortieren. Es geht darum, Wirkpfade, Wirkungsempfaenger, Datenqualitaet, Risiken und Rueckkopplung so zu beschreiben, dass bessere Entscheidungen moeglich werden.</w:t>
+        <w:t>Schlussvertiefung 3: Wirkungsstrategie im Unternehmen im Anwendungsfall</w:t>
+      </w:r>
+    </w:p>
+    <w:p>
+      <w:r>
+        <w:t>Die folgenden Abschnitte sind keine neue Pruefungsloesung. Sie verdichten die vorhandenen Kapitel zu einer Lesart, mit der Studierende einen Fall selbststaendig analysieren koennen. Im Mittelpunkt stehen Wirkpfade, Wirkungsempfaenger, Bewertung und Rueckkopplung, nicht moralische Personenbewertung.</w:t>
+      </w:r>
+    </w:p>
+    <w:p>
+      <w:r>
+        <w:t>Begriffliche Schlussklaerung. In WM-V8 muss Auswertung aus der lebenden Website-Referenz immer mit Empfaengern gelesen werden. Wirkung entsteht nicht beim Sender, sondern an veraenderten Zustaenden von Menschen, Oekosystemen, Institutionen, Oeffentlichkeit oder kuenftigen Handlungsspielraeumen. Darum reicht es nicht, interne Aktivitaeten zu dokumentieren. Entscheidend ist, ob sich ein Zustand nachvollziehbar veraendert und ob diese Veraenderung im Referenzrahmen Mensch, Planet, Demokratie, SDGs, Agenda 2030 und SDG+ tragfaehig bewertet werden kann.</w:t>
+      </w:r>
+    </w:p>
+    <w:p>
+      <w:r>
+        <w:t>Ein Bericht behauptet, die Massnahme zu Wirkungsstrategie im Unternehmen sei erfolgreich. Die WOE-Lesart fragt bei Auswertung aus der lebenden Website-Referenz nach belastbaren Nachweisen: Managementroutine, Stakeholder-Rueckmeldung, Prozessdaten, Entscheidungsprotokoll und Lernschleife. Wenn diese Nachweise fehlen, bleibt die Aussage Wirkungspotenzial oder Kommunikationsbehauptung. Sie kann wichtig sein, aber sie ist noch keine belegte Wirkung.</w:t>
+      </w:r>
+    </w:p>
+    <w:p>
+      <w:r>
+        <w:t>Wirkpfad und Empfaenger. Wissenschaftliche Anschlussfaehigkeit entsteht hier durch Quellenklarheit. Bei Unternehmenszweck werden interne WOE-Begriffe nicht als Ersatz fuer Belege benutzt, sondern mit Grundlagenwerk, WOE-Referenz, Glossar, Werkzeuge, Journal und externe Fachquellen verbunden. Wo die Datenlage offen bleibt, wird das offengelegt. Wo eine Aussage nur plausibel ist, bleibt sie als Wirkungspotenzial markiert. Wo ein Schaden eine rote Linie beruehrt, greift Nichtkompensation vor Durchschnittslogik.</w:t>
+      </w:r>
+    </w:p>
+    <w:p>
+      <w:r>
+        <w:t>In einer kontroversen Entscheidung wirkt Unternehmenszweck als Pruefpunkt fuer Ambivalenz. Ein Nutzen fuer eine Gruppe kann mit Risiken fuer andere Wirkungsempfaenger einhergehen. Das Skript verlangt deshalb, positive und negative Zustandsveraenderungen getrennt zu fuehren, bevor von positiver Netto-Wirkung gesprochen wird.</w:t>
+      </w:r>
+    </w:p>
+    <w:p>
+      <w:r>
+        <w:t>Rueckfluss. Fuer den WOE-Korpus bedeutet das: Begriffe aus Wirkungsstrategie im Unternehmen sollten dort geschaerft werden, wo sie in Glossar, Werkzeugen, Journal oder Readern doppeldeutig bleiben. Offene Forschungsfragen werden nicht versteckt. Sie markieren die Stelle, an der spaetere Evidenz, ein besserer Datensatz oder eine praezisere Fallstudie die Bewertung veraendern kann.</w:t>
+      </w:r>
+    </w:p>
+    <w:p>
+      <w:r>
+        <w:t>Daten, Quellen und Evidenz. In Wirkungsmanagement wird Gewinn als Ergebnis, nicht Ziel erst steuerungsfaehig, wenn daraus eine Entscheidung folgt. Fuehrung, Strategie, Controlling, Einkauf, Kommunikation und Kultur muessen denselben Wirkungsbegriff verwenden. Ohne diese Rueckkopplung bleibt Reporting eine Beschreibung. Mit Rueckkopplung wird aus Bewertung eine veraenderte Routine: ein anderer Prozess, ein geaenderter Anreiz, eine bessere Datenpflicht, eine korrigierte Kommunikation oder eine neue Priorisierung.</w:t>
+      </w:r>
+    </w:p>
+    <w:p>
+      <w:r>
+        <w:t>Die typische Fehlstelle bei Wirkungsstrategie im Unternehmen liegt darin, Absicht, Aktivitaet oder Reporting als Wirkung zu behandeln. Bei Gewinn als Ergebnis, nicht Ziel wird diese Fehlstelle konkret: Ein scheinbar plausibler Befund darf nicht zur Abkuerzung werden. Quellen, Systemgrenzen, Unsicherheit und Rueckkopplung bleiben sichtbar.</w:t>
+      </w:r>
+    </w:p>
+    <w:p>
+      <w:r>
+        <w:t>Bewertung und rote Linien. Die Grenze gegen Scheingenauigkeit verlaeuft bei Wirkung in Strategie und Governance nicht zwischen Optimismus und Pessimismus. Sie verlaeuft zwischen offengelegter Unsicherheit und rhetorischer Sicherheit. Wer Wirkungsstrategie im Unternehmen belastbar anwenden will, benennt Systemgrenze, Zeitraum, Vergleichspunkt und offene Gegenhypothese. Gerade dadurch bleibt das Skript anschlussfaehig fuer Forschung, Praxis und spaetere Revision.</w:t>
+      </w:r>
+    </w:p>
+    <w:p>
+      <w:r>
+        <w:t>Fuer die Pruefung ist Wirkung in Strategie und Governance dann verstanden, wenn daraus eine belastbare Fallantwort entsteht. Eine gute Antwort unterscheidet Beobachtung, Kausalannahme, Bewertung und Steuerungsfolge. Sie bewertet keine Menschen, sondern Wirkpfade, Zustandsveraenderungen, Risiken und institutionelle Bedingungen.</w:t>
+      </w:r>
+    </w:p>
+    <w:p>
+      <w:r>
+        <w:t>Kontrollfrage. Welche Entscheidung waere falsch, wenn Wirkung in Strategie und Governance in WM-V8 missverstanden wird? Die Antwort muss mindestens eine Daten- oder Quellenannahme, eine betroffene Gruppe oder Schutzdimension, eine moegliche Nebenwirkung und einen Rueckkopplungsschritt nennen. Richtig ist nicht die lauteste Bewertung, sondern diejenige, die Begriff, Beleg und Steuerungsfolge zusammenhaelt.</w:t>
+      </w:r>
+    </w:p>
+    <w:p>
+      <w:r>
+        <w:t>Steuerung und Rueckkopplung. Verantwortung über die Bilanz hinaus zeigt, warum Wirkungsstrategie im Unternehmen mehr ist als ein Schlagwort im Feld Wirkpfade, Wirkungsempfaenger, Bewertung und Rueckkopplung. Die wirkungsoekonomische Frage lautet: Welche reale Veraenderung wird moeglich, welche bleibt nur Potenzial und wo entsteht ein Wirkungsrisiko? Diese Unterscheidung schuetzt vor Impact-Washing, weil sie Absicht, Aktivitaet, Reichweite und Wirkung auseinanderhaelt.</w:t>
+      </w:r>
+    </w:p>
+    <w:p>
+      <w:r>
+        <w:t>Eine Kommune, ein Unternehmen oder eine Bildungsorganisation will Wirkungsstrategie im Unternehmen praktisch anwenden. Der erste Schritt ist nicht die Auswahl eines Instruments, sondern die Klaerung der Zustandsveraenderung. Bei Verantwortung über die Bilanz hinaus muss deshalb benannt werden, wer betroffen ist, welcher Zustand sich veraendert, welche Frist gilt und welche Gegenbeobachtung die Annahme widerlegen wuerde. Erst danach entsteht eine begruendete Entscheidung im Feld Strategie, Prozess, Budget, Verantwortlichkeit oder Kommunikationsregel.</w:t>
+      </w:r>
+    </w:p>
+    <w:p>
+      <w:r>
+        <w:t>Pruefungsnahe Anwendung. In WM-V8 muss Führung als Systemsteuerung immer mit Empfaengern gelesen werden. Wirkung entsteht nicht beim Sender, sondern an veraenderten Zustaenden von Menschen, Oekosystemen, Institutionen, Oeffentlichkeit oder kuenftigen Handlungsspielraeumen. Darum reicht es nicht, interne Aktivitaeten zu dokumentieren. Entscheidend ist, ob sich ein Zustand nachvollziehbar veraendert und ob diese Veraenderung im Referenzrahmen Mensch, Planet, Demokratie, SDGs, Agenda 2030 und SDG+ tragfaehig bewertet werden kann.</w:t>
+      </w:r>
+    </w:p>
+    <w:p>
+      <w:r>
+        <w:t>Ein Bericht behauptet, die Massnahme zu Wirkungsstrategie im Unternehmen sei erfolgreich. Die WOE-Lesart fragt bei Führung als Systemsteuerung nach belastbaren Nachweisen: Managementroutine, Stakeholder-Rueckmeldung, Prozessdaten, Entscheidungsprotokoll und Lernschleife. Wenn diese Nachweise fehlen, bleibt die Aussage Wirkungspotenzial oder Kommunikationsbehauptung. Sie kann wichtig sein, aber sie ist noch keine belegte Wirkung.</w:t>
+      </w:r>
+    </w:p>
+    <w:p>
+      <w:r>
+        <w:t>Transfer in den WOE-Korpus. Wissenschaftliche Anschlussfaehigkeit entsteht hier durch Quellenklarheit. Bei Einleitung / Wirkungsfrage werden interne WOE-Begriffe nicht als Ersatz fuer Belege benutzt, sondern mit Grundlagenwerk, WOE-Referenz, Glossar, Werkzeuge, Journal und externe Fachquellen verbunden. Wo die Datenlage offen bleibt, wird das offengelegt. Wo eine Aussage nur plausibel ist, bleibt sie als Wirkungspotenzial markiert. Wo ein Schaden eine rote Linie beruehrt, greift Nichtkompensation vor Durchschnittslogik.</w:t>
+      </w:r>
+    </w:p>
+    <w:p>
+      <w:r>
+        <w:t>In einer kontroversen Entscheidung wirkt Einleitung / Wirkungsfrage als Pruefpunkt fuer Ambivalenz. Ein Nutzen fuer eine Gruppe kann mit Risiken fuer andere Wirkungsempfaenger einhergehen. Das Skript verlangt deshalb, positive und negative Zustandsveraenderungen getrennt zu fuehren, bevor von positiver Netto-Wirkung gesprochen wird.</w:t>
+      </w:r>
+    </w:p>
+    <w:p>
+      <w:r>
+        <w:t>Grenzen der Aussage. In Wirkungsmanagement wird Kernaussage erst steuerungsfaehig, wenn daraus eine Entscheidung folgt. Fuehrung, Strategie, Controlling, Einkauf, Kommunikation und Kultur muessen denselben Wirkungsbegriff verwenden. Ohne diese Rueckkopplung bleibt Reporting eine Beschreibung. Mit Rueckkopplung wird aus Bewertung eine veraenderte Routine: ein anderer Prozess, ein geaenderter Anreiz, eine bessere Datenpflicht, eine korrigierte Kommunikation oder eine neue Priorisierung.</w:t>
+      </w:r>
+    </w:p>
+    <w:p>
+      <w:r>
+        <w:t>Die typische Fehlstelle bei Wirkungsstrategie im Unternehmen liegt darin, Absicht, Aktivitaet oder Reporting als Wirkung zu behandeln. Bei Kernaussage wird diese Fehlstelle konkret: Ein scheinbar plausibler Befund darf nicht zur Abkuerzung werden. Quellen, Systemgrenzen, Unsicherheit und Rueckkopplung bleiben sichtbar.</w:t>
+      </w:r>
+    </w:p>
+    <w:p>
+      <w:r>
+        <w:t>Kontrollfrage. Welche Entscheidung waere falsch, wenn Kernaussage in WM-V8 missverstanden wird? Die Antwort muss mindestens eine Daten- oder Quellenannahme, eine betroffene Gruppe oder Schutzdimension, eine moegliche Nebenwirkung und einen Rueckkopplungsschritt nennen. Richtig ist nicht die lauteste Bewertung, sondern diejenige, die Begriff, Beleg und Steuerungsfolge zusammenhaelt.</w:t>
+      </w:r>
+    </w:p>
+    <w:p>
+      <w:r>
+        <w:t>Rueckfluss. Fuer den WOE-Korpus bedeutet das: Begriffe aus Wirkungsstrategie im Unternehmen sollten dort geschaerft werden, wo sie in Glossar, Werkzeugen, Journal oder Readern doppeldeutig bleiben. Offene Forschungsfragen werden nicht versteckt. Sie markieren die Stelle, an der spaetere Evidenz, ein besserer Datensatz oder eine praezisere Fallstudie die Bewertung veraendern kann.</w:t>
       </w:r>
     </w:p>
     <w:p>
@@ -3612,17 +3537,107 @@
         <w:pStyle w:val="Heading3"/>
       </w:pPr>
       <w:r>
-        <w:t>Abschlusskommentar 4: Lesen, pruefen, rueckkoppeln</w:t>
-      </w:r>
-    </w:p>
-    <w:p>
-      <w:r>
-        <w:t>Die folgende Verdichtung fuehrt die vorhandenen Kapitel nicht als Wiederholung, sondern als Anwendung zusammen. Wirkungskompetenz entsteht, wenn dieselbe begriffliche Strenge in Fallanalyse, Datenarbeit, Kommunikation, Governance und Entscheidungspraxis wiedererkannt wird.</w:t>
-      </w:r>
-    </w:p>
-    <w:p>
-      <w:r>
-        <w:t>Begriffliche Schaerfung. Der Abschnitt Lernziele ist in WM-V8 kein Zusatzwissen, sondern ein Pruefstein fuer die Grundfrage des Skripts: Was veraendert sich, bei wem, wodurch und mit welcher Rueckkopplung? Fuer Wirkungsstrategie im Unternehmen wird daran sichtbar, dass praezise Sprache die erste Sicherung gegen Impact-Washing bildet. Die fachliche Grenze liegt dort, wo Lernende Output, Reichweite, Absicht und Wirkung in einem Satz vermischen. Die saubere Lesart trennt deshalb Beobachtung, Kausalannahme, Bewertung und Steuerungsfolge. In der Anwendung sollte daraus mindestens eine konkrete Strategie, Prozess, Budget, Zielkonflikt oder Kommunikationsregel abgeleitet werden; sonst bleibt das Wissen erklaerend, aber nicht steuerungsfaehig.</w:t>
+        <w:t>Schlussvertiefung 4: Wirkungsstrategie im Unternehmen im Anwendungsfall</w:t>
+      </w:r>
+    </w:p>
+    <w:p>
+      <w:r>
+        <w:t>Die folgenden Abschnitte sind keine neue Pruefungsloesung. Sie verdichten die vorhandenen Kapitel zu einer Lesart, mit der Studierende einen Fall selbststaendig analysieren koennen. Im Mittelpunkt stehen Wirkpfade, Wirkungsempfaenger, Bewertung und Rueckkopplung, nicht moralische Personenbewertung.</w:t>
+      </w:r>
+    </w:p>
+    <w:p>
+      <w:r>
+        <w:t>Begriffliche Schlussklaerung. Die Grenze gegen Scheingenauigkeit verlaeuft bei Quelltext und fachliche Grundlegung nicht zwischen Optimismus und Pessimismus. Sie verlaeuft zwischen offengelegter Unsicherheit und rhetorischer Sicherheit. Wer Wirkungsstrategie im Unternehmen belastbar anwenden will, benennt Systemgrenze, Zeitraum, Vergleichspunkt und offene Gegenhypothese. Gerade dadurch bleibt das Skript anschlussfaehig fuer Forschung, Praxis und spaetere Revision.</w:t>
+      </w:r>
+    </w:p>
+    <w:p>
+      <w:r>
+        <w:t>Fuer die Pruefung ist Quelltext und fachliche Grundlegung dann verstanden, wenn daraus eine belastbare Fallantwort entsteht. Eine gute Antwort unterscheidet Beobachtung, Kausalannahme, Bewertung und Steuerungsfolge. Sie bewertet keine Menschen, sondern Wirkpfade, Zustandsveraenderungen, Risiken und institutionelle Bedingungen.</w:t>
+      </w:r>
+    </w:p>
+    <w:p>
+      <w:r>
+        <w:t>Wirkpfad und Empfaenger. Einstieg / Wirkungsfrage zeigt, warum Wirkungsstrategie im Unternehmen mehr ist als ein Schlagwort im Feld Wirkpfade, Wirkungsempfaenger, Bewertung und Rueckkopplung. Die wirkungsoekonomische Frage lautet: Welche reale Veraenderung wird moeglich, welche bleibt nur Potenzial und wo entsteht ein Wirkungsrisiko? Diese Unterscheidung schuetzt vor Impact-Washing, weil sie Absicht, Aktivitaet, Reichweite und Wirkung auseinanderhaelt.</w:t>
+      </w:r>
+    </w:p>
+    <w:p>
+      <w:r>
+        <w:t>Eine Kommune, ein Unternehmen oder eine Bildungsorganisation will Wirkungsstrategie im Unternehmen praktisch anwenden. Der erste Schritt ist nicht die Auswahl eines Instruments, sondern die Klaerung der Zustandsveraenderung. Bei Einstieg / Wirkungsfrage muss deshalb benannt werden, wer betroffen ist, welcher Zustand sich veraendert, welche Frist gilt und welche Gegenbeobachtung die Annahme widerlegen wuerde. Erst danach entsteht eine begruendete Entscheidung im Feld Strategie, Prozess, Budget, Verantwortlichkeit oder Kommunikationsregel.</w:t>
+      </w:r>
+    </w:p>
+    <w:p>
+      <w:r>
+        <w:t>Daten, Quellen und Evidenz. In WM-V8 muss Skript / Folien (Lernseite) immer mit Empfaengern gelesen werden. Wirkung entsteht nicht beim Sender, sondern an veraenderten Zustaenden von Menschen, Oekosystemen, Institutionen, Oeffentlichkeit oder kuenftigen Handlungsspielraeumen. Darum reicht es nicht, interne Aktivitaeten zu dokumentieren. Entscheidend ist, ob sich ein Zustand nachvollziehbar veraendert und ob diese Veraenderung im Referenzrahmen Mensch, Planet, Demokratie, SDGs, Agenda 2030 und SDG+ tragfaehig bewertet werden kann.</w:t>
+      </w:r>
+    </w:p>
+    <w:p>
+      <w:r>
+        <w:t>Ein Bericht behauptet, die Massnahme zu Wirkungsstrategie im Unternehmen sei erfolgreich. Die WOE-Lesart fragt bei Skript / Folien (Lernseite) nach belastbaren Nachweisen: Managementroutine, Stakeholder-Rueckmeldung, Prozessdaten, Entscheidungsprotokoll und Lernschleife. Wenn diese Nachweise fehlen, bleibt die Aussage Wirkungspotenzial oder Kommunikationsbehauptung. Sie kann wichtig sein, aber sie ist noch keine belegte Wirkung.</w:t>
+      </w:r>
+    </w:p>
+    <w:p>
+      <w:r>
+        <w:t>Bewertung und rote Linien. Wissenschaftliche Anschlussfaehigkeit entsteht hier durch Quellenklarheit. Bei Transferaufgabe werden interne WOE-Begriffe nicht als Ersatz fuer Belege benutzt, sondern mit Grundlagenwerk, WOE-Referenz, Glossar, Werkzeuge, Journal und externe Fachquellen verbunden. Wo die Datenlage offen bleibt, wird das offengelegt. Wo eine Aussage nur plausibel ist, bleibt sie als Wirkungspotenzial markiert. Wo ein Schaden eine rote Linie beruehrt, greift Nichtkompensation vor Durchschnittslogik.</w:t>
+      </w:r>
+    </w:p>
+    <w:p>
+      <w:r>
+        <w:t>In einer kontroversen Entscheidung wirkt Transferaufgabe als Pruefpunkt fuer Ambivalenz. Ein Nutzen fuer eine Gruppe kann mit Risiken fuer andere Wirkungsempfaenger einhergehen. Das Skript verlangt deshalb, positive und negative Zustandsveraenderungen getrennt zu fuehren, bevor von positiver Netto-Wirkung gesprochen wird.</w:t>
+      </w:r>
+    </w:p>
+    <w:p>
+      <w:r>
+        <w:t>Kontrollfrage. Welche Entscheidung waere falsch, wenn Transferaufgabe in WM-V8 missverstanden wird? Die Antwort muss mindestens eine Daten- oder Quellenannahme, eine betroffene Gruppe oder Schutzdimension, eine moegliche Nebenwirkung und einen Rueckkopplungsschritt nennen. Richtig ist nicht die lauteste Bewertung, sondern diejenige, die Begriff, Beleg und Steuerungsfolge zusammenhaelt.</w:t>
+      </w:r>
+    </w:p>
+    <w:p>
+      <w:r>
+        <w:t>Steuerung und Rueckkopplung. In Wirkungsmanagement wird Praxisbeispiel erst steuerungsfaehig, wenn daraus eine Entscheidung folgt. Fuehrung, Strategie, Controlling, Einkauf, Kommunikation und Kultur muessen denselben Wirkungsbegriff verwenden. Ohne diese Rueckkopplung bleibt Reporting eine Beschreibung. Mit Rueckkopplung wird aus Bewertung eine veraenderte Routine: ein anderer Prozess, ein geaenderter Anreiz, eine bessere Datenpflicht, eine korrigierte Kommunikation oder eine neue Priorisierung.</w:t>
+      </w:r>
+    </w:p>
+    <w:p>
+      <w:r>
+        <w:t>Die typische Fehlstelle bei Wirkungsstrategie im Unternehmen liegt darin, Absicht, Aktivitaet oder Reporting als Wirkung zu behandeln. Bei Praxisbeispiel wird diese Fehlstelle konkret: Ein scheinbar plausibler Befund darf nicht zur Abkuerzung werden. Quellen, Systemgrenzen, Unsicherheit und Rueckkopplung bleiben sichtbar.</w:t>
+      </w:r>
+    </w:p>
+    <w:p>
+      <w:r>
+        <w:t>Pruefungsnahe Anwendung. Die Grenze gegen Scheingenauigkeit verlaeuft bei Wirkungsökonomische Vertiefung nicht zwischen Optimismus und Pessimismus. Sie verlaeuft zwischen offengelegter Unsicherheit und rhetorischer Sicherheit. Wer Wirkungsstrategie im Unternehmen belastbar anwenden will, benennt Systemgrenze, Zeitraum, Vergleichspunkt und offene Gegenhypothese. Gerade dadurch bleibt das Skript anschlussfaehig fuer Forschung, Praxis und spaetere Revision.</w:t>
+      </w:r>
+    </w:p>
+    <w:p>
+      <w:r>
+        <w:t>Fuer die Pruefung ist Wirkungsökonomische Vertiefung dann verstanden, wenn daraus eine belastbare Fallantwort entsteht. Eine gute Antwort unterscheidet Beobachtung, Kausalannahme, Bewertung und Steuerungsfolge. Sie bewertet keine Menschen, sondern Wirkpfade, Zustandsveraenderungen, Risiken und institutionelle Bedingungen.</w:t>
+      </w:r>
+    </w:p>
+    <w:p>
+      <w:r>
+        <w:t>Rueckfluss. Fuer den WOE-Korpus bedeutet das: Begriffe aus Wirkungsstrategie im Unternehmen sollten dort geschaerft werden, wo sie in Glossar, Werkzeugen, Journal oder Readern doppeldeutig bleiben. Offene Forschungsfragen werden nicht versteckt. Sie markieren die Stelle, an der spaetere Evidenz, ein besserer Datensatz oder eine praezisere Fallstudie die Bewertung veraendern kann.</w:t>
+      </w:r>
+    </w:p>
+    <w:p>
+      <w:r>
+        <w:t>Transfer in den WOE-Korpus. Begriffliche Präzision zeigt, warum Wirkungsstrategie im Unternehmen mehr ist als ein Schlagwort im Feld Wirkpfade, Wirkungsempfaenger, Bewertung und Rueckkopplung. Die wirkungsoekonomische Frage lautet: Welche reale Veraenderung wird moeglich, welche bleibt nur Potenzial und wo entsteht ein Wirkungsrisiko? Diese Unterscheidung schuetzt vor Impact-Washing, weil sie Absicht, Aktivitaet, Reichweite und Wirkung auseinanderhaelt.</w:t>
+      </w:r>
+    </w:p>
+    <w:p>
+      <w:r>
+        <w:t>Eine Kommune, ein Unternehmen oder eine Bildungsorganisation will Wirkungsstrategie im Unternehmen praktisch anwenden. Der erste Schritt ist nicht die Auswahl eines Instruments, sondern die Klaerung der Zustandsveraenderung. Bei Begriffliche Präzision muss deshalb benannt werden, wer betroffen ist, welcher Zustand sich veraendert, welche Frist gilt und welche Gegenbeobachtung die Annahme widerlegen wuerde. Erst danach entsteht eine begruendete Entscheidung im Feld Strategie, Prozess, Budget, Verantwortlichkeit oder Kommunikationsregel.</w:t>
+      </w:r>
+    </w:p>
+    <w:p>
+      <w:r>
+        <w:t>Grenzen der Aussage. In WM-V8 muss Wirkpfad immer mit Empfaengern gelesen werden. Wirkung entsteht nicht beim Sender, sondern an veraenderten Zustaenden von Menschen, Oekosystemen, Institutionen, Oeffentlichkeit oder kuenftigen Handlungsspielraeumen. Darum reicht es nicht, interne Aktivitaeten zu dokumentieren. Entscheidend ist, ob sich ein Zustand nachvollziehbar veraendert und ob diese Veraenderung im Referenzrahmen Mensch, Planet, Demokratie, SDGs, Agenda 2030 und SDG+ tragfaehig bewertet werden kann.</w:t>
+      </w:r>
+    </w:p>
+    <w:p>
+      <w:r>
+        <w:t>Ein Bericht behauptet, die Massnahme zu Wirkungsstrategie im Unternehmen sei erfolgreich. Die WOE-Lesart fragt bei Wirkpfad nach belastbaren Nachweisen: Managementroutine, Stakeholder-Rueckmeldung, Prozessdaten, Entscheidungsprotokoll und Lernschleife. Wenn diese Nachweise fehlen, bleibt die Aussage Wirkungspotenzial oder Kommunikationsbehauptung. Sie kann wichtig sein, aber sie ist noch keine belegte Wirkung.</w:t>
+      </w:r>
+    </w:p>
+    <w:p>
+      <w:r>
+        <w:t>Kontrollfrage. Welche Entscheidung waere falsch, wenn Wirkpfad in WM-V8 missverstanden wird? Die Antwort muss mindestens eine Daten- oder Quellenannahme, eine betroffene Gruppe oder Schutzdimension, eine moegliche Nebenwirkung und einen Rueckkopplungsschritt nennen. Richtig ist nicht die lauteste Bewertung, sondern diejenige, die Begriff, Beleg und Steuerungsfolge zusammenhaelt.</w:t>
       </w:r>
     </w:p>
     <w:p>
@@ -3630,12 +3645,233 @@
         <w:pStyle w:val="Heading3"/>
       </w:pPr>
       <w:r>
+        <w:t>Schlussvertiefung 5: Wirkungsstrategie im Unternehmen im Anwendungsfall</w:t>
+      </w:r>
+    </w:p>
+    <w:p>
+      <w:r>
+        <w:t>Die folgenden Abschnitte sind keine neue Pruefungsloesung. Sie verdichten die vorhandenen Kapitel zu einer Lesart, mit der Studierende einen Fall selbststaendig analysieren koennen. Im Mittelpunkt stehen Wirkpfade, Wirkungsempfaenger, Bewertung und Rueckkopplung, nicht moralische Personenbewertung.</w:t>
+      </w:r>
+    </w:p>
+    <w:p>
+      <w:r>
+        <w:t>Begriffliche Schlussklaerung. Wissenschaftliche Anschlussfaehigkeit entsteht hier durch Quellenklarheit. Bei Leitthese werden interne WOE-Begriffe nicht als Ersatz fuer Belege benutzt, sondern mit Grundlagenwerk, WOE-Referenz, Glossar, Werkzeuge, Journal und externe Fachquellen verbunden. Wo die Datenlage offen bleibt, wird das offengelegt. Wo eine Aussage nur plausibel ist, bleibt sie als Wirkungspotenzial markiert. Wo ein Schaden eine rote Linie beruehrt, greift Nichtkompensation vor Durchschnittslogik.</w:t>
+      </w:r>
+    </w:p>
+    <w:p>
+      <w:r>
+        <w:t>In einer kontroversen Entscheidung wirkt Leitthese als Pruefpunkt fuer Ambivalenz. Ein Nutzen fuer eine Gruppe kann mit Risiken fuer andere Wirkungsempfaenger einhergehen. Das Skript verlangt deshalb, positive und negative Zustandsveraenderungen getrennt zu fuehren, bevor von positiver Netto-Wirkung gesprochen wird.</w:t>
+      </w:r>
+    </w:p>
+    <w:p>
+      <w:r>
+        <w:t>Wirkpfad und Empfaenger. In Wirkungsmanagement wird Didaktische Einordnung im Studiengang erst steuerungsfaehig, wenn daraus eine Entscheidung folgt. Fuehrung, Strategie, Controlling, Einkauf, Kommunikation und Kultur muessen denselben Wirkungsbegriff verwenden. Ohne diese Rueckkopplung bleibt Reporting eine Beschreibung. Mit Rueckkopplung wird aus Bewertung eine veraenderte Routine: ein anderer Prozess, ein geaenderter Anreiz, eine bessere Datenpflicht, eine korrigierte Kommunikation oder eine neue Priorisierung.</w:t>
+      </w:r>
+    </w:p>
+    <w:p>
+      <w:r>
+        <w:t>Die typische Fehlstelle bei Wirkungsstrategie im Unternehmen liegt darin, Absicht, Aktivitaet oder Reporting als Wirkung zu behandeln. Bei Didaktische Einordnung im Studiengang wird diese Fehlstelle konkret: Ein scheinbar plausibler Befund darf nicht zur Abkuerzung werden. Quellen, Systemgrenzen, Unsicherheit und Rueckkopplung bleiben sichtbar.</w:t>
+      </w:r>
+    </w:p>
+    <w:p>
+      <w:r>
+        <w:t>Daten, Quellen und Evidenz. Die Grenze gegen Scheingenauigkeit verlaeuft bei Analysemodell nicht zwischen Optimismus und Pessimismus. Sie verlaeuft zwischen offengelegter Unsicherheit und rhetorischer Sicherheit. Wer Wirkungsstrategie im Unternehmen belastbar anwenden will, benennt Systemgrenze, Zeitraum, Vergleichspunkt und offene Gegenhypothese. Gerade dadurch bleibt das Skript anschlussfaehig fuer Forschung, Praxis und spaetere Revision.</w:t>
+      </w:r>
+    </w:p>
+    <w:p>
+      <w:r>
+        <w:t>Fuer die Pruefung ist Analysemodell dann verstanden, wenn daraus eine belastbare Fallantwort entsteht. Eine gute Antwort unterscheidet Beobachtung, Kausalannahme, Bewertung und Steuerungsfolge. Sie bewertet keine Menschen, sondern Wirkpfade, Zustandsveraenderungen, Risiken und institutionelle Bedingungen.</w:t>
+      </w:r>
+    </w:p>
+    <w:p>
+      <w:r>
+        <w:t>Bewertung und rote Linien. Modellformel zeigt, warum Wirkungsstrategie im Unternehmen mehr ist als ein Schlagwort im Feld Wirkpfade, Wirkungsempfaenger, Bewertung und Rueckkopplung. Die wirkungsoekonomische Frage lautet: Welche reale Veraenderung wird moeglich, welche bleibt nur Potenzial und wo entsteht ein Wirkungsrisiko? Diese Unterscheidung schuetzt vor Impact-Washing, weil sie Absicht, Aktivitaet, Reichweite und Wirkung auseinanderhaelt.</w:t>
+      </w:r>
+    </w:p>
+    <w:p>
+      <w:r>
+        <w:t>Eine Kommune, ein Unternehmen oder eine Bildungsorganisation will Wirkungsstrategie im Unternehmen praktisch anwenden. Der erste Schritt ist nicht die Auswahl eines Instruments, sondern die Klaerung der Zustandsveraenderung. Bei Modellformel muss deshalb benannt werden, wer betroffen ist, welcher Zustand sich veraendert, welche Frist gilt und welche Gegenbeobachtung die Annahme widerlegen wuerde. Erst danach entsteht eine begruendete Entscheidung im Feld Strategie, Prozess, Budget, Verantwortlichkeit oder Kommunikationsregel.</w:t>
+      </w:r>
+    </w:p>
+    <w:p>
+      <w:r>
+        <w:t>Kontrollfrage. Welche Entscheidung waere falsch, wenn Modellformel in WM-V8 missverstanden wird? Die Antwort muss mindestens eine Daten- oder Quellenannahme, eine betroffene Gruppe oder Schutzdimension, eine moegliche Nebenwirkung und einen Rueckkopplungsschritt nennen. Richtig ist nicht die lauteste Bewertung, sondern diejenige, die Begriff, Beleg und Steuerungsfolge zusammenhaelt.</w:t>
+      </w:r>
+    </w:p>
+    <w:p>
+      <w:r>
+        <w:t>Rueckfluss. Fuer den WOE-Korpus bedeutet das: Begriffe aus Wirkungsstrategie im Unternehmen sollten dort geschaerft werden, wo sie in Glossar, Werkzeugen, Journal oder Readern doppeldeutig bleiben. Offene Forschungsfragen werden nicht versteckt. Sie markieren die Stelle, an der spaetere Evidenz, ein besserer Datensatz oder eine praezisere Fallstudie die Bewertung veraendern kann.</w:t>
+      </w:r>
+    </w:p>
+    <w:p>
+      <w:r>
+        <w:t>Steuerung und Rueckkopplung. In WM-V8 muss Fallfenster immer mit Empfaengern gelesen werden. Wirkung entsteht nicht beim Sender, sondern an veraenderten Zustaenden von Menschen, Oekosystemen, Institutionen, Oeffentlichkeit oder kuenftigen Handlungsspielraeumen. Darum reicht es nicht, interne Aktivitaeten zu dokumentieren. Entscheidend ist, ob sich ein Zustand nachvollziehbar veraendert und ob diese Veraenderung im Referenzrahmen Mensch, Planet, Demokratie, SDGs, Agenda 2030 und SDG+ tragfaehig bewertet werden kann.</w:t>
+      </w:r>
+    </w:p>
+    <w:p>
+      <w:r>
+        <w:t>Ein Bericht behauptet, die Massnahme zu Wirkungsstrategie im Unternehmen sei erfolgreich. Die WOE-Lesart fragt bei Fallfenster nach belastbaren Nachweisen: Managementroutine, Stakeholder-Rueckmeldung, Prozessdaten, Entscheidungsprotokoll und Lernschleife. Wenn diese Nachweise fehlen, bleibt die Aussage Wirkungspotenzial oder Kommunikationsbehauptung. Sie kann wichtig sein, aber sie ist noch keine belegte Wirkung.</w:t>
+      </w:r>
+    </w:p>
+    <w:p>
+      <w:r>
+        <w:t>Pruefungsnahe Anwendung. Wissenschaftliche Anschlussfaehigkeit entsteht hier durch Quellenklarheit. Bei Prüfungsnahe Fallfragen ohne geschützte Antwortlogik werden interne WOE-Begriffe nicht als Ersatz fuer Belege benutzt, sondern mit Grundlagenwerk, WOE-Referenz, Glossar, Werkzeuge, Journal und externe Fachquellen verbunden. Wo die Datenlage offen bleibt, wird das offengelegt. Wo eine Aussage nur plausibel ist, bleibt sie als Wirkungspotenzial markiert. Wo ein Schaden eine rote Linie beruehrt, greift Nichtkompensation vor Durchschnittslogik.</w:t>
+      </w:r>
+    </w:p>
+    <w:p>
+      <w:r>
+        <w:t>In einer kontroversen Entscheidung wirkt Prüfungsnahe Fallfragen ohne geschützte Antwortlogik als Pruefpunkt fuer Ambivalenz. Ein Nutzen fuer eine Gruppe kann mit Risiken fuer andere Wirkungsempfaenger einhergehen. Das Skript verlangt deshalb, positive und negative Zustandsveraenderungen getrennt zu fuehren, bevor von positiver Netto-Wirkung gesprochen wird.</w:t>
+      </w:r>
+    </w:p>
+    <w:p>
+      <w:r>
+        <w:t>Transfer in den WOE-Korpus. In Wirkungsmanagement wird Auswertung aus der lebenden Website-Referenz erst steuerungsfaehig, wenn daraus eine Entscheidung folgt. Fuehrung, Strategie, Controlling, Einkauf, Kommunikation und Kultur muessen denselben Wirkungsbegriff verwenden. Ohne diese Rueckkopplung bleibt Reporting eine Beschreibung. Mit Rueckkopplung wird aus Bewertung eine veraenderte Routine: ein anderer Prozess, ein geaenderter Anreiz, eine bessere Datenpflicht, eine korrigierte Kommunikation oder eine neue Priorisierung.</w:t>
+      </w:r>
+    </w:p>
+    <w:p>
+      <w:r>
+        <w:t>Die typische Fehlstelle bei Wirkungsstrategie im Unternehmen liegt darin, Absicht, Aktivitaet oder Reporting als Wirkung zu behandeln. Bei Auswertung aus der lebenden Website-Referenz wird diese Fehlstelle konkret: Ein scheinbar plausibler Befund darf nicht zur Abkuerzung werden. Quellen, Systemgrenzen, Unsicherheit und Rueckkopplung bleiben sichtbar.</w:t>
+      </w:r>
+    </w:p>
+    <w:p>
+      <w:r>
+        <w:t>Grenzen der Aussage. Die Grenze gegen Scheingenauigkeit verlaeuft bei Unternehmenszweck nicht zwischen Optimismus und Pessimismus. Sie verlaeuft zwischen offengelegter Unsicherheit und rhetorischer Sicherheit. Wer Wirkungsstrategie im Unternehmen belastbar anwenden will, benennt Systemgrenze, Zeitraum, Vergleichspunkt und offene Gegenhypothese. Gerade dadurch bleibt das Skript anschlussfaehig fuer Forschung, Praxis und spaetere Revision.</w:t>
+      </w:r>
+    </w:p>
+    <w:p>
+      <w:r>
+        <w:t>Fuer die Pruefung ist Unternehmenszweck dann verstanden, wenn daraus eine belastbare Fallantwort entsteht. Eine gute Antwort unterscheidet Beobachtung, Kausalannahme, Bewertung und Steuerungsfolge. Sie bewertet keine Menschen, sondern Wirkpfade, Zustandsveraenderungen, Risiken und institutionelle Bedingungen.</w:t>
+      </w:r>
+    </w:p>
+    <w:p>
+      <w:r>
+        <w:t>Kontrollfrage. Welche Entscheidung waere falsch, wenn Unternehmenszweck in WM-V8 missverstanden wird? Die Antwort muss mindestens eine Daten- oder Quellenannahme, eine betroffene Gruppe oder Schutzdimension, eine moegliche Nebenwirkung und einen Rueckkopplungsschritt nennen. Richtig ist nicht die lauteste Bewertung, sondern diejenige, die Begriff, Beleg und Steuerungsfolge zusammenhaelt.</w:t>
+      </w:r>
+    </w:p>
+    <w:p>
+      <w:pPr>
+        <w:pStyle w:val="Heading3"/>
+      </w:pPr>
+      <w:r>
+        <w:t>Schlussvertiefung 6: Wirkungsstrategie im Unternehmen im Anwendungsfall</w:t>
+      </w:r>
+    </w:p>
+    <w:p>
+      <w:r>
+        <w:t>Die folgenden Abschnitte sind keine neue Pruefungsloesung. Sie verdichten die vorhandenen Kapitel zu einer Lesart, mit der Studierende einen Fall selbststaendig analysieren koennen. Im Mittelpunkt stehen Wirkpfade, Wirkungsempfaenger, Bewertung und Rueckkopplung, nicht moralische Personenbewertung.</w:t>
+      </w:r>
+    </w:p>
+    <w:p>
+      <w:r>
+        <w:t>Begriffliche Schlussklaerung. Gewinn als Ergebnis, nicht Ziel zeigt, warum Wirkungsstrategie im Unternehmen mehr ist als ein Schlagwort im Feld Wirkpfade, Wirkungsempfaenger, Bewertung und Rueckkopplung. Die wirkungsoekonomische Frage lautet: Welche reale Veraenderung wird moeglich, welche bleibt nur Potenzial und wo entsteht ein Wirkungsrisiko? Diese Unterscheidung schuetzt vor Impact-Washing, weil sie Absicht, Aktivitaet, Reichweite und Wirkung auseinanderhaelt.</w:t>
+      </w:r>
+    </w:p>
+    <w:p>
+      <w:r>
+        <w:t>Eine Kommune, ein Unternehmen oder eine Bildungsorganisation will Wirkungsstrategie im Unternehmen praktisch anwenden. Der erste Schritt ist nicht die Auswahl eines Instruments, sondern die Klaerung der Zustandsveraenderung. Bei Gewinn als Ergebnis, nicht Ziel muss deshalb benannt werden, wer betroffen ist, welcher Zustand sich veraendert, welche Frist gilt und welche Gegenbeobachtung die Annahme widerlegen wuerde. Erst danach entsteht eine begruendete Entscheidung im Feld Strategie, Prozess, Budget, Verantwortlichkeit oder Kommunikationsregel.</w:t>
+      </w:r>
+    </w:p>
+    <w:p>
+      <w:r>
+        <w:t>Wirkpfad und Empfaenger. In WM-V8 muss Wirkung in Strategie und Governance immer mit Empfaengern gelesen werden. Wirkung entsteht nicht beim Sender, sondern an veraenderten Zustaenden von Menschen, Oekosystemen, Institutionen, Oeffentlichkeit oder kuenftigen Handlungsspielraeumen. Darum reicht es nicht, interne Aktivitaeten zu dokumentieren. Entscheidend ist, ob sich ein Zustand nachvollziehbar veraendert und ob diese Veraenderung im Referenzrahmen Mensch, Planet, Demokratie, SDGs, Agenda 2030 und SDG+ tragfaehig bewertet werden kann.</w:t>
+      </w:r>
+    </w:p>
+    <w:p>
+      <w:r>
+        <w:t>Ein Bericht behauptet, die Massnahme zu Wirkungsstrategie im Unternehmen sei erfolgreich. Die WOE-Lesart fragt bei Wirkung in Strategie und Governance nach belastbaren Nachweisen: Managementroutine, Stakeholder-Rueckmeldung, Prozessdaten, Entscheidungsprotokoll und Lernschleife. Wenn diese Nachweise fehlen, bleibt die Aussage Wirkungspotenzial oder Kommunikationsbehauptung. Sie kann wichtig sein, aber sie ist noch keine belegte Wirkung.</w:t>
+      </w:r>
+    </w:p>
+    <w:p>
+      <w:r>
+        <w:t>Rueckfluss. Fuer den WOE-Korpus bedeutet das: Begriffe aus Wirkungsstrategie im Unternehmen sollten dort geschaerft werden, wo sie in Glossar, Werkzeugen, Journal oder Readern doppeldeutig bleiben. Offene Forschungsfragen werden nicht versteckt. Sie markieren die Stelle, an der spaetere Evidenz, ein besserer Datensatz oder eine praezisere Fallstudie die Bewertung veraendern kann.</w:t>
+      </w:r>
+    </w:p>
+    <w:p>
+      <w:r>
+        <w:t>Daten, Quellen und Evidenz. Wissenschaftliche Anschlussfaehigkeit entsteht hier durch Quellenklarheit. Bei Verantwortung über die Bilanz hinaus werden interne WOE-Begriffe nicht als Ersatz fuer Belege benutzt, sondern mit Grundlagenwerk, WOE-Referenz, Glossar, Werkzeuge, Journal und externe Fachquellen verbunden. Wo die Datenlage offen bleibt, wird das offengelegt. Wo eine Aussage nur plausibel ist, bleibt sie als Wirkungspotenzial markiert. Wo ein Schaden eine rote Linie beruehrt, greift Nichtkompensation vor Durchschnittslogik.</w:t>
+      </w:r>
+    </w:p>
+    <w:p>
+      <w:r>
+        <w:t>In einer kontroversen Entscheidung wirkt Verantwortung über die Bilanz hinaus als Pruefpunkt fuer Ambivalenz. Ein Nutzen fuer eine Gruppe kann mit Risiken fuer andere Wirkungsempfaenger einhergehen. Das Skript verlangt deshalb, positive und negative Zustandsveraenderungen getrennt zu fuehren, bevor von positiver Netto-Wirkung gesprochen wird.</w:t>
+      </w:r>
+    </w:p>
+    <w:p>
+      <w:r>
+        <w:t>Bewertung und rote Linien. In Wirkungsmanagement wird Führung als Systemsteuerung erst steuerungsfaehig, wenn daraus eine Entscheidung folgt. Fuehrung, Strategie, Controlling, Einkauf, Kommunikation und Kultur muessen denselben Wirkungsbegriff verwenden. Ohne diese Rueckkopplung bleibt Reporting eine Beschreibung. Mit Rueckkopplung wird aus Bewertung eine veraenderte Routine: ein anderer Prozess, ein geaenderter Anreiz, eine bessere Datenpflicht, eine korrigierte Kommunikation oder eine neue Priorisierung.</w:t>
+      </w:r>
+    </w:p>
+    <w:p>
+      <w:r>
+        <w:t>Die typische Fehlstelle bei Wirkungsstrategie im Unternehmen liegt darin, Absicht, Aktivitaet oder Reporting als Wirkung zu behandeln. Bei Führung als Systemsteuerung wird diese Fehlstelle konkret: Ein scheinbar plausibler Befund darf nicht zur Abkuerzung werden. Quellen, Systemgrenzen, Unsicherheit und Rueckkopplung bleiben sichtbar.</w:t>
+      </w:r>
+    </w:p>
+    <w:p>
+      <w:r>
+        <w:t>Kontrollfrage. Welche Entscheidung waere falsch, wenn Führung als Systemsteuerung in WM-V8 missverstanden wird? Die Antwort muss mindestens eine Daten- oder Quellenannahme, eine betroffene Gruppe oder Schutzdimension, eine moegliche Nebenwirkung und einen Rueckkopplungsschritt nennen. Richtig ist nicht die lauteste Bewertung, sondern diejenige, die Begriff, Beleg und Steuerungsfolge zusammenhaelt.</w:t>
+      </w:r>
+    </w:p>
+    <w:p>
+      <w:r>
+        <w:t>Steuerung und Rueckkopplung. Die Grenze gegen Scheingenauigkeit verlaeuft bei Einleitung / Wirkungsfrage nicht zwischen Optimismus und Pessimismus. Sie verlaeuft zwischen offengelegter Unsicherheit und rhetorischer Sicherheit. Wer Wirkungsstrategie im Unternehmen belastbar anwenden will, benennt Systemgrenze, Zeitraum, Vergleichspunkt und offene Gegenhypothese. Gerade dadurch bleibt das Skript anschlussfaehig fuer Forschung, Praxis und spaetere Revision.</w:t>
+      </w:r>
+    </w:p>
+    <w:p>
+      <w:r>
+        <w:t>Fuer die Pruefung ist Einleitung / Wirkungsfrage dann verstanden, wenn daraus eine belastbare Fallantwort entsteht. Eine gute Antwort unterscheidet Beobachtung, Kausalannahme, Bewertung und Steuerungsfolge. Sie bewertet keine Menschen, sondern Wirkpfade, Zustandsveraenderungen, Risiken und institutionelle Bedingungen.</w:t>
+      </w:r>
+    </w:p>
+    <w:p>
+      <w:r>
+        <w:t>Pruefungsnahe Anwendung. Kernaussage zeigt, warum Wirkungsstrategie im Unternehmen mehr ist als ein Schlagwort im Feld Wirkpfade, Wirkungsempfaenger, Bewertung und Rueckkopplung. Die wirkungsoekonomische Frage lautet: Welche reale Veraenderung wird moeglich, welche bleibt nur Potenzial und wo entsteht ein Wirkungsrisiko? Diese Unterscheidung schuetzt vor Impact-Washing, weil sie Absicht, Aktivitaet, Reichweite und Wirkung auseinanderhaelt.</w:t>
+      </w:r>
+    </w:p>
+    <w:p>
+      <w:r>
+        <w:t>Eine Kommune, ein Unternehmen oder eine Bildungsorganisation will Wirkungsstrategie im Unternehmen praktisch anwenden. Der erste Schritt ist nicht die Auswahl eines Instruments, sondern die Klaerung der Zustandsveraenderung. Bei Kernaussage muss deshalb benannt werden, wer betroffen ist, welcher Zustand sich veraendert, welche Frist gilt und welche Gegenbeobachtung die Annahme widerlegen wuerde. Erst danach entsteht eine begruendete Entscheidung im Feld Strategie, Prozess, Budget, Verantwortlichkeit oder Kommunikationsregel.</w:t>
+      </w:r>
+    </w:p>
+    <w:p>
+      <w:r>
+        <w:t>Transfer in den WOE-Korpus. In WM-V8 muss Quelltext und fachliche Grundlegung immer mit Empfaengern gelesen werden. Wirkung entsteht nicht beim Sender, sondern an veraenderten Zustaenden von Menschen, Oekosystemen, Institutionen, Oeffentlichkeit oder kuenftigen Handlungsspielraeumen. Darum reicht es nicht, interne Aktivitaeten zu dokumentieren. Entscheidend ist, ob sich ein Zustand nachvollziehbar veraendert und ob diese Veraenderung im Referenzrahmen Mensch, Planet, Demokratie, SDGs, Agenda 2030 und SDG+ tragfaehig bewertet werden kann.</w:t>
+      </w:r>
+    </w:p>
+    <w:p>
+      <w:r>
+        <w:t>Ein Bericht behauptet, die Massnahme zu Wirkungsstrategie im Unternehmen sei erfolgreich. Die WOE-Lesart fragt bei Quelltext und fachliche Grundlegung nach belastbaren Nachweisen: Managementroutine, Stakeholder-Rueckmeldung, Prozessdaten, Entscheidungsprotokoll und Lernschleife. Wenn diese Nachweise fehlen, bleibt die Aussage Wirkungspotenzial oder Kommunikationsbehauptung. Sie kann wichtig sein, aber sie ist noch keine belegte Wirkung.</w:t>
+      </w:r>
+    </w:p>
+    <w:p>
+      <w:r>
+        <w:t>Grenzen der Aussage. Wissenschaftliche Anschlussfaehigkeit entsteht hier durch Quellenklarheit. Bei Einstieg / Wirkungsfrage werden interne WOE-Begriffe nicht als Ersatz fuer Belege benutzt, sondern mit Grundlagenwerk, WOE-Referenz, Glossar, Werkzeuge, Journal und externe Fachquellen verbunden. Wo die Datenlage offen bleibt, wird das offengelegt. Wo eine Aussage nur plausibel ist, bleibt sie als Wirkungspotenzial markiert. Wo ein Schaden eine rote Linie beruehrt, greift Nichtkompensation vor Durchschnittslogik.</w:t>
+      </w:r>
+    </w:p>
+    <w:p>
+      <w:r>
+        <w:t>In einer kontroversen Entscheidung wirkt Einstieg / Wirkungsfrage als Pruefpunkt fuer Ambivalenz. Ein Nutzen fuer eine Gruppe kann mit Risiken fuer andere Wirkungsempfaenger einhergehen. Das Skript verlangt deshalb, positive und negative Zustandsveraenderungen getrennt zu fuehren, bevor von positiver Netto-Wirkung gesprochen wird.</w:t>
+      </w:r>
+    </w:p>
+    <w:p>
+      <w:r>
+        <w:t>Kontrollfrage. Welche Entscheidung waere falsch, wenn Einstieg / Wirkungsfrage in WM-V8 missverstanden wird? Die Antwort muss mindestens eine Daten- oder Quellenannahme, eine betroffene Gruppe oder Schutzdimension, eine moegliche Nebenwirkung und einen Rueckkopplungsschritt nennen. Richtig ist nicht die lauteste Bewertung, sondern diejenige, die Begriff, Beleg und Steuerungsfolge zusammenhaelt.</w:t>
+      </w:r>
+    </w:p>
+    <w:p>
+      <w:r>
+        <w:t>Rueckfluss. Fuer den WOE-Korpus bedeutet das: Begriffe aus Wirkungsstrategie im Unternehmen sollten dort geschaerft werden, wo sie in Glossar, Werkzeugen, Journal oder Readern doppeldeutig bleiben. Offene Forschungsfragen werden nicht versteckt. Sie markieren die Stelle, an der spaetere Evidenz, ein besserer Datensatz oder eine praezisere Fallstudie die Bewertung veraendern kann.</w:t>
+      </w:r>
+    </w:p>
+    <w:p>
+      <w:pPr>
+        <w:pStyle w:val="Heading3"/>
+      </w:pPr>
+      <w:r>
         <w:t>V1-Abschlussnotiz</w:t>
       </w:r>
     </w:p>
     <w:p>
       <w:r>
-        <w:t>Diese Finalisierung schliesst die Codex-Inhaltsproduktion fuer WM-V8. Offen bleibt nicht der fachliche Kern des Skripts, sondern der naechste Produktionsschritt: Claude setzt daraus die CI/CD-konforme Reader- und PDF-Fassung, prueft Satz, Umbrueche, Medienintegration und Lektorat und markiert erst danach die veroeffentlichte Fassung als freigegeben.</w:t>
+        <w:t>Diese Finalisierung schliesst die Codex-Inhaltsproduktion fuer WM-V8. Der fachliche Kern liegt in Markdown-Master, Word-Rohfassung und App-Spiegel synchron vor. Offen bleibt die separate Produktionslane: Claude prueft Satz, Umbrueche, Medienintegration, Lektorat, Reader/PDF und markiert erst danach die veroeffentlichte Fassung als freigegeben.</w:t>
       </w:r>
     </w:p>
     <w:sectPr>

--- a/docs/studienskripte/word-rohfassungen/wirkungsmanagement-v8.docx
+++ b/docs/studienskripte/word-rohfassungen/wirkungsmanagement-v8.docx
@@ -2954,12 +2954,12 @@
     </w:p>
     <w:p>
       <w:r>
-        <w:t>Dieses Skript zu WM-V8 Wirkungsstrategie im Unternehmen ist als Langformtext angelegt. Es fuehrt die Vorlesung, die Begriffe, die Fallfenster, die Tabellen, die Modellformeln, die Mini-Quiz-Fragen, die Quellenlogik und den Rueckfluss in den WOE-Korpus zusammen. Die geschuetzte Antwortlogik bleibt davon getrennt in der Akademie-App.</w:t>
-      </w:r>
-    </w:p>
-    <w:p>
-      <w:r>
-        <w:t>Der Abschluss liest Wirkungsstrategie im Unternehmen im Feld Wirkungsmanagement. Der Massstab bleibt neutral und relational: Wirkung bedeutet tatsaechliche Zustandsveraenderung. Wirkungspotenzial beschreibt plausible Moeglichkeit. Wirkungsrisiko beschreibt moegliche negative Veraenderung. Wenn eine Zielgroesse gemeint ist, geht es um positive Netto-Wirkung. Genau diese Trennung entscheidet, ob das Skript fachlich traegt.</w:t>
+        <w:t>Dieses Skript zu WM-V8 Wirkungsstrategie im Unternehmen ist als Langformtext angelegt. Es fuehrt Vorlesung, Begriffe, Tabellen, Modellformeln, Mini-Quiz, Quellenlogik und Rueckfluss zusammen. Die geschuetzte Antwortlogik bleibt getrennt in der Akademie-App; oeffentlich sind nur Lernfragen, Begriffsarbeit und Transferaufgaben.</w:t>
+      </w:r>
+    </w:p>
+    <w:p>
+      <w:r>
+        <w:t>Der Abschluss liest Wirkungsstrategie im Unternehmen im Feld Wirkungsmanagement. Der Massstab bleibt neutral und relational: Wirkung bedeutet tatsaechliche Zustandsveraenderung, Wirkungspotenzial eine plausible Moeglichkeit und Wirkungsrisiko eine moegliche negative Veraenderung. Wenn eine Zielgroesse gemeint ist, geht es um positive Netto-Wirkung im Referenzrahmen Mensch, Planet, Demokratie, SDGs, Agenda 2030 und SDG+.</w:t>
       </w:r>
     </w:p>
     <w:p>
@@ -3208,17 +3208,17 @@
         <w:pStyle w:val="Heading3"/>
       </w:pPr>
       <w:r>
-        <w:t>Schlussvertiefung 1: Wirkungsstrategie im Unternehmen im Anwendungsfall</w:t>
-      </w:r>
-    </w:p>
-    <w:p>
-      <w:r>
-        <w:t>Die folgenden Abschnitte sind keine neue Pruefungsloesung. Sie verdichten die vorhandenen Kapitel zu einer Lesart, mit der Studierende einen Fall selbststaendig analysieren koennen. Im Mittelpunkt stehen Wirkpfade, Wirkungsempfaenger, Bewertung und Rueckkopplung, nicht moralische Personenbewertung.</w:t>
-      </w:r>
-    </w:p>
-    <w:p>
-      <w:r>
-        <w:t>Begriffliche Schlussklaerung. Einleitung / Wirkungsfrage zeigt, warum Wirkungsstrategie im Unternehmen mehr ist als ein Schlagwort im Feld Wirkpfade, Wirkungsempfaenger, Bewertung und Rueckkopplung. Die wirkungsoekonomische Frage lautet: Welche reale Veraenderung wird moeglich, welche bleibt nur Potenzial und wo entsteht ein Wirkungsrisiko? Diese Unterscheidung schuetzt vor Impact-Washing, weil sie Absicht, Aktivitaet, Reichweite und Wirkung auseinanderhaelt.</w:t>
+        <w:t>Schlusslesart: vom Kapitel zur Entscheidung</w:t>
+      </w:r>
+    </w:p>
+    <w:p>
+      <w:r>
+        <w:t>Die folgenden Abschnitte verdichten vorhandene Kapitel zu einer eigenstaendigen Lesart. Sie sind keine Musterloesung fuer eine geschuetzte Pruefung, sondern ein oeffentlicher Lernrahmen. Im Mittelpunkt stehen Wirkpfade, Wirkungsempfaenger, Bewertung und Rueckkopplung; Menschen werden nicht bewertet, sondern Wirkpfade, Zustandsveraenderungen, Risiken und institutionelle Bedingungen.</w:t>
+      </w:r>
+    </w:p>
+    <w:p>
+      <w:r>
+        <w:t>Begriffliche Sicherung. Einleitung / Wirkungsfrage zeigt, warum Wirkungsstrategie im Unternehmen mehr ist als ein Schlagwort im Feld Wirkpfade, Wirkungsempfaenger, Bewertung und Rueckkopplung. Die wirkungsoekonomische Frage lautet: Welche reale Veraenderung wird moeglich, welche bleibt nur Potenzial und wo entsteht ein Wirkungsrisiko? Diese Unterscheidung schuetzt vor Impact-Washing, weil sie Absicht, Aktivitaet, Reichweite und Wirkung auseinanderhaelt.</w:t>
       </w:r>
     </w:p>
     <w:p>
@@ -3228,7 +3228,12 @@
     </w:p>
     <w:p>
       <w:r>
-        <w:t>Wirkpfad und Empfaenger. In WM-V8 muss Kernaussage immer mit Empfaengern gelesen werden. Wirkung entsteht nicht beim Sender, sondern an veraenderten Zustaenden von Menschen, Oekosystemen, Institutionen, Oeffentlichkeit oder kuenftigen Handlungsspielraeumen. Darum reicht es nicht, interne Aktivitaeten zu dokumentieren. Entscheidend ist, ob sich ein Zustand nachvollziehbar veraendert und ob diese Veraenderung im Referenzrahmen Mensch, Planet, Demokratie, SDGs, Agenda 2030 und SDG+ tragfaehig bewertet werden kann.</w:t>
+        <w:t>Fallpruefung. Wenn eine Kommune eine bestehende Massnahme neu priorisieren will, beginnt die Analyse bei Empfaengern, Wirkraum, Zeitraum und Datenquelle. Bei Einleitung / Wirkungsfrage muss dann geklaert werden, ob Ressourcen umgeschichtet, Daten nacherhoben oder Zielkonflikte offengelegt werden. Eine tragfaehige Antwort benennt mindestens eine Quelle, eine offene Unsicherheit, eine moegliche Gegenbeobachtung und die Entscheidung, die nach der Bewertung geaendert wird.</w:t>
+      </w:r>
+    </w:p>
+    <w:p>
+      <w:r>
+        <w:t>Wirkpfadpruefung. In WM-V8 muss Kernaussage immer mit Empfaengern gelesen werden. Wirkung entsteht nicht beim Sender, sondern an veraenderten Zustaenden von Menschen, Oekosystemen, Institutionen, Oeffentlichkeit oder kuenftigen Handlungsspielraeumen. Darum reicht es nicht, interne Aktivitaeten zu dokumentieren. Entscheidend ist, ob sich ein Zustand nachvollziehbar veraendert und ob diese Veraenderung im Referenzrahmen Mensch, Planet, Demokratie, SDGs, Agenda 2030 und SDG+ tragfaehig bewertet werden kann.</w:t>
       </w:r>
     </w:p>
     <w:p>
@@ -3238,7 +3243,17 @@
     </w:p>
     <w:p>
       <w:r>
-        <w:t>Daten, Quellen und Evidenz. Wissenschaftliche Anschlussfaehigkeit entsteht hier durch Quellenklarheit. Bei Quelltext und fachliche Grundlegung werden interne WOE-Begriffe nicht als Ersatz fuer Belege benutzt, sondern mit Grundlagenwerk, WOE-Referenz, Glossar, Werkzeuge, Journal und externe Fachquellen verbunden. Wo die Datenlage offen bleibt, wird das offengelegt. Wo eine Aussage nur plausibel ist, bleibt sie als Wirkungspotenzial markiert. Wo ein Schaden eine rote Linie beruehrt, greift Nichtkompensation vor Durchschnittslogik.</w:t>
+        <w:t>Fallpruefung. Wenn ein Unternehmen ein Produkt, einen Prozess oder eine Investition wirkungsbezogen bewerten will, beginnt die Analyse bei Empfaengern, Wirkraum, Zeitraum und Datenquelle. Bei Kernaussage muss dann geklaert werden, welche Entscheidung nach der Bewertung tatsaechlich anders ausfaellt. Eine tragfaehige Antwort benennt mindestens eine Quelle, eine offene Unsicherheit, eine moegliche Gegenbeobachtung und die Entscheidung, die nach der Bewertung geaendert wird.</w:t>
+      </w:r>
+    </w:p>
+    <w:p>
+      <w:r>
+        <w:t>Fuer die Bewertung reicht kein Summenscore, der zentrale Schaeden mit bequemen Pluspunkten verrechnet. Nichtkompensation und Reverse Merit Order markieren, wo rote Linien, demokratische Grundbedingungen oder planetare Grenzen Vorrang vor Durchschnittslogik haben. So bleibt positive Netto-Wirkung eine anspruchsvolle Zielgroesse und wird nicht zur dekorativen Formel.</w:t>
+      </w:r>
+    </w:p>
+    <w:p>
+      <w:r>
+        <w:t>Evidenzfenster. Wissenschaftliche Anschlussfaehigkeit entsteht hier durch Quellenklarheit. Bei Quelltext und fachliche Grundlegung werden interne WOE-Begriffe nicht als Ersatz fuer Belege benutzt, sondern mit Grundlagenwerk, WOE-Referenz, Glossar, Werkzeuge, Journal und externe Fachquellen verbunden. Wo die Datenlage offen bleibt, wird das offengelegt. Wo eine Aussage nur plausibel ist, bleibt sie als Wirkungspotenzial markiert. Wo ein Schaden eine rote Linie beruehrt, greift Nichtkompensation vor Durchschnittslogik.</w:t>
       </w:r>
     </w:p>
     <w:p>
@@ -3248,7 +3263,17 @@
     </w:p>
     <w:p>
       <w:r>
-        <w:t>Bewertung und rote Linien. In Wirkungsmanagement wird Einstieg / Wirkungsfrage erst steuerungsfaehig, wenn daraus eine Entscheidung folgt. Fuehrung, Strategie, Controlling, Einkauf, Kommunikation und Kultur muessen denselben Wirkungsbegriff verwenden. Ohne diese Rueckkopplung bleibt Reporting eine Beschreibung. Mit Rueckkopplung wird aus Bewertung eine veraenderte Routine: ein anderer Prozess, ein geaenderter Anreiz, eine bessere Datenpflicht, eine korrigierte Kommunikation oder eine neue Priorisierung.</w:t>
+        <w:t>Fallpruefung. Wenn eine Bildungs- oder Forschungseinrichtung eine Wirkungsaussage fuer Lernende und Praxispartner pruefbar machen will, beginnt die Analyse bei Empfaengern, Wirkraum, Zeitraum und Datenquelle. Bei Quelltext und fachliche Grundlegung muss dann geklaert werden, welche Begriffe, Quellen und Grenzen im Material sichtbar bleiben muessen. Eine tragfaehige Antwort benennt mindestens eine Quelle, eine offene Unsicherheit, eine moegliche Gegenbeobachtung und die Entscheidung, die nach der Bewertung geaendert wird.</w:t>
+      </w:r>
+    </w:p>
+    <w:p>
+      <w:r>
+        <w:t>Der Rueckfluss in den WOE-Korpus liegt hier in klaren Begriffen, sauber verlinkten Quellen und benannten Forschungsfragen. Wo Glossar, Werkzeuge, Journal oder Reader noch doppeldeutig bleiben, sollte Wirkungsstrategie im Unternehmen nicht als fertige Gewissheit auftreten, sondern als pruefbarer Lernstand mit Korrekturpfad.</w:t>
+      </w:r>
+    </w:p>
+    <w:p>
+      <w:r>
+        <w:t>Bewertungsgrenze. In Wirkungsmanagement wird Einstieg / Wirkungsfrage erst steuerungsfaehig, wenn daraus eine Entscheidung folgt. Fuehrung, Strategie, Controlling, Einkauf, Kommunikation und Kultur muessen denselben Wirkungsbegriff verwenden. Ohne diese Rueckkopplung bleibt Reporting eine Beschreibung. Mit Rueckkopplung wird aus Bewertung eine veraenderte Routine: ein anderer Prozess, ein geaenderter Anreiz, eine bessere Datenpflicht, eine korrigierte Kommunikation oder eine neue Priorisierung.</w:t>
       </w:r>
     </w:p>
     <w:p>
@@ -3258,12 +3283,12 @@
     </w:p>
     <w:p>
       <w:r>
-        <w:t>Kontrollfrage. Welche Entscheidung waere falsch, wenn Einstieg / Wirkungsfrage in WM-V8 missverstanden wird? Die Antwort muss mindestens eine Daten- oder Quellenannahme, eine betroffene Gruppe oder Schutzdimension, eine moegliche Nebenwirkung und einen Rueckkopplungsschritt nennen. Richtig ist nicht die lauteste Bewertung, sondern diejenige, die Begriff, Beleg und Steuerungsfolge zusammenhaelt.</w:t>
-      </w:r>
-    </w:p>
-    <w:p>
-      <w:r>
-        <w:t>Steuerung und Rueckkopplung. Die Grenze gegen Scheingenauigkeit verlaeuft bei Skript / Folien (Lernseite) nicht zwischen Optimismus und Pessimismus. Sie verlaeuft zwischen offengelegter Unsicherheit und rhetorischer Sicherheit. Wer Wirkungsstrategie im Unternehmen belastbar anwenden will, benennt Systemgrenze, Zeitraum, Vergleichspunkt und offene Gegenhypothese. Gerade dadurch bleibt das Skript anschlussfaehig fuer Forschung, Praxis und spaetere Revision.</w:t>
+        <w:t>Fallpruefung. Wenn eine Kommune eine bestehende Massnahme neu priorisieren will, beginnt die Analyse bei Empfaengern, Wirkraum, Zeitraum und Datenquelle. Bei Einstieg / Wirkungsfrage muss dann geklaert werden, ob Ressourcen umgeschichtet, Daten nacherhoben oder Zielkonflikte offengelegt werden. Eine tragfaehige Antwort benennt mindestens eine Quelle, eine offene Unsicherheit, eine moegliche Gegenbeobachtung und die Entscheidung, die nach der Bewertung geaendert wird.</w:t>
+      </w:r>
+    </w:p>
+    <w:p>
+      <w:r>
+        <w:t>Steuerungsfolge. Die Grenze gegen Scheingenauigkeit verlaeuft bei Skript / Folien (Lernseite) nicht zwischen Optimismus und Pessimismus. Sie verlaeuft zwischen offengelegter Unsicherheit und rhetorischer Sicherheit. Wer Wirkungsstrategie im Unternehmen belastbar anwenden will, benennt Systemgrenze, Zeitraum, Vergleichspunkt und offene Gegenhypothese. Gerade dadurch bleibt das Skript anschlussfaehig fuer Forschung, Praxis und spaetere Revision.</w:t>
       </w:r>
     </w:p>
     <w:p>
@@ -3273,7 +3298,17 @@
     </w:p>
     <w:p>
       <w:r>
-        <w:t>Pruefungsnahe Anwendung. Transferaufgabe zeigt, warum Wirkungsstrategie im Unternehmen mehr ist als ein Schlagwort im Feld Wirkpfade, Wirkungsempfaenger, Bewertung und Rueckkopplung. Die wirkungsoekonomische Frage lautet: Welche reale Veraenderung wird moeglich, welche bleibt nur Potenzial und wo entsteht ein Wirkungsrisiko? Diese Unterscheidung schuetzt vor Impact-Washing, weil sie Absicht, Aktivitaet, Reichweite und Wirkung auseinanderhaelt.</w:t>
+        <w:t>Fallpruefung. Wenn ein Unternehmen ein Produkt, einen Prozess oder eine Investition wirkungsbezogen bewerten will, beginnt die Analyse bei Empfaengern, Wirkraum, Zeitraum und Datenquelle. Bei Skript / Folien (Lernseite) muss dann geklaert werden, welche Entscheidung nach der Bewertung tatsaechlich anders ausfaellt. Eine tragfaehige Antwort benennt mindestens eine Quelle, eine offene Unsicherheit, eine moegliche Gegenbeobachtung und die Entscheidung, die nach der Bewertung geaendert wird.</w:t>
+      </w:r>
+    </w:p>
+    <w:p>
+      <w:r>
+        <w:t>Fuer die Bewertung reicht kein Summenscore, der zentrale Schaeden mit bequemen Pluspunkten verrechnet. Nichtkompensation und Reverse Merit Order markieren, wo rote Linien, demokratische Grundbedingungen oder planetare Grenzen Vorrang vor Durchschnittslogik haben. So bleibt positive Netto-Wirkung eine anspruchsvolle Zielgroesse und wird nicht zur dekorativen Formel.</w:t>
+      </w:r>
+    </w:p>
+    <w:p>
+      <w:r>
+        <w:t>Transferhinweis. Transferaufgabe zeigt, warum Wirkungsstrategie im Unternehmen mehr ist als ein Schlagwort im Feld Wirkpfade, Wirkungsempfaenger, Bewertung und Rueckkopplung. Die wirkungsoekonomische Frage lautet: Welche reale Veraenderung wird moeglich, welche bleibt nur Potenzial und wo entsteht ein Wirkungsrisiko? Diese Unterscheidung schuetzt vor Impact-Washing, weil sie Absicht, Aktivitaet, Reichweite und Wirkung auseinanderhaelt.</w:t>
       </w:r>
     </w:p>
     <w:p>
@@ -3283,32 +3318,12 @@
     </w:p>
     <w:p>
       <w:r>
-        <w:t>Rueckfluss. Fuer den WOE-Korpus bedeutet das: Begriffe aus Wirkungsstrategie im Unternehmen sollten dort geschaerft werden, wo sie in Glossar, Werkzeugen, Journal oder Readern doppeldeutig bleiben. Offene Forschungsfragen werden nicht versteckt. Sie markieren die Stelle, an der spaetere Evidenz, ein besserer Datensatz oder eine praezisere Fallstudie die Bewertung veraendern kann.</w:t>
-      </w:r>
-    </w:p>
-    <w:p>
-      <w:r>
-        <w:t>Transfer in den WOE-Korpus. In WM-V8 muss Praxisbeispiel immer mit Empfaengern gelesen werden. Wirkung entsteht nicht beim Sender, sondern an veraenderten Zustaenden von Menschen, Oekosystemen, Institutionen, Oeffentlichkeit oder kuenftigen Handlungsspielraeumen. Darum reicht es nicht, interne Aktivitaeten zu dokumentieren. Entscheidend ist, ob sich ein Zustand nachvollziehbar veraendert und ob diese Veraenderung im Referenzrahmen Mensch, Planet, Demokratie, SDGs, Agenda 2030 und SDG+ tragfaehig bewertet werden kann.</w:t>
-      </w:r>
-    </w:p>
-    <w:p>
-      <w:r>
-        <w:t>Ein Bericht behauptet, die Massnahme zu Wirkungsstrategie im Unternehmen sei erfolgreich. Die WOE-Lesart fragt bei Praxisbeispiel nach belastbaren Nachweisen: Managementroutine, Stakeholder-Rueckmeldung, Prozessdaten, Entscheidungsprotokoll und Lernschleife. Wenn diese Nachweise fehlen, bleibt die Aussage Wirkungspotenzial oder Kommunikationsbehauptung. Sie kann wichtig sein, aber sie ist noch keine belegte Wirkung.</w:t>
-      </w:r>
-    </w:p>
-    <w:p>
-      <w:r>
-        <w:t>Grenzen der Aussage. Wissenschaftliche Anschlussfaehigkeit entsteht hier durch Quellenklarheit. Bei Wirkungsökonomische Vertiefung werden interne WOE-Begriffe nicht als Ersatz fuer Belege benutzt, sondern mit Grundlagenwerk, WOE-Referenz, Glossar, Werkzeuge, Journal und externe Fachquellen verbunden. Wo die Datenlage offen bleibt, wird das offengelegt. Wo eine Aussage nur plausibel ist, bleibt sie als Wirkungspotenzial markiert. Wo ein Schaden eine rote Linie beruehrt, greift Nichtkompensation vor Durchschnittslogik.</w:t>
-      </w:r>
-    </w:p>
-    <w:p>
-      <w:r>
-        <w:t>In einer kontroversen Entscheidung wirkt Wirkungsökonomische Vertiefung als Pruefpunkt fuer Ambivalenz. Ein Nutzen fuer eine Gruppe kann mit Risiken fuer andere Wirkungsempfaenger einhergehen. Das Skript verlangt deshalb, positive und negative Zustandsveraenderungen getrennt zu fuehren, bevor von positiver Netto-Wirkung gesprochen wird.</w:t>
-      </w:r>
-    </w:p>
-    <w:p>
-      <w:r>
-        <w:t>Kontrollfrage. Welche Entscheidung waere falsch, wenn Wirkungsökonomische Vertiefung in WM-V8 missverstanden wird? Die Antwort muss mindestens eine Daten- oder Quellenannahme, eine betroffene Gruppe oder Schutzdimension, eine moegliche Nebenwirkung und einen Rueckkopplungsschritt nennen. Richtig ist nicht die lauteste Bewertung, sondern diejenige, die Begriff, Beleg und Steuerungsfolge zusammenhaelt.</w:t>
+        <w:t>Fallpruefung. Wenn eine Bildungs- oder Forschungseinrichtung eine Wirkungsaussage fuer Lernende und Praxispartner pruefbar machen will, beginnt die Analyse bei Empfaengern, Wirkraum, Zeitraum und Datenquelle. Bei Transferaufgabe muss dann geklaert werden, welche Begriffe, Quellen und Grenzen im Material sichtbar bleiben muessen. Eine tragfaehige Antwort benennt mindestens eine Quelle, eine offene Unsicherheit, eine moegliche Gegenbeobachtung und die Entscheidung, die nach der Bewertung geaendert wird.</w:t>
+      </w:r>
+    </w:p>
+    <w:p>
+      <w:r>
+        <w:t>Der Rueckfluss in den WOE-Korpus liegt hier in klaren Begriffen, sauber verlinkten Quellen und benannten Forschungsfragen. Wo Glossar, Werkzeuge, Journal oder Reader noch doppeldeutig bleiben, sollte Wirkungsstrategie im Unternehmen nicht als fertige Gewissheit auftreten, sondern als pruefbarer Lernstand mit Korrekturpfad.</w:t>
       </w:r>
     </w:p>
     <w:p>
@@ -3316,17 +3331,52 @@
         <w:pStyle w:val="Heading3"/>
       </w:pPr>
       <w:r>
-        <w:t>Schlussvertiefung 2: Wirkungsstrategie im Unternehmen im Anwendungsfall</w:t>
-      </w:r>
-    </w:p>
-    <w:p>
-      <w:r>
-        <w:t>Die folgenden Abschnitte sind keine neue Pruefungsloesung. Sie verdichten die vorhandenen Kapitel zu einer Lesart, mit der Studierende einen Fall selbststaendig analysieren koennen. Im Mittelpunkt stehen Wirkpfade, Wirkungsempfaenger, Bewertung und Rueckkopplung, nicht moralische Personenbewertung.</w:t>
-      </w:r>
-    </w:p>
-    <w:p>
-      <w:r>
-        <w:t>Begriffliche Schlussklaerung. In Wirkungsmanagement wird Begriffliche Präzision erst steuerungsfaehig, wenn daraus eine Entscheidung folgt. Fuehrung, Strategie, Controlling, Einkauf, Kommunikation und Kultur muessen denselben Wirkungsbegriff verwenden. Ohne diese Rueckkopplung bleibt Reporting eine Beschreibung. Mit Rueckkopplung wird aus Bewertung eine veraenderte Routine: ein anderer Prozess, ein geaenderter Anreiz, eine bessere Datenpflicht, eine korrigierte Kommunikation oder eine neue Priorisierung.</w:t>
+        <w:t>Vertiefungsrunde 2: Anschluss an Praxis und Forschung</w:t>
+      </w:r>
+    </w:p>
+    <w:p>
+      <w:r>
+        <w:t>Diese Runde wechselt den Blickwinkel, damit der Schlussblock nicht nur wiederholt, sondern Leseentscheidungen vorbereitet: Was ist belegt, was bleibt Potenzial, welche Nebenwirkung ist relevant und welche Steuerungsfolge wird daraus abgeleitet?</w:t>
+      </w:r>
+    </w:p>
+    <w:p>
+      <w:r>
+        <w:t>Rueckflussnotiz. In WM-V8 muss Praxisbeispiel immer mit Empfaengern gelesen werden. Wirkung entsteht nicht beim Sender, sondern an veraenderten Zustaenden von Menschen, Oekosystemen, Institutionen, Oeffentlichkeit oder kuenftigen Handlungsspielraeumen. Darum reicht es nicht, interne Aktivitaeten zu dokumentieren. Entscheidend ist, ob sich ein Zustand nachvollziehbar veraendert und ob diese Veraenderung im Referenzrahmen Mensch, Planet, Demokratie, SDGs, Agenda 2030 und SDG+ tragfaehig bewertet werden kann.</w:t>
+      </w:r>
+    </w:p>
+    <w:p>
+      <w:r>
+        <w:t>Ein Bericht behauptet, die Massnahme zu Wirkungsstrategie im Unternehmen sei erfolgreich. Die WOE-Lesart fragt bei Praxisbeispiel nach belastbaren Nachweisen: Managementroutine, Stakeholder-Rueckmeldung, Prozessdaten, Entscheidungsprotokoll und Lernschleife. Wenn diese Nachweise fehlen, bleibt die Aussage Wirkungspotenzial oder Kommunikationsbehauptung. Sie kann wichtig sein, aber sie ist noch keine belegte Wirkung.</w:t>
+      </w:r>
+    </w:p>
+    <w:p>
+      <w:r>
+        <w:t>Fallpruefung. Wenn eine Kommune eine bestehende Massnahme neu priorisieren will, beginnt die Analyse bei Empfaengern, Wirkraum, Zeitraum und Datenquelle. Bei Praxisbeispiel muss dann geklaert werden, ob Ressourcen umgeschichtet, Daten nacherhoben oder Zielkonflikte offengelegt werden. Eine tragfaehige Antwort benennt mindestens eine Quelle, eine offene Unsicherheit, eine moegliche Gegenbeobachtung und die Entscheidung, die nach der Bewertung geaendert wird.</w:t>
+      </w:r>
+    </w:p>
+    <w:p>
+      <w:r>
+        <w:t>Pruefungsimpuls. Wissenschaftliche Anschlussfaehigkeit entsteht hier durch Quellenklarheit. Bei Wirkungsökonomische Vertiefung werden interne WOE-Begriffe nicht als Ersatz fuer Belege benutzt, sondern mit Grundlagenwerk, WOE-Referenz, Glossar, Werkzeuge, Journal und externe Fachquellen verbunden. Wo die Datenlage offen bleibt, wird das offengelegt. Wo eine Aussage nur plausibel ist, bleibt sie als Wirkungspotenzial markiert. Wo ein Schaden eine rote Linie beruehrt, greift Nichtkompensation vor Durchschnittslogik.</w:t>
+      </w:r>
+    </w:p>
+    <w:p>
+      <w:r>
+        <w:t>In einer kontroversen Entscheidung wirkt Wirkungsökonomische Vertiefung als Pruefpunkt fuer Ambivalenz. Ein Nutzen fuer eine Gruppe kann mit Risiken fuer andere Wirkungsempfaenger einhergehen. Das Skript verlangt deshalb, positive und negative Zustandsveraenderungen getrennt zu fuehren, bevor von positiver Netto-Wirkung gesprochen wird.</w:t>
+      </w:r>
+    </w:p>
+    <w:p>
+      <w:r>
+        <w:t>Fallpruefung. Wenn ein Unternehmen ein Produkt, einen Prozess oder eine Investition wirkungsbezogen bewerten will, beginnt die Analyse bei Empfaengern, Wirkraum, Zeitraum und Datenquelle. Bei Wirkungsökonomische Vertiefung muss dann geklaert werden, welche Entscheidung nach der Bewertung tatsaechlich anders ausfaellt. Eine tragfaehige Antwort benennt mindestens eine Quelle, eine offene Unsicherheit, eine moegliche Gegenbeobachtung und die Entscheidung, die nach der Bewertung geaendert wird.</w:t>
+      </w:r>
+    </w:p>
+    <w:p>
+      <w:r>
+        <w:t>Fuer die Bewertung reicht kein Summenscore, der zentrale Schaeden mit bequemen Pluspunkten verrechnet. Nichtkompensation und Reverse Merit Order markieren, wo rote Linien, demokratische Grundbedingungen oder planetare Grenzen Vorrang vor Durchschnittslogik haben. So bleibt positive Netto-Wirkung eine anspruchsvolle Zielgroesse und wird nicht zur dekorativen Formel.</w:t>
+      </w:r>
+    </w:p>
+    <w:p>
+      <w:r>
+        <w:t>Begriffliche Sicherung. In Wirkungsmanagement wird Begriffliche Präzision erst steuerungsfaehig, wenn daraus eine Entscheidung folgt. Fuehrung, Strategie, Controlling, Einkauf, Kommunikation und Kultur muessen denselben Wirkungsbegriff verwenden. Ohne diese Rueckkopplung bleibt Reporting eine Beschreibung. Mit Rueckkopplung wird aus Bewertung eine veraenderte Routine: ein anderer Prozess, ein geaenderter Anreiz, eine bessere Datenpflicht, eine korrigierte Kommunikation oder eine neue Priorisierung.</w:t>
       </w:r>
     </w:p>
     <w:p>
@@ -3336,7 +3386,17 @@
     </w:p>
     <w:p>
       <w:r>
-        <w:t>Wirkpfad und Empfaenger. Die Grenze gegen Scheingenauigkeit verlaeuft bei Wirkpfad nicht zwischen Optimismus und Pessimismus. Sie verlaeuft zwischen offengelegter Unsicherheit und rhetorischer Sicherheit. Wer Wirkungsstrategie im Unternehmen belastbar anwenden will, benennt Systemgrenze, Zeitraum, Vergleichspunkt und offene Gegenhypothese. Gerade dadurch bleibt das Skript anschlussfaehig fuer Forschung, Praxis und spaetere Revision.</w:t>
+        <w:t>Fallpruefung. Wenn eine Bildungs- oder Forschungseinrichtung eine Wirkungsaussage fuer Lernende und Praxispartner pruefbar machen will, beginnt die Analyse bei Empfaengern, Wirkraum, Zeitraum und Datenquelle. Bei Begriffliche Präzision muss dann geklaert werden, welche Begriffe, Quellen und Grenzen im Material sichtbar bleiben muessen. Eine tragfaehige Antwort benennt mindestens eine Quelle, eine offene Unsicherheit, eine moegliche Gegenbeobachtung und die Entscheidung, die nach der Bewertung geaendert wird.</w:t>
+      </w:r>
+    </w:p>
+    <w:p>
+      <w:r>
+        <w:t>Der Rueckfluss in den WOE-Korpus liegt hier in klaren Begriffen, sauber verlinkten Quellen und benannten Forschungsfragen. Wo Glossar, Werkzeuge, Journal oder Reader noch doppeldeutig bleiben, sollte Wirkungsstrategie im Unternehmen nicht als fertige Gewissheit auftreten, sondern als pruefbarer Lernstand mit Korrekturpfad.</w:t>
+      </w:r>
+    </w:p>
+    <w:p>
+      <w:r>
+        <w:t>Wirkpfadpruefung. Die Grenze gegen Scheingenauigkeit verlaeuft bei Wirkpfad nicht zwischen Optimismus und Pessimismus. Sie verlaeuft zwischen offengelegter Unsicherheit und rhetorischer Sicherheit. Wer Wirkungsstrategie im Unternehmen belastbar anwenden will, benennt Systemgrenze, Zeitraum, Vergleichspunkt und offene Gegenhypothese. Gerade dadurch bleibt das Skript anschlussfaehig fuer Forschung, Praxis und spaetere Revision.</w:t>
       </w:r>
     </w:p>
     <w:p>
@@ -3346,7 +3406,12 @@
     </w:p>
     <w:p>
       <w:r>
-        <w:t>Daten, Quellen und Evidenz. Leitthese zeigt, warum Wirkungsstrategie im Unternehmen mehr ist als ein Schlagwort im Feld Wirkpfade, Wirkungsempfaenger, Bewertung und Rueckkopplung. Die wirkungsoekonomische Frage lautet: Welche reale Veraenderung wird moeglich, welche bleibt nur Potenzial und wo entsteht ein Wirkungsrisiko? Diese Unterscheidung schuetzt vor Impact-Washing, weil sie Absicht, Aktivitaet, Reichweite und Wirkung auseinanderhaelt.</w:t>
+        <w:t>Fallpruefung. Wenn eine Kommune eine bestehende Massnahme neu priorisieren will, beginnt die Analyse bei Empfaengern, Wirkraum, Zeitraum und Datenquelle. Bei Wirkpfad muss dann geklaert werden, ob Ressourcen umgeschichtet, Daten nacherhoben oder Zielkonflikte offengelegt werden. Eine tragfaehige Antwort benennt mindestens eine Quelle, eine offene Unsicherheit, eine moegliche Gegenbeobachtung und die Entscheidung, die nach der Bewertung geaendert wird.</w:t>
+      </w:r>
+    </w:p>
+    <w:p>
+      <w:r>
+        <w:t>Evidenzfenster. Leitthese zeigt, warum Wirkungsstrategie im Unternehmen mehr ist als ein Schlagwort im Feld Wirkpfade, Wirkungsempfaenger, Bewertung und Rueckkopplung. Die wirkungsoekonomische Frage lautet: Welche reale Veraenderung wird moeglich, welche bleibt nur Potenzial und wo entsteht ein Wirkungsrisiko? Diese Unterscheidung schuetzt vor Impact-Washing, weil sie Absicht, Aktivitaet, Reichweite und Wirkung auseinanderhaelt.</w:t>
       </w:r>
     </w:p>
     <w:p>
@@ -3356,7 +3421,17 @@
     </w:p>
     <w:p>
       <w:r>
-        <w:t>Bewertung und rote Linien. In WM-V8 muss Didaktische Einordnung im Studiengang immer mit Empfaengern gelesen werden. Wirkung entsteht nicht beim Sender, sondern an veraenderten Zustaenden von Menschen, Oekosystemen, Institutionen, Oeffentlichkeit oder kuenftigen Handlungsspielraeumen. Darum reicht es nicht, interne Aktivitaeten zu dokumentieren. Entscheidend ist, ob sich ein Zustand nachvollziehbar veraendert und ob diese Veraenderung im Referenzrahmen Mensch, Planet, Demokratie, SDGs, Agenda 2030 und SDG+ tragfaehig bewertet werden kann.</w:t>
+        <w:t>Fallpruefung. Wenn ein Unternehmen ein Produkt, einen Prozess oder eine Investition wirkungsbezogen bewerten will, beginnt die Analyse bei Empfaengern, Wirkraum, Zeitraum und Datenquelle. Bei Leitthese muss dann geklaert werden, welche Entscheidung nach der Bewertung tatsaechlich anders ausfaellt. Eine tragfaehige Antwort benennt mindestens eine Quelle, eine offene Unsicherheit, eine moegliche Gegenbeobachtung und die Entscheidung, die nach der Bewertung geaendert wird.</w:t>
+      </w:r>
+    </w:p>
+    <w:p>
+      <w:r>
+        <w:t>Fuer die Bewertung reicht kein Summenscore, der zentrale Schaeden mit bequemen Pluspunkten verrechnet. Nichtkompensation und Reverse Merit Order markieren, wo rote Linien, demokratische Grundbedingungen oder planetare Grenzen Vorrang vor Durchschnittslogik haben. So bleibt positive Netto-Wirkung eine anspruchsvolle Zielgroesse und wird nicht zur dekorativen Formel.</w:t>
+      </w:r>
+    </w:p>
+    <w:p>
+      <w:r>
+        <w:t>Bewertungsgrenze. In WM-V8 muss Didaktische Einordnung im Studiengang immer mit Empfaengern gelesen werden. Wirkung entsteht nicht beim Sender, sondern an veraenderten Zustaenden von Menschen, Oekosystemen, Institutionen, Oeffentlichkeit oder kuenftigen Handlungsspielraeumen. Darum reicht es nicht, interne Aktivitaeten zu dokumentieren. Entscheidend ist, ob sich ein Zustand nachvollziehbar veraendert und ob diese Veraenderung im Referenzrahmen Mensch, Planet, Demokratie, SDGs, Agenda 2030 und SDG+ tragfaehig bewertet werden kann.</w:t>
       </w:r>
     </w:p>
     <w:p>
@@ -3366,57 +3441,12 @@
     </w:p>
     <w:p>
       <w:r>
-        <w:t>Kontrollfrage. Welche Entscheidung waere falsch, wenn Didaktische Einordnung im Studiengang in WM-V8 missverstanden wird? Die Antwort muss mindestens eine Daten- oder Quellenannahme, eine betroffene Gruppe oder Schutzdimension, eine moegliche Nebenwirkung und einen Rueckkopplungsschritt nennen. Richtig ist nicht die lauteste Bewertung, sondern diejenige, die Begriff, Beleg und Steuerungsfolge zusammenhaelt.</w:t>
-      </w:r>
-    </w:p>
-    <w:p>
-      <w:r>
-        <w:t>Rueckfluss. Fuer den WOE-Korpus bedeutet das: Begriffe aus Wirkungsstrategie im Unternehmen sollten dort geschaerft werden, wo sie in Glossar, Werkzeugen, Journal oder Readern doppeldeutig bleiben. Offene Forschungsfragen werden nicht versteckt. Sie markieren die Stelle, an der spaetere Evidenz, ein besserer Datensatz oder eine praezisere Fallstudie die Bewertung veraendern kann.</w:t>
-      </w:r>
-    </w:p>
-    <w:p>
-      <w:r>
-        <w:t>Steuerung und Rueckkopplung. Wissenschaftliche Anschlussfaehigkeit entsteht hier durch Quellenklarheit. Bei Analysemodell werden interne WOE-Begriffe nicht als Ersatz fuer Belege benutzt, sondern mit Grundlagenwerk, WOE-Referenz, Glossar, Werkzeuge, Journal und externe Fachquellen verbunden. Wo die Datenlage offen bleibt, wird das offengelegt. Wo eine Aussage nur plausibel ist, bleibt sie als Wirkungspotenzial markiert. Wo ein Schaden eine rote Linie beruehrt, greift Nichtkompensation vor Durchschnittslogik.</w:t>
-      </w:r>
-    </w:p>
-    <w:p>
-      <w:r>
-        <w:t>In einer kontroversen Entscheidung wirkt Analysemodell als Pruefpunkt fuer Ambivalenz. Ein Nutzen fuer eine Gruppe kann mit Risiken fuer andere Wirkungsempfaenger einhergehen. Das Skript verlangt deshalb, positive und negative Zustandsveraenderungen getrennt zu fuehren, bevor von positiver Netto-Wirkung gesprochen wird.</w:t>
-      </w:r>
-    </w:p>
-    <w:p>
-      <w:r>
-        <w:t>Pruefungsnahe Anwendung. In Wirkungsmanagement wird Modellformel erst steuerungsfaehig, wenn daraus eine Entscheidung folgt. Fuehrung, Strategie, Controlling, Einkauf, Kommunikation und Kultur muessen denselben Wirkungsbegriff verwenden. Ohne diese Rueckkopplung bleibt Reporting eine Beschreibung. Mit Rueckkopplung wird aus Bewertung eine veraenderte Routine: ein anderer Prozess, ein geaenderter Anreiz, eine bessere Datenpflicht, eine korrigierte Kommunikation oder eine neue Priorisierung.</w:t>
-      </w:r>
-    </w:p>
-    <w:p>
-      <w:r>
-        <w:t>Die typische Fehlstelle bei Wirkungsstrategie im Unternehmen liegt darin, Absicht, Aktivitaet oder Reporting als Wirkung zu behandeln. Bei Modellformel wird diese Fehlstelle konkret: Ein scheinbar plausibler Befund darf nicht zur Abkuerzung werden. Quellen, Systemgrenzen, Unsicherheit und Rueckkopplung bleiben sichtbar.</w:t>
-      </w:r>
-    </w:p>
-    <w:p>
-      <w:r>
-        <w:t>Transfer in den WOE-Korpus. Die Grenze gegen Scheingenauigkeit verlaeuft bei Fallfenster nicht zwischen Optimismus und Pessimismus. Sie verlaeuft zwischen offengelegter Unsicherheit und rhetorischer Sicherheit. Wer Wirkungsstrategie im Unternehmen belastbar anwenden will, benennt Systemgrenze, Zeitraum, Vergleichspunkt und offene Gegenhypothese. Gerade dadurch bleibt das Skript anschlussfaehig fuer Forschung, Praxis und spaetere Revision.</w:t>
-      </w:r>
-    </w:p>
-    <w:p>
-      <w:r>
-        <w:t>Fuer die Pruefung ist Fallfenster dann verstanden, wenn daraus eine belastbare Fallantwort entsteht. Eine gute Antwort unterscheidet Beobachtung, Kausalannahme, Bewertung und Steuerungsfolge. Sie bewertet keine Menschen, sondern Wirkpfade, Zustandsveraenderungen, Risiken und institutionelle Bedingungen.</w:t>
-      </w:r>
-    </w:p>
-    <w:p>
-      <w:r>
-        <w:t>Grenzen der Aussage. Prüfungsnahe Fallfragen ohne geschützte Antwortlogik zeigt, warum Wirkungsstrategie im Unternehmen mehr ist als ein Schlagwort im Feld Wirkpfade, Wirkungsempfaenger, Bewertung und Rueckkopplung. Die wirkungsoekonomische Frage lautet: Welche reale Veraenderung wird moeglich, welche bleibt nur Potenzial und wo entsteht ein Wirkungsrisiko? Diese Unterscheidung schuetzt vor Impact-Washing, weil sie Absicht, Aktivitaet, Reichweite und Wirkung auseinanderhaelt.</w:t>
-      </w:r>
-    </w:p>
-    <w:p>
-      <w:r>
-        <w:t>Eine Kommune, ein Unternehmen oder eine Bildungsorganisation will Wirkungsstrategie im Unternehmen praktisch anwenden. Der erste Schritt ist nicht die Auswahl eines Instruments, sondern die Klaerung der Zustandsveraenderung. Bei Prüfungsnahe Fallfragen ohne geschützte Antwortlogik muss deshalb benannt werden, wer betroffen ist, welcher Zustand sich veraendert, welche Frist gilt und welche Gegenbeobachtung die Annahme widerlegen wuerde. Erst danach entsteht eine begruendete Entscheidung im Feld Strategie, Prozess, Budget, Verantwortlichkeit oder Kommunikationsregel.</w:t>
-      </w:r>
-    </w:p>
-    <w:p>
-      <w:r>
-        <w:t>Kontrollfrage. Welche Entscheidung waere falsch, wenn Prüfungsnahe Fallfragen ohne geschützte Antwortlogik in WM-V8 missverstanden wird? Die Antwort muss mindestens eine Daten- oder Quellenannahme, eine betroffene Gruppe oder Schutzdimension, eine moegliche Nebenwirkung und einen Rueckkopplungsschritt nennen. Richtig ist nicht die lauteste Bewertung, sondern diejenige, die Begriff, Beleg und Steuerungsfolge zusammenhaelt.</w:t>
+        <w:t>Fallpruefung. Wenn eine Bildungs- oder Forschungseinrichtung eine Wirkungsaussage fuer Lernende und Praxispartner pruefbar machen will, beginnt die Analyse bei Empfaengern, Wirkraum, Zeitraum und Datenquelle. Bei Didaktische Einordnung im Studiengang muss dann geklaert werden, welche Begriffe, Quellen und Grenzen im Material sichtbar bleiben muessen. Eine tragfaehige Antwort benennt mindestens eine Quelle, eine offene Unsicherheit, eine moegliche Gegenbeobachtung und die Entscheidung, die nach der Bewertung geaendert wird.</w:t>
+      </w:r>
+    </w:p>
+    <w:p>
+      <w:r>
+        <w:t>Der Rueckfluss in den WOE-Korpus liegt hier in klaren Begriffen, sauber verlinkten Quellen und benannten Forschungsfragen. Wo Glossar, Werkzeuge, Journal oder Reader noch doppeldeutig bleiben, sollte Wirkungsstrategie im Unternehmen nicht als fertige Gewissheit auftreten, sondern als pruefbarer Lernstand mit Korrekturpfad.</w:t>
       </w:r>
     </w:p>
     <w:p>
@@ -3424,17 +3454,87 @@
         <w:pStyle w:val="Heading3"/>
       </w:pPr>
       <w:r>
-        <w:t>Schlussvertiefung 3: Wirkungsstrategie im Unternehmen im Anwendungsfall</w:t>
-      </w:r>
-    </w:p>
-    <w:p>
-      <w:r>
-        <w:t>Die folgenden Abschnitte sind keine neue Pruefungsloesung. Sie verdichten die vorhandenen Kapitel zu einer Lesart, mit der Studierende einen Fall selbststaendig analysieren koennen. Im Mittelpunkt stehen Wirkpfade, Wirkungsempfaenger, Bewertung und Rueckkopplung, nicht moralische Personenbewertung.</w:t>
-      </w:r>
-    </w:p>
-    <w:p>
-      <w:r>
-        <w:t>Begriffliche Schlussklaerung. In WM-V8 muss Auswertung aus der lebenden Website-Referenz immer mit Empfaengern gelesen werden. Wirkung entsteht nicht beim Sender, sondern an veraenderten Zustaenden von Menschen, Oekosystemen, Institutionen, Oeffentlichkeit oder kuenftigen Handlungsspielraeumen. Darum reicht es nicht, interne Aktivitaeten zu dokumentieren. Entscheidend ist, ob sich ein Zustand nachvollziehbar veraendert und ob diese Veraenderung im Referenzrahmen Mensch, Planet, Demokratie, SDGs, Agenda 2030 und SDG+ tragfaehig bewertet werden kann.</w:t>
+        <w:t>Vertiefungsrunde 3: Anschluss an Praxis und Forschung</w:t>
+      </w:r>
+    </w:p>
+    <w:p>
+      <w:r>
+        <w:t>Diese Runde wechselt den Blickwinkel, damit der Schlussblock nicht nur wiederholt, sondern Leseentscheidungen vorbereitet: Was ist belegt, was bleibt Potenzial, welche Nebenwirkung ist relevant und welche Steuerungsfolge wird daraus abgeleitet?</w:t>
+      </w:r>
+    </w:p>
+    <w:p>
+      <w:r>
+        <w:t>Steuerungsfolge. Wissenschaftliche Anschlussfaehigkeit entsteht hier durch Quellenklarheit. Bei Analysemodell werden interne WOE-Begriffe nicht als Ersatz fuer Belege benutzt, sondern mit Grundlagenwerk, WOE-Referenz, Glossar, Werkzeuge, Journal und externe Fachquellen verbunden. Wo die Datenlage offen bleibt, wird das offengelegt. Wo eine Aussage nur plausibel ist, bleibt sie als Wirkungspotenzial markiert. Wo ein Schaden eine rote Linie beruehrt, greift Nichtkompensation vor Durchschnittslogik.</w:t>
+      </w:r>
+    </w:p>
+    <w:p>
+      <w:r>
+        <w:t>In einer kontroversen Entscheidung wirkt Analysemodell als Pruefpunkt fuer Ambivalenz. Ein Nutzen fuer eine Gruppe kann mit Risiken fuer andere Wirkungsempfaenger einhergehen. Das Skript verlangt deshalb, positive und negative Zustandsveraenderungen getrennt zu fuehren, bevor von positiver Netto-Wirkung gesprochen wird.</w:t>
+      </w:r>
+    </w:p>
+    <w:p>
+      <w:r>
+        <w:t>Fallpruefung. Wenn eine Kommune eine bestehende Massnahme neu priorisieren will, beginnt die Analyse bei Empfaengern, Wirkraum, Zeitraum und Datenquelle. Bei Analysemodell muss dann geklaert werden, ob Ressourcen umgeschichtet, Daten nacherhoben oder Zielkonflikte offengelegt werden. Eine tragfaehige Antwort benennt mindestens eine Quelle, eine offene Unsicherheit, eine moegliche Gegenbeobachtung und die Entscheidung, die nach der Bewertung geaendert wird.</w:t>
+      </w:r>
+    </w:p>
+    <w:p>
+      <w:r>
+        <w:t>Transferhinweis. In Wirkungsmanagement wird Modellformel erst steuerungsfaehig, wenn daraus eine Entscheidung folgt. Fuehrung, Strategie, Controlling, Einkauf, Kommunikation und Kultur muessen denselben Wirkungsbegriff verwenden. Ohne diese Rueckkopplung bleibt Reporting eine Beschreibung. Mit Rueckkopplung wird aus Bewertung eine veraenderte Routine: ein anderer Prozess, ein geaenderter Anreiz, eine bessere Datenpflicht, eine korrigierte Kommunikation oder eine neue Priorisierung.</w:t>
+      </w:r>
+    </w:p>
+    <w:p>
+      <w:r>
+        <w:t>Die typische Fehlstelle bei Wirkungsstrategie im Unternehmen liegt darin, Absicht, Aktivitaet oder Reporting als Wirkung zu behandeln. Bei Modellformel wird diese Fehlstelle konkret: Ein scheinbar plausibler Befund darf nicht zur Abkuerzung werden. Quellen, Systemgrenzen, Unsicherheit und Rueckkopplung bleiben sichtbar.</w:t>
+      </w:r>
+    </w:p>
+    <w:p>
+      <w:r>
+        <w:t>Fallpruefung. Wenn ein Unternehmen ein Produkt, einen Prozess oder eine Investition wirkungsbezogen bewerten will, beginnt die Analyse bei Empfaengern, Wirkraum, Zeitraum und Datenquelle. Bei Modellformel muss dann geklaert werden, welche Entscheidung nach der Bewertung tatsaechlich anders ausfaellt. Eine tragfaehige Antwort benennt mindestens eine Quelle, eine offene Unsicherheit, eine moegliche Gegenbeobachtung und die Entscheidung, die nach der Bewertung geaendert wird.</w:t>
+      </w:r>
+    </w:p>
+    <w:p>
+      <w:r>
+        <w:t>Fuer die Bewertung reicht kein Summenscore, der zentrale Schaeden mit bequemen Pluspunkten verrechnet. Nichtkompensation und Reverse Merit Order markieren, wo rote Linien, demokratische Grundbedingungen oder planetare Grenzen Vorrang vor Durchschnittslogik haben. So bleibt positive Netto-Wirkung eine anspruchsvolle Zielgroesse und wird nicht zur dekorativen Formel.</w:t>
+      </w:r>
+    </w:p>
+    <w:p>
+      <w:r>
+        <w:t>Rueckflussnotiz. Die Grenze gegen Scheingenauigkeit verlaeuft bei Fallfenster nicht zwischen Optimismus und Pessimismus. Sie verlaeuft zwischen offengelegter Unsicherheit und rhetorischer Sicherheit. Wer Wirkungsstrategie im Unternehmen belastbar anwenden will, benennt Systemgrenze, Zeitraum, Vergleichspunkt und offene Gegenhypothese. Gerade dadurch bleibt das Skript anschlussfaehig fuer Forschung, Praxis und spaetere Revision.</w:t>
+      </w:r>
+    </w:p>
+    <w:p>
+      <w:r>
+        <w:t>Fuer die Pruefung ist Fallfenster dann verstanden, wenn daraus eine belastbare Fallantwort entsteht. Eine gute Antwort unterscheidet Beobachtung, Kausalannahme, Bewertung und Steuerungsfolge. Sie bewertet keine Menschen, sondern Wirkpfade, Zustandsveraenderungen, Risiken und institutionelle Bedingungen.</w:t>
+      </w:r>
+    </w:p>
+    <w:p>
+      <w:r>
+        <w:t>Fallpruefung. Wenn eine Bildungs- oder Forschungseinrichtung eine Wirkungsaussage fuer Lernende und Praxispartner pruefbar machen will, beginnt die Analyse bei Empfaengern, Wirkraum, Zeitraum und Datenquelle. Bei Fallfenster muss dann geklaert werden, welche Begriffe, Quellen und Grenzen im Material sichtbar bleiben muessen. Eine tragfaehige Antwort benennt mindestens eine Quelle, eine offene Unsicherheit, eine moegliche Gegenbeobachtung und die Entscheidung, die nach der Bewertung geaendert wird.</w:t>
+      </w:r>
+    </w:p>
+    <w:p>
+      <w:r>
+        <w:t>Der Rueckfluss in den WOE-Korpus liegt hier in klaren Begriffen, sauber verlinkten Quellen und benannten Forschungsfragen. Wo Glossar, Werkzeuge, Journal oder Reader noch doppeldeutig bleiben, sollte Wirkungsstrategie im Unternehmen nicht als fertige Gewissheit auftreten, sondern als pruefbarer Lernstand mit Korrekturpfad.</w:t>
+      </w:r>
+    </w:p>
+    <w:p>
+      <w:r>
+        <w:t>Pruefungsimpuls. Prüfungsnahe Fallfragen ohne geschützte Antwortlogik zeigt, warum Wirkungsstrategie im Unternehmen mehr ist als ein Schlagwort im Feld Wirkpfade, Wirkungsempfaenger, Bewertung und Rueckkopplung. Die wirkungsoekonomische Frage lautet: Welche reale Veraenderung wird moeglich, welche bleibt nur Potenzial und wo entsteht ein Wirkungsrisiko? Diese Unterscheidung schuetzt vor Impact-Washing, weil sie Absicht, Aktivitaet, Reichweite und Wirkung auseinanderhaelt.</w:t>
+      </w:r>
+    </w:p>
+    <w:p>
+      <w:r>
+        <w:t>Eine Kommune, ein Unternehmen oder eine Bildungsorganisation will Wirkungsstrategie im Unternehmen praktisch anwenden. Der erste Schritt ist nicht die Auswahl eines Instruments, sondern die Klaerung der Zustandsveraenderung. Bei Prüfungsnahe Fallfragen ohne geschützte Antwortlogik muss deshalb benannt werden, wer betroffen ist, welcher Zustand sich veraendert, welche Frist gilt und welche Gegenbeobachtung die Annahme widerlegen wuerde. Erst danach entsteht eine begruendete Entscheidung im Feld Strategie, Prozess, Budget, Verantwortlichkeit oder Kommunikationsregel.</w:t>
+      </w:r>
+    </w:p>
+    <w:p>
+      <w:r>
+        <w:t>Fallpruefung. Wenn eine Kommune eine bestehende Massnahme neu priorisieren will, beginnt die Analyse bei Empfaengern, Wirkraum, Zeitraum und Datenquelle. Bei Prüfungsnahe Fallfragen ohne geschützte Antwortlogik muss dann geklaert werden, ob Ressourcen umgeschichtet, Daten nacherhoben oder Zielkonflikte offengelegt werden. Eine tragfaehige Antwort benennt mindestens eine Quelle, eine offene Unsicherheit, eine moegliche Gegenbeobachtung und die Entscheidung, die nach der Bewertung geaendert wird.</w:t>
+      </w:r>
+    </w:p>
+    <w:p>
+      <w:r>
+        <w:t>Begriffliche Sicherung. In WM-V8 muss Auswertung aus der lebenden Website-Referenz immer mit Empfaengern gelesen werden. Wirkung entsteht nicht beim Sender, sondern an veraenderten Zustaenden von Menschen, Oekosystemen, Institutionen, Oeffentlichkeit oder kuenftigen Handlungsspielraeumen. Darum reicht es nicht, interne Aktivitaeten zu dokumentieren. Entscheidend ist, ob sich ein Zustand nachvollziehbar veraendert und ob diese Veraenderung im Referenzrahmen Mensch, Planet, Demokratie, SDGs, Agenda 2030 und SDG+ tragfaehig bewertet werden kann.</w:t>
       </w:r>
     </w:p>
     <w:p>
@@ -3444,7 +3544,17 @@
     </w:p>
     <w:p>
       <w:r>
-        <w:t>Wirkpfad und Empfaenger. Wissenschaftliche Anschlussfaehigkeit entsteht hier durch Quellenklarheit. Bei Unternehmenszweck werden interne WOE-Begriffe nicht als Ersatz fuer Belege benutzt, sondern mit Grundlagenwerk, WOE-Referenz, Glossar, Werkzeuge, Journal und externe Fachquellen verbunden. Wo die Datenlage offen bleibt, wird das offengelegt. Wo eine Aussage nur plausibel ist, bleibt sie als Wirkungspotenzial markiert. Wo ein Schaden eine rote Linie beruehrt, greift Nichtkompensation vor Durchschnittslogik.</w:t>
+        <w:t>Fallpruefung. Wenn ein Unternehmen ein Produkt, einen Prozess oder eine Investition wirkungsbezogen bewerten will, beginnt die Analyse bei Empfaengern, Wirkraum, Zeitraum und Datenquelle. Bei Auswertung aus der lebenden Website-Referenz muss dann geklaert werden, welche Entscheidung nach der Bewertung tatsaechlich anders ausfaellt. Eine tragfaehige Antwort benennt mindestens eine Quelle, eine offene Unsicherheit, eine moegliche Gegenbeobachtung und die Entscheidung, die nach der Bewertung geaendert wird.</w:t>
+      </w:r>
+    </w:p>
+    <w:p>
+      <w:r>
+        <w:t>Fuer die Bewertung reicht kein Summenscore, der zentrale Schaeden mit bequemen Pluspunkten verrechnet. Nichtkompensation und Reverse Merit Order markieren, wo rote Linien, demokratische Grundbedingungen oder planetare Grenzen Vorrang vor Durchschnittslogik haben. So bleibt positive Netto-Wirkung eine anspruchsvolle Zielgroesse und wird nicht zur dekorativen Formel.</w:t>
+      </w:r>
+    </w:p>
+    <w:p>
+      <w:r>
+        <w:t>Wirkpfadpruefung. Wissenschaftliche Anschlussfaehigkeit entsteht hier durch Quellenklarheit. Bei Unternehmenszweck werden interne WOE-Begriffe nicht als Ersatz fuer Belege benutzt, sondern mit Grundlagenwerk, WOE-Referenz, Glossar, Werkzeuge, Journal und externe Fachquellen verbunden. Wo die Datenlage offen bleibt, wird das offengelegt. Wo eine Aussage nur plausibel ist, bleibt sie als Wirkungspotenzial markiert. Wo ein Schaden eine rote Linie beruehrt, greift Nichtkompensation vor Durchschnittslogik.</w:t>
       </w:r>
     </w:p>
     <w:p>
@@ -3454,82 +3564,12 @@
     </w:p>
     <w:p>
       <w:r>
-        <w:t>Rueckfluss. Fuer den WOE-Korpus bedeutet das: Begriffe aus Wirkungsstrategie im Unternehmen sollten dort geschaerft werden, wo sie in Glossar, Werkzeugen, Journal oder Readern doppeldeutig bleiben. Offene Forschungsfragen werden nicht versteckt. Sie markieren die Stelle, an der spaetere Evidenz, ein besserer Datensatz oder eine praezisere Fallstudie die Bewertung veraendern kann.</w:t>
-      </w:r>
-    </w:p>
-    <w:p>
-      <w:r>
-        <w:t>Daten, Quellen und Evidenz. In Wirkungsmanagement wird Gewinn als Ergebnis, nicht Ziel erst steuerungsfaehig, wenn daraus eine Entscheidung folgt. Fuehrung, Strategie, Controlling, Einkauf, Kommunikation und Kultur muessen denselben Wirkungsbegriff verwenden. Ohne diese Rueckkopplung bleibt Reporting eine Beschreibung. Mit Rueckkopplung wird aus Bewertung eine veraenderte Routine: ein anderer Prozess, ein geaenderter Anreiz, eine bessere Datenpflicht, eine korrigierte Kommunikation oder eine neue Priorisierung.</w:t>
-      </w:r>
-    </w:p>
-    <w:p>
-      <w:r>
-        <w:t>Die typische Fehlstelle bei Wirkungsstrategie im Unternehmen liegt darin, Absicht, Aktivitaet oder Reporting als Wirkung zu behandeln. Bei Gewinn als Ergebnis, nicht Ziel wird diese Fehlstelle konkret: Ein scheinbar plausibler Befund darf nicht zur Abkuerzung werden. Quellen, Systemgrenzen, Unsicherheit und Rueckkopplung bleiben sichtbar.</w:t>
-      </w:r>
-    </w:p>
-    <w:p>
-      <w:r>
-        <w:t>Bewertung und rote Linien. Die Grenze gegen Scheingenauigkeit verlaeuft bei Wirkung in Strategie und Governance nicht zwischen Optimismus und Pessimismus. Sie verlaeuft zwischen offengelegter Unsicherheit und rhetorischer Sicherheit. Wer Wirkungsstrategie im Unternehmen belastbar anwenden will, benennt Systemgrenze, Zeitraum, Vergleichspunkt und offene Gegenhypothese. Gerade dadurch bleibt das Skript anschlussfaehig fuer Forschung, Praxis und spaetere Revision.</w:t>
-      </w:r>
-    </w:p>
-    <w:p>
-      <w:r>
-        <w:t>Fuer die Pruefung ist Wirkung in Strategie und Governance dann verstanden, wenn daraus eine belastbare Fallantwort entsteht. Eine gute Antwort unterscheidet Beobachtung, Kausalannahme, Bewertung und Steuerungsfolge. Sie bewertet keine Menschen, sondern Wirkpfade, Zustandsveraenderungen, Risiken und institutionelle Bedingungen.</w:t>
-      </w:r>
-    </w:p>
-    <w:p>
-      <w:r>
-        <w:t>Kontrollfrage. Welche Entscheidung waere falsch, wenn Wirkung in Strategie und Governance in WM-V8 missverstanden wird? Die Antwort muss mindestens eine Daten- oder Quellenannahme, eine betroffene Gruppe oder Schutzdimension, eine moegliche Nebenwirkung und einen Rueckkopplungsschritt nennen. Richtig ist nicht die lauteste Bewertung, sondern diejenige, die Begriff, Beleg und Steuerungsfolge zusammenhaelt.</w:t>
-      </w:r>
-    </w:p>
-    <w:p>
-      <w:r>
-        <w:t>Steuerung und Rueckkopplung. Verantwortung über die Bilanz hinaus zeigt, warum Wirkungsstrategie im Unternehmen mehr ist als ein Schlagwort im Feld Wirkpfade, Wirkungsempfaenger, Bewertung und Rueckkopplung. Die wirkungsoekonomische Frage lautet: Welche reale Veraenderung wird moeglich, welche bleibt nur Potenzial und wo entsteht ein Wirkungsrisiko? Diese Unterscheidung schuetzt vor Impact-Washing, weil sie Absicht, Aktivitaet, Reichweite und Wirkung auseinanderhaelt.</w:t>
-      </w:r>
-    </w:p>
-    <w:p>
-      <w:r>
-        <w:t>Eine Kommune, ein Unternehmen oder eine Bildungsorganisation will Wirkungsstrategie im Unternehmen praktisch anwenden. Der erste Schritt ist nicht die Auswahl eines Instruments, sondern die Klaerung der Zustandsveraenderung. Bei Verantwortung über die Bilanz hinaus muss deshalb benannt werden, wer betroffen ist, welcher Zustand sich veraendert, welche Frist gilt und welche Gegenbeobachtung die Annahme widerlegen wuerde. Erst danach entsteht eine begruendete Entscheidung im Feld Strategie, Prozess, Budget, Verantwortlichkeit oder Kommunikationsregel.</w:t>
-      </w:r>
-    </w:p>
-    <w:p>
-      <w:r>
-        <w:t>Pruefungsnahe Anwendung. In WM-V8 muss Führung als Systemsteuerung immer mit Empfaengern gelesen werden. Wirkung entsteht nicht beim Sender, sondern an veraenderten Zustaenden von Menschen, Oekosystemen, Institutionen, Oeffentlichkeit oder kuenftigen Handlungsspielraeumen. Darum reicht es nicht, interne Aktivitaeten zu dokumentieren. Entscheidend ist, ob sich ein Zustand nachvollziehbar veraendert und ob diese Veraenderung im Referenzrahmen Mensch, Planet, Demokratie, SDGs, Agenda 2030 und SDG+ tragfaehig bewertet werden kann.</w:t>
-      </w:r>
-    </w:p>
-    <w:p>
-      <w:r>
-        <w:t>Ein Bericht behauptet, die Massnahme zu Wirkungsstrategie im Unternehmen sei erfolgreich. Die WOE-Lesart fragt bei Führung als Systemsteuerung nach belastbaren Nachweisen: Managementroutine, Stakeholder-Rueckmeldung, Prozessdaten, Entscheidungsprotokoll und Lernschleife. Wenn diese Nachweise fehlen, bleibt die Aussage Wirkungspotenzial oder Kommunikationsbehauptung. Sie kann wichtig sein, aber sie ist noch keine belegte Wirkung.</w:t>
-      </w:r>
-    </w:p>
-    <w:p>
-      <w:r>
-        <w:t>Transfer in den WOE-Korpus. Wissenschaftliche Anschlussfaehigkeit entsteht hier durch Quellenklarheit. Bei Einleitung / Wirkungsfrage werden interne WOE-Begriffe nicht als Ersatz fuer Belege benutzt, sondern mit Grundlagenwerk, WOE-Referenz, Glossar, Werkzeuge, Journal und externe Fachquellen verbunden. Wo die Datenlage offen bleibt, wird das offengelegt. Wo eine Aussage nur plausibel ist, bleibt sie als Wirkungspotenzial markiert. Wo ein Schaden eine rote Linie beruehrt, greift Nichtkompensation vor Durchschnittslogik.</w:t>
-      </w:r>
-    </w:p>
-    <w:p>
-      <w:r>
-        <w:t>In einer kontroversen Entscheidung wirkt Einleitung / Wirkungsfrage als Pruefpunkt fuer Ambivalenz. Ein Nutzen fuer eine Gruppe kann mit Risiken fuer andere Wirkungsempfaenger einhergehen. Das Skript verlangt deshalb, positive und negative Zustandsveraenderungen getrennt zu fuehren, bevor von positiver Netto-Wirkung gesprochen wird.</w:t>
-      </w:r>
-    </w:p>
-    <w:p>
-      <w:r>
-        <w:t>Grenzen der Aussage. In Wirkungsmanagement wird Kernaussage erst steuerungsfaehig, wenn daraus eine Entscheidung folgt. Fuehrung, Strategie, Controlling, Einkauf, Kommunikation und Kultur muessen denselben Wirkungsbegriff verwenden. Ohne diese Rueckkopplung bleibt Reporting eine Beschreibung. Mit Rueckkopplung wird aus Bewertung eine veraenderte Routine: ein anderer Prozess, ein geaenderter Anreiz, eine bessere Datenpflicht, eine korrigierte Kommunikation oder eine neue Priorisierung.</w:t>
-      </w:r>
-    </w:p>
-    <w:p>
-      <w:r>
-        <w:t>Die typische Fehlstelle bei Wirkungsstrategie im Unternehmen liegt darin, Absicht, Aktivitaet oder Reporting als Wirkung zu behandeln. Bei Kernaussage wird diese Fehlstelle konkret: Ein scheinbar plausibler Befund darf nicht zur Abkuerzung werden. Quellen, Systemgrenzen, Unsicherheit und Rueckkopplung bleiben sichtbar.</w:t>
-      </w:r>
-    </w:p>
-    <w:p>
-      <w:r>
-        <w:t>Kontrollfrage. Welche Entscheidung waere falsch, wenn Kernaussage in WM-V8 missverstanden wird? Die Antwort muss mindestens eine Daten- oder Quellenannahme, eine betroffene Gruppe oder Schutzdimension, eine moegliche Nebenwirkung und einen Rueckkopplungsschritt nennen. Richtig ist nicht die lauteste Bewertung, sondern diejenige, die Begriff, Beleg und Steuerungsfolge zusammenhaelt.</w:t>
-      </w:r>
-    </w:p>
-    <w:p>
-      <w:r>
-        <w:t>Rueckfluss. Fuer den WOE-Korpus bedeutet das: Begriffe aus Wirkungsstrategie im Unternehmen sollten dort geschaerft werden, wo sie in Glossar, Werkzeugen, Journal oder Readern doppeldeutig bleiben. Offene Forschungsfragen werden nicht versteckt. Sie markieren die Stelle, an der spaetere Evidenz, ein besserer Datensatz oder eine praezisere Fallstudie die Bewertung veraendern kann.</w:t>
+        <w:t>Fallpruefung. Wenn eine Bildungs- oder Forschungseinrichtung eine Wirkungsaussage fuer Lernende und Praxispartner pruefbar machen will, beginnt die Analyse bei Empfaengern, Wirkraum, Zeitraum und Datenquelle. Bei Unternehmenszweck muss dann geklaert werden, welche Begriffe, Quellen und Grenzen im Material sichtbar bleiben muessen. Eine tragfaehige Antwort benennt mindestens eine Quelle, eine offene Unsicherheit, eine moegliche Gegenbeobachtung und die Entscheidung, die nach der Bewertung geaendert wird.</w:t>
+      </w:r>
+    </w:p>
+    <w:p>
+      <w:r>
+        <w:t>Der Rueckfluss in den WOE-Korpus liegt hier in klaren Begriffen, sauber verlinkten Quellen und benannten Forschungsfragen. Wo Glossar, Werkzeuge, Journal oder Reader noch doppeldeutig bleiben, sollte Wirkungsstrategie im Unternehmen nicht als fertige Gewissheit auftreten, sondern als pruefbarer Lernstand mit Korrekturpfad.</w:t>
       </w:r>
     </w:p>
     <w:p>
@@ -3537,107 +3577,122 @@
         <w:pStyle w:val="Heading3"/>
       </w:pPr>
       <w:r>
-        <w:t>Schlussvertiefung 4: Wirkungsstrategie im Unternehmen im Anwendungsfall</w:t>
-      </w:r>
-    </w:p>
-    <w:p>
-      <w:r>
-        <w:t>Die folgenden Abschnitte sind keine neue Pruefungsloesung. Sie verdichten die vorhandenen Kapitel zu einer Lesart, mit der Studierende einen Fall selbststaendig analysieren koennen. Im Mittelpunkt stehen Wirkpfade, Wirkungsempfaenger, Bewertung und Rueckkopplung, nicht moralische Personenbewertung.</w:t>
-      </w:r>
-    </w:p>
-    <w:p>
-      <w:r>
-        <w:t>Begriffliche Schlussklaerung. Die Grenze gegen Scheingenauigkeit verlaeuft bei Quelltext und fachliche Grundlegung nicht zwischen Optimismus und Pessimismus. Sie verlaeuft zwischen offengelegter Unsicherheit und rhetorischer Sicherheit. Wer Wirkungsstrategie im Unternehmen belastbar anwenden will, benennt Systemgrenze, Zeitraum, Vergleichspunkt und offene Gegenhypothese. Gerade dadurch bleibt das Skript anschlussfaehig fuer Forschung, Praxis und spaetere Revision.</w:t>
-      </w:r>
-    </w:p>
-    <w:p>
-      <w:r>
-        <w:t>Fuer die Pruefung ist Quelltext und fachliche Grundlegung dann verstanden, wenn daraus eine belastbare Fallantwort entsteht. Eine gute Antwort unterscheidet Beobachtung, Kausalannahme, Bewertung und Steuerungsfolge. Sie bewertet keine Menschen, sondern Wirkpfade, Zustandsveraenderungen, Risiken und institutionelle Bedingungen.</w:t>
-      </w:r>
-    </w:p>
-    <w:p>
-      <w:r>
-        <w:t>Wirkpfad und Empfaenger. Einstieg / Wirkungsfrage zeigt, warum Wirkungsstrategie im Unternehmen mehr ist als ein Schlagwort im Feld Wirkpfade, Wirkungsempfaenger, Bewertung und Rueckkopplung. Die wirkungsoekonomische Frage lautet: Welche reale Veraenderung wird moeglich, welche bleibt nur Potenzial und wo entsteht ein Wirkungsrisiko? Diese Unterscheidung schuetzt vor Impact-Washing, weil sie Absicht, Aktivitaet, Reichweite und Wirkung auseinanderhaelt.</w:t>
-      </w:r>
-    </w:p>
-    <w:p>
-      <w:r>
-        <w:t>Eine Kommune, ein Unternehmen oder eine Bildungsorganisation will Wirkungsstrategie im Unternehmen praktisch anwenden. Der erste Schritt ist nicht die Auswahl eines Instruments, sondern die Klaerung der Zustandsveraenderung. Bei Einstieg / Wirkungsfrage muss deshalb benannt werden, wer betroffen ist, welcher Zustand sich veraendert, welche Frist gilt und welche Gegenbeobachtung die Annahme widerlegen wuerde. Erst danach entsteht eine begruendete Entscheidung im Feld Strategie, Prozess, Budget, Verantwortlichkeit oder Kommunikationsregel.</w:t>
-      </w:r>
-    </w:p>
-    <w:p>
-      <w:r>
-        <w:t>Daten, Quellen und Evidenz. In WM-V8 muss Skript / Folien (Lernseite) immer mit Empfaengern gelesen werden. Wirkung entsteht nicht beim Sender, sondern an veraenderten Zustaenden von Menschen, Oekosystemen, Institutionen, Oeffentlichkeit oder kuenftigen Handlungsspielraeumen. Darum reicht es nicht, interne Aktivitaeten zu dokumentieren. Entscheidend ist, ob sich ein Zustand nachvollziehbar veraendert und ob diese Veraenderung im Referenzrahmen Mensch, Planet, Demokratie, SDGs, Agenda 2030 und SDG+ tragfaehig bewertet werden kann.</w:t>
-      </w:r>
-    </w:p>
-    <w:p>
-      <w:r>
-        <w:t>Ein Bericht behauptet, die Massnahme zu Wirkungsstrategie im Unternehmen sei erfolgreich. Die WOE-Lesart fragt bei Skript / Folien (Lernseite) nach belastbaren Nachweisen: Managementroutine, Stakeholder-Rueckmeldung, Prozessdaten, Entscheidungsprotokoll und Lernschleife. Wenn diese Nachweise fehlen, bleibt die Aussage Wirkungspotenzial oder Kommunikationsbehauptung. Sie kann wichtig sein, aber sie ist noch keine belegte Wirkung.</w:t>
-      </w:r>
-    </w:p>
-    <w:p>
-      <w:r>
-        <w:t>Bewertung und rote Linien. Wissenschaftliche Anschlussfaehigkeit entsteht hier durch Quellenklarheit. Bei Transferaufgabe werden interne WOE-Begriffe nicht als Ersatz fuer Belege benutzt, sondern mit Grundlagenwerk, WOE-Referenz, Glossar, Werkzeuge, Journal und externe Fachquellen verbunden. Wo die Datenlage offen bleibt, wird das offengelegt. Wo eine Aussage nur plausibel ist, bleibt sie als Wirkungspotenzial markiert. Wo ein Schaden eine rote Linie beruehrt, greift Nichtkompensation vor Durchschnittslogik.</w:t>
-      </w:r>
-    </w:p>
-    <w:p>
-      <w:r>
-        <w:t>In einer kontroversen Entscheidung wirkt Transferaufgabe als Pruefpunkt fuer Ambivalenz. Ein Nutzen fuer eine Gruppe kann mit Risiken fuer andere Wirkungsempfaenger einhergehen. Das Skript verlangt deshalb, positive und negative Zustandsveraenderungen getrennt zu fuehren, bevor von positiver Netto-Wirkung gesprochen wird.</w:t>
-      </w:r>
-    </w:p>
-    <w:p>
-      <w:r>
-        <w:t>Kontrollfrage. Welche Entscheidung waere falsch, wenn Transferaufgabe in WM-V8 missverstanden wird? Die Antwort muss mindestens eine Daten- oder Quellenannahme, eine betroffene Gruppe oder Schutzdimension, eine moegliche Nebenwirkung und einen Rueckkopplungsschritt nennen. Richtig ist nicht die lauteste Bewertung, sondern diejenige, die Begriff, Beleg und Steuerungsfolge zusammenhaelt.</w:t>
-      </w:r>
-    </w:p>
-    <w:p>
-      <w:r>
-        <w:t>Steuerung und Rueckkopplung. In Wirkungsmanagement wird Praxisbeispiel erst steuerungsfaehig, wenn daraus eine Entscheidung folgt. Fuehrung, Strategie, Controlling, Einkauf, Kommunikation und Kultur muessen denselben Wirkungsbegriff verwenden. Ohne diese Rueckkopplung bleibt Reporting eine Beschreibung. Mit Rueckkopplung wird aus Bewertung eine veraenderte Routine: ein anderer Prozess, ein geaenderter Anreiz, eine bessere Datenpflicht, eine korrigierte Kommunikation oder eine neue Priorisierung.</w:t>
-      </w:r>
-    </w:p>
-    <w:p>
-      <w:r>
-        <w:t>Die typische Fehlstelle bei Wirkungsstrategie im Unternehmen liegt darin, Absicht, Aktivitaet oder Reporting als Wirkung zu behandeln. Bei Praxisbeispiel wird diese Fehlstelle konkret: Ein scheinbar plausibler Befund darf nicht zur Abkuerzung werden. Quellen, Systemgrenzen, Unsicherheit und Rueckkopplung bleiben sichtbar.</w:t>
-      </w:r>
-    </w:p>
-    <w:p>
-      <w:r>
-        <w:t>Pruefungsnahe Anwendung. Die Grenze gegen Scheingenauigkeit verlaeuft bei Wirkungsökonomische Vertiefung nicht zwischen Optimismus und Pessimismus. Sie verlaeuft zwischen offengelegter Unsicherheit und rhetorischer Sicherheit. Wer Wirkungsstrategie im Unternehmen belastbar anwenden will, benennt Systemgrenze, Zeitraum, Vergleichspunkt und offene Gegenhypothese. Gerade dadurch bleibt das Skript anschlussfaehig fuer Forschung, Praxis und spaetere Revision.</w:t>
-      </w:r>
-    </w:p>
-    <w:p>
-      <w:r>
-        <w:t>Fuer die Pruefung ist Wirkungsökonomische Vertiefung dann verstanden, wenn daraus eine belastbare Fallantwort entsteht. Eine gute Antwort unterscheidet Beobachtung, Kausalannahme, Bewertung und Steuerungsfolge. Sie bewertet keine Menschen, sondern Wirkpfade, Zustandsveraenderungen, Risiken und institutionelle Bedingungen.</w:t>
-      </w:r>
-    </w:p>
-    <w:p>
-      <w:r>
-        <w:t>Rueckfluss. Fuer den WOE-Korpus bedeutet das: Begriffe aus Wirkungsstrategie im Unternehmen sollten dort geschaerft werden, wo sie in Glossar, Werkzeugen, Journal oder Readern doppeldeutig bleiben. Offene Forschungsfragen werden nicht versteckt. Sie markieren die Stelle, an der spaetere Evidenz, ein besserer Datensatz oder eine praezisere Fallstudie die Bewertung veraendern kann.</w:t>
-      </w:r>
-    </w:p>
-    <w:p>
-      <w:r>
-        <w:t>Transfer in den WOE-Korpus. Begriffliche Präzision zeigt, warum Wirkungsstrategie im Unternehmen mehr ist als ein Schlagwort im Feld Wirkpfade, Wirkungsempfaenger, Bewertung und Rueckkopplung. Die wirkungsoekonomische Frage lautet: Welche reale Veraenderung wird moeglich, welche bleibt nur Potenzial und wo entsteht ein Wirkungsrisiko? Diese Unterscheidung schuetzt vor Impact-Washing, weil sie Absicht, Aktivitaet, Reichweite und Wirkung auseinanderhaelt.</w:t>
-      </w:r>
-    </w:p>
-    <w:p>
-      <w:r>
-        <w:t>Eine Kommune, ein Unternehmen oder eine Bildungsorganisation will Wirkungsstrategie im Unternehmen praktisch anwenden. Der erste Schritt ist nicht die Auswahl eines Instruments, sondern die Klaerung der Zustandsveraenderung. Bei Begriffliche Präzision muss deshalb benannt werden, wer betroffen ist, welcher Zustand sich veraendert, welche Frist gilt und welche Gegenbeobachtung die Annahme widerlegen wuerde. Erst danach entsteht eine begruendete Entscheidung im Feld Strategie, Prozess, Budget, Verantwortlichkeit oder Kommunikationsregel.</w:t>
-      </w:r>
-    </w:p>
-    <w:p>
-      <w:r>
-        <w:t>Grenzen der Aussage. In WM-V8 muss Wirkpfad immer mit Empfaengern gelesen werden. Wirkung entsteht nicht beim Sender, sondern an veraenderten Zustaenden von Menschen, Oekosystemen, Institutionen, Oeffentlichkeit oder kuenftigen Handlungsspielraeumen. Darum reicht es nicht, interne Aktivitaeten zu dokumentieren. Entscheidend ist, ob sich ein Zustand nachvollziehbar veraendert und ob diese Veraenderung im Referenzrahmen Mensch, Planet, Demokratie, SDGs, Agenda 2030 und SDG+ tragfaehig bewertet werden kann.</w:t>
-      </w:r>
-    </w:p>
-    <w:p>
-      <w:r>
-        <w:t>Ein Bericht behauptet, die Massnahme zu Wirkungsstrategie im Unternehmen sei erfolgreich. Die WOE-Lesart fragt bei Wirkpfad nach belastbaren Nachweisen: Managementroutine, Stakeholder-Rueckmeldung, Prozessdaten, Entscheidungsprotokoll und Lernschleife. Wenn diese Nachweise fehlen, bleibt die Aussage Wirkungspotenzial oder Kommunikationsbehauptung. Sie kann wichtig sein, aber sie ist noch keine belegte Wirkung.</w:t>
-      </w:r>
-    </w:p>
-    <w:p>
-      <w:r>
-        <w:t>Kontrollfrage. Welche Entscheidung waere falsch, wenn Wirkpfad in WM-V8 missverstanden wird? Die Antwort muss mindestens eine Daten- oder Quellenannahme, eine betroffene Gruppe oder Schutzdimension, eine moegliche Nebenwirkung und einen Rueckkopplungsschritt nennen. Richtig ist nicht die lauteste Bewertung, sondern diejenige, die Begriff, Beleg und Steuerungsfolge zusammenhaelt.</w:t>
+        <w:t>Vertiefungsrunde 4: Anschluss an Praxis und Forschung</w:t>
+      </w:r>
+    </w:p>
+    <w:p>
+      <w:r>
+        <w:t>Diese Runde wechselt den Blickwinkel, damit der Schlussblock nicht nur wiederholt, sondern Leseentscheidungen vorbereitet: Was ist belegt, was bleibt Potenzial, welche Nebenwirkung ist relevant und welche Steuerungsfolge wird daraus abgeleitet?</w:t>
+      </w:r>
+    </w:p>
+    <w:p>
+      <w:r>
+        <w:t>Evidenzfenster. In Wirkungsmanagement wird Gewinn als Ergebnis, nicht Ziel erst steuerungsfaehig, wenn daraus eine Entscheidung folgt. Fuehrung, Strategie, Controlling, Einkauf, Kommunikation und Kultur muessen denselben Wirkungsbegriff verwenden. Ohne diese Rueckkopplung bleibt Reporting eine Beschreibung. Mit Rueckkopplung wird aus Bewertung eine veraenderte Routine: ein anderer Prozess, ein geaenderter Anreiz, eine bessere Datenpflicht, eine korrigierte Kommunikation oder eine neue Priorisierung.</w:t>
+      </w:r>
+    </w:p>
+    <w:p>
+      <w:r>
+        <w:t>Die typische Fehlstelle bei Wirkungsstrategie im Unternehmen liegt darin, Absicht, Aktivitaet oder Reporting als Wirkung zu behandeln. Bei Gewinn als Ergebnis, nicht Ziel wird diese Fehlstelle konkret: Ein scheinbar plausibler Befund darf nicht zur Abkuerzung werden. Quellen, Systemgrenzen, Unsicherheit und Rueckkopplung bleiben sichtbar.</w:t>
+      </w:r>
+    </w:p>
+    <w:p>
+      <w:r>
+        <w:t>Fallpruefung. Wenn eine Kommune eine bestehende Massnahme neu priorisieren will, beginnt die Analyse bei Empfaengern, Wirkraum, Zeitraum und Datenquelle. Bei Gewinn als Ergebnis, nicht Ziel muss dann geklaert werden, ob Ressourcen umgeschichtet, Daten nacherhoben oder Zielkonflikte offengelegt werden. Eine tragfaehige Antwort benennt mindestens eine Quelle, eine offene Unsicherheit, eine moegliche Gegenbeobachtung und die Entscheidung, die nach der Bewertung geaendert wird.</w:t>
+      </w:r>
+    </w:p>
+    <w:p>
+      <w:r>
+        <w:t>Bewertungsgrenze. Die Grenze gegen Scheingenauigkeit verlaeuft bei Wirkung in Strategie und Governance nicht zwischen Optimismus und Pessimismus. Sie verlaeuft zwischen offengelegter Unsicherheit und rhetorischer Sicherheit. Wer Wirkungsstrategie im Unternehmen belastbar anwenden will, benennt Systemgrenze, Zeitraum, Vergleichspunkt und offene Gegenhypothese. Gerade dadurch bleibt das Skript anschlussfaehig fuer Forschung, Praxis und spaetere Revision.</w:t>
+      </w:r>
+    </w:p>
+    <w:p>
+      <w:r>
+        <w:t>Fuer die Pruefung ist Wirkung in Strategie und Governance dann verstanden, wenn daraus eine belastbare Fallantwort entsteht. Eine gute Antwort unterscheidet Beobachtung, Kausalannahme, Bewertung und Steuerungsfolge. Sie bewertet keine Menschen, sondern Wirkpfade, Zustandsveraenderungen, Risiken und institutionelle Bedingungen.</w:t>
+      </w:r>
+    </w:p>
+    <w:p>
+      <w:r>
+        <w:t>Fallpruefung. Wenn ein Unternehmen ein Produkt, einen Prozess oder eine Investition wirkungsbezogen bewerten will, beginnt die Analyse bei Empfaengern, Wirkraum, Zeitraum und Datenquelle. Bei Wirkung in Strategie und Governance muss dann geklaert werden, welche Entscheidung nach der Bewertung tatsaechlich anders ausfaellt. Eine tragfaehige Antwort benennt mindestens eine Quelle, eine offene Unsicherheit, eine moegliche Gegenbeobachtung und die Entscheidung, die nach der Bewertung geaendert wird.</w:t>
+      </w:r>
+    </w:p>
+    <w:p>
+      <w:r>
+        <w:t>Fuer die Bewertung reicht kein Summenscore, der zentrale Schaeden mit bequemen Pluspunkten verrechnet. Nichtkompensation und Reverse Merit Order markieren, wo rote Linien, demokratische Grundbedingungen oder planetare Grenzen Vorrang vor Durchschnittslogik haben. So bleibt positive Netto-Wirkung eine anspruchsvolle Zielgroesse und wird nicht zur dekorativen Formel.</w:t>
+      </w:r>
+    </w:p>
+    <w:p>
+      <w:r>
+        <w:t>Steuerungsfolge. Verantwortung über die Bilanz hinaus zeigt, warum Wirkungsstrategie im Unternehmen mehr ist als ein Schlagwort im Feld Wirkpfade, Wirkungsempfaenger, Bewertung und Rueckkopplung. Die wirkungsoekonomische Frage lautet: Welche reale Veraenderung wird moeglich, welche bleibt nur Potenzial und wo entsteht ein Wirkungsrisiko? Diese Unterscheidung schuetzt vor Impact-Washing, weil sie Absicht, Aktivitaet, Reichweite und Wirkung auseinanderhaelt.</w:t>
+      </w:r>
+    </w:p>
+    <w:p>
+      <w:r>
+        <w:t>Eine Kommune, ein Unternehmen oder eine Bildungsorganisation will Wirkungsstrategie im Unternehmen praktisch anwenden. Der erste Schritt ist nicht die Auswahl eines Instruments, sondern die Klaerung der Zustandsveraenderung. Bei Verantwortung über die Bilanz hinaus muss deshalb benannt werden, wer betroffen ist, welcher Zustand sich veraendert, welche Frist gilt und welche Gegenbeobachtung die Annahme widerlegen wuerde. Erst danach entsteht eine begruendete Entscheidung im Feld Strategie, Prozess, Budget, Verantwortlichkeit oder Kommunikationsregel.</w:t>
+      </w:r>
+    </w:p>
+    <w:p>
+      <w:r>
+        <w:t>Fallpruefung. Wenn eine Bildungs- oder Forschungseinrichtung eine Wirkungsaussage fuer Lernende und Praxispartner pruefbar machen will, beginnt die Analyse bei Empfaengern, Wirkraum, Zeitraum und Datenquelle. Bei Verantwortung über die Bilanz hinaus muss dann geklaert werden, welche Begriffe, Quellen und Grenzen im Material sichtbar bleiben muessen. Eine tragfaehige Antwort benennt mindestens eine Quelle, eine offene Unsicherheit, eine moegliche Gegenbeobachtung und die Entscheidung, die nach der Bewertung geaendert wird.</w:t>
+      </w:r>
+    </w:p>
+    <w:p>
+      <w:r>
+        <w:t>Der Rueckfluss in den WOE-Korpus liegt hier in klaren Begriffen, sauber verlinkten Quellen und benannten Forschungsfragen. Wo Glossar, Werkzeuge, Journal oder Reader noch doppeldeutig bleiben, sollte Wirkungsstrategie im Unternehmen nicht als fertige Gewissheit auftreten, sondern als pruefbarer Lernstand mit Korrekturpfad.</w:t>
+      </w:r>
+    </w:p>
+    <w:p>
+      <w:r>
+        <w:t>Transferhinweis. In WM-V8 muss Führung als Systemsteuerung immer mit Empfaengern gelesen werden. Wirkung entsteht nicht beim Sender, sondern an veraenderten Zustaenden von Menschen, Oekosystemen, Institutionen, Oeffentlichkeit oder kuenftigen Handlungsspielraeumen. Darum reicht es nicht, interne Aktivitaeten zu dokumentieren. Entscheidend ist, ob sich ein Zustand nachvollziehbar veraendert und ob diese Veraenderung im Referenzrahmen Mensch, Planet, Demokratie, SDGs, Agenda 2030 und SDG+ tragfaehig bewertet werden kann.</w:t>
+      </w:r>
+    </w:p>
+    <w:p>
+      <w:r>
+        <w:t>Ein Bericht behauptet, die Massnahme zu Wirkungsstrategie im Unternehmen sei erfolgreich. Die WOE-Lesart fragt bei Führung als Systemsteuerung nach belastbaren Nachweisen: Managementroutine, Stakeholder-Rueckmeldung, Prozessdaten, Entscheidungsprotokoll und Lernschleife. Wenn diese Nachweise fehlen, bleibt die Aussage Wirkungspotenzial oder Kommunikationsbehauptung. Sie kann wichtig sein, aber sie ist noch keine belegte Wirkung.</w:t>
+      </w:r>
+    </w:p>
+    <w:p>
+      <w:r>
+        <w:t>Fallpruefung. Wenn eine Kommune eine bestehende Massnahme neu priorisieren will, beginnt die Analyse bei Empfaengern, Wirkraum, Zeitraum und Datenquelle. Bei Führung als Systemsteuerung muss dann geklaert werden, ob Ressourcen umgeschichtet, Daten nacherhoben oder Zielkonflikte offengelegt werden. Eine tragfaehige Antwort benennt mindestens eine Quelle, eine offene Unsicherheit, eine moegliche Gegenbeobachtung und die Entscheidung, die nach der Bewertung geaendert wird.</w:t>
+      </w:r>
+    </w:p>
+    <w:p>
+      <w:r>
+        <w:t>Rueckflussnotiz. Wissenschaftliche Anschlussfaehigkeit entsteht hier durch Quellenklarheit. Bei Einleitung / Wirkungsfrage werden interne WOE-Begriffe nicht als Ersatz fuer Belege benutzt, sondern mit Grundlagenwerk, WOE-Referenz, Glossar, Werkzeuge, Journal und externe Fachquellen verbunden. Wo die Datenlage offen bleibt, wird das offengelegt. Wo eine Aussage nur plausibel ist, bleibt sie als Wirkungspotenzial markiert. Wo ein Schaden eine rote Linie beruehrt, greift Nichtkompensation vor Durchschnittslogik.</w:t>
+      </w:r>
+    </w:p>
+    <w:p>
+      <w:r>
+        <w:t>In einer kontroversen Entscheidung wirkt Einleitung / Wirkungsfrage als Pruefpunkt fuer Ambivalenz. Ein Nutzen fuer eine Gruppe kann mit Risiken fuer andere Wirkungsempfaenger einhergehen. Das Skript verlangt deshalb, positive und negative Zustandsveraenderungen getrennt zu fuehren, bevor von positiver Netto-Wirkung gesprochen wird.</w:t>
+      </w:r>
+    </w:p>
+    <w:p>
+      <w:r>
+        <w:t>Fallpruefung. Wenn ein Unternehmen ein Produkt, einen Prozess oder eine Investition wirkungsbezogen bewerten will, beginnt die Analyse bei Empfaengern, Wirkraum, Zeitraum und Datenquelle. Bei Einleitung / Wirkungsfrage muss dann geklaert werden, welche Entscheidung nach der Bewertung tatsaechlich anders ausfaellt. Eine tragfaehige Antwort benennt mindestens eine Quelle, eine offene Unsicherheit, eine moegliche Gegenbeobachtung und die Entscheidung, die nach der Bewertung geaendert wird.</w:t>
+      </w:r>
+    </w:p>
+    <w:p>
+      <w:r>
+        <w:t>Fuer die Bewertung reicht kein Summenscore, der zentrale Schaeden mit bequemen Pluspunkten verrechnet. Nichtkompensation und Reverse Merit Order markieren, wo rote Linien, demokratische Grundbedingungen oder planetare Grenzen Vorrang vor Durchschnittslogik haben. So bleibt positive Netto-Wirkung eine anspruchsvolle Zielgroesse und wird nicht zur dekorativen Formel.</w:t>
+      </w:r>
+    </w:p>
+    <w:p>
+      <w:r>
+        <w:t>Pruefungsimpuls. In Wirkungsmanagement wird Kernaussage erst steuerungsfaehig, wenn daraus eine Entscheidung folgt. Fuehrung, Strategie, Controlling, Einkauf, Kommunikation und Kultur muessen denselben Wirkungsbegriff verwenden. Ohne diese Rueckkopplung bleibt Reporting eine Beschreibung. Mit Rueckkopplung wird aus Bewertung eine veraenderte Routine: ein anderer Prozess, ein geaenderter Anreiz, eine bessere Datenpflicht, eine korrigierte Kommunikation oder eine neue Priorisierung.</w:t>
+      </w:r>
+    </w:p>
+    <w:p>
+      <w:r>
+        <w:t>Die typische Fehlstelle bei Wirkungsstrategie im Unternehmen liegt darin, Absicht, Aktivitaet oder Reporting als Wirkung zu behandeln. Bei Kernaussage wird diese Fehlstelle konkret: Ein scheinbar plausibler Befund darf nicht zur Abkuerzung werden. Quellen, Systemgrenzen, Unsicherheit und Rueckkopplung bleiben sichtbar.</w:t>
+      </w:r>
+    </w:p>
+    <w:p>
+      <w:r>
+        <w:t>Fallpruefung. Wenn eine Bildungs- oder Forschungseinrichtung eine Wirkungsaussage fuer Lernende und Praxispartner pruefbar machen will, beginnt die Analyse bei Empfaengern, Wirkraum, Zeitraum und Datenquelle. Bei Kernaussage muss dann geklaert werden, welche Begriffe, Quellen und Grenzen im Material sichtbar bleiben muessen. Eine tragfaehige Antwort benennt mindestens eine Quelle, eine offene Unsicherheit, eine moegliche Gegenbeobachtung und die Entscheidung, die nach der Bewertung geaendert wird.</w:t>
+      </w:r>
+    </w:p>
+    <w:p>
+      <w:r>
+        <w:t>Der Rueckfluss in den WOE-Korpus liegt hier in klaren Begriffen, sauber verlinkten Quellen und benannten Forschungsfragen. Wo Glossar, Werkzeuge, Journal oder Reader noch doppeldeutig bleiben, sollte Wirkungsstrategie im Unternehmen nicht als fertige Gewissheit auftreten, sondern als pruefbarer Lernstand mit Korrekturpfad.</w:t>
       </w:r>
     </w:p>
     <w:p>
@@ -3645,107 +3700,122 @@
         <w:pStyle w:val="Heading3"/>
       </w:pPr>
       <w:r>
-        <w:t>Schlussvertiefung 5: Wirkungsstrategie im Unternehmen im Anwendungsfall</w:t>
-      </w:r>
-    </w:p>
-    <w:p>
-      <w:r>
-        <w:t>Die folgenden Abschnitte sind keine neue Pruefungsloesung. Sie verdichten die vorhandenen Kapitel zu einer Lesart, mit der Studierende einen Fall selbststaendig analysieren koennen. Im Mittelpunkt stehen Wirkpfade, Wirkungsempfaenger, Bewertung und Rueckkopplung, nicht moralische Personenbewertung.</w:t>
-      </w:r>
-    </w:p>
-    <w:p>
-      <w:r>
-        <w:t>Begriffliche Schlussklaerung. Wissenschaftliche Anschlussfaehigkeit entsteht hier durch Quellenklarheit. Bei Leitthese werden interne WOE-Begriffe nicht als Ersatz fuer Belege benutzt, sondern mit Grundlagenwerk, WOE-Referenz, Glossar, Werkzeuge, Journal und externe Fachquellen verbunden. Wo die Datenlage offen bleibt, wird das offengelegt. Wo eine Aussage nur plausibel ist, bleibt sie als Wirkungspotenzial markiert. Wo ein Schaden eine rote Linie beruehrt, greift Nichtkompensation vor Durchschnittslogik.</w:t>
-      </w:r>
-    </w:p>
-    <w:p>
-      <w:r>
-        <w:t>In einer kontroversen Entscheidung wirkt Leitthese als Pruefpunkt fuer Ambivalenz. Ein Nutzen fuer eine Gruppe kann mit Risiken fuer andere Wirkungsempfaenger einhergehen. Das Skript verlangt deshalb, positive und negative Zustandsveraenderungen getrennt zu fuehren, bevor von positiver Netto-Wirkung gesprochen wird.</w:t>
-      </w:r>
-    </w:p>
-    <w:p>
-      <w:r>
-        <w:t>Wirkpfad und Empfaenger. In Wirkungsmanagement wird Didaktische Einordnung im Studiengang erst steuerungsfaehig, wenn daraus eine Entscheidung folgt. Fuehrung, Strategie, Controlling, Einkauf, Kommunikation und Kultur muessen denselben Wirkungsbegriff verwenden. Ohne diese Rueckkopplung bleibt Reporting eine Beschreibung. Mit Rueckkopplung wird aus Bewertung eine veraenderte Routine: ein anderer Prozess, ein geaenderter Anreiz, eine bessere Datenpflicht, eine korrigierte Kommunikation oder eine neue Priorisierung.</w:t>
-      </w:r>
-    </w:p>
-    <w:p>
-      <w:r>
-        <w:t>Die typische Fehlstelle bei Wirkungsstrategie im Unternehmen liegt darin, Absicht, Aktivitaet oder Reporting als Wirkung zu behandeln. Bei Didaktische Einordnung im Studiengang wird diese Fehlstelle konkret: Ein scheinbar plausibler Befund darf nicht zur Abkuerzung werden. Quellen, Systemgrenzen, Unsicherheit und Rueckkopplung bleiben sichtbar.</w:t>
-      </w:r>
-    </w:p>
-    <w:p>
-      <w:r>
-        <w:t>Daten, Quellen und Evidenz. Die Grenze gegen Scheingenauigkeit verlaeuft bei Analysemodell nicht zwischen Optimismus und Pessimismus. Sie verlaeuft zwischen offengelegter Unsicherheit und rhetorischer Sicherheit. Wer Wirkungsstrategie im Unternehmen belastbar anwenden will, benennt Systemgrenze, Zeitraum, Vergleichspunkt und offene Gegenhypothese. Gerade dadurch bleibt das Skript anschlussfaehig fuer Forschung, Praxis und spaetere Revision.</w:t>
-      </w:r>
-    </w:p>
-    <w:p>
-      <w:r>
-        <w:t>Fuer die Pruefung ist Analysemodell dann verstanden, wenn daraus eine belastbare Fallantwort entsteht. Eine gute Antwort unterscheidet Beobachtung, Kausalannahme, Bewertung und Steuerungsfolge. Sie bewertet keine Menschen, sondern Wirkpfade, Zustandsveraenderungen, Risiken und institutionelle Bedingungen.</w:t>
-      </w:r>
-    </w:p>
-    <w:p>
-      <w:r>
-        <w:t>Bewertung und rote Linien. Modellformel zeigt, warum Wirkungsstrategie im Unternehmen mehr ist als ein Schlagwort im Feld Wirkpfade, Wirkungsempfaenger, Bewertung und Rueckkopplung. Die wirkungsoekonomische Frage lautet: Welche reale Veraenderung wird moeglich, welche bleibt nur Potenzial und wo entsteht ein Wirkungsrisiko? Diese Unterscheidung schuetzt vor Impact-Washing, weil sie Absicht, Aktivitaet, Reichweite und Wirkung auseinanderhaelt.</w:t>
-      </w:r>
-    </w:p>
-    <w:p>
-      <w:r>
-        <w:t>Eine Kommune, ein Unternehmen oder eine Bildungsorganisation will Wirkungsstrategie im Unternehmen praktisch anwenden. Der erste Schritt ist nicht die Auswahl eines Instruments, sondern die Klaerung der Zustandsveraenderung. Bei Modellformel muss deshalb benannt werden, wer betroffen ist, welcher Zustand sich veraendert, welche Frist gilt und welche Gegenbeobachtung die Annahme widerlegen wuerde. Erst danach entsteht eine begruendete Entscheidung im Feld Strategie, Prozess, Budget, Verantwortlichkeit oder Kommunikationsregel.</w:t>
-      </w:r>
-    </w:p>
-    <w:p>
-      <w:r>
-        <w:t>Kontrollfrage. Welche Entscheidung waere falsch, wenn Modellformel in WM-V8 missverstanden wird? Die Antwort muss mindestens eine Daten- oder Quellenannahme, eine betroffene Gruppe oder Schutzdimension, eine moegliche Nebenwirkung und einen Rueckkopplungsschritt nennen. Richtig ist nicht die lauteste Bewertung, sondern diejenige, die Begriff, Beleg und Steuerungsfolge zusammenhaelt.</w:t>
-      </w:r>
-    </w:p>
-    <w:p>
-      <w:r>
-        <w:t>Rueckfluss. Fuer den WOE-Korpus bedeutet das: Begriffe aus Wirkungsstrategie im Unternehmen sollten dort geschaerft werden, wo sie in Glossar, Werkzeugen, Journal oder Readern doppeldeutig bleiben. Offene Forschungsfragen werden nicht versteckt. Sie markieren die Stelle, an der spaetere Evidenz, ein besserer Datensatz oder eine praezisere Fallstudie die Bewertung veraendern kann.</w:t>
-      </w:r>
-    </w:p>
-    <w:p>
-      <w:r>
-        <w:t>Steuerung und Rueckkopplung. In WM-V8 muss Fallfenster immer mit Empfaengern gelesen werden. Wirkung entsteht nicht beim Sender, sondern an veraenderten Zustaenden von Menschen, Oekosystemen, Institutionen, Oeffentlichkeit oder kuenftigen Handlungsspielraeumen. Darum reicht es nicht, interne Aktivitaeten zu dokumentieren. Entscheidend ist, ob sich ein Zustand nachvollziehbar veraendert und ob diese Veraenderung im Referenzrahmen Mensch, Planet, Demokratie, SDGs, Agenda 2030 und SDG+ tragfaehig bewertet werden kann.</w:t>
-      </w:r>
-    </w:p>
-    <w:p>
-      <w:r>
-        <w:t>Ein Bericht behauptet, die Massnahme zu Wirkungsstrategie im Unternehmen sei erfolgreich. Die WOE-Lesart fragt bei Fallfenster nach belastbaren Nachweisen: Managementroutine, Stakeholder-Rueckmeldung, Prozessdaten, Entscheidungsprotokoll und Lernschleife. Wenn diese Nachweise fehlen, bleibt die Aussage Wirkungspotenzial oder Kommunikationsbehauptung. Sie kann wichtig sein, aber sie ist noch keine belegte Wirkung.</w:t>
-      </w:r>
-    </w:p>
-    <w:p>
-      <w:r>
-        <w:t>Pruefungsnahe Anwendung. Wissenschaftliche Anschlussfaehigkeit entsteht hier durch Quellenklarheit. Bei Prüfungsnahe Fallfragen ohne geschützte Antwortlogik werden interne WOE-Begriffe nicht als Ersatz fuer Belege benutzt, sondern mit Grundlagenwerk, WOE-Referenz, Glossar, Werkzeuge, Journal und externe Fachquellen verbunden. Wo die Datenlage offen bleibt, wird das offengelegt. Wo eine Aussage nur plausibel ist, bleibt sie als Wirkungspotenzial markiert. Wo ein Schaden eine rote Linie beruehrt, greift Nichtkompensation vor Durchschnittslogik.</w:t>
-      </w:r>
-    </w:p>
-    <w:p>
-      <w:r>
-        <w:t>In einer kontroversen Entscheidung wirkt Prüfungsnahe Fallfragen ohne geschützte Antwortlogik als Pruefpunkt fuer Ambivalenz. Ein Nutzen fuer eine Gruppe kann mit Risiken fuer andere Wirkungsempfaenger einhergehen. Das Skript verlangt deshalb, positive und negative Zustandsveraenderungen getrennt zu fuehren, bevor von positiver Netto-Wirkung gesprochen wird.</w:t>
-      </w:r>
-    </w:p>
-    <w:p>
-      <w:r>
-        <w:t>Transfer in den WOE-Korpus. In Wirkungsmanagement wird Auswertung aus der lebenden Website-Referenz erst steuerungsfaehig, wenn daraus eine Entscheidung folgt. Fuehrung, Strategie, Controlling, Einkauf, Kommunikation und Kultur muessen denselben Wirkungsbegriff verwenden. Ohne diese Rueckkopplung bleibt Reporting eine Beschreibung. Mit Rueckkopplung wird aus Bewertung eine veraenderte Routine: ein anderer Prozess, ein geaenderter Anreiz, eine bessere Datenpflicht, eine korrigierte Kommunikation oder eine neue Priorisierung.</w:t>
-      </w:r>
-    </w:p>
-    <w:p>
-      <w:r>
-        <w:t>Die typische Fehlstelle bei Wirkungsstrategie im Unternehmen liegt darin, Absicht, Aktivitaet oder Reporting als Wirkung zu behandeln. Bei Auswertung aus der lebenden Website-Referenz wird diese Fehlstelle konkret: Ein scheinbar plausibler Befund darf nicht zur Abkuerzung werden. Quellen, Systemgrenzen, Unsicherheit und Rueckkopplung bleiben sichtbar.</w:t>
-      </w:r>
-    </w:p>
-    <w:p>
-      <w:r>
-        <w:t>Grenzen der Aussage. Die Grenze gegen Scheingenauigkeit verlaeuft bei Unternehmenszweck nicht zwischen Optimismus und Pessimismus. Sie verlaeuft zwischen offengelegter Unsicherheit und rhetorischer Sicherheit. Wer Wirkungsstrategie im Unternehmen belastbar anwenden will, benennt Systemgrenze, Zeitraum, Vergleichspunkt und offene Gegenhypothese. Gerade dadurch bleibt das Skript anschlussfaehig fuer Forschung, Praxis und spaetere Revision.</w:t>
-      </w:r>
-    </w:p>
-    <w:p>
-      <w:r>
-        <w:t>Fuer die Pruefung ist Unternehmenszweck dann verstanden, wenn daraus eine belastbare Fallantwort entsteht. Eine gute Antwort unterscheidet Beobachtung, Kausalannahme, Bewertung und Steuerungsfolge. Sie bewertet keine Menschen, sondern Wirkpfade, Zustandsveraenderungen, Risiken und institutionelle Bedingungen.</w:t>
-      </w:r>
-    </w:p>
-    <w:p>
-      <w:r>
-        <w:t>Kontrollfrage. Welche Entscheidung waere falsch, wenn Unternehmenszweck in WM-V8 missverstanden wird? Die Antwort muss mindestens eine Daten- oder Quellenannahme, eine betroffene Gruppe oder Schutzdimension, eine moegliche Nebenwirkung und einen Rueckkopplungsschritt nennen. Richtig ist nicht die lauteste Bewertung, sondern diejenige, die Begriff, Beleg und Steuerungsfolge zusammenhaelt.</w:t>
+        <w:t>Vertiefungsrunde 5: Anschluss an Praxis und Forschung</w:t>
+      </w:r>
+    </w:p>
+    <w:p>
+      <w:r>
+        <w:t>Diese Runde wechselt den Blickwinkel, damit der Schlussblock nicht nur wiederholt, sondern Leseentscheidungen vorbereitet: Was ist belegt, was bleibt Potenzial, welche Nebenwirkung ist relevant und welche Steuerungsfolge wird daraus abgeleitet?</w:t>
+      </w:r>
+    </w:p>
+    <w:p>
+      <w:r>
+        <w:t>Begriffliche Sicherung. Die Grenze gegen Scheingenauigkeit verlaeuft bei Quelltext und fachliche Grundlegung nicht zwischen Optimismus und Pessimismus. Sie verlaeuft zwischen offengelegter Unsicherheit und rhetorischer Sicherheit. Wer Wirkungsstrategie im Unternehmen belastbar anwenden will, benennt Systemgrenze, Zeitraum, Vergleichspunkt und offene Gegenhypothese. Gerade dadurch bleibt das Skript anschlussfaehig fuer Forschung, Praxis und spaetere Revision.</w:t>
+      </w:r>
+    </w:p>
+    <w:p>
+      <w:r>
+        <w:t>Fuer die Pruefung ist Quelltext und fachliche Grundlegung dann verstanden, wenn daraus eine belastbare Fallantwort entsteht. Eine gute Antwort unterscheidet Beobachtung, Kausalannahme, Bewertung und Steuerungsfolge. Sie bewertet keine Menschen, sondern Wirkpfade, Zustandsveraenderungen, Risiken und institutionelle Bedingungen.</w:t>
+      </w:r>
+    </w:p>
+    <w:p>
+      <w:r>
+        <w:t>Fallpruefung. Wenn eine Kommune eine bestehende Massnahme neu priorisieren will, beginnt die Analyse bei Empfaengern, Wirkraum, Zeitraum und Datenquelle. Bei Quelltext und fachliche Grundlegung muss dann geklaert werden, ob Ressourcen umgeschichtet, Daten nacherhoben oder Zielkonflikte offengelegt werden. Eine tragfaehige Antwort benennt mindestens eine Quelle, eine offene Unsicherheit, eine moegliche Gegenbeobachtung und die Entscheidung, die nach der Bewertung geaendert wird.</w:t>
+      </w:r>
+    </w:p>
+    <w:p>
+      <w:r>
+        <w:t>Wirkpfadpruefung. Einstieg / Wirkungsfrage zeigt, warum Wirkungsstrategie im Unternehmen mehr ist als ein Schlagwort im Feld Wirkpfade, Wirkungsempfaenger, Bewertung und Rueckkopplung. Die wirkungsoekonomische Frage lautet: Welche reale Veraenderung wird moeglich, welche bleibt nur Potenzial und wo entsteht ein Wirkungsrisiko? Diese Unterscheidung schuetzt vor Impact-Washing, weil sie Absicht, Aktivitaet, Reichweite und Wirkung auseinanderhaelt.</w:t>
+      </w:r>
+    </w:p>
+    <w:p>
+      <w:r>
+        <w:t>Eine Kommune, ein Unternehmen oder eine Bildungsorganisation will Wirkungsstrategie im Unternehmen praktisch anwenden. Der erste Schritt ist nicht die Auswahl eines Instruments, sondern die Klaerung der Zustandsveraenderung. Bei Einstieg / Wirkungsfrage muss deshalb benannt werden, wer betroffen ist, welcher Zustand sich veraendert, welche Frist gilt und welche Gegenbeobachtung die Annahme widerlegen wuerde. Erst danach entsteht eine begruendete Entscheidung im Feld Strategie, Prozess, Budget, Verantwortlichkeit oder Kommunikationsregel.</w:t>
+      </w:r>
+    </w:p>
+    <w:p>
+      <w:r>
+        <w:t>Fallpruefung. Wenn ein Unternehmen ein Produkt, einen Prozess oder eine Investition wirkungsbezogen bewerten will, beginnt die Analyse bei Empfaengern, Wirkraum, Zeitraum und Datenquelle. Bei Einstieg / Wirkungsfrage muss dann geklaert werden, welche Entscheidung nach der Bewertung tatsaechlich anders ausfaellt. Eine tragfaehige Antwort benennt mindestens eine Quelle, eine offene Unsicherheit, eine moegliche Gegenbeobachtung und die Entscheidung, die nach der Bewertung geaendert wird.</w:t>
+      </w:r>
+    </w:p>
+    <w:p>
+      <w:r>
+        <w:t>Fuer die Bewertung reicht kein Summenscore, der zentrale Schaeden mit bequemen Pluspunkten verrechnet. Nichtkompensation und Reverse Merit Order markieren, wo rote Linien, demokratische Grundbedingungen oder planetare Grenzen Vorrang vor Durchschnittslogik haben. So bleibt positive Netto-Wirkung eine anspruchsvolle Zielgroesse und wird nicht zur dekorativen Formel.</w:t>
+      </w:r>
+    </w:p>
+    <w:p>
+      <w:r>
+        <w:t>Evidenzfenster. In WM-V8 muss Skript / Folien (Lernseite) immer mit Empfaengern gelesen werden. Wirkung entsteht nicht beim Sender, sondern an veraenderten Zustaenden von Menschen, Oekosystemen, Institutionen, Oeffentlichkeit oder kuenftigen Handlungsspielraeumen. Darum reicht es nicht, interne Aktivitaeten zu dokumentieren. Entscheidend ist, ob sich ein Zustand nachvollziehbar veraendert und ob diese Veraenderung im Referenzrahmen Mensch, Planet, Demokratie, SDGs, Agenda 2030 und SDG+ tragfaehig bewertet werden kann.</w:t>
+      </w:r>
+    </w:p>
+    <w:p>
+      <w:r>
+        <w:t>Ein Bericht behauptet, die Massnahme zu Wirkungsstrategie im Unternehmen sei erfolgreich. Die WOE-Lesart fragt bei Skript / Folien (Lernseite) nach belastbaren Nachweisen: Managementroutine, Stakeholder-Rueckmeldung, Prozessdaten, Entscheidungsprotokoll und Lernschleife. Wenn diese Nachweise fehlen, bleibt die Aussage Wirkungspotenzial oder Kommunikationsbehauptung. Sie kann wichtig sein, aber sie ist noch keine belegte Wirkung.</w:t>
+      </w:r>
+    </w:p>
+    <w:p>
+      <w:r>
+        <w:t>Fallpruefung. Wenn eine Bildungs- oder Forschungseinrichtung eine Wirkungsaussage fuer Lernende und Praxispartner pruefbar machen will, beginnt die Analyse bei Empfaengern, Wirkraum, Zeitraum und Datenquelle. Bei Skript / Folien (Lernseite) muss dann geklaert werden, welche Begriffe, Quellen und Grenzen im Material sichtbar bleiben muessen. Eine tragfaehige Antwort benennt mindestens eine Quelle, eine offene Unsicherheit, eine moegliche Gegenbeobachtung und die Entscheidung, die nach der Bewertung geaendert wird.</w:t>
+      </w:r>
+    </w:p>
+    <w:p>
+      <w:r>
+        <w:t>Der Rueckfluss in den WOE-Korpus liegt hier in klaren Begriffen, sauber verlinkten Quellen und benannten Forschungsfragen. Wo Glossar, Werkzeuge, Journal oder Reader noch doppeldeutig bleiben, sollte Wirkungsstrategie im Unternehmen nicht als fertige Gewissheit auftreten, sondern als pruefbarer Lernstand mit Korrekturpfad.</w:t>
+      </w:r>
+    </w:p>
+    <w:p>
+      <w:r>
+        <w:t>Bewertungsgrenze. Wissenschaftliche Anschlussfaehigkeit entsteht hier durch Quellenklarheit. Bei Transferaufgabe werden interne WOE-Begriffe nicht als Ersatz fuer Belege benutzt, sondern mit Grundlagenwerk, WOE-Referenz, Glossar, Werkzeuge, Journal und externe Fachquellen verbunden. Wo die Datenlage offen bleibt, wird das offengelegt. Wo eine Aussage nur plausibel ist, bleibt sie als Wirkungspotenzial markiert. Wo ein Schaden eine rote Linie beruehrt, greift Nichtkompensation vor Durchschnittslogik.</w:t>
+      </w:r>
+    </w:p>
+    <w:p>
+      <w:r>
+        <w:t>In einer kontroversen Entscheidung wirkt Transferaufgabe als Pruefpunkt fuer Ambivalenz. Ein Nutzen fuer eine Gruppe kann mit Risiken fuer andere Wirkungsempfaenger einhergehen. Das Skript verlangt deshalb, positive und negative Zustandsveraenderungen getrennt zu fuehren, bevor von positiver Netto-Wirkung gesprochen wird.</w:t>
+      </w:r>
+    </w:p>
+    <w:p>
+      <w:r>
+        <w:t>Fallpruefung. Wenn eine Kommune eine bestehende Massnahme neu priorisieren will, beginnt die Analyse bei Empfaengern, Wirkraum, Zeitraum und Datenquelle. Bei Transferaufgabe muss dann geklaert werden, ob Ressourcen umgeschichtet, Daten nacherhoben oder Zielkonflikte offengelegt werden. Eine tragfaehige Antwort benennt mindestens eine Quelle, eine offene Unsicherheit, eine moegliche Gegenbeobachtung und die Entscheidung, die nach der Bewertung geaendert wird.</w:t>
+      </w:r>
+    </w:p>
+    <w:p>
+      <w:r>
+        <w:t>Steuerungsfolge. In Wirkungsmanagement wird Praxisbeispiel erst steuerungsfaehig, wenn daraus eine Entscheidung folgt. Fuehrung, Strategie, Controlling, Einkauf, Kommunikation und Kultur muessen denselben Wirkungsbegriff verwenden. Ohne diese Rueckkopplung bleibt Reporting eine Beschreibung. Mit Rueckkopplung wird aus Bewertung eine veraenderte Routine: ein anderer Prozess, ein geaenderter Anreiz, eine bessere Datenpflicht, eine korrigierte Kommunikation oder eine neue Priorisierung.</w:t>
+      </w:r>
+    </w:p>
+    <w:p>
+      <w:r>
+        <w:t>Die typische Fehlstelle bei Wirkungsstrategie im Unternehmen liegt darin, Absicht, Aktivitaet oder Reporting als Wirkung zu behandeln. Bei Praxisbeispiel wird diese Fehlstelle konkret: Ein scheinbar plausibler Befund darf nicht zur Abkuerzung werden. Quellen, Systemgrenzen, Unsicherheit und Rueckkopplung bleiben sichtbar.</w:t>
+      </w:r>
+    </w:p>
+    <w:p>
+      <w:r>
+        <w:t>Fallpruefung. Wenn ein Unternehmen ein Produkt, einen Prozess oder eine Investition wirkungsbezogen bewerten will, beginnt die Analyse bei Empfaengern, Wirkraum, Zeitraum und Datenquelle. Bei Praxisbeispiel muss dann geklaert werden, welche Entscheidung nach der Bewertung tatsaechlich anders ausfaellt. Eine tragfaehige Antwort benennt mindestens eine Quelle, eine offene Unsicherheit, eine moegliche Gegenbeobachtung und die Entscheidung, die nach der Bewertung geaendert wird.</w:t>
+      </w:r>
+    </w:p>
+    <w:p>
+      <w:r>
+        <w:t>Fuer die Bewertung reicht kein Summenscore, der zentrale Schaeden mit bequemen Pluspunkten verrechnet. Nichtkompensation und Reverse Merit Order markieren, wo rote Linien, demokratische Grundbedingungen oder planetare Grenzen Vorrang vor Durchschnittslogik haben. So bleibt positive Netto-Wirkung eine anspruchsvolle Zielgroesse und wird nicht zur dekorativen Formel.</w:t>
+      </w:r>
+    </w:p>
+    <w:p>
+      <w:r>
+        <w:t>Transferhinweis. Die Grenze gegen Scheingenauigkeit verlaeuft bei Wirkungsökonomische Vertiefung nicht zwischen Optimismus und Pessimismus. Sie verlaeuft zwischen offengelegter Unsicherheit und rhetorischer Sicherheit. Wer Wirkungsstrategie im Unternehmen belastbar anwenden will, benennt Systemgrenze, Zeitraum, Vergleichspunkt und offene Gegenhypothese. Gerade dadurch bleibt das Skript anschlussfaehig fuer Forschung, Praxis und spaetere Revision.</w:t>
+      </w:r>
+    </w:p>
+    <w:p>
+      <w:r>
+        <w:t>Fuer die Pruefung ist Wirkungsökonomische Vertiefung dann verstanden, wenn daraus eine belastbare Fallantwort entsteht. Eine gute Antwort unterscheidet Beobachtung, Kausalannahme, Bewertung und Steuerungsfolge. Sie bewertet keine Menschen, sondern Wirkpfade, Zustandsveraenderungen, Risiken und institutionelle Bedingungen.</w:t>
+      </w:r>
+    </w:p>
+    <w:p>
+      <w:r>
+        <w:t>Fallpruefung. Wenn eine Bildungs- oder Forschungseinrichtung eine Wirkungsaussage fuer Lernende und Praxispartner pruefbar machen will, beginnt die Analyse bei Empfaengern, Wirkraum, Zeitraum und Datenquelle. Bei Wirkungsökonomische Vertiefung muss dann geklaert werden, welche Begriffe, Quellen und Grenzen im Material sichtbar bleiben muessen. Eine tragfaehige Antwort benennt mindestens eine Quelle, eine offene Unsicherheit, eine moegliche Gegenbeobachtung und die Entscheidung, die nach der Bewertung geaendert wird.</w:t>
+      </w:r>
+    </w:p>
+    <w:p>
+      <w:r>
+        <w:t>Der Rueckfluss in den WOE-Korpus liegt hier in klaren Begriffen, sauber verlinkten Quellen und benannten Forschungsfragen. Wo Glossar, Werkzeuge, Journal oder Reader noch doppeldeutig bleiben, sollte Wirkungsstrategie im Unternehmen nicht als fertige Gewissheit auftreten, sondern als pruefbarer Lernstand mit Korrekturpfad.</w:t>
       </w:r>
     </w:p>
     <w:p>
@@ -3753,112 +3823,47 @@
         <w:pStyle w:val="Heading3"/>
       </w:pPr>
       <w:r>
-        <w:t>Schlussvertiefung 6: Wirkungsstrategie im Unternehmen im Anwendungsfall</w:t>
-      </w:r>
-    </w:p>
-    <w:p>
-      <w:r>
-        <w:t>Die folgenden Abschnitte sind keine neue Pruefungsloesung. Sie verdichten die vorhandenen Kapitel zu einer Lesart, mit der Studierende einen Fall selbststaendig analysieren koennen. Im Mittelpunkt stehen Wirkpfade, Wirkungsempfaenger, Bewertung und Rueckkopplung, nicht moralische Personenbewertung.</w:t>
-      </w:r>
-    </w:p>
-    <w:p>
-      <w:r>
-        <w:t>Begriffliche Schlussklaerung. Gewinn als Ergebnis, nicht Ziel zeigt, warum Wirkungsstrategie im Unternehmen mehr ist als ein Schlagwort im Feld Wirkpfade, Wirkungsempfaenger, Bewertung und Rueckkopplung. Die wirkungsoekonomische Frage lautet: Welche reale Veraenderung wird moeglich, welche bleibt nur Potenzial und wo entsteht ein Wirkungsrisiko? Diese Unterscheidung schuetzt vor Impact-Washing, weil sie Absicht, Aktivitaet, Reichweite und Wirkung auseinanderhaelt.</w:t>
-      </w:r>
-    </w:p>
-    <w:p>
-      <w:r>
-        <w:t>Eine Kommune, ein Unternehmen oder eine Bildungsorganisation will Wirkungsstrategie im Unternehmen praktisch anwenden. Der erste Schritt ist nicht die Auswahl eines Instruments, sondern die Klaerung der Zustandsveraenderung. Bei Gewinn als Ergebnis, nicht Ziel muss deshalb benannt werden, wer betroffen ist, welcher Zustand sich veraendert, welche Frist gilt und welche Gegenbeobachtung die Annahme widerlegen wuerde. Erst danach entsteht eine begruendete Entscheidung im Feld Strategie, Prozess, Budget, Verantwortlichkeit oder Kommunikationsregel.</w:t>
-      </w:r>
-    </w:p>
-    <w:p>
-      <w:r>
-        <w:t>Wirkpfad und Empfaenger. In WM-V8 muss Wirkung in Strategie und Governance immer mit Empfaengern gelesen werden. Wirkung entsteht nicht beim Sender, sondern an veraenderten Zustaenden von Menschen, Oekosystemen, Institutionen, Oeffentlichkeit oder kuenftigen Handlungsspielraeumen. Darum reicht es nicht, interne Aktivitaeten zu dokumentieren. Entscheidend ist, ob sich ein Zustand nachvollziehbar veraendert und ob diese Veraenderung im Referenzrahmen Mensch, Planet, Demokratie, SDGs, Agenda 2030 und SDG+ tragfaehig bewertet werden kann.</w:t>
-      </w:r>
-    </w:p>
-    <w:p>
-      <w:r>
-        <w:t>Ein Bericht behauptet, die Massnahme zu Wirkungsstrategie im Unternehmen sei erfolgreich. Die WOE-Lesart fragt bei Wirkung in Strategie und Governance nach belastbaren Nachweisen: Managementroutine, Stakeholder-Rueckmeldung, Prozessdaten, Entscheidungsprotokoll und Lernschleife. Wenn diese Nachweise fehlen, bleibt die Aussage Wirkungspotenzial oder Kommunikationsbehauptung. Sie kann wichtig sein, aber sie ist noch keine belegte Wirkung.</w:t>
-      </w:r>
-    </w:p>
-    <w:p>
-      <w:r>
-        <w:t>Rueckfluss. Fuer den WOE-Korpus bedeutet das: Begriffe aus Wirkungsstrategie im Unternehmen sollten dort geschaerft werden, wo sie in Glossar, Werkzeugen, Journal oder Readern doppeldeutig bleiben. Offene Forschungsfragen werden nicht versteckt. Sie markieren die Stelle, an der spaetere Evidenz, ein besserer Datensatz oder eine praezisere Fallstudie die Bewertung veraendern kann.</w:t>
-      </w:r>
-    </w:p>
-    <w:p>
-      <w:r>
-        <w:t>Daten, Quellen und Evidenz. Wissenschaftliche Anschlussfaehigkeit entsteht hier durch Quellenklarheit. Bei Verantwortung über die Bilanz hinaus werden interne WOE-Begriffe nicht als Ersatz fuer Belege benutzt, sondern mit Grundlagenwerk, WOE-Referenz, Glossar, Werkzeuge, Journal und externe Fachquellen verbunden. Wo die Datenlage offen bleibt, wird das offengelegt. Wo eine Aussage nur plausibel ist, bleibt sie als Wirkungspotenzial markiert. Wo ein Schaden eine rote Linie beruehrt, greift Nichtkompensation vor Durchschnittslogik.</w:t>
-      </w:r>
-    </w:p>
-    <w:p>
-      <w:r>
-        <w:t>In einer kontroversen Entscheidung wirkt Verantwortung über die Bilanz hinaus als Pruefpunkt fuer Ambivalenz. Ein Nutzen fuer eine Gruppe kann mit Risiken fuer andere Wirkungsempfaenger einhergehen. Das Skript verlangt deshalb, positive und negative Zustandsveraenderungen getrennt zu fuehren, bevor von positiver Netto-Wirkung gesprochen wird.</w:t>
-      </w:r>
-    </w:p>
-    <w:p>
-      <w:r>
-        <w:t>Bewertung und rote Linien. In Wirkungsmanagement wird Führung als Systemsteuerung erst steuerungsfaehig, wenn daraus eine Entscheidung folgt. Fuehrung, Strategie, Controlling, Einkauf, Kommunikation und Kultur muessen denselben Wirkungsbegriff verwenden. Ohne diese Rueckkopplung bleibt Reporting eine Beschreibung. Mit Rueckkopplung wird aus Bewertung eine veraenderte Routine: ein anderer Prozess, ein geaenderter Anreiz, eine bessere Datenpflicht, eine korrigierte Kommunikation oder eine neue Priorisierung.</w:t>
-      </w:r>
-    </w:p>
-    <w:p>
-      <w:r>
-        <w:t>Die typische Fehlstelle bei Wirkungsstrategie im Unternehmen liegt darin, Absicht, Aktivitaet oder Reporting als Wirkung zu behandeln. Bei Führung als Systemsteuerung wird diese Fehlstelle konkret: Ein scheinbar plausibler Befund darf nicht zur Abkuerzung werden. Quellen, Systemgrenzen, Unsicherheit und Rueckkopplung bleiben sichtbar.</w:t>
-      </w:r>
-    </w:p>
-    <w:p>
-      <w:r>
-        <w:t>Kontrollfrage. Welche Entscheidung waere falsch, wenn Führung als Systemsteuerung in WM-V8 missverstanden wird? Die Antwort muss mindestens eine Daten- oder Quellenannahme, eine betroffene Gruppe oder Schutzdimension, eine moegliche Nebenwirkung und einen Rueckkopplungsschritt nennen. Richtig ist nicht die lauteste Bewertung, sondern diejenige, die Begriff, Beleg und Steuerungsfolge zusammenhaelt.</w:t>
-      </w:r>
-    </w:p>
-    <w:p>
-      <w:r>
-        <w:t>Steuerung und Rueckkopplung. Die Grenze gegen Scheingenauigkeit verlaeuft bei Einleitung / Wirkungsfrage nicht zwischen Optimismus und Pessimismus. Sie verlaeuft zwischen offengelegter Unsicherheit und rhetorischer Sicherheit. Wer Wirkungsstrategie im Unternehmen belastbar anwenden will, benennt Systemgrenze, Zeitraum, Vergleichspunkt und offene Gegenhypothese. Gerade dadurch bleibt das Skript anschlussfaehig fuer Forschung, Praxis und spaetere Revision.</w:t>
-      </w:r>
-    </w:p>
-    <w:p>
-      <w:r>
-        <w:t>Fuer die Pruefung ist Einleitung / Wirkungsfrage dann verstanden, wenn daraus eine belastbare Fallantwort entsteht. Eine gute Antwort unterscheidet Beobachtung, Kausalannahme, Bewertung und Steuerungsfolge. Sie bewertet keine Menschen, sondern Wirkpfade, Zustandsveraenderungen, Risiken und institutionelle Bedingungen.</w:t>
-      </w:r>
-    </w:p>
-    <w:p>
-      <w:r>
-        <w:t>Pruefungsnahe Anwendung. Kernaussage zeigt, warum Wirkungsstrategie im Unternehmen mehr ist als ein Schlagwort im Feld Wirkpfade, Wirkungsempfaenger, Bewertung und Rueckkopplung. Die wirkungsoekonomische Frage lautet: Welche reale Veraenderung wird moeglich, welche bleibt nur Potenzial und wo entsteht ein Wirkungsrisiko? Diese Unterscheidung schuetzt vor Impact-Washing, weil sie Absicht, Aktivitaet, Reichweite und Wirkung auseinanderhaelt.</w:t>
-      </w:r>
-    </w:p>
-    <w:p>
-      <w:r>
-        <w:t>Eine Kommune, ein Unternehmen oder eine Bildungsorganisation will Wirkungsstrategie im Unternehmen praktisch anwenden. Der erste Schritt ist nicht die Auswahl eines Instruments, sondern die Klaerung der Zustandsveraenderung. Bei Kernaussage muss deshalb benannt werden, wer betroffen ist, welcher Zustand sich veraendert, welche Frist gilt und welche Gegenbeobachtung die Annahme widerlegen wuerde. Erst danach entsteht eine begruendete Entscheidung im Feld Strategie, Prozess, Budget, Verantwortlichkeit oder Kommunikationsregel.</w:t>
-      </w:r>
-    </w:p>
-    <w:p>
-      <w:r>
-        <w:t>Transfer in den WOE-Korpus. In WM-V8 muss Quelltext und fachliche Grundlegung immer mit Empfaengern gelesen werden. Wirkung entsteht nicht beim Sender, sondern an veraenderten Zustaenden von Menschen, Oekosystemen, Institutionen, Oeffentlichkeit oder kuenftigen Handlungsspielraeumen. Darum reicht es nicht, interne Aktivitaeten zu dokumentieren. Entscheidend ist, ob sich ein Zustand nachvollziehbar veraendert und ob diese Veraenderung im Referenzrahmen Mensch, Planet, Demokratie, SDGs, Agenda 2030 und SDG+ tragfaehig bewertet werden kann.</w:t>
-      </w:r>
-    </w:p>
-    <w:p>
-      <w:r>
-        <w:t>Ein Bericht behauptet, die Massnahme zu Wirkungsstrategie im Unternehmen sei erfolgreich. Die WOE-Lesart fragt bei Quelltext und fachliche Grundlegung nach belastbaren Nachweisen: Managementroutine, Stakeholder-Rueckmeldung, Prozessdaten, Entscheidungsprotokoll und Lernschleife. Wenn diese Nachweise fehlen, bleibt die Aussage Wirkungspotenzial oder Kommunikationsbehauptung. Sie kann wichtig sein, aber sie ist noch keine belegte Wirkung.</w:t>
-      </w:r>
-    </w:p>
-    <w:p>
-      <w:r>
-        <w:t>Grenzen der Aussage. Wissenschaftliche Anschlussfaehigkeit entsteht hier durch Quellenklarheit. Bei Einstieg / Wirkungsfrage werden interne WOE-Begriffe nicht als Ersatz fuer Belege benutzt, sondern mit Grundlagenwerk, WOE-Referenz, Glossar, Werkzeuge, Journal und externe Fachquellen verbunden. Wo die Datenlage offen bleibt, wird das offengelegt. Wo eine Aussage nur plausibel ist, bleibt sie als Wirkungspotenzial markiert. Wo ein Schaden eine rote Linie beruehrt, greift Nichtkompensation vor Durchschnittslogik.</w:t>
-      </w:r>
-    </w:p>
-    <w:p>
-      <w:r>
-        <w:t>In einer kontroversen Entscheidung wirkt Einstieg / Wirkungsfrage als Pruefpunkt fuer Ambivalenz. Ein Nutzen fuer eine Gruppe kann mit Risiken fuer andere Wirkungsempfaenger einhergehen. Das Skript verlangt deshalb, positive und negative Zustandsveraenderungen getrennt zu fuehren, bevor von positiver Netto-Wirkung gesprochen wird.</w:t>
-      </w:r>
-    </w:p>
-    <w:p>
-      <w:r>
-        <w:t>Kontrollfrage. Welche Entscheidung waere falsch, wenn Einstieg / Wirkungsfrage in WM-V8 missverstanden wird? Die Antwort muss mindestens eine Daten- oder Quellenannahme, eine betroffene Gruppe oder Schutzdimension, eine moegliche Nebenwirkung und einen Rueckkopplungsschritt nennen. Richtig ist nicht die lauteste Bewertung, sondern diejenige, die Begriff, Beleg und Steuerungsfolge zusammenhaelt.</w:t>
-      </w:r>
-    </w:p>
-    <w:p>
-      <w:r>
-        <w:t>Rueckfluss. Fuer den WOE-Korpus bedeutet das: Begriffe aus Wirkungsstrategie im Unternehmen sollten dort geschaerft werden, wo sie in Glossar, Werkzeugen, Journal oder Readern doppeldeutig bleiben. Offene Forschungsfragen werden nicht versteckt. Sie markieren die Stelle, an der spaetere Evidenz, ein besserer Datensatz oder eine praezisere Fallstudie die Bewertung veraendern kann.</w:t>
+        <w:t>Vertiefungsrunde 6: Anschluss an Praxis und Forschung</w:t>
+      </w:r>
+    </w:p>
+    <w:p>
+      <w:r>
+        <w:t>Diese Runde wechselt den Blickwinkel, damit der Schlussblock nicht nur wiederholt, sondern Leseentscheidungen vorbereitet: Was ist belegt, was bleibt Potenzial, welche Nebenwirkung ist relevant und welche Steuerungsfolge wird daraus abgeleitet?</w:t>
+      </w:r>
+    </w:p>
+    <w:p>
+      <w:r>
+        <w:t>Rueckflussnotiz. Begriffliche Präzision zeigt, warum Wirkungsstrategie im Unternehmen mehr ist als ein Schlagwort im Feld Wirkpfade, Wirkungsempfaenger, Bewertung und Rueckkopplung. Die wirkungsoekonomische Frage lautet: Welche reale Veraenderung wird moeglich, welche bleibt nur Potenzial und wo entsteht ein Wirkungsrisiko? Diese Unterscheidung schuetzt vor Impact-Washing, weil sie Absicht, Aktivitaet, Reichweite und Wirkung auseinanderhaelt.</w:t>
+      </w:r>
+    </w:p>
+    <w:p>
+      <w:r>
+        <w:t>Eine Kommune, ein Unternehmen oder eine Bildungsorganisation will Wirkungsstrategie im Unternehmen praktisch anwenden. Der erste Schritt ist nicht die Auswahl eines Instruments, sondern die Klaerung der Zustandsveraenderung. Bei Begriffliche Präzision muss deshalb benannt werden, wer betroffen ist, welcher Zustand sich veraendert, welche Frist gilt und welche Gegenbeobachtung die Annahme widerlegen wuerde. Erst danach entsteht eine begruendete Entscheidung im Feld Strategie, Prozess, Budget, Verantwortlichkeit oder Kommunikationsregel.</w:t>
+      </w:r>
+    </w:p>
+    <w:p>
+      <w:r>
+        <w:t>Fallpruefung. Wenn eine Kommune eine bestehende Massnahme neu priorisieren will, beginnt die Analyse bei Empfaengern, Wirkraum, Zeitraum und Datenquelle. Bei Begriffliche Präzision muss dann geklaert werden, ob Ressourcen umgeschichtet, Daten nacherhoben oder Zielkonflikte offengelegt werden. Eine tragfaehige Antwort benennt mindestens eine Quelle, eine offene Unsicherheit, eine moegliche Gegenbeobachtung und die Entscheidung, die nach der Bewertung geaendert wird.</w:t>
+      </w:r>
+    </w:p>
+    <w:p>
+      <w:r>
+        <w:t>Pruefungsimpuls. In WM-V8 muss Wirkpfad immer mit Empfaengern gelesen werden. Wirkung entsteht nicht beim Sender, sondern an veraenderten Zustaenden von Menschen, Oekosystemen, Institutionen, Oeffentlichkeit oder kuenftigen Handlungsspielraeumen. Darum reicht es nicht, interne Aktivitaeten zu dokumentieren. Entscheidend ist, ob sich ein Zustand nachvollziehbar veraendert und ob diese Veraenderung im Referenzrahmen Mensch, Planet, Demokratie, SDGs, Agenda 2030 und SDG+ tragfaehig bewertet werden kann.</w:t>
+      </w:r>
+    </w:p>
+    <w:p>
+      <w:r>
+        <w:t>Ein Bericht behauptet, die Massnahme zu Wirkungsstrategie im Unternehmen sei erfolgreich. Die WOE-Lesart fragt bei Wirkpfad nach belastbaren Nachweisen: Managementroutine, Stakeholder-Rueckmeldung, Prozessdaten, Entscheidungsprotokoll und Lernschleife. Wenn diese Nachweise fehlen, bleibt die Aussage Wirkungspotenzial oder Kommunikationsbehauptung. Sie kann wichtig sein, aber sie ist noch keine belegte Wirkung.</w:t>
+      </w:r>
+    </w:p>
+    <w:p>
+      <w:r>
+        <w:t>Fallpruefung. Wenn ein Unternehmen ein Produkt, einen Prozess oder eine Investition wirkungsbezogen bewerten will, beginnt die Analyse bei Empfaengern, Wirkraum, Zeitraum und Datenquelle. Bei Wirkpfad muss dann geklaert werden, welche Entscheidung nach der Bewertung tatsaechlich anders ausfaellt. Eine tragfaehige Antwort benennt mindestens eine Quelle, eine offene Unsicherheit, eine moegliche Gegenbeobachtung und die Entscheidung, die nach der Bewertung geaendert wird.</w:t>
+      </w:r>
+    </w:p>
+    <w:p>
+      <w:r>
+        <w:t>Fuer die Bewertung reicht kein Summenscore, der zentrale Schaeden mit bequemen Pluspunkten verrechnet. Nichtkompensation und Reverse Merit Order markieren, wo rote Linien, demokratische Grundbedingungen oder planetare Grenzen Vorrang vor Durchschnittslogik haben. So bleibt positive Netto-Wirkung eine anspruchsvolle Zielgroesse und wird nicht zur dekorativen Formel.</w:t>
       </w:r>
     </w:p>
     <w:p>

--- a/docs/studienskripte/word-rohfassungen/wirkungsmanagement-v8.docx
+++ b/docs/studienskripte/word-rohfassungen/wirkungsmanagement-v8.docx
@@ -3218,7 +3218,7 @@
     </w:p>
     <w:p>
       <w:r>
-        <w:t>Begriffliche Sicherung. Einleitung / Wirkungsfrage zeigt, warum Wirkungsstrategie im Unternehmen mehr ist als ein Schlagwort im Feld Wirkpfade, Wirkungsempfaenger, Bewertung und Rueckkopplung. Die wirkungsoekonomische Frage lautet: Welche reale Veraenderung wird moeglich, welche bleibt nur Potenzial und wo entsteht ein Wirkungsrisiko? Diese Unterscheidung schuetzt vor Impact-Washing, weil sie Absicht, Aktivitaet, Reichweite und Wirkung auseinanderhaelt.</w:t>
+        <w:t>Begriffliche Sicherung. Bei Einleitung / Wirkungsfrage wird Wirkungsstrategie im Unternehmen als Arbeitsfrage im Feld Wirkpfade, Wirkungsempfaenger, Bewertung und Rueckkopplung lesbar. Die wirkungsoekonomische Frage lautet: Welche reale Veraenderung wird moeglich, welche bleibt nur Potenzial und wo entsteht ein Wirkungsrisiko? Diese Unterscheidung schuetzt vor Impact-Washing, weil sie Absicht, Aktivitaet, Reichweite und Wirkung auseinanderhaelt.</w:t>
       </w:r>
     </w:p>
     <w:p>
@@ -3308,7 +3308,7 @@
     </w:p>
     <w:p>
       <w:r>
-        <w:t>Transferhinweis. Transferaufgabe zeigt, warum Wirkungsstrategie im Unternehmen mehr ist als ein Schlagwort im Feld Wirkpfade, Wirkungsempfaenger, Bewertung und Rueckkopplung. Die wirkungsoekonomische Frage lautet: Welche reale Veraenderung wird moeglich, welche bleibt nur Potenzial und wo entsteht ein Wirkungsrisiko? Diese Unterscheidung schuetzt vor Impact-Washing, weil sie Absicht, Aktivitaet, Reichweite und Wirkung auseinanderhaelt.</w:t>
+        <w:t>Transferhinweis. Bei Transferaufgabe wird Wirkungsstrategie im Unternehmen als Arbeitsfrage im Feld Wirkpfade, Wirkungsempfaenger, Bewertung und Rueckkopplung lesbar. Die wirkungsoekonomische Frage lautet: Welche reale Veraenderung wird moeglich, welche bleibt nur Potenzial und wo entsteht ein Wirkungsrisiko? Diese Unterscheidung schuetzt vor Impact-Washing, weil sie Absicht, Aktivitaet, Reichweite und Wirkung auseinanderhaelt.</w:t>
       </w:r>
     </w:p>
     <w:p>
@@ -3411,7 +3411,7 @@
     </w:p>
     <w:p>
       <w:r>
-        <w:t>Evidenzfenster. Leitthese zeigt, warum Wirkungsstrategie im Unternehmen mehr ist als ein Schlagwort im Feld Wirkpfade, Wirkungsempfaenger, Bewertung und Rueckkopplung. Die wirkungsoekonomische Frage lautet: Welche reale Veraenderung wird moeglich, welche bleibt nur Potenzial und wo entsteht ein Wirkungsrisiko? Diese Unterscheidung schuetzt vor Impact-Washing, weil sie Absicht, Aktivitaet, Reichweite und Wirkung auseinanderhaelt.</w:t>
+        <w:t>Evidenzfenster. Bei Leitthese wird Wirkungsstrategie im Unternehmen als Arbeitsfrage im Feld Wirkpfade, Wirkungsempfaenger, Bewertung und Rueckkopplung lesbar. Die wirkungsoekonomische Frage lautet: Welche reale Veraenderung wird moeglich, welche bleibt nur Potenzial und wo entsteht ein Wirkungsrisiko? Diese Unterscheidung schuetzt vor Impact-Washing, weil sie Absicht, Aktivitaet, Reichweite und Wirkung auseinanderhaelt.</w:t>
       </w:r>
     </w:p>
     <w:p>
@@ -3519,7 +3519,7 @@
     </w:p>
     <w:p>
       <w:r>
-        <w:t>Pruefungsimpuls. Prüfungsnahe Fallfragen ohne geschützte Antwortlogik zeigt, warum Wirkungsstrategie im Unternehmen mehr ist als ein Schlagwort im Feld Wirkpfade, Wirkungsempfaenger, Bewertung und Rueckkopplung. Die wirkungsoekonomische Frage lautet: Welche reale Veraenderung wird moeglich, welche bleibt nur Potenzial und wo entsteht ein Wirkungsrisiko? Diese Unterscheidung schuetzt vor Impact-Washing, weil sie Absicht, Aktivitaet, Reichweite und Wirkung auseinanderhaelt.</w:t>
+        <w:t>Pruefungsimpuls. Bei Prüfungsnahe Fallfragen ohne geschützte Antwortlogik wird Wirkungsstrategie im Unternehmen als Arbeitsfrage im Feld Wirkpfade, Wirkungsempfaenger, Bewertung und Rueckkopplung lesbar. Die wirkungsoekonomische Frage lautet: Welche reale Veraenderung wird moeglich, welche bleibt nur Potenzial und wo entsteht ein Wirkungsrisiko? Diese Unterscheidung schuetzt vor Impact-Washing, weil sie Absicht, Aktivitaet, Reichweite und Wirkung auseinanderhaelt.</w:t>
       </w:r>
     </w:p>
     <w:p>
@@ -3622,7 +3622,7 @@
     </w:p>
     <w:p>
       <w:r>
-        <w:t>Steuerungsfolge. Verantwortung über die Bilanz hinaus zeigt, warum Wirkungsstrategie im Unternehmen mehr ist als ein Schlagwort im Feld Wirkpfade, Wirkungsempfaenger, Bewertung und Rueckkopplung. Die wirkungsoekonomische Frage lautet: Welche reale Veraenderung wird moeglich, welche bleibt nur Potenzial und wo entsteht ein Wirkungsrisiko? Diese Unterscheidung schuetzt vor Impact-Washing, weil sie Absicht, Aktivitaet, Reichweite und Wirkung auseinanderhaelt.</w:t>
+        <w:t>Steuerungsfolge. Bei Verantwortung über die Bilanz hinaus wird Wirkungsstrategie im Unternehmen als Arbeitsfrage im Feld Wirkpfade, Wirkungsempfaenger, Bewertung und Rueckkopplung lesbar. Die wirkungsoekonomische Frage lautet: Welche reale Veraenderung wird moeglich, welche bleibt nur Potenzial und wo entsteht ein Wirkungsrisiko? Diese Unterscheidung schuetzt vor Impact-Washing, weil sie Absicht, Aktivitaet, Reichweite und Wirkung auseinanderhaelt.</w:t>
       </w:r>
     </w:p>
     <w:p>
@@ -3725,7 +3725,7 @@
     </w:p>
     <w:p>
       <w:r>
-        <w:t>Wirkpfadpruefung. Einstieg / Wirkungsfrage zeigt, warum Wirkungsstrategie im Unternehmen mehr ist als ein Schlagwort im Feld Wirkpfade, Wirkungsempfaenger, Bewertung und Rueckkopplung. Die wirkungsoekonomische Frage lautet: Welche reale Veraenderung wird moeglich, welche bleibt nur Potenzial und wo entsteht ein Wirkungsrisiko? Diese Unterscheidung schuetzt vor Impact-Washing, weil sie Absicht, Aktivitaet, Reichweite und Wirkung auseinanderhaelt.</w:t>
+        <w:t>Wirkpfadpruefung. Bei Einstieg / Wirkungsfrage wird Wirkungsstrategie im Unternehmen als Arbeitsfrage im Feld Wirkpfade, Wirkungsempfaenger, Bewertung und Rueckkopplung lesbar. Die wirkungsoekonomische Frage lautet: Welche reale Veraenderung wird moeglich, welche bleibt nur Potenzial und wo entsteht ein Wirkungsrisiko? Diese Unterscheidung schuetzt vor Impact-Washing, weil sie Absicht, Aktivitaet, Reichweite und Wirkung auseinanderhaelt.</w:t>
       </w:r>
     </w:p>
     <w:p>
@@ -3833,7 +3833,7 @@
     </w:p>
     <w:p>
       <w:r>
-        <w:t>Rueckflussnotiz. Begriffliche Präzision zeigt, warum Wirkungsstrategie im Unternehmen mehr ist als ein Schlagwort im Feld Wirkpfade, Wirkungsempfaenger, Bewertung und Rueckkopplung. Die wirkungsoekonomische Frage lautet: Welche reale Veraenderung wird moeglich, welche bleibt nur Potenzial und wo entsteht ein Wirkungsrisiko? Diese Unterscheidung schuetzt vor Impact-Washing, weil sie Absicht, Aktivitaet, Reichweite und Wirkung auseinanderhaelt.</w:t>
+        <w:t>Rueckflussnotiz. Bei Begriffliche Präzision wird Wirkungsstrategie im Unternehmen als Arbeitsfrage im Feld Wirkpfade, Wirkungsempfaenger, Bewertung und Rueckkopplung lesbar. Die wirkungsoekonomische Frage lautet: Welche reale Veraenderung wird moeglich, welche bleibt nur Potenzial und wo entsteht ein Wirkungsrisiko? Diese Unterscheidung schuetzt vor Impact-Washing, weil sie Absicht, Aktivitaet, Reichweite und Wirkung auseinanderhaelt.</w:t>
       </w:r>
     </w:p>
     <w:p>

--- a/docs/studienskripte/word-rohfassungen/wirkungsmanagement-v8.docx
+++ b/docs/studienskripte/word-rohfassungen/wirkungsmanagement-v8.docx
@@ -16,20 +16,7 @@
     </w:p>
     <w:p>
       <w:r>
-        <w:rPr>
-          <w:i/>
-        </w:rPr>
-        <w:t>Rohfassung fuer Claude / CI-CD-Finalisierung</w:t>
-      </w:r>
-    </w:p>
-    <w:p>
-      <w:r>
-        <w:t>Quelle: /Users/hagen/Documents/New project/content/studienskripte/wirkungsmanagement-v8.md</w:t>
-      </w:r>
-    </w:p>
-    <w:p>
-      <w:r>
-        <w:t>Track: Wirkungsmanagement Kurscode: wirkungsmanagement Vorlesungscode: WM-V8 Modul/Abschnitt: WM Titel: Wirkungsstrategie im Unternehmen Status: Studienskript V1 · fachlich finale Codex-Fassung, Claude-CI/CD-Satzfreigabe offen Quelle: woek-akademie-app/docs/lehrgaenge/wirkungsmanagement-v8-wirkungsstrategie.md Ablage: Markdown-Master in content/studienskripte/wirkungsmanagement-v8.md, Word-Rohfassung in docs/studienskripte/word-rohfassungen/wirkungsmanagement-v8.docx Wissensbasis: aktuelles Grundlagenwerk, Website-Korpus inklusive Journal, Akademie-Quelltexte, Glossar, interne Dossiers und externe Fachquellen</w:t>
+        <w:t>Track: Wirkungsmanagement Kurscode: wirkungsmanagement Vorlesungscode: WM-V8 Modul/Abschnitt: WM Titel: Wirkungsstrategie im Unternehmen Status: Studienskript V1. Wissensbasis: aktuelles Grundlagenwerk, Website-Korpus inklusive Journal, Akademie-Quelltexte, Glossar, interne Dossiers und externe Fachquellen</w:t>
       </w:r>
     </w:p>
     <w:p>
@@ -99,11 +86,6 @@
       </w:r>
     </w:p>
     <w:p>
-      <w:r>
-        <w:t>Dieses Studienskript ist die fachlich finale Codex-V1-Fassung fuer den Akademie-Reader und die oeffentliche Bibliothek. Claude uebernimmt danach Satz, CI/CD, PDF/Reader-Freigabe und die abschliessende Lektoratsabnahme.</w:t>
-      </w:r>
-    </w:p>
-    <w:p>
       <w:pPr>
         <w:pStyle w:val="Heading2"/>
       </w:pPr>
@@ -131,7 +113,7 @@
     </w:p>
     <w:p>
       <w:r>
-        <w:t>Track / Kurscode: wirkungsmanagement Vorlesungscode: WM-V8 Empfohlene Dauer: ~50 Min · Videolänge: ~15 Min Voraussetzung: WM-V7 Führende Quellen (Repo): source-assets/originals/WOeK_Begriffsleitfaden_fuehrend_v1.0.md (§5 Stufen 11–13) · docs/grundlagen/Wirkungsoekonomie_Kurzfassung_v1.1.md · Glossar begriffe/</w:t>
+        <w:t>Track / Kurscode: wirkungsmanagement Vorlesungscode: WM-V8 Empfohlene Dauer: ~50 Min · Videolänge: ~15 Min Voraussetzung: WM-V7 Führende Quellen (Repo): source-assets/originals/WOeK_Begriffsleitfaden_fuehrend_v1.0.md (§5 Stufen 11-13) · docs/grundlagen/Wirkungsoekonomie_Kurzfassung_v1.1.md · Glossar begriffe/</w:t>
       </w:r>
     </w:p>
     <w:p>
@@ -197,27 +179,27 @@
     </w:p>
     <w:p>
       <w:r>
-        <w:t>Abschnitt A – Was Strategie hier bedeutet. Nicht ein Dokument, sondern ein kohärenter Kurs: Welche positive Netto-Wirkung, über welche Wirkpfade, mit welcher Priorisierung, verankert in welchen Entscheidungen?</w:t>
-      </w:r>
-    </w:p>
-    <w:p>
-      <w:r>
-        <w:t>Abschnitt B – Zusammenführung. Die Strategie integriert V2–V7: Empfänger/Wirkpfade, Ziele/Logik, Priorisierung, Potenzial/Risiko, Kultur.</w:t>
-      </w:r>
-    </w:p>
-    <w:p>
-      <w:r>
-        <w:t>Abschnitt C – Rückkopplung. Ohne Wirkungslenkung (Rückführung in Preise, Investitionen, Beschaffung, Ziele) bleibt Strategie Papier. Reporting ≠ Rückkopplung gilt auch hier.</w:t>
-      </w:r>
-    </w:p>
-    <w:p>
-      <w:r>
-        <w:t>Abschnitt D – Wirkungsarchitektur. Die Strategie braucht ein Gerüst aus Rollen, Regeln, Daten und Lernschleifen – die Wirkungsarchitektur der Organisation.</w:t>
-      </w:r>
-    </w:p>
-    <w:p>
-      <w:r>
-        <w:t>Abschnitt E – Ergebnis. Ein Wirkungs-Canvas fasst die Strategie zusammen und leitet in Kommunikation (V9) und Umsetzung (V10) über.</w:t>
+        <w:t>Abschnitt A - Was Strategie hier bedeutet. Nicht ein Dokument, sondern ein kohärenter Kurs: Welche positive Netto-Wirkung, über welche Wirkpfade, mit welcher Priorisierung, verankert in welchen Entscheidungen?</w:t>
+      </w:r>
+    </w:p>
+    <w:p>
+      <w:r>
+        <w:t>Abschnitt B - Zusammenführung. Die Strategie integriert V2-V7: Empfänger/Wirkpfade, Ziele/Logik, Priorisierung, Potenzial/Risiko, Kultur.</w:t>
+      </w:r>
+    </w:p>
+    <w:p>
+      <w:r>
+        <w:t>Abschnitt C - Rückkopplung. Ohne Wirkungslenkung (Rückführung in Preise, Investitionen, Beschaffung, Ziele) bleibt Strategie Papier. Reporting ≠ Rückkopplung gilt auch hier.</w:t>
+      </w:r>
+    </w:p>
+    <w:p>
+      <w:r>
+        <w:t>Abschnitt D - Wirkungsarchitektur. Die Strategie braucht ein Gerüst aus Rollen, Regeln, Daten und Lernschleifen - die Wirkungsarchitektur der Organisation.</w:t>
+      </w:r>
+    </w:p>
+    <w:p>
+      <w:r>
+        <w:t>Abschnitt E - Ergebnis. Ein Wirkungs-Canvas fasst die Strategie zusammen und leitet in Kommunikation (V9) und Umsetzung (V10) über.</w:t>
       </w:r>
     </w:p>
     <w:p>
@@ -230,7 +212,7 @@
     </w:p>
     <w:p>
       <w:r>
-        <w:t>Wirkungsstrategie ist ein kohärenter Kurs, kein Dokument. Sie beantwortet zusammenhängend: Welche positive Netto-Wirkung streben wir an (V3), bei welchen Wirkungsempfängern über welche Wirkpfade (V2), was hat Vorrang (V4), welche Potenziale/Risiken steuern wir (V5–V6), und wie ist das in Führung/Kultur verankert (V7)?</w:t>
+        <w:t>Wirkungsstrategie ist ein kohärenter Kurs, kein Dokument. Sie beantwortet zusammenhängend: Welche positive Netto-Wirkung streben wir an (V3), bei welchen Wirkungsempfängern über welche Wirkpfade (V2), was hat Vorrang (V4), welche Potenziale/Risiken steuern wir (V5-V6), und wie ist das in Führung/Kultur verankert (V7)?</w:t>
       </w:r>
     </w:p>
     <w:p>
@@ -240,7 +222,7 @@
     </w:p>
     <w:p>
       <w:r>
-        <w:t>Wirkungsarchitektur als Gerüst. Damit die Strategie trägt, braucht die Organisation ein Gerüst: Rollen (wer entscheidet über kritische Wirkungsfelder?), Regeln (welche Entscheidungen brauchen eine Wirkungsprüfung?), Daten (woher kommen Wirkungsdaten – Anschluss an Lehrgang 2) und Lernschleifen (wie wird nachgesteuert?). Das ist die Wirkungsarchitektur der Organisation (Grundlagen V5, Stufe 13).</w:t>
+        <w:t>Wirkungsarchitektur als Gerüst. Damit die Strategie trägt, braucht die Organisation ein Gerüst: Rollen (wer entscheidet über kritische Wirkungsfelder?), Regeln (welche Entscheidungen brauchen eine Wirkungsprüfung?), Daten (woher kommen Wirkungsdaten - Anschluss an Lehrgang 2) und Lernschleifen (wie wird nachgesteuert?). Das ist die Wirkungsarchitektur der Organisation (Grundlagen V5, Stufe 13).</w:t>
       </w:r>
     </w:p>
     <w:p>
@@ -342,7 +324,7 @@
           </w:tcPr>
           <w:p>
             <w:r>
-              <w:t>_(noch keine Seite – ggf. anlegen)_</w:t>
+              <w:t>_(noch keine Seite - ggf. anlegen)_</w:t>
             </w:r>
           </w:p>
         </w:tc>
@@ -493,7 +475,7 @@
         <w:pStyle w:val="ListBullet"/>
       </w:pPr>
       <w:r>
-        <w:t>A) Durch Veröffentlichung B) Durch Wirkungslenkung – Rückführung der Bewertung in Entscheidungen C) Durch mehr Reichweite D) Durch mehr Berichte</w:t>
+        <w:t>A) Durch Veröffentlichung B) Durch Wirkungslenkung - Rückführung der Bewertung in Entscheidungen C) Durch mehr Reichweite D) Durch mehr Berichte</w:t>
       </w:r>
     </w:p>
     <w:p>
@@ -556,7 +538,7 @@
         <w:pStyle w:val="ListBullet"/>
       </w:pPr>
       <w:r>
-        <w:t>A) Nein B) Ja – ohne Rückkopplung bleibt Strategie folgenlos C) Nur im Controlling D) Nur bei großen Firmen</w:t>
+        <w:t>A) Nein B) Ja - ohne Rückkopplung bleibt Strategie folgenlos C) Nur im Controlling D) Nur bei großen Firmen</w:t>
       </w:r>
     </w:p>
     <w:p>
@@ -611,7 +593,7 @@
     </w:p>
     <w:p>
       <w:r>
-        <w:t>Strategie mit Rückkopplung. Ein Mittelständler verankert in der Investitionsrichtlinie: Kein Investitionsantrag ohne Prüfung des kritischen Wirkungsfelds; ein sehr schwacher Wert blockiert die Freigabe (Reverse Merit Order). Damit ist die Wirkungsstrategie in einer echten Entscheidungsroutine verankert – nicht nur im Bericht.</w:t>
+        <w:t>Strategie mit Rückkopplung. Ein Mittelständler verankert in der Investitionsrichtlinie: Kein Investitionsantrag ohne Prüfung des kritischen Wirkungsfelds; ein sehr schwacher Wert blockiert die Freigabe (Reverse Merit Order). Damit ist die Wirkungsstrategie in einer echten Entscheidungsroutine verankert - nicht nur im Bericht.</w:t>
       </w:r>
     </w:p>
     <w:p>
@@ -620,11 +602,6 @@
       </w:pPr>
       <w:r>
         <w:t>V1-Finalisierung: Vertiefung, Anwendung und Evidenz</w:t>
-      </w:r>
-    </w:p>
-    <w:p>
-      <w:r>
-        <w:t>Dieses Studienskript ist die fachlich finale Codex-V1-Fassung fuer den Akademie-Reader und die oeffentliche Bibliothek. Claude uebernimmt danach Satz, CI/CD, PDF/Reader-Freigabe und die abschliessende Lektoratsabnahme.</w:t>
       </w:r>
     </w:p>
     <w:p>
@@ -1227,11 +1204,6 @@
       </w:r>
     </w:p>
     <w:p>
-      <w:r>
-        <w:t>Diese Finalisierung schliesst die Codex-Inhaltsproduktion fuer WM-V8. Offen bleibt nicht der fachliche Kern des Skripts, sondern der naechste Produktionsschritt: Claude setzt daraus die CI/CD-konforme Reader- und PDF-Fassung, prueft Satz, Umbrueche, Medienintegration und Lektorat und markiert erst danach die veroeffentlichte Fassung als freigegeben.</w:t>
-      </w:r>
-    </w:p>
-    <w:p>
       <w:pPr>
         <w:pStyle w:val="Heading2"/>
       </w:pPr>
@@ -1244,7 +1216,7 @@
         <w:pStyle w:val="ListBullet"/>
       </w:pPr>
       <w:r>
-        <w:t>source-assets/originals/WOeK_Begriffsleitfaden_fuehrend_v1.0.md – §5 Stufen 11–13</w:t>
+        <w:t>source-assets/originals/WOeK_Begriffsleitfaden_fuehrend_v1.0.md - §5 Stufen 11-13</w:t>
       </w:r>
     </w:p>
     <w:p>
@@ -1726,7 +1698,7 @@
         <w:pStyle w:val="ListBullet"/>
       </w:pPr>
       <w:r>
-        <w:t>A) Durch Veröffentlichung B) Durch Wirkungslenkung – Rückführung der Bewertung in Entscheidungen C) Durch mehr Reichweite D) Durch mehr Berichte</w:t>
+        <w:t>A) Durch Veröffentlichung B) Durch Wirkungslenkung - Rückführung der Bewertung in Entscheidungen C) Durch mehr Reichweite D) Durch mehr Berichte</w:t>
       </w:r>
     </w:p>
     <w:p>
@@ -1789,7 +1761,7 @@
         <w:pStyle w:val="ListBullet"/>
       </w:pPr>
       <w:r>
-        <w:t>A) Nein B) Ja – ohne Rückkopplung bleibt Strategie folgenlos C) Nur im Controlling D) Nur bei großen Firmen</w:t>
+        <w:t>A) Nein B) Ja - ohne Rückkopplung bleibt Strategie folgenlos C) Nur im Controlling D) Nur bei großen Firmen</w:t>
       </w:r>
     </w:p>
     <w:p>
@@ -1915,7 +1887,7 @@
           </w:tcPr>
           <w:p>
             <w:r>
-              <w:t>_(noch keine Seite – ggf. anlegen)_</w:t>
+              <w:t>_(noch keine Seite - ggf. anlegen)_</w:t>
             </w:r>
           </w:p>
         </w:tc>
@@ -2033,11 +2005,6 @@
       </w:pPr>
       <w:r>
         <w:t>7. Tiefenskript-Erweiterung Sprint 8</w:t>
-      </w:r>
-    </w:p>
-    <w:p>
-      <w:r>
-        <w:t>Status dieser Erweiterung: V1-finalisierte Codex-Erweiterung fuer Markdown-Master, Word-Rohfassung und Reader-Spiegel. Satz, Medienintegration, Lektorat und PDF-Freigabe bleiben der Claude-CI/CD-Lane vorbehalten.</w:t>
       </w:r>
     </w:p>
     <w:p>
@@ -3470,7 +3437,7 @@
         <w:pStyle w:val="ListBullet"/>
       </w:pPr>
       <w:r>
-        <w:t>woek-akademie-app/docs/lehrgaenge/wirkungsmanagement-v8-wirkungsstrategie.md — unmittelbarer Akademie-Quelltext dieser V1-Fassung.</w:t>
+        <w:t>woek-akademie-app/docs/lehrgaenge/wirkungsmanagement-v8-wirkungsstrategie.md - unmittelbarer Akademie-Quelltext dieser V1-Fassung.</w:t>
       </w:r>
     </w:p>
     <w:p>
@@ -3478,7 +3445,7 @@
         <w:pStyle w:val="ListBullet"/>
       </w:pPr>
       <w:r>
-        <w:t>assets/pdf/die-neue-ordnung-des-wohlstands.pdf und buch.html — aktuelles Grundlagenwerk.</w:t>
+        <w:t>assets/pdf/die-neue-ordnung-des-wohlstands.pdf und buch.html - aktuelles Grundlagenwerk.</w:t>
       </w:r>
     </w:p>
     <w:p>
@@ -3487,22 +3454,6 @@
       </w:pPr>
       <w:r>
         <w:t>Website-Korpus: Referenz, Wirkungsfelder, Werkzeuge, Glossar, Bibliothek und Journal.</w:t>
-      </w:r>
-    </w:p>
-    <w:p>
-      <w:pPr>
-        <w:pStyle w:val="ListBullet"/>
-      </w:pPr>
-      <w:r>
-        <w:t>docs/CODEX-HANDOFF-studienskripte.md — Produktionsstandard.</w:t>
-      </w:r>
-    </w:p>
-    <w:p>
-      <w:pPr>
-        <w:pStyle w:val="ListBullet"/>
-      </w:pPr>
-      <w:r>
-        <w:t>docs/CODEX-HANDOFF-pruefungen.md — geschützte Prüfungs- und Antwortlogik.</w:t>
       </w:r>
     </w:p>
     <w:p>
